--- a/projet/Compte_Rendu_LEPAGE_SCHELTIEN.docx
+++ b/projet/Compte_Rendu_LEPAGE_SCHELTIEN.docx
@@ -4,7 +4,7 @@
   <w:body>
     <w:p>
       <w:pPr>
-        <w:pStyle w:val="Sansinterligne"/>
+        <w:pStyle w:val="NoSpacing"/>
       </w:pPr>
       <w:r>
         <w:t>SCHELTIEN Mattéo</w:t>
@@ -43,7 +43,7 @@
     </w:p>
     <w:p>
       <w:pPr>
-        <w:pStyle w:val="Sansinterligne"/>
+        <w:pStyle w:val="NoSpacing"/>
       </w:pPr>
       <w:r>
         <w:t>LEPAGE Thomas</w:t>
@@ -51,17 +51,17 @@
     </w:p>
     <w:p>
       <w:pPr>
-        <w:pStyle w:val="Sansinterligne"/>
-      </w:pPr>
-    </w:p>
-    <w:p>
-      <w:pPr>
-        <w:pStyle w:val="Sansinterligne"/>
-      </w:pPr>
-    </w:p>
-    <w:p>
-      <w:pPr>
-        <w:pStyle w:val="Sansinterligne"/>
+        <w:pStyle w:val="NoSpacing"/>
+      </w:pPr>
+    </w:p>
+    <w:p>
+      <w:pPr>
+        <w:pStyle w:val="NoSpacing"/>
+      </w:pPr>
+    </w:p>
+    <w:p>
+      <w:pPr>
+        <w:pStyle w:val="NoSpacing"/>
         <w:ind w:left="708"/>
         <w:rPr>
           <w:b/>
@@ -96,17 +96,17 @@
     </w:p>
     <w:p>
       <w:pPr>
-        <w:pStyle w:val="Sansinterligne"/>
-      </w:pPr>
-    </w:p>
-    <w:p>
-      <w:pPr>
-        <w:pStyle w:val="Sansinterligne"/>
-      </w:pPr>
-    </w:p>
-    <w:p>
-      <w:pPr>
-        <w:pStyle w:val="Sansinterligne"/>
+        <w:pStyle w:val="NoSpacing"/>
+      </w:pPr>
+    </w:p>
+    <w:p>
+      <w:pPr>
+        <w:pStyle w:val="NoSpacing"/>
+      </w:pPr>
+    </w:p>
+    <w:p>
+      <w:pPr>
+        <w:pStyle w:val="NoSpacing"/>
         <w:rPr>
           <w:b/>
           <w:bCs/>
@@ -124,12 +124,12 @@
     </w:p>
     <w:p>
       <w:pPr>
-        <w:pStyle w:val="Sansinterligne"/>
-      </w:pPr>
-    </w:p>
-    <w:p>
-      <w:pPr>
-        <w:pStyle w:val="Sansinterligne"/>
+        <w:pStyle w:val="NoSpacing"/>
+      </w:pPr>
+    </w:p>
+    <w:p>
+      <w:pPr>
+        <w:pStyle w:val="NoSpacing"/>
       </w:pPr>
       <w:r>
         <w:t>Dans ce projet, nous avons dû représenter un graphe orienté et calculer les plus courts chemins</w:t>
@@ -140,12 +140,12 @@
     </w:p>
     <w:p>
       <w:pPr>
-        <w:pStyle w:val="Sansinterligne"/>
-      </w:pPr>
-    </w:p>
-    <w:p>
-      <w:pPr>
-        <w:pStyle w:val="Sansinterligne"/>
+        <w:pStyle w:val="NoSpacing"/>
+      </w:pPr>
+    </w:p>
+    <w:p>
+      <w:pPr>
+        <w:pStyle w:val="NoSpacing"/>
       </w:pPr>
       <w:r>
         <w:t>Nous représentons nos graphes sous formes de liste d’adjacence, dans laquelle chaque sommet est une chaine de caractères, accompagné de son poids / cout.</w:t>
@@ -153,17 +153,17 @@
     </w:p>
     <w:p>
       <w:pPr>
-        <w:pStyle w:val="Sansinterligne"/>
-      </w:pPr>
-    </w:p>
-    <w:p>
-      <w:pPr>
-        <w:pStyle w:val="Sansinterligne"/>
-      </w:pPr>
-    </w:p>
-    <w:p>
-      <w:pPr>
-        <w:pStyle w:val="Sansinterligne"/>
+        <w:pStyle w:val="NoSpacing"/>
+      </w:pPr>
+    </w:p>
+    <w:p>
+      <w:pPr>
+        <w:pStyle w:val="NoSpacing"/>
+      </w:pPr>
+    </w:p>
+    <w:p>
+      <w:pPr>
+        <w:pStyle w:val="NoSpacing"/>
         <w:rPr>
           <w:b/>
           <w:bCs/>
@@ -181,7 +181,7 @@
     </w:p>
     <w:p>
       <w:pPr>
-        <w:pStyle w:val="Sansinterligne"/>
+        <w:pStyle w:val="NoSpacing"/>
         <w:rPr>
           <w:u w:val="single"/>
         </w:rPr>
@@ -189,20 +189,27 @@
     </w:p>
     <w:p>
       <w:pPr>
-        <w:pStyle w:val="Sansinterligne"/>
-      </w:pPr>
-      <w:r>
-        <w:t xml:space="preserve">Arc : </w:t>
-      </w:r>
-    </w:p>
-    <w:p>
-      <w:pPr>
-        <w:pStyle w:val="Sansinterligne"/>
-      </w:pPr>
-    </w:p>
-    <w:p>
-      <w:pPr>
-        <w:pStyle w:val="Sansinterligne"/>
+        <w:pStyle w:val="NoSpacing"/>
+      </w:pPr>
+      <w:r>
+        <w:rPr>
+          <w:b/>
+          <w:bCs/>
+        </w:rPr>
+        <w:t>Arc</w:t>
+      </w:r>
+      <w:r>
+        <w:t xml:space="preserve"> : </w:t>
+      </w:r>
+    </w:p>
+    <w:p>
+      <w:pPr>
+        <w:pStyle w:val="NoSpacing"/>
+      </w:pPr>
+    </w:p>
+    <w:p>
+      <w:pPr>
+        <w:pStyle w:val="NoSpacing"/>
       </w:pPr>
       <w:r>
         <w:t>La classe représente un arc du graphe.</w:t>
@@ -210,7 +217,7 @@
     </w:p>
     <w:p>
       <w:pPr>
-        <w:pStyle w:val="Sansinterligne"/>
+        <w:pStyle w:val="NoSpacing"/>
       </w:pPr>
       <w:r>
         <w:t>Elle a comme attribut</w:t>
@@ -224,12 +231,12 @@
     </w:p>
     <w:p>
       <w:pPr>
-        <w:pStyle w:val="Sansinterligne"/>
-      </w:pPr>
-    </w:p>
-    <w:p>
-      <w:pPr>
-        <w:pStyle w:val="Sansinterligne"/>
+        <w:pStyle w:val="NoSpacing"/>
+      </w:pPr>
+    </w:p>
+    <w:p>
+      <w:pPr>
+        <w:pStyle w:val="NoSpacing"/>
         <w:numPr>
           <w:ilvl w:val="0"/>
           <w:numId w:val="5"/>
@@ -243,12 +250,24 @@
       <w:proofErr w:type="spellEnd"/>
       <w:proofErr w:type="gramEnd"/>
       <w:r>
-        <w:t>, un string qui représente le nœud cible de l’arc</w:t>
-      </w:r>
-    </w:p>
-    <w:p>
-      <w:pPr>
-        <w:pStyle w:val="Sansinterligne"/>
+        <w:t>, un</w:t>
+      </w:r>
+      <w:r>
+        <w:t>e</w:t>
+      </w:r>
+      <w:r>
+        <w:t xml:space="preserve"> </w:t>
+      </w:r>
+      <w:r>
+        <w:t xml:space="preserve">chaine de caractère </w:t>
+      </w:r>
+      <w:r>
+        <w:t>qui représente le nœud cible de l’arc</w:t>
+      </w:r>
+    </w:p>
+    <w:p>
+      <w:pPr>
+        <w:pStyle w:val="NoSpacing"/>
         <w:numPr>
           <w:ilvl w:val="0"/>
           <w:numId w:val="5"/>
@@ -262,26 +281,30 @@
       <w:r>
         <w:t xml:space="preserve">, un </w:t>
       </w:r>
-      <w:proofErr w:type="spellStart"/>
-      <w:r>
-        <w:t>int</w:t>
-      </w:r>
-      <w:proofErr w:type="spellEnd"/>
+      <w:r>
+        <w:t>entier</w:t>
+      </w:r>
       <w:r>
         <w:t xml:space="preserve"> qui représente le poids / cout de l’arc</w:t>
       </w:r>
     </w:p>
     <w:p>
       <w:pPr>
-        <w:pStyle w:val="Sansinterligne"/>
-      </w:pPr>
-    </w:p>
-    <w:p>
-      <w:pPr>
-        <w:pStyle w:val="Sansinterligne"/>
-      </w:pPr>
-      <w:r>
-        <w:t>Elle a comme méthode</w:t>
+        <w:pStyle w:val="NoSpacing"/>
+      </w:pPr>
+    </w:p>
+    <w:p>
+      <w:pPr>
+        <w:pStyle w:val="NoSpacing"/>
+      </w:pPr>
+      <w:r>
+        <w:t xml:space="preserve">Elle a comme </w:t>
+      </w:r>
+      <w:r>
+        <w:t xml:space="preserve">contient un constructeur et ces </w:t>
+      </w:r>
+      <w:r>
+        <w:t>méthode</w:t>
       </w:r>
       <w:r>
         <w:t>s</w:t>
@@ -292,7 +315,7 @@
     </w:p>
     <w:p>
       <w:pPr>
-        <w:pStyle w:val="Sansinterligne"/>
+        <w:pStyle w:val="NoSpacing"/>
         <w:numPr>
           <w:ilvl w:val="0"/>
           <w:numId w:val="5"/>
@@ -300,16 +323,16 @@
       </w:pPr>
       <w:proofErr w:type="gramStart"/>
       <w:r>
-        <w:t>un</w:t>
+        <w:t>deux</w:t>
       </w:r>
       <w:proofErr w:type="gramEnd"/>
       <w:r>
-        <w:t xml:space="preserve"> constructeur</w:t>
-      </w:r>
-    </w:p>
-    <w:p>
-      <w:pPr>
-        <w:pStyle w:val="Sansinterligne"/>
+        <w:t xml:space="preserve"> getters, un pour le poids et un pour le nœud cible</w:t>
+      </w:r>
+    </w:p>
+    <w:p>
+      <w:pPr>
+        <w:pStyle w:val="NoSpacing"/>
         <w:numPr>
           <w:ilvl w:val="0"/>
           <w:numId w:val="5"/>
@@ -317,123 +340,138 @@
       </w:pPr>
       <w:proofErr w:type="gramStart"/>
       <w:r>
-        <w:t>deux</w:t>
+        <w:t>une</w:t>
       </w:r>
       <w:proofErr w:type="gramEnd"/>
       <w:r>
-        <w:t xml:space="preserve"> getters, un pour le poids et un pour le nœud cible</w:t>
-      </w:r>
-    </w:p>
-    <w:p>
-      <w:pPr>
-        <w:pStyle w:val="Sansinterligne"/>
+        <w:t xml:space="preserve"> méthode </w:t>
+      </w:r>
+      <w:proofErr w:type="spellStart"/>
+      <w:proofErr w:type="gramStart"/>
+      <w:r>
+        <w:t>toString</w:t>
+      </w:r>
+      <w:proofErr w:type="spellEnd"/>
+      <w:r>
+        <w:t>(</w:t>
+      </w:r>
+      <w:proofErr w:type="gramEnd"/>
+      <w:r>
+        <w:t>) : String</w:t>
+      </w:r>
+    </w:p>
+    <w:p>
+      <w:pPr>
+        <w:pStyle w:val="NoSpacing"/>
+        <w:ind w:left="720"/>
+      </w:pPr>
+    </w:p>
+    <w:p>
+      <w:pPr>
+        <w:pStyle w:val="NoSpacing"/>
+      </w:pPr>
+    </w:p>
+    <w:p>
+      <w:pPr>
+        <w:pStyle w:val="NoSpacing"/>
+      </w:pPr>
+      <w:r>
+        <w:rPr>
+          <w:b/>
+          <w:bCs/>
+        </w:rPr>
+        <w:t>Arcs</w:t>
+      </w:r>
+      <w:r>
+        <w:t> :</w:t>
+      </w:r>
+    </w:p>
+    <w:p>
+      <w:pPr>
+        <w:pStyle w:val="NoSpacing"/>
+      </w:pPr>
+    </w:p>
+    <w:p>
+      <w:pPr>
+        <w:pStyle w:val="NoSpacing"/>
+      </w:pPr>
+      <w:r>
+        <w:t>La classe représente une liste d’Arc</w:t>
+      </w:r>
+    </w:p>
+    <w:p>
+      <w:pPr>
+        <w:pStyle w:val="NoSpacing"/>
+      </w:pPr>
+      <w:r>
+        <w:t>Elle a comme attributs :</w:t>
+      </w:r>
+    </w:p>
+    <w:p>
+      <w:pPr>
+        <w:pStyle w:val="NoSpacing"/>
+      </w:pPr>
+    </w:p>
+    <w:p>
+      <w:pPr>
+        <w:pStyle w:val="NoSpacing"/>
         <w:numPr>
           <w:ilvl w:val="0"/>
           <w:numId w:val="5"/>
         </w:numPr>
       </w:pPr>
+      <w:proofErr w:type="spellStart"/>
       <w:proofErr w:type="gramStart"/>
       <w:r>
-        <w:t>une</w:t>
-      </w:r>
+        <w:t>listeArcs</w:t>
+      </w:r>
+      <w:proofErr w:type="spellEnd"/>
       <w:proofErr w:type="gramEnd"/>
       <w:r>
-        <w:t xml:space="preserve"> méthode </w:t>
+        <w:t xml:space="preserve">, une </w:t>
       </w:r>
       <w:proofErr w:type="spellStart"/>
       <w:r>
-        <w:t>toString</w:t>
+        <w:t>arrayList</w:t>
       </w:r>
       <w:proofErr w:type="spellEnd"/>
-    </w:p>
-    <w:p>
-      <w:pPr>
-        <w:pStyle w:val="Sansinterligne"/>
-        <w:ind w:left="720"/>
-      </w:pPr>
-    </w:p>
-    <w:p>
-      <w:pPr>
-        <w:pStyle w:val="Sansinterligne"/>
-      </w:pPr>
-    </w:p>
-    <w:p>
-      <w:pPr>
-        <w:pStyle w:val="Sansinterligne"/>
-      </w:pPr>
-      <w:r>
-        <w:t>Arcs :</w:t>
-      </w:r>
-    </w:p>
-    <w:p>
-      <w:pPr>
-        <w:pStyle w:val="Sansinterligne"/>
-      </w:pPr>
-    </w:p>
-    <w:p>
-      <w:pPr>
-        <w:pStyle w:val="Sansinterligne"/>
-      </w:pPr>
-      <w:r>
-        <w:t>La classe représente une liste d’Arc</w:t>
-      </w:r>
-    </w:p>
-    <w:p>
-      <w:pPr>
-        <w:pStyle w:val="Sansinterligne"/>
-      </w:pPr>
-      <w:r>
-        <w:t>Elle a comme attributs :</w:t>
-      </w:r>
-    </w:p>
-    <w:p>
-      <w:pPr>
-        <w:pStyle w:val="Sansinterligne"/>
-      </w:pPr>
-    </w:p>
-    <w:p>
-      <w:pPr>
-        <w:pStyle w:val="Sansinterligne"/>
+      <w:r>
+        <w:t xml:space="preserve"> qui contient chaque Arc</w:t>
+      </w:r>
+    </w:p>
+    <w:p>
+      <w:pPr>
+        <w:pStyle w:val="NoSpacing"/>
+      </w:pPr>
+    </w:p>
+    <w:p>
+      <w:pPr>
+        <w:pStyle w:val="NoSpacing"/>
+      </w:pPr>
+      <w:r>
+        <w:t>Elle a comme méthodes :</w:t>
+      </w:r>
+    </w:p>
+    <w:p>
+      <w:pPr>
+        <w:pStyle w:val="NoSpacing"/>
         <w:numPr>
           <w:ilvl w:val="0"/>
           <w:numId w:val="5"/>
         </w:numPr>
       </w:pPr>
-      <w:proofErr w:type="spellStart"/>
       <w:proofErr w:type="gramStart"/>
       <w:r>
-        <w:t>listeArcs</w:t>
-      </w:r>
-      <w:proofErr w:type="spellEnd"/>
+        <w:t>un</w:t>
+      </w:r>
       <w:proofErr w:type="gramEnd"/>
       <w:r>
-        <w:t xml:space="preserve">, une </w:t>
-      </w:r>
-      <w:proofErr w:type="spellStart"/>
-      <w:r>
-        <w:t>arrayList</w:t>
-      </w:r>
-      <w:proofErr w:type="spellEnd"/>
-      <w:r>
-        <w:t xml:space="preserve"> qui représente contient chaque Arc</w:t>
-      </w:r>
-    </w:p>
-    <w:p>
-      <w:pPr>
-        <w:pStyle w:val="Sansinterligne"/>
-      </w:pPr>
-    </w:p>
-    <w:p>
-      <w:pPr>
-        <w:pStyle w:val="Sansinterligne"/>
-      </w:pPr>
-      <w:r>
-        <w:t>Elle a comme méthodes :</w:t>
-      </w:r>
-    </w:p>
-    <w:p>
-      <w:pPr>
-        <w:pStyle w:val="Sansinterligne"/>
+        <w:t xml:space="preserve"> constructeur vide</w:t>
+      </w:r>
+    </w:p>
+    <w:p>
+      <w:pPr>
+        <w:pStyle w:val="NoSpacing"/>
         <w:numPr>
           <w:ilvl w:val="0"/>
           <w:numId w:val="5"/>
@@ -441,16 +479,16 @@
       </w:pPr>
       <w:proofErr w:type="gramStart"/>
       <w:r>
-        <w:t>un</w:t>
+        <w:t>une</w:t>
       </w:r>
       <w:proofErr w:type="gramEnd"/>
       <w:r>
-        <w:t xml:space="preserve"> constructeur vide</w:t>
-      </w:r>
-    </w:p>
-    <w:p>
-      <w:pPr>
-        <w:pStyle w:val="Sansinterligne"/>
+        <w:t xml:space="preserve"> méthode d’ajout d’Arc à la liste</w:t>
+      </w:r>
+    </w:p>
+    <w:p>
+      <w:pPr>
+        <w:pStyle w:val="NoSpacing"/>
         <w:numPr>
           <w:ilvl w:val="0"/>
           <w:numId w:val="5"/>
@@ -458,16 +496,16 @@
       </w:pPr>
       <w:proofErr w:type="gramStart"/>
       <w:r>
-        <w:t>une</w:t>
+        <w:t>un</w:t>
       </w:r>
       <w:proofErr w:type="gramEnd"/>
       <w:r>
-        <w:t xml:space="preserve"> méthode d’ajout d’Arc à la liste</w:t>
-      </w:r>
-    </w:p>
-    <w:p>
-      <w:pPr>
-        <w:pStyle w:val="Sansinterligne"/>
+        <w:t xml:space="preserve"> getter</w:t>
+      </w:r>
+    </w:p>
+    <w:p>
+      <w:pPr>
+        <w:pStyle w:val="NoSpacing"/>
         <w:numPr>
           <w:ilvl w:val="0"/>
           <w:numId w:val="5"/>
@@ -479,128 +517,172 @@
       </w:r>
       <w:proofErr w:type="gramEnd"/>
       <w:r>
-        <w:t xml:space="preserve"> getter</w:t>
-      </w:r>
-    </w:p>
-    <w:p>
-      <w:pPr>
-        <w:pStyle w:val="Sansinterligne"/>
+        <w:t xml:space="preserve"> </w:t>
+      </w:r>
+      <w:proofErr w:type="spellStart"/>
+      <w:r>
+        <w:t>toString</w:t>
+      </w:r>
+      <w:proofErr w:type="spellEnd"/>
+    </w:p>
+    <w:p>
+      <w:pPr>
+        <w:pStyle w:val="NoSpacing"/>
+      </w:pPr>
+    </w:p>
+    <w:p>
+      <w:pPr>
+        <w:pStyle w:val="NoSpacing"/>
+      </w:pPr>
+    </w:p>
+    <w:p>
+      <w:pPr>
+        <w:pStyle w:val="NoSpacing"/>
+      </w:pPr>
+    </w:p>
+    <w:p>
+      <w:pPr>
+        <w:pStyle w:val="NoSpacing"/>
+      </w:pPr>
+    </w:p>
+    <w:p>
+      <w:pPr>
+        <w:pStyle w:val="NoSpacing"/>
+      </w:pPr>
+    </w:p>
+    <w:p>
+      <w:pPr>
+        <w:pStyle w:val="NoSpacing"/>
+      </w:pPr>
+    </w:p>
+    <w:p>
+      <w:pPr>
+        <w:pStyle w:val="NoSpacing"/>
+      </w:pPr>
+      <w:r>
+        <w:rPr>
+          <w:b/>
+          <w:bCs/>
+        </w:rPr>
+        <w:lastRenderedPageBreak/>
+        <w:t>Graphe</w:t>
+      </w:r>
+      <w:r>
+        <w:t> :</w:t>
+      </w:r>
+    </w:p>
+    <w:p>
+      <w:pPr>
+        <w:pStyle w:val="NoSpacing"/>
+      </w:pPr>
+    </w:p>
+    <w:p>
+      <w:pPr>
+        <w:pStyle w:val="NoSpacing"/>
+      </w:pPr>
+      <w:r>
+        <w:t xml:space="preserve">C’est une </w:t>
+      </w:r>
+      <w:r>
+        <w:t xml:space="preserve">interface qui permet de définir les méthodes à utiliser dans la classe </w:t>
+      </w:r>
+      <w:proofErr w:type="spellStart"/>
+      <w:r>
+        <w:t>GrapheListe</w:t>
+      </w:r>
+      <w:proofErr w:type="spellEnd"/>
+    </w:p>
+    <w:p>
+      <w:pPr>
+        <w:pStyle w:val="NoSpacing"/>
+      </w:pPr>
+    </w:p>
+    <w:p>
+      <w:pPr>
+        <w:pStyle w:val="NoSpacing"/>
+      </w:pPr>
+    </w:p>
+    <w:p>
+      <w:pPr>
+        <w:pStyle w:val="NoSpacing"/>
+      </w:pPr>
+      <w:proofErr w:type="spellStart"/>
+      <w:r>
+        <w:rPr>
+          <w:b/>
+          <w:bCs/>
+        </w:rPr>
+        <w:t>GrapheListe</w:t>
+      </w:r>
+      <w:proofErr w:type="spellEnd"/>
+      <w:r>
+        <w:t xml:space="preserve"> : </w:t>
+      </w:r>
+    </w:p>
+    <w:p>
+      <w:pPr>
+        <w:pStyle w:val="NoSpacing"/>
+      </w:pPr>
+    </w:p>
+    <w:p>
+      <w:pPr>
+        <w:pStyle w:val="NoSpacing"/>
+      </w:pPr>
+      <w:r>
+        <w:t xml:space="preserve">La classe représente un graphe sous forme de </w:t>
+      </w:r>
+      <w:proofErr w:type="spellStart"/>
+      <w:r>
+        <w:t>ArrayList</w:t>
+      </w:r>
+      <w:proofErr w:type="spellEnd"/>
+      <w:r>
+        <w:t>, en utilisant l’interface Graphe</w:t>
+      </w:r>
+    </w:p>
+    <w:p>
+      <w:pPr>
+        <w:pStyle w:val="NoSpacing"/>
+      </w:pPr>
+      <w:r>
+        <w:t>Elle a comme attributs :</w:t>
+      </w:r>
+    </w:p>
+    <w:p>
+      <w:pPr>
+        <w:pStyle w:val="NoSpacing"/>
+      </w:pPr>
+    </w:p>
+    <w:p>
+      <w:pPr>
+        <w:pStyle w:val="NoSpacing"/>
         <w:numPr>
           <w:ilvl w:val="0"/>
           <w:numId w:val="5"/>
         </w:numPr>
       </w:pPr>
+      <w:proofErr w:type="spellStart"/>
       <w:proofErr w:type="gramStart"/>
       <w:r>
-        <w:t>un</w:t>
-      </w:r>
+        <w:t>nodeList</w:t>
+      </w:r>
+      <w:proofErr w:type="spellEnd"/>
       <w:proofErr w:type="gramEnd"/>
       <w:r>
-        <w:t xml:space="preserve"> </w:t>
+        <w:t xml:space="preserve">, une </w:t>
       </w:r>
       <w:proofErr w:type="spellStart"/>
       <w:r>
-        <w:t>toString</w:t>
+        <w:t>arrayList</w:t>
       </w:r>
       <w:proofErr w:type="spellEnd"/>
-    </w:p>
-    <w:p>
-      <w:pPr>
-        <w:pStyle w:val="Sansinterligne"/>
-      </w:pPr>
-    </w:p>
-    <w:p>
-      <w:pPr>
-        <w:pStyle w:val="Sansinterligne"/>
-      </w:pPr>
-    </w:p>
-    <w:p>
-      <w:pPr>
-        <w:pStyle w:val="Sansinterligne"/>
-      </w:pPr>
-      <w:r>
-        <w:t>Graphe :</w:t>
-      </w:r>
-    </w:p>
-    <w:p>
-      <w:pPr>
-        <w:pStyle w:val="Sansinterligne"/>
-      </w:pPr>
-    </w:p>
-    <w:p>
-      <w:pPr>
-        <w:pStyle w:val="Sansinterligne"/>
-      </w:pPr>
-      <w:r>
-        <w:lastRenderedPageBreak/>
-        <w:t xml:space="preserve">La classe est une interface qui permet de définir les méthodes à utiliser dans la classe </w:t>
-      </w:r>
-      <w:proofErr w:type="spellStart"/>
-      <w:r>
-        <w:t>GrapheListe</w:t>
-      </w:r>
-      <w:proofErr w:type="spellEnd"/>
-    </w:p>
-    <w:p>
-      <w:pPr>
-        <w:pStyle w:val="Sansinterligne"/>
-      </w:pPr>
-    </w:p>
-    <w:p>
-      <w:pPr>
-        <w:pStyle w:val="Sansinterligne"/>
-      </w:pPr>
-    </w:p>
-    <w:p>
-      <w:pPr>
-        <w:pStyle w:val="Sansinterligne"/>
-      </w:pPr>
-      <w:proofErr w:type="spellStart"/>
-      <w:r>
-        <w:t>GrapheListe</w:t>
-      </w:r>
-      <w:proofErr w:type="spellEnd"/>
-      <w:r>
-        <w:t xml:space="preserve"> : </w:t>
-      </w:r>
-    </w:p>
-    <w:p>
-      <w:pPr>
-        <w:pStyle w:val="Sansinterligne"/>
-      </w:pPr>
-    </w:p>
-    <w:p>
-      <w:pPr>
-        <w:pStyle w:val="Sansinterligne"/>
-      </w:pPr>
-      <w:r>
-        <w:t xml:space="preserve">La classe représente un graphe sous forme de </w:t>
-      </w:r>
-      <w:proofErr w:type="spellStart"/>
-      <w:r>
-        <w:t>ArrayList</w:t>
-      </w:r>
-      <w:proofErr w:type="spellEnd"/>
-      <w:r>
-        <w:t>, en utilisant l’interface Graphe</w:t>
-      </w:r>
-    </w:p>
-    <w:p>
-      <w:pPr>
-        <w:pStyle w:val="Sansinterligne"/>
-      </w:pPr>
-      <w:r>
-        <w:t>Elle a comme attributs :</w:t>
-      </w:r>
-    </w:p>
-    <w:p>
-      <w:pPr>
-        <w:pStyle w:val="Sansinterligne"/>
-      </w:pPr>
-    </w:p>
-    <w:p>
-      <w:pPr>
-        <w:pStyle w:val="Sansinterligne"/>
+      <w:r>
+        <w:t xml:space="preserve"> contenant les nœuds</w:t>
+      </w:r>
+    </w:p>
+    <w:p>
+      <w:pPr>
+        <w:pStyle w:val="NoSpacing"/>
         <w:numPr>
           <w:ilvl w:val="0"/>
           <w:numId w:val="5"/>
@@ -609,7 +691,7 @@
       <w:proofErr w:type="spellStart"/>
       <w:proofErr w:type="gramStart"/>
       <w:r>
-        <w:t>nodeList</w:t>
+        <w:t>adjNodeList</w:t>
       </w:r>
       <w:proofErr w:type="spellEnd"/>
       <w:proofErr w:type="gramEnd"/>
@@ -622,79 +704,71 @@
       </w:r>
       <w:proofErr w:type="spellEnd"/>
       <w:r>
-        <w:t xml:space="preserve"> contenant les nœuds</w:t>
-      </w:r>
-    </w:p>
-    <w:p>
-      <w:pPr>
-        <w:pStyle w:val="Sansinterligne"/>
+        <w:t xml:space="preserve"> contenant les nœuds adjacents aux nœuds de </w:t>
+      </w:r>
+      <w:proofErr w:type="spellStart"/>
+      <w:r>
+        <w:t>nodeList</w:t>
+      </w:r>
+      <w:proofErr w:type="spellEnd"/>
+    </w:p>
+    <w:p>
+      <w:pPr>
+        <w:pStyle w:val="NoSpacing"/>
+      </w:pPr>
+    </w:p>
+    <w:p>
+      <w:pPr>
+        <w:pStyle w:val="NoSpacing"/>
+      </w:pPr>
+      <w:r>
+        <w:t xml:space="preserve">Elle a comme méthodes : </w:t>
+      </w:r>
+    </w:p>
+    <w:p>
+      <w:pPr>
+        <w:pStyle w:val="NoSpacing"/>
+      </w:pPr>
+    </w:p>
+    <w:p>
+      <w:pPr>
+        <w:pStyle w:val="NoSpacing"/>
         <w:numPr>
           <w:ilvl w:val="0"/>
           <w:numId w:val="5"/>
         </w:numPr>
       </w:pPr>
-      <w:proofErr w:type="spellStart"/>
       <w:proofErr w:type="gramStart"/>
       <w:r>
-        <w:t>adjNodeList</w:t>
-      </w:r>
-      <w:proofErr w:type="spellEnd"/>
+        <w:t>deux</w:t>
+      </w:r>
       <w:proofErr w:type="gramEnd"/>
       <w:r>
-        <w:t xml:space="preserve">, une </w:t>
-      </w:r>
-      <w:proofErr w:type="spellStart"/>
-      <w:r>
-        <w:t>arrayList</w:t>
-      </w:r>
-      <w:proofErr w:type="spellEnd"/>
-      <w:r>
-        <w:t xml:space="preserve"> contenant les nœuds adjacents aux nœuds de </w:t>
-      </w:r>
-      <w:proofErr w:type="spellStart"/>
-      <w:r>
-        <w:t>nodeList</w:t>
-      </w:r>
-      <w:proofErr w:type="spellEnd"/>
-    </w:p>
-    <w:p>
-      <w:pPr>
-        <w:pStyle w:val="Sansinterligne"/>
-      </w:pPr>
-    </w:p>
-    <w:p>
-      <w:pPr>
-        <w:pStyle w:val="Sansinterligne"/>
-      </w:pPr>
-      <w:r>
-        <w:t xml:space="preserve">Elle a comme méthodes : </w:t>
-      </w:r>
-    </w:p>
-    <w:p>
-      <w:pPr>
-        <w:pStyle w:val="Sansinterligne"/>
-      </w:pPr>
-    </w:p>
-    <w:p>
-      <w:pPr>
-        <w:pStyle w:val="Sansinterligne"/>
+        <w:t xml:space="preserve"> getters, pour les deux listes</w:t>
+      </w:r>
+    </w:p>
+    <w:p>
+      <w:pPr>
+        <w:pStyle w:val="NoSpacing"/>
         <w:numPr>
           <w:ilvl w:val="0"/>
           <w:numId w:val="5"/>
         </w:numPr>
       </w:pPr>
+      <w:proofErr w:type="spellStart"/>
       <w:proofErr w:type="gramStart"/>
       <w:r>
-        <w:t>deux</w:t>
-      </w:r>
+        <w:t>addNode</w:t>
+      </w:r>
+      <w:proofErr w:type="spellEnd"/>
       <w:proofErr w:type="gramEnd"/>
       <w:r>
-        <w:t xml:space="preserve"> getters, pour les deux listes</w:t>
-      </w:r>
-    </w:p>
-    <w:p>
-      <w:pPr>
-        <w:pStyle w:val="Sansinterligne"/>
+        <w:t>, qui</w:t>
+      </w:r>
+    </w:p>
+    <w:p>
+      <w:pPr>
+        <w:pStyle w:val="NoSpacing"/>
         <w:numPr>
           <w:ilvl w:val="0"/>
           <w:numId w:val="5"/>
@@ -703,7 +777,7 @@
       <w:proofErr w:type="spellStart"/>
       <w:proofErr w:type="gramStart"/>
       <w:r>
-        <w:t>addNode</w:t>
+        <w:t>ajouterArc</w:t>
       </w:r>
       <w:proofErr w:type="spellEnd"/>
       <w:proofErr w:type="gramEnd"/>
@@ -713,182 +787,466 @@
     </w:p>
     <w:p>
       <w:pPr>
-        <w:pStyle w:val="Sansinterligne"/>
+        <w:pStyle w:val="NoSpacing"/>
         <w:numPr>
           <w:ilvl w:val="0"/>
           <w:numId w:val="5"/>
         </w:numPr>
       </w:pPr>
+      <w:proofErr w:type="gramStart"/>
+      <w:r>
+        <w:t>une</w:t>
+      </w:r>
+      <w:proofErr w:type="gramEnd"/>
+      <w:r>
+        <w:t xml:space="preserve"> méthode </w:t>
+      </w:r>
       <w:proofErr w:type="spellStart"/>
-      <w:proofErr w:type="gramStart"/>
-      <w:r>
-        <w:t>ajouterArc</w:t>
+      <w:r>
+        <w:t>toString</w:t>
       </w:r>
       <w:proofErr w:type="spellEnd"/>
-      <w:proofErr w:type="gramEnd"/>
-      <w:r>
-        <w:t>, qui</w:t>
-      </w:r>
-    </w:p>
-    <w:p>
-      <w:pPr>
-        <w:pStyle w:val="Sansinterligne"/>
+      <w:r>
+        <w:t xml:space="preserve"> </w:t>
+      </w:r>
+    </w:p>
+    <w:p>
+      <w:pPr>
+        <w:pStyle w:val="NoSpacing"/>
+      </w:pPr>
+    </w:p>
+    <w:p>
+      <w:pPr>
+        <w:pStyle w:val="NoSpacing"/>
+      </w:pPr>
+    </w:p>
+    <w:p>
+      <w:pPr>
+        <w:pStyle w:val="NoSpacing"/>
+      </w:pPr>
+      <w:r>
+        <w:rPr>
+          <w:b/>
+          <w:bCs/>
+        </w:rPr>
+        <w:t>Valeurs</w:t>
+      </w:r>
+      <w:r>
+        <w:t> :</w:t>
+      </w:r>
+    </w:p>
+    <w:p>
+      <w:pPr>
+        <w:pStyle w:val="NoSpacing"/>
+      </w:pPr>
+      <w:r>
+        <w:t xml:space="preserve">La classe Valeurs nous a été </w:t>
+      </w:r>
+      <w:proofErr w:type="spellStart"/>
+      <w:r>
+        <w:t>fournit</w:t>
+      </w:r>
+      <w:proofErr w:type="spellEnd"/>
+      <w:r>
+        <w:t xml:space="preserve">, nous y avons simplement ajouter la méthode </w:t>
+      </w:r>
+      <w:proofErr w:type="spellStart"/>
+      <w:r>
+        <w:t>calculerChemin</w:t>
+      </w:r>
+      <w:proofErr w:type="spellEnd"/>
+      <w:r>
+        <w:t> :</w:t>
+      </w:r>
+    </w:p>
+    <w:p>
+      <w:pPr>
+        <w:pStyle w:val="NoSpacing"/>
+      </w:pPr>
+    </w:p>
+    <w:p>
+      <w:pPr>
+        <w:pStyle w:val="NoSpacing"/>
         <w:numPr>
           <w:ilvl w:val="0"/>
           <w:numId w:val="5"/>
         </w:numPr>
       </w:pPr>
+      <w:proofErr w:type="spellStart"/>
       <w:proofErr w:type="gramStart"/>
       <w:r>
-        <w:t>une</w:t>
-      </w:r>
+        <w:t>calculerChemin</w:t>
+      </w:r>
+      <w:proofErr w:type="spellEnd"/>
       <w:proofErr w:type="gramEnd"/>
       <w:r>
-        <w:t xml:space="preserve"> méthode </w:t>
-      </w:r>
+        <w:t>, qui prend en argument un nœud, et retourne le chemin (calculé grâce à Bellman-Ford) le plus court pour rejoindre cette destination depuis le point de départ du graphe</w:t>
+      </w:r>
+    </w:p>
+    <w:p>
+      <w:pPr>
+        <w:pStyle w:val="NoSpacing"/>
+      </w:pPr>
+    </w:p>
+    <w:p>
+      <w:pPr>
+        <w:pStyle w:val="NoSpacing"/>
+      </w:pPr>
+    </w:p>
+    <w:p>
+      <w:pPr>
+        <w:pStyle w:val="NoSpacing"/>
+      </w:pPr>
       <w:proofErr w:type="spellStart"/>
       <w:r>
-        <w:t>toString</w:t>
+        <w:rPr>
+          <w:b/>
+          <w:bCs/>
+        </w:rPr>
+        <w:t>BellmanFord</w:t>
       </w:r>
       <w:proofErr w:type="spellEnd"/>
       <w:r>
-        <w:t xml:space="preserve"> </w:t>
-      </w:r>
-    </w:p>
-    <w:p>
-      <w:pPr>
-        <w:pStyle w:val="Sansinterligne"/>
-      </w:pPr>
-    </w:p>
-    <w:p>
-      <w:pPr>
-        <w:pStyle w:val="Sansinterligne"/>
-      </w:pPr>
-    </w:p>
-    <w:p>
-      <w:pPr>
-        <w:pStyle w:val="Sansinterligne"/>
-      </w:pPr>
-      <w:r>
-        <w:t>Valeurs :</w:t>
-      </w:r>
-    </w:p>
-    <w:p>
-      <w:pPr>
-        <w:pStyle w:val="Sansinterligne"/>
-      </w:pPr>
-      <w:r>
-        <w:t xml:space="preserve">La classe Valeurs nous a été </w:t>
-      </w:r>
-      <w:proofErr w:type="spellStart"/>
-      <w:r>
-        <w:t>fournit</w:t>
-      </w:r>
-      <w:proofErr w:type="spellEnd"/>
-      <w:r>
-        <w:t xml:space="preserve">, nous y avons simplement ajouter la méthode </w:t>
-      </w:r>
-      <w:proofErr w:type="spellStart"/>
-      <w:r>
-        <w:t>calculerChemin</w:t>
-      </w:r>
-      <w:proofErr w:type="spellEnd"/>
-      <w:r>
-        <w:t> :</w:t>
-      </w:r>
-    </w:p>
-    <w:p>
-      <w:pPr>
-        <w:pStyle w:val="Sansinterligne"/>
-      </w:pPr>
-    </w:p>
-    <w:p>
-      <w:pPr>
-        <w:pStyle w:val="Sansinterligne"/>
+        <w:t xml:space="preserve"> : </w:t>
+      </w:r>
+    </w:p>
+    <w:p>
+      <w:pPr>
+        <w:pStyle w:val="NoSpacing"/>
+      </w:pPr>
+    </w:p>
+    <w:p>
+      <w:pPr>
+        <w:pStyle w:val="NoSpacing"/>
+      </w:pPr>
+      <w:r>
+        <w:t>La classe permet d’implémenter l’algorithme de Bellman-Ford, ou point fixe</w:t>
+      </w:r>
+    </w:p>
+    <w:p>
+      <w:pPr>
+        <w:pStyle w:val="NoSpacing"/>
+      </w:pPr>
+      <w:r>
+        <w:t>Elle a comme méthode :</w:t>
+      </w:r>
+    </w:p>
+    <w:p>
+      <w:pPr>
+        <w:pStyle w:val="NoSpacing"/>
+      </w:pPr>
+    </w:p>
+    <w:p>
+      <w:pPr>
+        <w:pStyle w:val="NoSpacing"/>
         <w:numPr>
           <w:ilvl w:val="0"/>
           <w:numId w:val="5"/>
         </w:numPr>
       </w:pPr>
+      <w:proofErr w:type="gramStart"/>
+      <w:r>
+        <w:t>résoudre</w:t>
+      </w:r>
+      <w:proofErr w:type="gramEnd"/>
+      <w:r>
+        <w:t xml:space="preserve">, qui prend un graphe et un point de départ, </w:t>
+      </w:r>
+      <w:r>
+        <w:t>applique l’algorithme pour chercher le plus court chemin, et le renvoie.</w:t>
+      </w:r>
+    </w:p>
+    <w:p>
+      <w:pPr>
+        <w:pStyle w:val="NoSpacing"/>
+      </w:pPr>
+    </w:p>
+    <w:p>
+      <w:pPr>
+        <w:pStyle w:val="NoSpacing"/>
+      </w:pPr>
+    </w:p>
+    <w:p>
+      <w:pPr>
+        <w:pStyle w:val="NoSpacing"/>
+      </w:pPr>
+      <w:r>
+        <w:rPr>
+          <w:b/>
+          <w:bCs/>
+        </w:rPr>
+        <w:t>Dijkstra </w:t>
+      </w:r>
+      <w:r>
+        <w:t>:</w:t>
+      </w:r>
+    </w:p>
+    <w:p>
+      <w:pPr>
+        <w:pStyle w:val="NoSpacing"/>
+      </w:pPr>
+      <w:r>
+        <w:t xml:space="preserve">La classe Dijkstra permet d’implémenter l’algorithme de Dijkstra : </w:t>
+      </w:r>
+    </w:p>
+    <w:p>
+      <w:pPr>
+        <w:pStyle w:val="NoSpacing"/>
+      </w:pPr>
+    </w:p>
+    <w:p>
+      <w:pPr>
+        <w:pStyle w:val="NoSpacing"/>
+      </w:pPr>
+      <w:r>
+        <w:t>Elle s’appuie sur un Graphe (</w:t>
+      </w:r>
       <w:proofErr w:type="spellStart"/>
+      <w:r>
+        <w:t>GrapheList</w:t>
+      </w:r>
+      <w:proofErr w:type="spellEnd"/>
+      <w:r>
+        <w:t>), expliqué précédemment, implémente une « </w:t>
+      </w:r>
+      <w:proofErr w:type="spellStart"/>
+      <w:r>
+        <w:t>ArrayList</w:t>
+      </w:r>
+      <w:proofErr w:type="spellEnd"/>
+      <w:r>
+        <w:t> » de chaine de caractère</w:t>
+      </w:r>
+      <w:r>
+        <w:t xml:space="preserve"> (</w:t>
+      </w:r>
       <w:proofErr w:type="gramStart"/>
       <w:r>
-        <w:t>calculerChemin</w:t>
+        <w:t>q)</w:t>
+      </w:r>
+      <w:r>
+        <w:t xml:space="preserve">  qui</w:t>
+      </w:r>
+      <w:proofErr w:type="gramEnd"/>
+      <w:r>
+        <w:t xml:space="preserve"> stocke les sommets restant à traiter et </w:t>
+      </w:r>
+      <w:r>
+        <w:t xml:space="preserve">s’appuie sur la classe Valeur, expliqué précédemment. </w:t>
+      </w:r>
+    </w:p>
+    <w:p>
+      <w:pPr>
+        <w:pStyle w:val="NoSpacing"/>
+      </w:pPr>
+    </w:p>
+    <w:p>
+      <w:pPr>
+        <w:pStyle w:val="NoSpacing"/>
+      </w:pPr>
+      <w:r>
+        <w:t>La classe Valeurs est initialisé avec toutes les distances au maximum de la valeur qu’un double peut prendre (</w:t>
+      </w:r>
+      <w:proofErr w:type="spellStart"/>
+      <w:r>
+        <w:t>Double.MAX_VALUE</w:t>
       </w:r>
       <w:proofErr w:type="spellEnd"/>
+      <w:r>
+        <w:t xml:space="preserve">) et les parents à </w:t>
+      </w:r>
+      <w:proofErr w:type="spellStart"/>
+      <w:r>
+        <w:t>null</w:t>
+      </w:r>
+      <w:proofErr w:type="spellEnd"/>
+      <w:r>
+        <w:t xml:space="preserve"> (sauf le nœud de départ qui est à 0.0).</w:t>
+      </w:r>
+    </w:p>
+    <w:p>
+      <w:pPr>
+        <w:pStyle w:val="NoSpacing"/>
+      </w:pPr>
+      <w:r>
+        <w:t>La liste q se vide à chaque itération et les dictionnaires (</w:t>
+      </w:r>
+      <w:proofErr w:type="spellStart"/>
+      <w:r>
+        <w:t>treeMap</w:t>
+      </w:r>
+      <w:proofErr w:type="spellEnd"/>
+      <w:r>
+        <w:t xml:space="preserve">) se mettent à jour. Lorsque le chemin le plus court vers un nœud voisin qui est encore dans q est trouvé, sa distance est </w:t>
+      </w:r>
+      <w:proofErr w:type="gramStart"/>
+      <w:r>
+        <w:t>mis</w:t>
+      </w:r>
       <w:proofErr w:type="gramEnd"/>
       <w:r>
-        <w:t>, qui prend en argument un nœud, et retourne le chemin (calculé grâce à Bellman-Ford) le plus court pour rejoindre cette destination depuis le point de départ du graphe</w:t>
-      </w:r>
-    </w:p>
-    <w:p>
-      <w:pPr>
-        <w:pStyle w:val="Sansinterligne"/>
-      </w:pPr>
-    </w:p>
-    <w:p>
-      <w:pPr>
-        <w:pStyle w:val="Sansinterligne"/>
-      </w:pPr>
-    </w:p>
-    <w:p>
-      <w:pPr>
-        <w:pStyle w:val="Sansinterligne"/>
-      </w:pPr>
+        <w:t xml:space="preserve"> à jour par la valeur minimal pour l’atteindre depuis le nœud de départ et sont attribut parent est remplacé par le nœud qui était dans l’itération.</w:t>
+      </w:r>
+    </w:p>
+    <w:p>
+      <w:pPr>
+        <w:pStyle w:val="NoSpacing"/>
+      </w:pPr>
+    </w:p>
+    <w:p>
+      <w:pPr>
+        <w:pStyle w:val="NoSpacing"/>
+      </w:pPr>
+      <w:r>
+        <w:t>Ces structures ont été développé sur l’exemple du Graphe de l’énoncé de la SAE (Figure 1 et 3)</w:t>
+      </w:r>
+    </w:p>
+    <w:p>
+      <w:pPr>
+        <w:pStyle w:val="NoSpacing"/>
+      </w:pPr>
+    </w:p>
+    <w:p>
+      <w:pPr>
+        <w:pStyle w:val="NoSpacing"/>
+      </w:pPr>
+      <w:r>
+        <w:t xml:space="preserve">Nous avons défini des </w:t>
+      </w:r>
+      <w:r>
+        <w:t>tests</w:t>
+      </w:r>
+      <w:r>
+        <w:t xml:space="preserve"> unitaire</w:t>
+      </w:r>
+      <w:r>
+        <w:t>s</w:t>
+      </w:r>
+      <w:r>
+        <w:t xml:space="preserve"> dans la classe </w:t>
+      </w:r>
       <w:proofErr w:type="spellStart"/>
       <w:r>
-        <w:t>BellmanFord</w:t>
+        <w:t>TestDijkstra</w:t>
       </w:r>
       <w:proofErr w:type="spellEnd"/>
       <w:r>
-        <w:t xml:space="preserve"> : </w:t>
-      </w:r>
-    </w:p>
-    <w:p>
-      <w:pPr>
-        <w:pStyle w:val="Sansinterligne"/>
-      </w:pPr>
-    </w:p>
-    <w:p>
-      <w:pPr>
-        <w:pStyle w:val="Sansinterligne"/>
-      </w:pPr>
-      <w:r>
-        <w:t>La classe permet d’implémenter l’algorithme de Bellman-Ford, ou point fixe</w:t>
-      </w:r>
-    </w:p>
-    <w:p>
-      <w:pPr>
-        <w:pStyle w:val="Sansinterligne"/>
-      </w:pPr>
-      <w:r>
-        <w:t>Elle a comme méthode :</w:t>
-      </w:r>
-    </w:p>
-    <w:p>
-      <w:pPr>
-        <w:pStyle w:val="Sansinterligne"/>
-      </w:pPr>
-    </w:p>
-    <w:p>
-      <w:pPr>
-        <w:pStyle w:val="Sansinterligne"/>
+        <w:t> :</w:t>
+      </w:r>
+    </w:p>
+    <w:p>
+      <w:pPr>
+        <w:pStyle w:val="NoSpacing"/>
         <w:numPr>
           <w:ilvl w:val="0"/>
           <w:numId w:val="5"/>
         </w:numPr>
       </w:pPr>
+      <w:r>
+        <w:t xml:space="preserve">Le test </w:t>
+      </w:r>
+      <w:proofErr w:type="spellStart"/>
+      <w:r>
+        <w:t>testCheminPlusCourtDijkstra</w:t>
+      </w:r>
+      <w:proofErr w:type="spellEnd"/>
+      <w:r>
+        <w:t xml:space="preserve"> vérifie </w:t>
+      </w:r>
       <w:proofErr w:type="gramStart"/>
       <w:r>
-        <w:t>résoudre</w:t>
+        <w:t>les valeurs théorique</w:t>
       </w:r>
       <w:proofErr w:type="gramEnd"/>
       <w:r>
-        <w:t xml:space="preserve">, qui prend un graphe et un point de départ, </w:t>
-      </w:r>
-      <w:r>
-        <w:t>applique l’algorithme pour chercher le plus court chemin, et le renvoie.</w:t>
-      </w:r>
+        <w:t xml:space="preserve"> du chemin le plus court de chaque nœud envers le nœud de départ (« A »)</w:t>
+      </w:r>
+    </w:p>
+    <w:p>
+      <w:pPr>
+        <w:pStyle w:val="NoSpacing"/>
+        <w:numPr>
+          <w:ilvl w:val="0"/>
+          <w:numId w:val="5"/>
+        </w:numPr>
+      </w:pPr>
+      <w:r>
+        <w:t xml:space="preserve">Le test </w:t>
+      </w:r>
+      <w:proofErr w:type="spellStart"/>
+      <w:r>
+        <w:t>testCheminLuiMeme</w:t>
+      </w:r>
+      <w:proofErr w:type="spellEnd"/>
+      <w:r>
+        <w:t xml:space="preserve"> vérifie qu’en cherchant le chemin le plus court d’un nœud à lui-même, le coût soit de 0.0, et qu’il n’a pas de </w:t>
+      </w:r>
+      <w:proofErr w:type="gramStart"/>
+      <w:r>
+        <w:t>parents défini</w:t>
+      </w:r>
+      <w:proofErr w:type="gramEnd"/>
+      <w:r>
+        <w:t xml:space="preserve">, car la valeur de celle-ci doit être </w:t>
+      </w:r>
+      <w:proofErr w:type="spellStart"/>
+      <w:r>
+        <w:t>null</w:t>
+      </w:r>
+      <w:proofErr w:type="spellEnd"/>
+    </w:p>
+    <w:p>
+      <w:pPr>
+        <w:pStyle w:val="NoSpacing"/>
+        <w:numPr>
+          <w:ilvl w:val="0"/>
+          <w:numId w:val="5"/>
+        </w:numPr>
+      </w:pPr>
+      <w:r>
+        <w:t xml:space="preserve">Le test </w:t>
+      </w:r>
+      <w:proofErr w:type="spellStart"/>
+      <w:r>
+        <w:t>testCheminCasse</w:t>
+      </w:r>
+      <w:proofErr w:type="spellEnd"/>
+      <w:r>
+        <w:t xml:space="preserve"> vérifie que s’il on cherche le chemin d’un point à un autre qui est </w:t>
+      </w:r>
+      <w:r>
+        <w:t>inatteignable</w:t>
+      </w:r>
+      <w:r>
+        <w:t xml:space="preserve">, celui-ci doit avoir </w:t>
+      </w:r>
+      <w:proofErr w:type="spellStart"/>
+      <w:r>
+        <w:t>sont</w:t>
+      </w:r>
+      <w:proofErr w:type="spellEnd"/>
+      <w:r>
+        <w:t xml:space="preserve"> coup pour l’atteindre </w:t>
+      </w:r>
+      <w:proofErr w:type="gramStart"/>
+      <w:r>
+        <w:t>fixé</w:t>
+      </w:r>
+      <w:proofErr w:type="gramEnd"/>
+      <w:r>
+        <w:t xml:space="preserve"> à +infini et </w:t>
+      </w:r>
+      <w:proofErr w:type="gramStart"/>
+      <w:r>
+        <w:t>ses parents indéfini</w:t>
+      </w:r>
+      <w:proofErr w:type="gramEnd"/>
+    </w:p>
+    <w:p>
+      <w:pPr>
+        <w:pStyle w:val="NoSpacing"/>
+        <w:ind w:left="720"/>
+      </w:pPr>
     </w:p>
     <w:sectPr>
       <w:pgSz w:w="11906" w:h="16838"/>
@@ -1838,11 +2196,11 @@
     <w:name w:val="Normal"/>
     <w:qFormat/>
   </w:style>
-  <w:style w:type="paragraph" w:styleId="Titre1">
+  <w:style w:type="paragraph" w:styleId="Heading1">
     <w:name w:val="heading 1"/>
     <w:basedOn w:val="Normal"/>
     <w:next w:val="Normal"/>
-    <w:link w:val="Titre1Car"/>
+    <w:link w:val="Heading1Char"/>
     <w:uiPriority w:val="9"/>
     <w:qFormat/>
     <w:rsid w:val="001E3C59"/>
@@ -1859,11 +2217,11 @@
       <w:szCs w:val="40"/>
     </w:rPr>
   </w:style>
-  <w:style w:type="paragraph" w:styleId="Titre2">
+  <w:style w:type="paragraph" w:styleId="Heading2">
     <w:name w:val="heading 2"/>
     <w:basedOn w:val="Normal"/>
     <w:next w:val="Normal"/>
-    <w:link w:val="Titre2Car"/>
+    <w:link w:val="Heading2Char"/>
     <w:uiPriority w:val="9"/>
     <w:semiHidden/>
     <w:unhideWhenUsed/>
@@ -1882,11 +2240,11 @@
       <w:szCs w:val="32"/>
     </w:rPr>
   </w:style>
-  <w:style w:type="paragraph" w:styleId="Titre3">
+  <w:style w:type="paragraph" w:styleId="Heading3">
     <w:name w:val="heading 3"/>
     <w:basedOn w:val="Normal"/>
     <w:next w:val="Normal"/>
-    <w:link w:val="Titre3Car"/>
+    <w:link w:val="Heading3Char"/>
     <w:uiPriority w:val="9"/>
     <w:semiHidden/>
     <w:unhideWhenUsed/>
@@ -1905,11 +2263,11 @@
       <w:szCs w:val="28"/>
     </w:rPr>
   </w:style>
-  <w:style w:type="paragraph" w:styleId="Titre4">
+  <w:style w:type="paragraph" w:styleId="Heading4">
     <w:name w:val="heading 4"/>
     <w:basedOn w:val="Normal"/>
     <w:next w:val="Normal"/>
-    <w:link w:val="Titre4Car"/>
+    <w:link w:val="Heading4Char"/>
     <w:uiPriority w:val="9"/>
     <w:semiHidden/>
     <w:unhideWhenUsed/>
@@ -1928,11 +2286,11 @@
       <w:color w:val="0F4761" w:themeColor="accent1" w:themeShade="BF"/>
     </w:rPr>
   </w:style>
-  <w:style w:type="paragraph" w:styleId="Titre5">
+  <w:style w:type="paragraph" w:styleId="Heading5">
     <w:name w:val="heading 5"/>
     <w:basedOn w:val="Normal"/>
     <w:next w:val="Normal"/>
-    <w:link w:val="Titre5Car"/>
+    <w:link w:val="Heading5Char"/>
     <w:uiPriority w:val="9"/>
     <w:semiHidden/>
     <w:unhideWhenUsed/>
@@ -1949,11 +2307,11 @@
       <w:color w:val="0F4761" w:themeColor="accent1" w:themeShade="BF"/>
     </w:rPr>
   </w:style>
-  <w:style w:type="paragraph" w:styleId="Titre6">
+  <w:style w:type="paragraph" w:styleId="Heading6">
     <w:name w:val="heading 6"/>
     <w:basedOn w:val="Normal"/>
     <w:next w:val="Normal"/>
-    <w:link w:val="Titre6Car"/>
+    <w:link w:val="Heading6Char"/>
     <w:uiPriority w:val="9"/>
     <w:semiHidden/>
     <w:unhideWhenUsed/>
@@ -1972,11 +2330,11 @@
       <w:color w:val="595959" w:themeColor="text1" w:themeTint="A6"/>
     </w:rPr>
   </w:style>
-  <w:style w:type="paragraph" w:styleId="Titre7">
+  <w:style w:type="paragraph" w:styleId="Heading7">
     <w:name w:val="heading 7"/>
     <w:basedOn w:val="Normal"/>
     <w:next w:val="Normal"/>
-    <w:link w:val="Titre7Car"/>
+    <w:link w:val="Heading7Char"/>
     <w:uiPriority w:val="9"/>
     <w:semiHidden/>
     <w:unhideWhenUsed/>
@@ -1993,11 +2351,11 @@
       <w:color w:val="595959" w:themeColor="text1" w:themeTint="A6"/>
     </w:rPr>
   </w:style>
-  <w:style w:type="paragraph" w:styleId="Titre8">
+  <w:style w:type="paragraph" w:styleId="Heading8">
     <w:name w:val="heading 8"/>
     <w:basedOn w:val="Normal"/>
     <w:next w:val="Normal"/>
-    <w:link w:val="Titre8Car"/>
+    <w:link w:val="Heading8Char"/>
     <w:uiPriority w:val="9"/>
     <w:semiHidden/>
     <w:unhideWhenUsed/>
@@ -2016,11 +2374,11 @@
       <w:color w:val="272727" w:themeColor="text1" w:themeTint="D8"/>
     </w:rPr>
   </w:style>
-  <w:style w:type="paragraph" w:styleId="Titre9">
+  <w:style w:type="paragraph" w:styleId="Heading9">
     <w:name w:val="heading 9"/>
     <w:basedOn w:val="Normal"/>
     <w:next w:val="Normal"/>
-    <w:link w:val="Titre9Car"/>
+    <w:link w:val="Heading9Char"/>
     <w:uiPriority w:val="9"/>
     <w:semiHidden/>
     <w:unhideWhenUsed/>
@@ -2037,13 +2395,12 @@
       <w:color w:val="272727" w:themeColor="text1" w:themeTint="D8"/>
     </w:rPr>
   </w:style>
-  <w:style w:type="character" w:default="1" w:styleId="Policepardfaut">
+  <w:style w:type="character" w:default="1" w:styleId="DefaultParagraphFont">
     <w:name w:val="Default Paragraph Font"/>
     <w:uiPriority w:val="1"/>
-    <w:semiHidden/>
     <w:unhideWhenUsed/>
   </w:style>
-  <w:style w:type="table" w:default="1" w:styleId="TableauNormal">
+  <w:style w:type="table" w:default="1" w:styleId="TableNormal">
     <w:name w:val="Normal Table"/>
     <w:uiPriority w:val="99"/>
     <w:semiHidden/>
@@ -2058,16 +2415,16 @@
       </w:tblCellMar>
     </w:tblPr>
   </w:style>
-  <w:style w:type="numbering" w:default="1" w:styleId="Aucuneliste">
+  <w:style w:type="numbering" w:default="1" w:styleId="NoList">
     <w:name w:val="No List"/>
     <w:uiPriority w:val="99"/>
     <w:semiHidden/>
     <w:unhideWhenUsed/>
   </w:style>
-  <w:style w:type="character" w:customStyle="1" w:styleId="Titre1Car">
-    <w:name w:val="Titre 1 Car"/>
-    <w:basedOn w:val="Policepardfaut"/>
-    <w:link w:val="Titre1"/>
+  <w:style w:type="character" w:customStyle="1" w:styleId="Heading1Char">
+    <w:name w:val="Heading 1 Char"/>
+    <w:basedOn w:val="DefaultParagraphFont"/>
+    <w:link w:val="Heading1"/>
     <w:uiPriority w:val="9"/>
     <w:rsid w:val="001E3C59"/>
     <w:rPr>
@@ -2077,10 +2434,10 @@
       <w:szCs w:val="40"/>
     </w:rPr>
   </w:style>
-  <w:style w:type="character" w:customStyle="1" w:styleId="Titre2Car">
-    <w:name w:val="Titre 2 Car"/>
-    <w:basedOn w:val="Policepardfaut"/>
-    <w:link w:val="Titre2"/>
+  <w:style w:type="character" w:customStyle="1" w:styleId="Heading2Char">
+    <w:name w:val="Heading 2 Char"/>
+    <w:basedOn w:val="DefaultParagraphFont"/>
+    <w:link w:val="Heading2"/>
     <w:uiPriority w:val="9"/>
     <w:semiHidden/>
     <w:rsid w:val="001E3C59"/>
@@ -2091,10 +2448,10 @@
       <w:szCs w:val="32"/>
     </w:rPr>
   </w:style>
-  <w:style w:type="character" w:customStyle="1" w:styleId="Titre3Car">
-    <w:name w:val="Titre 3 Car"/>
-    <w:basedOn w:val="Policepardfaut"/>
-    <w:link w:val="Titre3"/>
+  <w:style w:type="character" w:customStyle="1" w:styleId="Heading3Char">
+    <w:name w:val="Heading 3 Char"/>
+    <w:basedOn w:val="DefaultParagraphFont"/>
+    <w:link w:val="Heading3"/>
     <w:uiPriority w:val="9"/>
     <w:semiHidden/>
     <w:rsid w:val="001E3C59"/>
@@ -2105,10 +2462,10 @@
       <w:szCs w:val="28"/>
     </w:rPr>
   </w:style>
-  <w:style w:type="character" w:customStyle="1" w:styleId="Titre4Car">
-    <w:name w:val="Titre 4 Car"/>
-    <w:basedOn w:val="Policepardfaut"/>
-    <w:link w:val="Titre4"/>
+  <w:style w:type="character" w:customStyle="1" w:styleId="Heading4Char">
+    <w:name w:val="Heading 4 Char"/>
+    <w:basedOn w:val="DefaultParagraphFont"/>
+    <w:link w:val="Heading4"/>
     <w:uiPriority w:val="9"/>
     <w:semiHidden/>
     <w:rsid w:val="001E3C59"/>
@@ -2119,10 +2476,10 @@
       <w:color w:val="0F4761" w:themeColor="accent1" w:themeShade="BF"/>
     </w:rPr>
   </w:style>
-  <w:style w:type="character" w:customStyle="1" w:styleId="Titre5Car">
-    <w:name w:val="Titre 5 Car"/>
-    <w:basedOn w:val="Policepardfaut"/>
-    <w:link w:val="Titre5"/>
+  <w:style w:type="character" w:customStyle="1" w:styleId="Heading5Char">
+    <w:name w:val="Heading 5 Char"/>
+    <w:basedOn w:val="DefaultParagraphFont"/>
+    <w:link w:val="Heading5"/>
     <w:uiPriority w:val="9"/>
     <w:semiHidden/>
     <w:rsid w:val="001E3C59"/>
@@ -2131,10 +2488,10 @@
       <w:color w:val="0F4761" w:themeColor="accent1" w:themeShade="BF"/>
     </w:rPr>
   </w:style>
-  <w:style w:type="character" w:customStyle="1" w:styleId="Titre6Car">
-    <w:name w:val="Titre 6 Car"/>
-    <w:basedOn w:val="Policepardfaut"/>
-    <w:link w:val="Titre6"/>
+  <w:style w:type="character" w:customStyle="1" w:styleId="Heading6Char">
+    <w:name w:val="Heading 6 Char"/>
+    <w:basedOn w:val="DefaultParagraphFont"/>
+    <w:link w:val="Heading6"/>
     <w:uiPriority w:val="9"/>
     <w:semiHidden/>
     <w:rsid w:val="001E3C59"/>
@@ -2145,10 +2502,10 @@
       <w:color w:val="595959" w:themeColor="text1" w:themeTint="A6"/>
     </w:rPr>
   </w:style>
-  <w:style w:type="character" w:customStyle="1" w:styleId="Titre7Car">
-    <w:name w:val="Titre 7 Car"/>
-    <w:basedOn w:val="Policepardfaut"/>
-    <w:link w:val="Titre7"/>
+  <w:style w:type="character" w:customStyle="1" w:styleId="Heading7Char">
+    <w:name w:val="Heading 7 Char"/>
+    <w:basedOn w:val="DefaultParagraphFont"/>
+    <w:link w:val="Heading7"/>
     <w:uiPriority w:val="9"/>
     <w:semiHidden/>
     <w:rsid w:val="001E3C59"/>
@@ -2157,10 +2514,10 @@
       <w:color w:val="595959" w:themeColor="text1" w:themeTint="A6"/>
     </w:rPr>
   </w:style>
-  <w:style w:type="character" w:customStyle="1" w:styleId="Titre8Car">
-    <w:name w:val="Titre 8 Car"/>
-    <w:basedOn w:val="Policepardfaut"/>
-    <w:link w:val="Titre8"/>
+  <w:style w:type="character" w:customStyle="1" w:styleId="Heading8Char">
+    <w:name w:val="Heading 8 Char"/>
+    <w:basedOn w:val="DefaultParagraphFont"/>
+    <w:link w:val="Heading8"/>
     <w:uiPriority w:val="9"/>
     <w:semiHidden/>
     <w:rsid w:val="001E3C59"/>
@@ -2171,10 +2528,10 @@
       <w:color w:val="272727" w:themeColor="text1" w:themeTint="D8"/>
     </w:rPr>
   </w:style>
-  <w:style w:type="character" w:customStyle="1" w:styleId="Titre9Car">
-    <w:name w:val="Titre 9 Car"/>
-    <w:basedOn w:val="Policepardfaut"/>
-    <w:link w:val="Titre9"/>
+  <w:style w:type="character" w:customStyle="1" w:styleId="Heading9Char">
+    <w:name w:val="Heading 9 Char"/>
+    <w:basedOn w:val="DefaultParagraphFont"/>
+    <w:link w:val="Heading9"/>
     <w:uiPriority w:val="9"/>
     <w:semiHidden/>
     <w:rsid w:val="001E3C59"/>
@@ -2183,11 +2540,11 @@
       <w:color w:val="272727" w:themeColor="text1" w:themeTint="D8"/>
     </w:rPr>
   </w:style>
-  <w:style w:type="paragraph" w:styleId="Titre">
+  <w:style w:type="paragraph" w:styleId="Title">
     <w:name w:val="Title"/>
     <w:basedOn w:val="Normal"/>
     <w:next w:val="Normal"/>
-    <w:link w:val="TitreCar"/>
+    <w:link w:val="TitleChar"/>
     <w:uiPriority w:val="10"/>
     <w:qFormat/>
     <w:rsid w:val="001E3C59"/>
@@ -2203,10 +2560,10 @@
       <w:szCs w:val="56"/>
     </w:rPr>
   </w:style>
-  <w:style w:type="character" w:customStyle="1" w:styleId="TitreCar">
-    <w:name w:val="Titre Car"/>
-    <w:basedOn w:val="Policepardfaut"/>
-    <w:link w:val="Titre"/>
+  <w:style w:type="character" w:customStyle="1" w:styleId="TitleChar">
+    <w:name w:val="Title Char"/>
+    <w:basedOn w:val="DefaultParagraphFont"/>
+    <w:link w:val="Title"/>
     <w:uiPriority w:val="10"/>
     <w:rsid w:val="001E3C59"/>
     <w:rPr>
@@ -2217,11 +2574,11 @@
       <w:szCs w:val="56"/>
     </w:rPr>
   </w:style>
-  <w:style w:type="paragraph" w:styleId="Sous-titre">
+  <w:style w:type="paragraph" w:styleId="Subtitle">
     <w:name w:val="Subtitle"/>
     <w:basedOn w:val="Normal"/>
     <w:next w:val="Normal"/>
-    <w:link w:val="Sous-titreCar"/>
+    <w:link w:val="SubtitleChar"/>
     <w:uiPriority w:val="11"/>
     <w:qFormat/>
     <w:rsid w:val="001E3C59"/>
@@ -2238,10 +2595,10 @@
       <w:szCs w:val="28"/>
     </w:rPr>
   </w:style>
-  <w:style w:type="character" w:customStyle="1" w:styleId="Sous-titreCar">
-    <w:name w:val="Sous-titre Car"/>
-    <w:basedOn w:val="Policepardfaut"/>
-    <w:link w:val="Sous-titre"/>
+  <w:style w:type="character" w:customStyle="1" w:styleId="SubtitleChar">
+    <w:name w:val="Subtitle Char"/>
+    <w:basedOn w:val="DefaultParagraphFont"/>
+    <w:link w:val="Subtitle"/>
     <w:uiPriority w:val="11"/>
     <w:rsid w:val="001E3C59"/>
     <w:rPr>
@@ -2252,11 +2609,11 @@
       <w:szCs w:val="28"/>
     </w:rPr>
   </w:style>
-  <w:style w:type="paragraph" w:styleId="Citation">
+  <w:style w:type="paragraph" w:styleId="Quote">
     <w:name w:val="Quote"/>
     <w:basedOn w:val="Normal"/>
     <w:next w:val="Normal"/>
-    <w:link w:val="CitationCar"/>
+    <w:link w:val="QuoteChar"/>
     <w:uiPriority w:val="29"/>
     <w:qFormat/>
     <w:rsid w:val="001E3C59"/>
@@ -2270,10 +2627,10 @@
       <w:color w:val="404040" w:themeColor="text1" w:themeTint="BF"/>
     </w:rPr>
   </w:style>
-  <w:style w:type="character" w:customStyle="1" w:styleId="CitationCar">
-    <w:name w:val="Citation Car"/>
-    <w:basedOn w:val="Policepardfaut"/>
-    <w:link w:val="Citation"/>
+  <w:style w:type="character" w:customStyle="1" w:styleId="QuoteChar">
+    <w:name w:val="Quote Char"/>
+    <w:basedOn w:val="DefaultParagraphFont"/>
+    <w:link w:val="Quote"/>
     <w:uiPriority w:val="29"/>
     <w:rsid w:val="001E3C59"/>
     <w:rPr>
@@ -2282,7 +2639,7 @@
       <w:color w:val="404040" w:themeColor="text1" w:themeTint="BF"/>
     </w:rPr>
   </w:style>
-  <w:style w:type="paragraph" w:styleId="Paragraphedeliste">
+  <w:style w:type="paragraph" w:styleId="ListParagraph">
     <w:name w:val="List Paragraph"/>
     <w:basedOn w:val="Normal"/>
     <w:uiPriority w:val="34"/>
@@ -2293,9 +2650,9 @@
       <w:contextualSpacing/>
     </w:pPr>
   </w:style>
-  <w:style w:type="character" w:styleId="Accentuationintense">
+  <w:style w:type="character" w:styleId="IntenseEmphasis">
     <w:name w:val="Intense Emphasis"/>
-    <w:basedOn w:val="Policepardfaut"/>
+    <w:basedOn w:val="DefaultParagraphFont"/>
     <w:uiPriority w:val="21"/>
     <w:qFormat/>
     <w:rsid w:val="001E3C59"/>
@@ -2305,11 +2662,11 @@
       <w:color w:val="0F4761" w:themeColor="accent1" w:themeShade="BF"/>
     </w:rPr>
   </w:style>
-  <w:style w:type="paragraph" w:styleId="Citationintense">
+  <w:style w:type="paragraph" w:styleId="IntenseQuote">
     <w:name w:val="Intense Quote"/>
     <w:basedOn w:val="Normal"/>
     <w:next w:val="Normal"/>
-    <w:link w:val="CitationintenseCar"/>
+    <w:link w:val="IntenseQuoteChar"/>
     <w:uiPriority w:val="30"/>
     <w:qFormat/>
     <w:rsid w:val="001E3C59"/>
@@ -2328,10 +2685,10 @@
       <w:color w:val="0F4761" w:themeColor="accent1" w:themeShade="BF"/>
     </w:rPr>
   </w:style>
-  <w:style w:type="character" w:customStyle="1" w:styleId="CitationintenseCar">
-    <w:name w:val="Citation intense Car"/>
-    <w:basedOn w:val="Policepardfaut"/>
-    <w:link w:val="Citationintense"/>
+  <w:style w:type="character" w:customStyle="1" w:styleId="IntenseQuoteChar">
+    <w:name w:val="Intense Quote Char"/>
+    <w:basedOn w:val="DefaultParagraphFont"/>
+    <w:link w:val="IntenseQuote"/>
     <w:uiPriority w:val="30"/>
     <w:rsid w:val="001E3C59"/>
     <w:rPr>
@@ -2340,9 +2697,9 @@
       <w:color w:val="0F4761" w:themeColor="accent1" w:themeShade="BF"/>
     </w:rPr>
   </w:style>
-  <w:style w:type="character" w:styleId="Rfrenceintense">
+  <w:style w:type="character" w:styleId="IntenseReference">
     <w:name w:val="Intense Reference"/>
-    <w:basedOn w:val="Policepardfaut"/>
+    <w:basedOn w:val="DefaultParagraphFont"/>
     <w:uiPriority w:val="32"/>
     <w:qFormat/>
     <w:rsid w:val="001E3C59"/>
@@ -2354,7 +2711,7 @@
       <w:spacing w:val="5"/>
     </w:rPr>
   </w:style>
-  <w:style w:type="paragraph" w:styleId="Sansinterligne">
+  <w:style w:type="paragraph" w:styleId="NoSpacing">
     <w:name w:val="No Spacing"/>
     <w:uiPriority w:val="1"/>
     <w:qFormat/>
@@ -2362,6 +2719,36 @@
     <w:pPr>
       <w:spacing w:after="0" w:line="240" w:lineRule="auto"/>
     </w:pPr>
+  </w:style>
+  <w:style w:type="paragraph" w:styleId="HTMLPreformatted">
+    <w:name w:val="HTML Preformatted"/>
+    <w:basedOn w:val="Normal"/>
+    <w:link w:val="HTMLPreformattedChar"/>
+    <w:uiPriority w:val="99"/>
+    <w:semiHidden/>
+    <w:unhideWhenUsed/>
+    <w:rsid w:val="008B3C12"/>
+    <w:pPr>
+      <w:spacing w:after="0" w:line="240" w:lineRule="auto"/>
+    </w:pPr>
+    <w:rPr>
+      <w:rFonts w:ascii="Consolas" w:hAnsi="Consolas"/>
+      <w:sz w:val="20"/>
+      <w:szCs w:val="20"/>
+    </w:rPr>
+  </w:style>
+  <w:style w:type="character" w:customStyle="1" w:styleId="HTMLPreformattedChar">
+    <w:name w:val="HTML Preformatted Char"/>
+    <w:basedOn w:val="DefaultParagraphFont"/>
+    <w:link w:val="HTMLPreformatted"/>
+    <w:uiPriority w:val="99"/>
+    <w:semiHidden/>
+    <w:rsid w:val="008B3C12"/>
+    <w:rPr>
+      <w:rFonts w:ascii="Consolas" w:hAnsi="Consolas"/>
+      <w:sz w:val="20"/>
+      <w:szCs w:val="20"/>
+    </w:rPr>
   </w:style>
 </w:styles>
 </file>

--- a/projet/Compte_Rendu_LEPAGE_SCHELTIEN.docx
+++ b/projet/Compte_Rendu_LEPAGE_SCHELTIEN.docx
@@ -4,81 +4,932 @@
   <w:body>
     <w:p>
       <w:pPr>
-        <w:spacing w:line="276" w:lineRule="auto"/>
-      </w:pPr>
-      <w:r>
-        <w:t>SCHELTIEN Mattéo</w:t>
-      </w:r>
-    </w:p>
-    <w:p>
-      <w:pPr>
-        <w:spacing w:line="276" w:lineRule="auto"/>
-      </w:pPr>
-      <w:r>
-        <w:t>LEPAGE Thomas</w:t>
-      </w:r>
-    </w:p>
-    <w:p>
-      <w:pPr>
+        <w:pStyle w:val="Titre"/>
+      </w:pPr>
+      <w:r>
+        <w:t>SAÉ 2.02 – Exploration algorithmique d’un problème</w:t>
+      </w:r>
+    </w:p>
+    <w:p>
+      <w:pPr>
+        <w:pStyle w:val="Sous-titre"/>
+      </w:pPr>
+      <w:r>
+        <w:t>Rapport de projet</w:t>
+      </w:r>
+    </w:p>
+    <w:p>
+      <w:pPr>
+        <w:pStyle w:val="Author"/>
+      </w:pPr>
+      <w:r>
+        <w:t>Jean Dupont et John Smith (Groupe S2 X)</w:t>
+      </w:r>
+    </w:p>
+    <w:p>
+      <w:pPr>
+        <w:pStyle w:val="Date"/>
+      </w:pPr>
+      <w:r>
+        <w:t>17-05-2026</w:t>
+      </w:r>
+    </w:p>
+    <w:sdt>
+      <w:sdtPr>
         <w:rPr>
-          <w:b/>
-          <w:bCs/>
+          <w:rFonts w:asciiTheme="minorHAnsi" w:eastAsiaTheme="minorHAnsi" w:hAnsiTheme="minorHAnsi" w:cs="Noto Sans Devanagari"/>
+          <w:color w:val="auto"/>
+          <w:sz w:val="24"/>
+          <w:szCs w:val="24"/>
         </w:rPr>
-      </w:pPr>
-    </w:p>
-    <w:p>
-      <w:pPr>
-        <w:ind w:left="708" w:firstLine="708"/>
-        <w:rPr>
-          <w:b/>
-          <w:bCs/>
-          <w:sz w:val="28"/>
-          <w:szCs w:val="28"/>
-          <w:u w:val="single"/>
-        </w:rPr>
-      </w:pPr>
-      <w:r>
-        <w:rPr>
-          <w:b/>
-          <w:bCs/>
-          <w:sz w:val="28"/>
-          <w:szCs w:val="28"/>
-          <w:u w:val="single"/>
-        </w:rPr>
-        <w:t>SAÉ 2.02 – Exploration algorithmique d’un problème</w:t>
-      </w:r>
-    </w:p>
-    <w:p>
-      <w:pPr>
-        <w:rPr>
-          <w:b/>
-          <w:bCs/>
-        </w:rPr>
-      </w:pPr>
-      <w:r>
-        <w:rPr>
-          <w:b/>
-          <w:bCs/>
-        </w:rPr>
-        <w:t>Rapport de projet</w:t>
-      </w:r>
-    </w:p>
-    <w:p/>
-    <w:p>
-      <w:pPr>
-        <w:rPr>
-          <w:b/>
-          <w:bCs/>
-        </w:rPr>
-      </w:pPr>
-      <w:r>
-        <w:rPr>
-          <w:b/>
-          <w:bCs/>
-        </w:rPr>
+        <w:id w:val="-122779472"/>
+        <w:docPartObj>
+          <w:docPartGallery w:val="Table of Contents"/>
+          <w:docPartUnique/>
+        </w:docPartObj>
+      </w:sdtPr>
+      <w:sdtContent>
+        <w:p>
+          <w:pPr>
+            <w:pStyle w:val="En-ttedetabledesmatires"/>
+          </w:pPr>
+          <w:r>
+            <w:t>Sommaire</w:t>
+          </w:r>
+        </w:p>
+        <w:p>
+          <w:pPr>
+            <w:pStyle w:val="TM1"/>
+            <w:tabs>
+              <w:tab w:val="clear" w:pos="9360"/>
+              <w:tab w:val="right" w:leader="dot" w:pos="9359"/>
+            </w:tabs>
+          </w:pPr>
+          <w:r>
+            <w:fldChar w:fldCharType="begin"/>
+          </w:r>
+          <w:r>
+            <w:rPr>
+              <w:rStyle w:val="IndexLink"/>
+              <w:webHidden/>
+            </w:rPr>
+            <w:instrText xml:space="preserve"> TOC \z \o "1-3" \u \h</w:instrText>
+          </w:r>
+          <w:r>
+            <w:rPr>
+              <w:rStyle w:val="IndexLink"/>
+            </w:rPr>
+            <w:fldChar w:fldCharType="separate"/>
+          </w:r>
+          <w:hyperlink w:anchor="__RefHeading___Toc458_3422142942" w:tooltip="1. Présentation du projet">
+            <w:r>
+              <w:rPr>
+                <w:rStyle w:val="IndexLink"/>
+                <w:webHidden/>
+              </w:rPr>
+              <w:t>1. Présentation du projet</w:t>
+            </w:r>
+            <w:r>
+              <w:rPr>
+                <w:rStyle w:val="IndexLink"/>
+                <w:webHidden/>
+              </w:rPr>
+              <w:tab/>
+              <w:t>2</w:t>
+            </w:r>
+          </w:hyperlink>
+        </w:p>
+        <w:p>
+          <w:pPr>
+            <w:pStyle w:val="TM1"/>
+            <w:tabs>
+              <w:tab w:val="clear" w:pos="9360"/>
+              <w:tab w:val="right" w:leader="dot" w:pos="9359"/>
+            </w:tabs>
+          </w:pPr>
+          <w:hyperlink w:anchor="__RefHeading___Toc460_3422142942" w:tooltip="2. Représentation d’un graphe">
+            <w:r>
+              <w:rPr>
+                <w:rStyle w:val="IndexLink"/>
+                <w:webHidden/>
+              </w:rPr>
+              <w:t>2. Représentation d’un graphe</w:t>
+            </w:r>
+            <w:r>
+              <w:rPr>
+                <w:rStyle w:val="IndexLink"/>
+                <w:webHidden/>
+              </w:rPr>
+              <w:tab/>
+              <w:t>3</w:t>
+            </w:r>
+          </w:hyperlink>
+        </w:p>
+        <w:p>
+          <w:pPr>
+            <w:pStyle w:val="TM1"/>
+            <w:tabs>
+              <w:tab w:val="clear" w:pos="9360"/>
+              <w:tab w:val="right" w:leader="dot" w:pos="9359"/>
+            </w:tabs>
+          </w:pPr>
+          <w:hyperlink w:anchor="__RefHeading___Toc462_3422142942" w:tooltip="3. Calcul du plus court chemin via l’algorithme du point fixe">
+            <w:r>
+              <w:rPr>
+                <w:rStyle w:val="IndexLink"/>
+                <w:webHidden/>
+              </w:rPr>
+              <w:t>3. Calcul du plus court chemin via l’algorithme du point fixe</w:t>
+            </w:r>
+            <w:r>
+              <w:rPr>
+                <w:rStyle w:val="IndexLink"/>
+                <w:webHidden/>
+              </w:rPr>
+              <w:tab/>
+              <w:t>4</w:t>
+            </w:r>
+          </w:hyperlink>
+        </w:p>
+        <w:p>
+          <w:pPr>
+            <w:pStyle w:val="TM1"/>
+            <w:tabs>
+              <w:tab w:val="clear" w:pos="9360"/>
+              <w:tab w:val="right" w:leader="dot" w:pos="9359"/>
+            </w:tabs>
+          </w:pPr>
+          <w:hyperlink w:anchor="__RefHeading___Toc464_3422142942" w:tooltip="4. Calcul du plus court chemin via l’algorithme de Dijkstra">
+            <w:r>
+              <w:rPr>
+                <w:rStyle w:val="IndexLink"/>
+                <w:webHidden/>
+              </w:rPr>
+              <w:t>4. Calcul du plus court chemin via l’algorithme de Dijkstra</w:t>
+            </w:r>
+            <w:r>
+              <w:rPr>
+                <w:rStyle w:val="IndexLink"/>
+                <w:webHidden/>
+              </w:rPr>
+              <w:tab/>
+              <w:t>5</w:t>
+            </w:r>
+          </w:hyperlink>
+        </w:p>
+        <w:p>
+          <w:pPr>
+            <w:pStyle w:val="TM1"/>
+            <w:tabs>
+              <w:tab w:val="clear" w:pos="9360"/>
+              <w:tab w:val="right" w:leader="dot" w:pos="9359"/>
+            </w:tabs>
+          </w:pPr>
+          <w:hyperlink w:anchor="__RefHeading___Toc466_3422142942" w:tooltip="5. Application aux données du réseau STAN">
+            <w:r>
+              <w:rPr>
+                <w:rStyle w:val="IndexLink"/>
+                <w:webHidden/>
+              </w:rPr>
+              <w:t>5. Application aux données du réseau STAN</w:t>
+            </w:r>
+            <w:r>
+              <w:rPr>
+                <w:rStyle w:val="IndexLink"/>
+                <w:webHidden/>
+              </w:rPr>
+              <w:tab/>
+              <w:t>6</w:t>
+            </w:r>
+          </w:hyperlink>
+        </w:p>
+        <w:p>
+          <w:pPr>
+            <w:pStyle w:val="TM2"/>
+            <w:tabs>
+              <w:tab w:val="clear" w:pos="9077"/>
+              <w:tab w:val="right" w:leader="dot" w:pos="9359"/>
+            </w:tabs>
+          </w:pPr>
+          <w:hyperlink w:anchor="__RefHeading___Toc468_3422142942" w:tooltip="5.1 Comparaison des temps de calcul des algorithme de Bellman-Ford et Dijkstra">
+            <w:r>
+              <w:rPr>
+                <w:rStyle w:val="IndexLink"/>
+                <w:webHidden/>
+              </w:rPr>
+              <w:t>5.1 Comparaison des temps de calcul des algorithme de Bellman-Ford et Dijkstra</w:t>
+            </w:r>
+            <w:r>
+              <w:rPr>
+                <w:rStyle w:val="IndexLink"/>
+                <w:webHidden/>
+              </w:rPr>
+              <w:tab/>
+              <w:t>6</w:t>
+            </w:r>
+          </w:hyperlink>
+        </w:p>
+        <w:p>
+          <w:pPr>
+            <w:pStyle w:val="TM2"/>
+            <w:tabs>
+              <w:tab w:val="clear" w:pos="9077"/>
+              <w:tab w:val="right" w:leader="dot" w:pos="9359"/>
+            </w:tabs>
+          </w:pPr>
+          <w:hyperlink w:anchor="__RefHeading___Toc470_3422142942" w:tooltip="5.2 Comparaison des chemins obtenus par notre application et le moteur de recherche du réseau STAN">
+            <w:r>
+              <w:rPr>
+                <w:rStyle w:val="IndexLink"/>
+                <w:webHidden/>
+              </w:rPr>
+              <w:t>5.2 Comparaison des chemins obtenus par notre application et le moteur de recherche du réseau STAN</w:t>
+            </w:r>
+            <w:r>
+              <w:rPr>
+                <w:rStyle w:val="IndexLink"/>
+                <w:webHidden/>
+              </w:rPr>
+              <w:tab/>
+              <w:t>7</w:t>
+            </w:r>
+          </w:hyperlink>
+        </w:p>
+        <w:p>
+          <w:pPr>
+            <w:pStyle w:val="TM1"/>
+            <w:tabs>
+              <w:tab w:val="clear" w:pos="9360"/>
+              <w:tab w:val="right" w:leader="dot" w:pos="9359"/>
+            </w:tabs>
+          </w:pPr>
+          <w:hyperlink w:anchor="__RefHeading___Toc472_3422142942" w:tooltip="6. Conclusion">
+            <w:r>
+              <w:rPr>
+                <w:rStyle w:val="IndexLink"/>
+                <w:webHidden/>
+              </w:rPr>
+              <w:t>6. Conclusion</w:t>
+            </w:r>
+            <w:r>
+              <w:rPr>
+                <w:rStyle w:val="IndexLink"/>
+                <w:webHidden/>
+              </w:rPr>
+              <w:tab/>
+              <w:t>8</w:t>
+            </w:r>
+          </w:hyperlink>
+          <w:r>
+            <w:rPr>
+              <w:rStyle w:val="IndexLink"/>
+            </w:rPr>
+            <w:fldChar w:fldCharType="end"/>
+          </w:r>
+        </w:p>
+      </w:sdtContent>
+    </w:sdt>
+    <w:tbl>
+      <w:tblPr>
+        <w:tblStyle w:val="Table"/>
+        <w:tblW w:w="5000" w:type="pct"/>
+        <w:tblInd w:w="0" w:type="dxa"/>
+        <w:tblLayout w:type="fixed"/>
+        <w:tblCellMar>
+          <w:top w:w="92" w:type="dxa"/>
+          <w:left w:w="144" w:type="dxa"/>
+          <w:bottom w:w="92" w:type="dxa"/>
+          <w:right w:w="144" w:type="dxa"/>
+        </w:tblCellMar>
+        <w:tblLook w:val="0000" w:firstRow="0" w:lastRow="0" w:firstColumn="0" w:lastColumn="0" w:noHBand="0" w:noVBand="0"/>
+      </w:tblPr>
+      <w:tblGrid>
+        <w:gridCol w:w="9325"/>
+      </w:tblGrid>
+      <w:tr>
+        <w:trPr>
+          <w:cantSplit/>
+        </w:trPr>
+        <w:tc>
+          <w:tcPr>
+            <w:tcW w:w="9360" w:type="dxa"/>
+            <w:tcBorders>
+              <w:top w:val="single" w:sz="4" w:space="0" w:color="CC1914"/>
+              <w:left w:val="single" w:sz="24" w:space="0" w:color="CC1914"/>
+              <w:right w:val="single" w:sz="4" w:space="0" w:color="CC1914"/>
+            </w:tcBorders>
+            <w:shd w:val="clear" w:color="auto" w:fill="F7DDDC"/>
+          </w:tcPr>
+          <w:p>
+            <w:pPr>
+              <w:pStyle w:val="FirstParagraph"/>
+              <w:spacing w:before="0" w:after="0"/>
+              <w:textAlignment w:val="center"/>
+              <w:rPr>
+                <w:rFonts w:ascii="Aptos" w:eastAsia="Aptos" w:hAnsi="Aptos"/>
+              </w:rPr>
+            </w:pPr>
+            <w:r>
+              <w:rPr>
+                <w:rFonts w:eastAsia="Aptos"/>
+                <w:noProof/>
+              </w:rPr>
+              <w:drawing>
+                <wp:inline distT="0" distB="0" distL="0" distR="0" wp14:anchorId="6163BE7C" wp14:editId="4A8F915C">
+                  <wp:extent cx="152400" cy="152400"/>
+                  <wp:effectExtent l="0" t="0" r="0" b="0"/>
+                  <wp:docPr id="1" name="Picture"/>
+                  <wp:cNvGraphicFramePr>
+                    <a:graphicFrameLocks xmlns:a="http://schemas.openxmlformats.org/drawingml/2006/main" noChangeAspect="1"/>
+                  </wp:cNvGraphicFramePr>
+                  <a:graphic xmlns:a="http://schemas.openxmlformats.org/drawingml/2006/main">
+                    <a:graphicData uri="http://schemas.openxmlformats.org/drawingml/2006/picture">
+                      <pic:pic xmlns:pic="http://schemas.openxmlformats.org/drawingml/2006/picture">
+                        <pic:nvPicPr>
+                          <pic:cNvPr id="1" name="Picture"/>
+                          <pic:cNvPicPr>
+                            <a:picLocks noChangeAspect="1" noChangeArrowheads="1"/>
+                          </pic:cNvPicPr>
+                        </pic:nvPicPr>
+                        <pic:blipFill>
+                          <a:blip r:embed="rId7"/>
+                          <a:stretch>
+                            <a:fillRect/>
+                          </a:stretch>
+                        </pic:blipFill>
+                        <pic:spPr bwMode="auto">
+                          <a:xfrm>
+                            <a:off x="0" y="0"/>
+                            <a:ext cx="152400" cy="152400"/>
+                          </a:xfrm>
+                          <a:prstGeom prst="rect">
+                            <a:avLst/>
+                          </a:prstGeom>
+                          <a:noFill/>
+                        </pic:spPr>
+                      </pic:pic>
+                    </a:graphicData>
+                  </a:graphic>
+                </wp:inline>
+              </w:drawing>
+            </w:r>
+            <w:r>
+              <w:rPr>
+                <w:rFonts w:eastAsia="Aptos"/>
+              </w:rPr>
+              <w:t xml:space="preserve">  </w:t>
+            </w:r>
+            <w:r>
+              <w:rPr>
+                <w:rFonts w:eastAsia="Aptos"/>
+                <w:b/>
+                <w:bCs/>
+              </w:rPr>
+              <w:t>Informations du projet</w:t>
+            </w:r>
+          </w:p>
+        </w:tc>
+      </w:tr>
+      <w:tr>
+        <w:trPr>
+          <w:cantSplit/>
+        </w:trPr>
+        <w:tc>
+          <w:tcPr>
+            <w:tcW w:w="9360" w:type="dxa"/>
+            <w:tcBorders>
+              <w:left w:val="single" w:sz="24" w:space="0" w:color="CC1914"/>
+              <w:bottom w:val="single" w:sz="4" w:space="0" w:color="CC1914"/>
+              <w:right w:val="single" w:sz="4" w:space="0" w:color="CC1914"/>
+            </w:tcBorders>
+            <w:tcMar>
+              <w:top w:w="108" w:type="dxa"/>
+              <w:bottom w:w="108" w:type="dxa"/>
+            </w:tcMar>
+          </w:tcPr>
+          <w:p>
+            <w:pPr>
+              <w:pStyle w:val="Compact"/>
+              <w:numPr>
+                <w:ilvl w:val="0"/>
+                <w:numId w:val="1"/>
+              </w:numPr>
+              <w:rPr>
+                <w:rFonts w:ascii="Aptos" w:eastAsia="Aptos" w:hAnsi="Aptos"/>
+              </w:rPr>
+            </w:pPr>
+            <w:r>
+              <w:rPr>
+                <w:rFonts w:eastAsia="Aptos"/>
+              </w:rPr>
+              <w:t>Nom/Prénom/Groupe des membres du binôme :</w:t>
+            </w:r>
+          </w:p>
+          <w:p>
+            <w:pPr>
+              <w:pStyle w:val="Compact"/>
+              <w:numPr>
+                <w:ilvl w:val="1"/>
+                <w:numId w:val="1"/>
+              </w:numPr>
+              <w:rPr>
+                <w:rFonts w:ascii="Aptos" w:eastAsia="Aptos" w:hAnsi="Aptos"/>
+              </w:rPr>
+            </w:pPr>
+            <w:r>
+              <w:rPr>
+                <w:rFonts w:eastAsia="Aptos"/>
+              </w:rPr>
+              <w:t>Thomas LEPAGE S2A</w:t>
+            </w:r>
+          </w:p>
+          <w:p>
+            <w:pPr>
+              <w:pStyle w:val="Compact"/>
+              <w:numPr>
+                <w:ilvl w:val="1"/>
+                <w:numId w:val="1"/>
+              </w:numPr>
+              <w:rPr>
+                <w:rFonts w:ascii="Aptos" w:eastAsia="Aptos" w:hAnsi="Aptos"/>
+                <w:lang w:val="en-US"/>
+              </w:rPr>
+            </w:pPr>
+            <w:r>
+              <w:rPr>
+                <w:rFonts w:eastAsia="Aptos"/>
+                <w:lang w:val="en-US"/>
+              </w:rPr>
+              <w:t>Mattéo SCHELTIEN S2A</w:t>
+            </w:r>
+          </w:p>
+          <w:p>
+            <w:pPr>
+              <w:pStyle w:val="Compact"/>
+              <w:numPr>
+                <w:ilvl w:val="0"/>
+                <w:numId w:val="1"/>
+              </w:numPr>
+              <w:rPr>
+                <w:rFonts w:ascii="Aptos" w:eastAsia="Aptos" w:hAnsi="Aptos"/>
+              </w:rPr>
+            </w:pPr>
+            <w:r>
+              <w:rPr>
+                <w:rFonts w:eastAsia="Aptos"/>
+              </w:rPr>
+              <w:t xml:space="preserve">URL du dépôt git : </w:t>
+            </w:r>
+            <w:r>
+              <w:t>https://github.com/ThomasLpg/S2A_SCHELTIEN_LEPAGE.git</w:t>
+            </w:r>
+            <w:r>
+              <w:rPr>
+                <w:rFonts w:ascii="Aptos" w:eastAsia="Aptos" w:hAnsi="Aptos"/>
+              </w:rPr>
+              <w:t xml:space="preserve"> </w:t>
+            </w:r>
+          </w:p>
+          <w:p>
+            <w:pPr>
+              <w:pStyle w:val="Compact"/>
+              <w:numPr>
+                <w:ilvl w:val="0"/>
+                <w:numId w:val="1"/>
+              </w:numPr>
+              <w:rPr>
+                <w:rFonts w:ascii="Aptos" w:eastAsia="Aptos" w:hAnsi="Aptos"/>
+              </w:rPr>
+            </w:pPr>
+            <w:r>
+              <w:rPr>
+                <w:rFonts w:eastAsia="Aptos"/>
+              </w:rPr>
+              <w:t xml:space="preserve">Classe contenant votre méthode </w:t>
+            </w:r>
+            <w:r>
+              <w:rPr>
+                <w:rStyle w:val="VerbatimChar"/>
+                <w:rFonts w:eastAsia="Aptos"/>
+              </w:rPr>
+              <w:t>main</w:t>
+            </w:r>
+            <w:r>
+              <w:rPr>
+                <w:rFonts w:eastAsia="Aptos"/>
+              </w:rPr>
+              <w:t xml:space="preserve"> : </w:t>
+            </w:r>
+            <w:r>
+              <w:rPr>
+                <w:rStyle w:val="VerbatimChar"/>
+                <w:rFonts w:eastAsia="Aptos"/>
+                <w:highlight w:val="yellow"/>
+              </w:rPr>
+              <w:t>./Main</w:t>
+            </w:r>
+            <w:r>
+              <w:rPr>
+                <w:rStyle w:val="VerbatimChar"/>
+                <w:rFonts w:eastAsia="Aptos"/>
+                <w:highlight w:val="yellow"/>
+              </w:rPr>
+              <w:t>Transport</w:t>
+            </w:r>
+            <w:r>
+              <w:rPr>
+                <w:rStyle w:val="VerbatimChar"/>
+                <w:rFonts w:eastAsia="Aptos"/>
+                <w:highlight w:val="yellow"/>
+              </w:rPr>
+              <w:t>.java</w:t>
+            </w:r>
+          </w:p>
+          <w:p>
+            <w:pPr>
+              <w:pStyle w:val="Compact"/>
+              <w:numPr>
+                <w:ilvl w:val="0"/>
+                <w:numId w:val="1"/>
+              </w:numPr>
+              <w:rPr>
+                <w:rFonts w:ascii="Aptos" w:eastAsia="Aptos" w:hAnsi="Aptos"/>
+              </w:rPr>
+            </w:pPr>
+            <w:r>
+              <w:rPr>
+                <w:rFonts w:eastAsia="Aptos"/>
+              </w:rPr>
+              <w:t>Commande à saisir pour compiler le fichier jar :</w:t>
+            </w:r>
+          </w:p>
+          <w:p>
+            <w:pPr>
+              <w:pStyle w:val="Compact"/>
+              <w:numPr>
+                <w:ilvl w:val="1"/>
+                <w:numId w:val="1"/>
+              </w:numPr>
+              <w:rPr>
+                <w:rFonts w:ascii="Aptos" w:eastAsia="Aptos" w:hAnsi="Aptos"/>
+              </w:rPr>
+            </w:pPr>
+            <w:proofErr w:type="gramStart"/>
+            <w:r>
+              <w:rPr>
+                <w:rStyle w:val="VerbatimChar"/>
+                <w:rFonts w:eastAsia="Aptos"/>
+                <w:highlight w:val="yellow"/>
+              </w:rPr>
+              <w:t>jar</w:t>
+            </w:r>
+            <w:proofErr w:type="gramEnd"/>
+            <w:r>
+              <w:rPr>
+                <w:rStyle w:val="VerbatimChar"/>
+                <w:rFonts w:eastAsia="Aptos"/>
+                <w:highlight w:val="yellow"/>
+              </w:rPr>
+              <w:t xml:space="preserve"> </w:t>
+            </w:r>
+            <w:proofErr w:type="spellStart"/>
+            <w:r>
+              <w:rPr>
+                <w:rStyle w:val="VerbatimChar"/>
+                <w:rFonts w:eastAsia="Aptos"/>
+                <w:highlight w:val="yellow"/>
+              </w:rPr>
+              <w:t>cfe</w:t>
+            </w:r>
+            <w:proofErr w:type="spellEnd"/>
+            <w:r>
+              <w:rPr>
+                <w:rStyle w:val="VerbatimChar"/>
+                <w:rFonts w:eastAsia="Aptos"/>
+                <w:highlight w:val="yellow"/>
+              </w:rPr>
+              <w:t xml:space="preserve"> Projet.jar Main </w:t>
+            </w:r>
+            <w:proofErr w:type="spellStart"/>
+            <w:r>
+              <w:rPr>
+                <w:rStyle w:val="VerbatimChar"/>
+                <w:rFonts w:eastAsia="Aptos"/>
+                <w:highlight w:val="yellow"/>
+              </w:rPr>
+              <w:t>Main.class</w:t>
+            </w:r>
+            <w:proofErr w:type="spellEnd"/>
+          </w:p>
+          <w:p>
+            <w:pPr>
+              <w:rPr>
+                <w:rFonts w:ascii="Aptos" w:eastAsia="Aptos" w:hAnsi="Aptos"/>
+              </w:rPr>
+            </w:pPr>
+          </w:p>
+        </w:tc>
+      </w:tr>
+    </w:tbl>
+    <w:p>
+      <w:r>
+        <w:br w:type="page"/>
+      </w:r>
+    </w:p>
+    <w:p>
+      <w:pPr>
+        <w:pStyle w:val="Titre1"/>
+        <w:spacing w:before="0"/>
+      </w:pPr>
+      <w:bookmarkStart w:id="0" w:name="__RefHeading___Toc458_3422142942"/>
+      <w:bookmarkEnd w:id="0"/>
+      <w:r>
+        <w:lastRenderedPageBreak/>
         <w:t>1. Présentation du projet</w:t>
       </w:r>
     </w:p>
+    <w:tbl>
+      <w:tblPr>
+        <w:tblStyle w:val="Table"/>
+        <w:tblW w:w="5000" w:type="pct"/>
+        <w:tblInd w:w="0" w:type="dxa"/>
+        <w:tblLayout w:type="fixed"/>
+        <w:tblCellMar>
+          <w:top w:w="92" w:type="dxa"/>
+          <w:left w:w="144" w:type="dxa"/>
+          <w:bottom w:w="92" w:type="dxa"/>
+          <w:right w:w="144" w:type="dxa"/>
+        </w:tblCellMar>
+        <w:tblLook w:val="0000" w:firstRow="0" w:lastRow="0" w:firstColumn="0" w:lastColumn="0" w:noHBand="0" w:noVBand="0"/>
+      </w:tblPr>
+      <w:tblGrid>
+        <w:gridCol w:w="9325"/>
+      </w:tblGrid>
+      <w:tr>
+        <w:trPr>
+          <w:cantSplit/>
+        </w:trPr>
+        <w:tc>
+          <w:tcPr>
+            <w:tcW w:w="9360" w:type="dxa"/>
+            <w:tcBorders>
+              <w:top w:val="single" w:sz="4" w:space="0" w:color="0758E5"/>
+              <w:left w:val="single" w:sz="24" w:space="0" w:color="0758E5"/>
+              <w:right w:val="single" w:sz="4" w:space="0" w:color="0758E5"/>
+            </w:tcBorders>
+            <w:shd w:val="clear" w:color="auto" w:fill="DAE6FB"/>
+          </w:tcPr>
+          <w:p>
+            <w:pPr>
+              <w:pStyle w:val="FirstParagraph"/>
+              <w:spacing w:before="0" w:after="0"/>
+              <w:textAlignment w:val="center"/>
+              <w:rPr>
+                <w:rFonts w:ascii="Aptos" w:eastAsia="Aptos" w:hAnsi="Aptos"/>
+              </w:rPr>
+            </w:pPr>
+            <w:r>
+              <w:rPr>
+                <w:rFonts w:eastAsia="Aptos"/>
+                <w:noProof/>
+              </w:rPr>
+              <w:drawing>
+                <wp:inline distT="0" distB="0" distL="0" distR="0" wp14:anchorId="00C848FF" wp14:editId="1EA5188F">
+                  <wp:extent cx="152400" cy="152400"/>
+                  <wp:effectExtent l="0" t="0" r="0" b="0"/>
+                  <wp:docPr id="2" name="Image2"/>
+                  <wp:cNvGraphicFramePr>
+                    <a:graphicFrameLocks xmlns:a="http://schemas.openxmlformats.org/drawingml/2006/main" noChangeAspect="1"/>
+                  </wp:cNvGraphicFramePr>
+                  <a:graphic xmlns:a="http://schemas.openxmlformats.org/drawingml/2006/main">
+                    <a:graphicData uri="http://schemas.openxmlformats.org/drawingml/2006/picture">
+                      <pic:pic xmlns:pic="http://schemas.openxmlformats.org/drawingml/2006/picture">
+                        <pic:nvPicPr>
+                          <pic:cNvPr id="2" name="Image2"/>
+                          <pic:cNvPicPr>
+                            <a:picLocks noChangeAspect="1" noChangeArrowheads="1"/>
+                          </pic:cNvPicPr>
+                        </pic:nvPicPr>
+                        <pic:blipFill>
+                          <a:blip r:embed="rId8"/>
+                          <a:stretch>
+                            <a:fillRect/>
+                          </a:stretch>
+                        </pic:blipFill>
+                        <pic:spPr bwMode="auto">
+                          <a:xfrm>
+                            <a:off x="0" y="0"/>
+                            <a:ext cx="152400" cy="152400"/>
+                          </a:xfrm>
+                          <a:prstGeom prst="rect">
+                            <a:avLst/>
+                          </a:prstGeom>
+                          <a:noFill/>
+                        </pic:spPr>
+                      </pic:pic>
+                    </a:graphicData>
+                  </a:graphic>
+                </wp:inline>
+              </w:drawing>
+            </w:r>
+            <w:r>
+              <w:rPr>
+                <w:rFonts w:eastAsia="Aptos"/>
+              </w:rPr>
+              <w:t xml:space="preserve">  Note</w:t>
+            </w:r>
+          </w:p>
+        </w:tc>
+      </w:tr>
+      <w:tr>
+        <w:trPr>
+          <w:cantSplit/>
+        </w:trPr>
+        <w:tc>
+          <w:tcPr>
+            <w:tcW w:w="9360" w:type="dxa"/>
+            <w:tcBorders>
+              <w:left w:val="single" w:sz="24" w:space="0" w:color="0758E5"/>
+              <w:bottom w:val="single" w:sz="4" w:space="0" w:color="0758E5"/>
+              <w:right w:val="single" w:sz="4" w:space="0" w:color="0758E5"/>
+            </w:tcBorders>
+            <w:tcMar>
+              <w:top w:w="108" w:type="dxa"/>
+              <w:bottom w:w="108" w:type="dxa"/>
+            </w:tcMar>
+          </w:tcPr>
+          <w:p>
+            <w:pPr>
+              <w:pStyle w:val="Corpsdetexte"/>
+              <w:spacing w:before="16"/>
+              <w:rPr>
+                <w:rFonts w:ascii="Aptos" w:eastAsia="Aptos" w:hAnsi="Aptos"/>
+              </w:rPr>
+            </w:pPr>
+            <w:r>
+              <w:rPr>
+                <w:rFonts w:eastAsia="Aptos"/>
+              </w:rPr>
+              <w:t>Présenter votre application dans les grandes lignes :</w:t>
+            </w:r>
+          </w:p>
+          <w:p>
+            <w:pPr>
+              <w:pStyle w:val="Compact"/>
+              <w:numPr>
+                <w:ilvl w:val="0"/>
+                <w:numId w:val="1"/>
+              </w:numPr>
+              <w:rPr>
+                <w:rFonts w:ascii="Aptos" w:eastAsia="Aptos" w:hAnsi="Aptos"/>
+              </w:rPr>
+            </w:pPr>
+            <w:proofErr w:type="gramStart"/>
+            <w:r>
+              <w:rPr>
+                <w:rFonts w:eastAsia="Aptos"/>
+              </w:rPr>
+              <w:t>ce</w:t>
+            </w:r>
+            <w:proofErr w:type="gramEnd"/>
+            <w:r>
+              <w:rPr>
+                <w:rFonts w:eastAsia="Aptos"/>
+              </w:rPr>
+              <w:t xml:space="preserve"> à quoi elle sert,</w:t>
+            </w:r>
+          </w:p>
+          <w:p>
+            <w:pPr>
+              <w:pStyle w:val="Compact"/>
+              <w:numPr>
+                <w:ilvl w:val="0"/>
+                <w:numId w:val="1"/>
+              </w:numPr>
+              <w:rPr>
+                <w:rFonts w:ascii="Aptos" w:eastAsia="Aptos" w:hAnsi="Aptos"/>
+              </w:rPr>
+            </w:pPr>
+            <w:proofErr w:type="gramStart"/>
+            <w:r>
+              <w:rPr>
+                <w:rFonts w:eastAsia="Aptos"/>
+              </w:rPr>
+              <w:t>ce</w:t>
+            </w:r>
+            <w:proofErr w:type="gramEnd"/>
+            <w:r>
+              <w:rPr>
+                <w:rFonts w:eastAsia="Aptos"/>
+              </w:rPr>
+              <w:t xml:space="preserve"> qu’elle prend en entrée et retourne en sortie,</w:t>
+            </w:r>
+          </w:p>
+          <w:p>
+            <w:pPr>
+              <w:pStyle w:val="Compact"/>
+              <w:numPr>
+                <w:ilvl w:val="0"/>
+                <w:numId w:val="1"/>
+              </w:numPr>
+              <w:rPr>
+                <w:rFonts w:ascii="Aptos" w:eastAsia="Aptos" w:hAnsi="Aptos"/>
+              </w:rPr>
+            </w:pPr>
+            <w:proofErr w:type="gramStart"/>
+            <w:r>
+              <w:rPr>
+                <w:rFonts w:eastAsia="Aptos"/>
+              </w:rPr>
+              <w:t>comment</w:t>
+            </w:r>
+            <w:proofErr w:type="gramEnd"/>
+            <w:r>
+              <w:rPr>
+                <w:rFonts w:eastAsia="Aptos"/>
+              </w:rPr>
+              <w:t xml:space="preserve"> elle fonctionne (ce qu’il se passe quand on exécute la méthode </w:t>
+            </w:r>
+            <w:r>
+              <w:rPr>
+                <w:rStyle w:val="VerbatimChar"/>
+                <w:rFonts w:eastAsia="Aptos"/>
+              </w:rPr>
+              <w:t>main</w:t>
+            </w:r>
+            <w:r>
+              <w:rPr>
+                <w:rFonts w:eastAsia="Aptos"/>
+              </w:rPr>
+              <w:t>),</w:t>
+            </w:r>
+          </w:p>
+          <w:p>
+            <w:pPr>
+              <w:pStyle w:val="Compact"/>
+              <w:numPr>
+                <w:ilvl w:val="0"/>
+                <w:numId w:val="1"/>
+              </w:numPr>
+              <w:rPr>
+                <w:rFonts w:ascii="Aptos" w:eastAsia="Aptos" w:hAnsi="Aptos"/>
+              </w:rPr>
+            </w:pPr>
+            <w:proofErr w:type="gramStart"/>
+            <w:r>
+              <w:rPr>
+                <w:rFonts w:eastAsia="Aptos"/>
+              </w:rPr>
+              <w:t>comment</w:t>
+            </w:r>
+            <w:proofErr w:type="gramEnd"/>
+            <w:r>
+              <w:rPr>
+                <w:rFonts w:eastAsia="Aptos"/>
+              </w:rPr>
+              <w:t xml:space="preserve"> elle est structurée (quelles classes sont utilisées, éventuellement quels paquets),</w:t>
+            </w:r>
+          </w:p>
+          <w:p>
+            <w:pPr>
+              <w:pStyle w:val="Compact"/>
+              <w:numPr>
+                <w:ilvl w:val="0"/>
+                <w:numId w:val="1"/>
+              </w:numPr>
+              <w:rPr>
+                <w:rFonts w:ascii="Aptos" w:eastAsia="Aptos" w:hAnsi="Aptos"/>
+              </w:rPr>
+            </w:pPr>
+            <w:proofErr w:type="gramStart"/>
+            <w:r>
+              <w:rPr>
+                <w:rFonts w:eastAsia="Aptos"/>
+              </w:rPr>
+              <w:t>comment</w:t>
+            </w:r>
+            <w:proofErr w:type="gramEnd"/>
+            <w:r>
+              <w:rPr>
+                <w:rFonts w:eastAsia="Aptos"/>
+              </w:rPr>
+              <w:t xml:space="preserve"> elle a été évaluée (sur quels critères, avec quelles données)</w:t>
+            </w:r>
+          </w:p>
+          <w:p>
+            <w:pPr>
+              <w:rPr>
+                <w:rFonts w:ascii="Aptos" w:eastAsia="Aptos" w:hAnsi="Aptos"/>
+              </w:rPr>
+            </w:pPr>
+          </w:p>
+        </w:tc>
+      </w:tr>
+    </w:tbl>
+    <w:p>
+      <w:bookmarkStart w:id="1" w:name="présentation-du-projet"/>
+      <w:bookmarkEnd w:id="1"/>
+    </w:p>
     <w:p>
       <w:r>
         <w:t xml:space="preserve">Dans ce projet, nous avons </w:t>
@@ -93,19 +944,13 @@
         <w:t>appliqué</w:t>
       </w:r>
       <w:r>
-        <w:t xml:space="preserve"> le calcul </w:t>
-      </w:r>
-      <w:r>
-        <w:t>d</w:t>
+        <w:t xml:space="preserve"> le calcul d</w:t>
       </w:r>
       <w:r>
         <w:t>u</w:t>
       </w:r>
       <w:r>
-        <w:t xml:space="preserve"> plus court chemin</w:t>
-      </w:r>
-      <w:r>
-        <w:t xml:space="preserve"> entre deux sommets.</w:t>
+        <w:t xml:space="preserve"> plus court chemin entre deux sommets.</w:t>
       </w:r>
       <w:r>
         <w:br/>
@@ -180,7 +1025,6 @@
         <w:t>.</w:t>
       </w:r>
     </w:p>
-    <w:p/>
     <w:p>
       <w:r>
         <w:t xml:space="preserve">Le projet est structuré </w:t>
@@ -193,8 +1037,10 @@
       <w:pPr>
         <w:numPr>
           <w:ilvl w:val="0"/>
-          <w:numId w:val="1"/>
+          <w:numId w:val="11"/>
         </w:numPr>
+        <w:suppressAutoHyphens w:val="0"/>
+        <w:spacing w:after="160" w:line="259" w:lineRule="auto"/>
       </w:pPr>
       <w:proofErr w:type="gramStart"/>
       <w:r>
@@ -217,8 +1063,10 @@
       <w:pPr>
         <w:numPr>
           <w:ilvl w:val="0"/>
-          <w:numId w:val="1"/>
+          <w:numId w:val="11"/>
         </w:numPr>
+        <w:suppressAutoHyphens w:val="0"/>
+        <w:spacing w:after="160" w:line="259" w:lineRule="auto"/>
       </w:pPr>
       <w:proofErr w:type="gramStart"/>
       <w:r>
@@ -241,8 +1089,10 @@
       <w:pPr>
         <w:numPr>
           <w:ilvl w:val="0"/>
-          <w:numId w:val="1"/>
+          <w:numId w:val="11"/>
         </w:numPr>
+        <w:suppressAutoHyphens w:val="0"/>
+        <w:spacing w:after="160" w:line="259" w:lineRule="auto"/>
       </w:pPr>
       <w:proofErr w:type="gramStart"/>
       <w:r>
@@ -263,8 +1113,10 @@
       <w:pPr>
         <w:numPr>
           <w:ilvl w:val="0"/>
-          <w:numId w:val="1"/>
+          <w:numId w:val="11"/>
         </w:numPr>
+        <w:suppressAutoHyphens w:val="0"/>
+        <w:spacing w:after="160" w:line="259" w:lineRule="auto"/>
       </w:pPr>
       <w:proofErr w:type="gramStart"/>
       <w:r>
@@ -287,8 +1139,10 @@
       <w:pPr>
         <w:numPr>
           <w:ilvl w:val="0"/>
-          <w:numId w:val="1"/>
+          <w:numId w:val="11"/>
         </w:numPr>
+        <w:suppressAutoHyphens w:val="0"/>
+        <w:spacing w:after="160" w:line="259" w:lineRule="auto"/>
       </w:pPr>
       <w:proofErr w:type="gramStart"/>
       <w:r>
@@ -307,21 +1161,316 @@
         <w:t>, etc.)</w:t>
       </w:r>
     </w:p>
-    <w:p/>
-    <w:p>
-      <w:pPr>
-        <w:rPr>
-          <w:b/>
-          <w:bCs/>
-        </w:rPr>
-      </w:pPr>
-      <w:r>
-        <w:rPr>
-          <w:b/>
-          <w:bCs/>
-        </w:rPr>
+    <w:p>
+      <w:r>
+        <w:br w:type="page"/>
+      </w:r>
+    </w:p>
+    <w:p>
+      <w:pPr>
+        <w:pStyle w:val="Titre1"/>
+        <w:spacing w:before="0"/>
+      </w:pPr>
+      <w:bookmarkStart w:id="2" w:name="__RefHeading___Toc460_3422142942"/>
+      <w:bookmarkEnd w:id="2"/>
+      <w:r>
+        <w:lastRenderedPageBreak/>
         <w:t>2. Représentation d’un graphe</w:t>
       </w:r>
+    </w:p>
+    <w:tbl>
+      <w:tblPr>
+        <w:tblStyle w:val="Table"/>
+        <w:tblW w:w="5000" w:type="pct"/>
+        <w:tblInd w:w="0" w:type="dxa"/>
+        <w:tblLayout w:type="fixed"/>
+        <w:tblCellMar>
+          <w:top w:w="92" w:type="dxa"/>
+          <w:left w:w="144" w:type="dxa"/>
+          <w:bottom w:w="92" w:type="dxa"/>
+          <w:right w:w="144" w:type="dxa"/>
+        </w:tblCellMar>
+        <w:tblLook w:val="0000" w:firstRow="0" w:lastRow="0" w:firstColumn="0" w:lastColumn="0" w:noHBand="0" w:noVBand="0"/>
+      </w:tblPr>
+      <w:tblGrid>
+        <w:gridCol w:w="9325"/>
+      </w:tblGrid>
+      <w:tr>
+        <w:trPr>
+          <w:cantSplit/>
+        </w:trPr>
+        <w:tc>
+          <w:tcPr>
+            <w:tcW w:w="9360" w:type="dxa"/>
+            <w:tcBorders>
+              <w:top w:val="single" w:sz="4" w:space="0" w:color="0758E5"/>
+              <w:left w:val="single" w:sz="24" w:space="0" w:color="0758E5"/>
+              <w:right w:val="single" w:sz="4" w:space="0" w:color="0758E5"/>
+            </w:tcBorders>
+            <w:shd w:val="clear" w:color="auto" w:fill="DAE6FB"/>
+          </w:tcPr>
+          <w:p>
+            <w:pPr>
+              <w:pStyle w:val="FirstParagraph"/>
+              <w:spacing w:before="0" w:after="0"/>
+              <w:textAlignment w:val="center"/>
+              <w:rPr>
+                <w:rFonts w:ascii="Aptos" w:eastAsia="Aptos" w:hAnsi="Aptos"/>
+              </w:rPr>
+            </w:pPr>
+            <w:r>
+              <w:rPr>
+                <w:rFonts w:eastAsia="Aptos"/>
+                <w:noProof/>
+              </w:rPr>
+              <w:drawing>
+                <wp:inline distT="0" distB="0" distL="0" distR="0" wp14:anchorId="3EABE916" wp14:editId="6419CCBD">
+                  <wp:extent cx="152400" cy="152400"/>
+                  <wp:effectExtent l="0" t="0" r="0" b="0"/>
+                  <wp:docPr id="3" name="Image3"/>
+                  <wp:cNvGraphicFramePr>
+                    <a:graphicFrameLocks xmlns:a="http://schemas.openxmlformats.org/drawingml/2006/main" noChangeAspect="1"/>
+                  </wp:cNvGraphicFramePr>
+                  <a:graphic xmlns:a="http://schemas.openxmlformats.org/drawingml/2006/main">
+                    <a:graphicData uri="http://schemas.openxmlformats.org/drawingml/2006/picture">
+                      <pic:pic xmlns:pic="http://schemas.openxmlformats.org/drawingml/2006/picture">
+                        <pic:nvPicPr>
+                          <pic:cNvPr id="3" name="Image3"/>
+                          <pic:cNvPicPr>
+                            <a:picLocks noChangeAspect="1" noChangeArrowheads="1"/>
+                          </pic:cNvPicPr>
+                        </pic:nvPicPr>
+                        <pic:blipFill>
+                          <a:blip r:embed="rId8"/>
+                          <a:stretch>
+                            <a:fillRect/>
+                          </a:stretch>
+                        </pic:blipFill>
+                        <pic:spPr bwMode="auto">
+                          <a:xfrm>
+                            <a:off x="0" y="0"/>
+                            <a:ext cx="152400" cy="152400"/>
+                          </a:xfrm>
+                          <a:prstGeom prst="rect">
+                            <a:avLst/>
+                          </a:prstGeom>
+                          <a:noFill/>
+                        </pic:spPr>
+                      </pic:pic>
+                    </a:graphicData>
+                  </a:graphic>
+                </wp:inline>
+              </w:drawing>
+            </w:r>
+            <w:r>
+              <w:rPr>
+                <w:rFonts w:eastAsia="Aptos"/>
+              </w:rPr>
+              <w:t xml:space="preserve">  Note</w:t>
+            </w:r>
+          </w:p>
+        </w:tc>
+      </w:tr>
+      <w:tr>
+        <w:trPr>
+          <w:cantSplit/>
+        </w:trPr>
+        <w:tc>
+          <w:tcPr>
+            <w:tcW w:w="9360" w:type="dxa"/>
+            <w:tcBorders>
+              <w:left w:val="single" w:sz="24" w:space="0" w:color="0758E5"/>
+              <w:bottom w:val="single" w:sz="4" w:space="0" w:color="0758E5"/>
+              <w:right w:val="single" w:sz="4" w:space="0" w:color="0758E5"/>
+            </w:tcBorders>
+            <w:tcMar>
+              <w:top w:w="108" w:type="dxa"/>
+              <w:bottom w:w="108" w:type="dxa"/>
+            </w:tcMar>
+          </w:tcPr>
+          <w:p>
+            <w:pPr>
+              <w:pStyle w:val="Corpsdetexte"/>
+              <w:spacing w:before="16"/>
+              <w:rPr>
+                <w:rFonts w:ascii="Aptos" w:eastAsia="Aptos" w:hAnsi="Aptos"/>
+              </w:rPr>
+            </w:pPr>
+            <w:r>
+              <w:rPr>
+                <w:rFonts w:eastAsia="Aptos"/>
+              </w:rPr>
+              <w:t>Expliquez en quelques lignes comment sont représentés les graphes :</w:t>
+            </w:r>
+          </w:p>
+          <w:p>
+            <w:pPr>
+              <w:pStyle w:val="Compact"/>
+              <w:numPr>
+                <w:ilvl w:val="0"/>
+                <w:numId w:val="1"/>
+              </w:numPr>
+              <w:rPr>
+                <w:rFonts w:ascii="Aptos" w:eastAsia="Aptos" w:hAnsi="Aptos"/>
+              </w:rPr>
+            </w:pPr>
+            <w:proofErr w:type="gramStart"/>
+            <w:r>
+              <w:rPr>
+                <w:rFonts w:eastAsia="Aptos"/>
+              </w:rPr>
+              <w:t>quelles</w:t>
+            </w:r>
+            <w:proofErr w:type="gramEnd"/>
+            <w:r>
+              <w:rPr>
+                <w:rFonts w:eastAsia="Aptos"/>
+              </w:rPr>
+              <w:t xml:space="preserve"> structures de données sont utilisées ?</w:t>
+            </w:r>
+          </w:p>
+          <w:p>
+            <w:pPr>
+              <w:pStyle w:val="Compact"/>
+              <w:numPr>
+                <w:ilvl w:val="0"/>
+                <w:numId w:val="1"/>
+              </w:numPr>
+              <w:rPr>
+                <w:rFonts w:ascii="Aptos" w:eastAsia="Aptos" w:hAnsi="Aptos"/>
+              </w:rPr>
+            </w:pPr>
+            <w:proofErr w:type="gramStart"/>
+            <w:r>
+              <w:rPr>
+                <w:rFonts w:eastAsia="Aptos"/>
+              </w:rPr>
+              <w:t>quelles</w:t>
+            </w:r>
+            <w:proofErr w:type="gramEnd"/>
+            <w:r>
+              <w:rPr>
+                <w:rFonts w:eastAsia="Aptos"/>
+              </w:rPr>
+              <w:t xml:space="preserve"> opérations sur ces structures sont autorisées ?</w:t>
+            </w:r>
+          </w:p>
+          <w:p>
+            <w:pPr>
+              <w:pStyle w:val="Compact"/>
+              <w:numPr>
+                <w:ilvl w:val="0"/>
+                <w:numId w:val="1"/>
+              </w:numPr>
+              <w:rPr>
+                <w:rFonts w:ascii="Aptos" w:eastAsia="Aptos" w:hAnsi="Aptos"/>
+              </w:rPr>
+            </w:pPr>
+            <w:proofErr w:type="gramStart"/>
+            <w:r>
+              <w:rPr>
+                <w:rFonts w:eastAsia="Aptos"/>
+              </w:rPr>
+              <w:t>sur</w:t>
+            </w:r>
+            <w:proofErr w:type="gramEnd"/>
+            <w:r>
+              <w:rPr>
+                <w:rFonts w:eastAsia="Aptos"/>
+              </w:rPr>
+              <w:t xml:space="preserve"> quels exemples ces structures </w:t>
+            </w:r>
+            <w:proofErr w:type="spellStart"/>
+            <w:r>
+              <w:rPr>
+                <w:rFonts w:eastAsia="Aptos"/>
+              </w:rPr>
+              <w:t>ont elles</w:t>
+            </w:r>
+            <w:proofErr w:type="spellEnd"/>
+            <w:r>
+              <w:rPr>
+                <w:rFonts w:eastAsia="Aptos"/>
+              </w:rPr>
+              <w:t xml:space="preserve"> été développées ?</w:t>
+            </w:r>
+          </w:p>
+          <w:p>
+            <w:pPr>
+              <w:pStyle w:val="Compact"/>
+              <w:numPr>
+                <w:ilvl w:val="0"/>
+                <w:numId w:val="1"/>
+              </w:numPr>
+              <w:rPr>
+                <w:rFonts w:ascii="Aptos" w:eastAsia="Aptos" w:hAnsi="Aptos"/>
+              </w:rPr>
+            </w:pPr>
+            <w:proofErr w:type="gramStart"/>
+            <w:r>
+              <w:rPr>
+                <w:rFonts w:eastAsia="Aptos"/>
+              </w:rPr>
+              <w:t>si</w:t>
+            </w:r>
+            <w:proofErr w:type="gramEnd"/>
+            <w:r>
+              <w:rPr>
+                <w:rFonts w:eastAsia="Aptos"/>
+              </w:rPr>
+              <w:t xml:space="preserve"> vous avez défini des tests unitaires, que </w:t>
+            </w:r>
+            <w:proofErr w:type="spellStart"/>
+            <w:r>
+              <w:rPr>
+                <w:rFonts w:eastAsia="Aptos"/>
+              </w:rPr>
+              <w:t>font ils</w:t>
+            </w:r>
+            <w:proofErr w:type="spellEnd"/>
+            <w:r>
+              <w:rPr>
+                <w:rFonts w:eastAsia="Aptos"/>
+              </w:rPr>
+              <w:t xml:space="preserve"> ?</w:t>
+            </w:r>
+          </w:p>
+          <w:p>
+            <w:pPr>
+              <w:pStyle w:val="FirstParagraph"/>
+              <w:spacing w:after="16"/>
+              <w:rPr>
+                <w:rFonts w:ascii="Aptos" w:eastAsia="Aptos" w:hAnsi="Aptos"/>
+              </w:rPr>
+            </w:pPr>
+            <w:proofErr w:type="gramStart"/>
+            <w:r>
+              <w:rPr>
+                <w:rFonts w:eastAsia="Aptos"/>
+              </w:rPr>
+              <w:t>NB:</w:t>
+            </w:r>
+            <w:proofErr w:type="gramEnd"/>
+            <w:r>
+              <w:rPr>
+                <w:rFonts w:eastAsia="Aptos"/>
+              </w:rPr>
+              <w:t xml:space="preserve"> pour chacune de ces questions, vous indiquerez les fichiers et numéros de ligne correspondants dans votre code. Vous pouvez par ailleurs utiliser des diagrammes (par exemple diagramme UML de classe) pour illustrer vos propos.</w:t>
+            </w:r>
+          </w:p>
+          <w:p>
+            <w:pPr>
+              <w:rPr>
+                <w:rFonts w:ascii="Aptos" w:eastAsia="Aptos" w:hAnsi="Aptos"/>
+              </w:rPr>
+            </w:pPr>
+          </w:p>
+        </w:tc>
+      </w:tr>
+    </w:tbl>
+    <w:p>
+      <w:bookmarkStart w:id="3" w:name="représentation-dun-graphe"/>
+      <w:bookmarkEnd w:id="3"/>
     </w:p>
     <w:p>
       <w:r>
@@ -393,8 +1542,10 @@
       <w:pPr>
         <w:numPr>
           <w:ilvl w:val="0"/>
-          <w:numId w:val="3"/>
+          <w:numId w:val="12"/>
         </w:numPr>
+        <w:suppressAutoHyphens w:val="0"/>
+        <w:spacing w:after="160" w:line="259" w:lineRule="auto"/>
       </w:pPr>
       <w:proofErr w:type="spellStart"/>
       <w:r>
@@ -409,8 +1560,10 @@
       <w:pPr>
         <w:numPr>
           <w:ilvl w:val="0"/>
-          <w:numId w:val="3"/>
+          <w:numId w:val="12"/>
         </w:numPr>
+        <w:suppressAutoHyphens w:val="0"/>
+        <w:spacing w:after="160" w:line="259" w:lineRule="auto"/>
       </w:pPr>
       <w:proofErr w:type="spellStart"/>
       <w:r>
@@ -425,8 +1578,10 @@
       <w:pPr>
         <w:numPr>
           <w:ilvl w:val="0"/>
-          <w:numId w:val="3"/>
+          <w:numId w:val="12"/>
         </w:numPr>
+        <w:suppressAutoHyphens w:val="0"/>
+        <w:spacing w:after="160" w:line="259" w:lineRule="auto"/>
       </w:pPr>
       <w:proofErr w:type="gramStart"/>
       <w:r>
@@ -454,7 +1609,6 @@
     </w:p>
     <w:p>
       <w:r>
-        <w:lastRenderedPageBreak/>
         <w:t>Elle représente une arête du graphe.</w:t>
       </w:r>
     </w:p>
@@ -470,8 +1624,10 @@
       <w:pPr>
         <w:numPr>
           <w:ilvl w:val="0"/>
-          <w:numId w:val="4"/>
+          <w:numId w:val="13"/>
         </w:numPr>
+        <w:suppressAutoHyphens w:val="0"/>
+        <w:spacing w:after="160" w:line="259" w:lineRule="auto"/>
       </w:pPr>
       <w:proofErr w:type="spellStart"/>
       <w:proofErr w:type="gramStart"/>
@@ -488,8 +1644,10 @@
       <w:pPr>
         <w:numPr>
           <w:ilvl w:val="0"/>
-          <w:numId w:val="4"/>
+          <w:numId w:val="13"/>
         </w:numPr>
+        <w:suppressAutoHyphens w:val="0"/>
+        <w:spacing w:after="160" w:line="259" w:lineRule="auto"/>
       </w:pPr>
       <w:proofErr w:type="gramStart"/>
       <w:r>
@@ -512,8 +1670,10 @@
       <w:pPr>
         <w:numPr>
           <w:ilvl w:val="0"/>
-          <w:numId w:val="5"/>
+          <w:numId w:val="14"/>
         </w:numPr>
+        <w:suppressAutoHyphens w:val="0"/>
+        <w:spacing w:after="160" w:line="259" w:lineRule="auto"/>
       </w:pPr>
       <w:proofErr w:type="gramStart"/>
       <w:r>
@@ -531,8 +1691,10 @@
       <w:pPr>
         <w:numPr>
           <w:ilvl w:val="0"/>
-          <w:numId w:val="5"/>
+          <w:numId w:val="14"/>
         </w:numPr>
+        <w:suppressAutoHyphens w:val="0"/>
+        <w:spacing w:after="160" w:line="259" w:lineRule="auto"/>
       </w:pPr>
       <w:proofErr w:type="spellStart"/>
       <w:proofErr w:type="gramStart"/>
@@ -565,6 +1727,7 @@
           <w:b/>
           <w:bCs/>
         </w:rPr>
+        <w:lastRenderedPageBreak/>
         <w:t>Classe Arcs</w:t>
       </w:r>
     </w:p>
@@ -593,8 +1756,10 @@
       <w:pPr>
         <w:numPr>
           <w:ilvl w:val="0"/>
-          <w:numId w:val="6"/>
+          <w:numId w:val="15"/>
         </w:numPr>
+        <w:suppressAutoHyphens w:val="0"/>
+        <w:spacing w:after="160" w:line="259" w:lineRule="auto"/>
       </w:pPr>
       <w:proofErr w:type="spellStart"/>
       <w:proofErr w:type="gramStart"/>
@@ -627,8 +1792,10 @@
       <w:pPr>
         <w:numPr>
           <w:ilvl w:val="0"/>
-          <w:numId w:val="7"/>
+          <w:numId w:val="16"/>
         </w:numPr>
+        <w:suppressAutoHyphens w:val="0"/>
+        <w:spacing w:after="160" w:line="259" w:lineRule="auto"/>
       </w:pPr>
       <w:proofErr w:type="gramStart"/>
       <w:r>
@@ -643,8 +1810,10 @@
       <w:pPr>
         <w:numPr>
           <w:ilvl w:val="0"/>
-          <w:numId w:val="7"/>
+          <w:numId w:val="16"/>
         </w:numPr>
+        <w:suppressAutoHyphens w:val="0"/>
+        <w:spacing w:after="160" w:line="259" w:lineRule="auto"/>
       </w:pPr>
       <w:proofErr w:type="gramStart"/>
       <w:r>
@@ -662,8 +1831,10 @@
       <w:pPr>
         <w:numPr>
           <w:ilvl w:val="0"/>
-          <w:numId w:val="7"/>
+          <w:numId w:val="16"/>
         </w:numPr>
+        <w:suppressAutoHyphens w:val="0"/>
+        <w:spacing w:after="160" w:line="259" w:lineRule="auto"/>
       </w:pPr>
       <w:proofErr w:type="spellStart"/>
       <w:proofErr w:type="gramStart"/>
@@ -721,8 +1892,10 @@
       <w:pPr>
         <w:numPr>
           <w:ilvl w:val="0"/>
-          <w:numId w:val="8"/>
+          <w:numId w:val="17"/>
         </w:numPr>
+        <w:suppressAutoHyphens w:val="0"/>
+        <w:spacing w:after="160" w:line="259" w:lineRule="auto"/>
       </w:pPr>
       <w:proofErr w:type="spellStart"/>
       <w:proofErr w:type="gramStart"/>
@@ -739,8 +1912,10 @@
       <w:pPr>
         <w:numPr>
           <w:ilvl w:val="0"/>
-          <w:numId w:val="8"/>
+          <w:numId w:val="17"/>
         </w:numPr>
+        <w:suppressAutoHyphens w:val="0"/>
+        <w:spacing w:after="160" w:line="259" w:lineRule="auto"/>
       </w:pPr>
       <w:proofErr w:type="spellStart"/>
       <w:proofErr w:type="gramStart"/>
@@ -765,8 +1940,10 @@
       <w:pPr>
         <w:numPr>
           <w:ilvl w:val="0"/>
-          <w:numId w:val="9"/>
+          <w:numId w:val="18"/>
         </w:numPr>
+        <w:suppressAutoHyphens w:val="0"/>
+        <w:spacing w:after="160" w:line="259" w:lineRule="auto"/>
       </w:pPr>
       <w:proofErr w:type="gramStart"/>
       <w:r>
@@ -789,8 +1966,10 @@
       <w:pPr>
         <w:numPr>
           <w:ilvl w:val="0"/>
-          <w:numId w:val="9"/>
+          <w:numId w:val="18"/>
         </w:numPr>
+        <w:suppressAutoHyphens w:val="0"/>
+        <w:spacing w:after="160" w:line="259" w:lineRule="auto"/>
       </w:pPr>
       <w:proofErr w:type="gramStart"/>
       <w:r>
@@ -813,8 +1992,10 @@
       <w:pPr>
         <w:numPr>
           <w:ilvl w:val="0"/>
-          <w:numId w:val="9"/>
+          <w:numId w:val="18"/>
         </w:numPr>
+        <w:suppressAutoHyphens w:val="0"/>
+        <w:spacing w:after="160" w:line="259" w:lineRule="auto"/>
       </w:pPr>
       <w:proofErr w:type="gramStart"/>
       <w:r>
@@ -832,8 +2013,10 @@
       <w:pPr>
         <w:numPr>
           <w:ilvl w:val="0"/>
-          <w:numId w:val="9"/>
+          <w:numId w:val="18"/>
         </w:numPr>
+        <w:suppressAutoHyphens w:val="0"/>
+        <w:spacing w:after="160" w:line="259" w:lineRule="auto"/>
       </w:pPr>
       <w:proofErr w:type="spellStart"/>
       <w:proofErr w:type="gramStart"/>
@@ -849,28 +2032,332 @@
         <w:t>)</w:t>
       </w:r>
     </w:p>
-    <w:p/>
-    <w:p>
-      <w:pPr>
-        <w:rPr>
-          <w:b/>
-          <w:bCs/>
-        </w:rPr>
-      </w:pPr>
-      <w:r>
-        <w:rPr>
-          <w:b/>
-          <w:bCs/>
-        </w:rPr>
-        <w:t xml:space="preserve">3. Calcul du plus court chemin via l’algorithme </w:t>
-      </w:r>
-      <w:r>
-        <w:rPr>
-          <w:b/>
-          <w:bCs/>
-        </w:rPr>
-        <w:t>de Bellman-Ford</w:t>
-      </w:r>
+    <w:p>
+      <w:r>
+        <w:br w:type="page"/>
+      </w:r>
+    </w:p>
+    <w:p>
+      <w:pPr>
+        <w:pStyle w:val="Titre1"/>
+        <w:spacing w:before="0"/>
+      </w:pPr>
+      <w:bookmarkStart w:id="4" w:name="__RefHeading___Toc462_3422142942"/>
+      <w:bookmarkEnd w:id="4"/>
+      <w:r>
+        <w:lastRenderedPageBreak/>
+        <w:t>3. Calcul du plus court chemin via l’algorithme du point fixe</w:t>
+      </w:r>
+    </w:p>
+    <w:tbl>
+      <w:tblPr>
+        <w:tblStyle w:val="Table"/>
+        <w:tblW w:w="5000" w:type="pct"/>
+        <w:tblInd w:w="0" w:type="dxa"/>
+        <w:tblLayout w:type="fixed"/>
+        <w:tblCellMar>
+          <w:top w:w="92" w:type="dxa"/>
+          <w:left w:w="144" w:type="dxa"/>
+          <w:bottom w:w="92" w:type="dxa"/>
+          <w:right w:w="144" w:type="dxa"/>
+        </w:tblCellMar>
+        <w:tblLook w:val="0000" w:firstRow="0" w:lastRow="0" w:firstColumn="0" w:lastColumn="0" w:noHBand="0" w:noVBand="0"/>
+      </w:tblPr>
+      <w:tblGrid>
+        <w:gridCol w:w="9325"/>
+      </w:tblGrid>
+      <w:tr>
+        <w:trPr>
+          <w:cantSplit/>
+        </w:trPr>
+        <w:tc>
+          <w:tcPr>
+            <w:tcW w:w="9360" w:type="dxa"/>
+            <w:tcBorders>
+              <w:top w:val="single" w:sz="4" w:space="0" w:color="0758E5"/>
+              <w:left w:val="single" w:sz="24" w:space="0" w:color="0758E5"/>
+              <w:right w:val="single" w:sz="4" w:space="0" w:color="0758E5"/>
+            </w:tcBorders>
+            <w:shd w:val="clear" w:color="auto" w:fill="DAE6FB"/>
+          </w:tcPr>
+          <w:p>
+            <w:pPr>
+              <w:pStyle w:val="FirstParagraph"/>
+              <w:spacing w:before="0" w:after="0"/>
+              <w:textAlignment w:val="center"/>
+              <w:rPr>
+                <w:rFonts w:ascii="Aptos" w:eastAsia="Aptos" w:hAnsi="Aptos"/>
+              </w:rPr>
+            </w:pPr>
+            <w:r>
+              <w:rPr>
+                <w:rFonts w:eastAsia="Aptos"/>
+                <w:noProof/>
+              </w:rPr>
+              <w:drawing>
+                <wp:inline distT="0" distB="0" distL="0" distR="0" wp14:anchorId="4CD06BCA" wp14:editId="72C40B42">
+                  <wp:extent cx="152400" cy="152400"/>
+                  <wp:effectExtent l="0" t="0" r="0" b="0"/>
+                  <wp:docPr id="4" name="Image4"/>
+                  <wp:cNvGraphicFramePr>
+                    <a:graphicFrameLocks xmlns:a="http://schemas.openxmlformats.org/drawingml/2006/main" noChangeAspect="1"/>
+                  </wp:cNvGraphicFramePr>
+                  <a:graphic xmlns:a="http://schemas.openxmlformats.org/drawingml/2006/main">
+                    <a:graphicData uri="http://schemas.openxmlformats.org/drawingml/2006/picture">
+                      <pic:pic xmlns:pic="http://schemas.openxmlformats.org/drawingml/2006/picture">
+                        <pic:nvPicPr>
+                          <pic:cNvPr id="4" name="Image4"/>
+                          <pic:cNvPicPr>
+                            <a:picLocks noChangeAspect="1" noChangeArrowheads="1"/>
+                          </pic:cNvPicPr>
+                        </pic:nvPicPr>
+                        <pic:blipFill>
+                          <a:blip r:embed="rId8"/>
+                          <a:stretch>
+                            <a:fillRect/>
+                          </a:stretch>
+                        </pic:blipFill>
+                        <pic:spPr bwMode="auto">
+                          <a:xfrm>
+                            <a:off x="0" y="0"/>
+                            <a:ext cx="152400" cy="152400"/>
+                          </a:xfrm>
+                          <a:prstGeom prst="rect">
+                            <a:avLst/>
+                          </a:prstGeom>
+                          <a:noFill/>
+                        </pic:spPr>
+                      </pic:pic>
+                    </a:graphicData>
+                  </a:graphic>
+                </wp:inline>
+              </w:drawing>
+            </w:r>
+            <w:r>
+              <w:rPr>
+                <w:rFonts w:eastAsia="Aptos"/>
+              </w:rPr>
+              <w:t xml:space="preserve">  Note</w:t>
+            </w:r>
+          </w:p>
+        </w:tc>
+      </w:tr>
+      <w:tr>
+        <w:trPr>
+          <w:cantSplit/>
+        </w:trPr>
+        <w:tc>
+          <w:tcPr>
+            <w:tcW w:w="9360" w:type="dxa"/>
+            <w:tcBorders>
+              <w:left w:val="single" w:sz="24" w:space="0" w:color="0758E5"/>
+              <w:bottom w:val="single" w:sz="4" w:space="0" w:color="0758E5"/>
+              <w:right w:val="single" w:sz="4" w:space="0" w:color="0758E5"/>
+            </w:tcBorders>
+            <w:tcMar>
+              <w:top w:w="108" w:type="dxa"/>
+              <w:bottom w:w="108" w:type="dxa"/>
+            </w:tcMar>
+          </w:tcPr>
+          <w:p>
+            <w:pPr>
+              <w:pStyle w:val="Corpsdetexte"/>
+              <w:spacing w:before="16"/>
+              <w:rPr>
+                <w:rFonts w:ascii="Aptos" w:eastAsia="Aptos" w:hAnsi="Aptos"/>
+              </w:rPr>
+            </w:pPr>
+            <w:r>
+              <w:rPr>
+                <w:rFonts w:eastAsia="Aptos"/>
+              </w:rPr>
+              <w:t>Expliquez en quelques lignes comment a été implanté l’algorithme du point fixe :</w:t>
+            </w:r>
+          </w:p>
+          <w:p>
+            <w:pPr>
+              <w:pStyle w:val="Compact"/>
+              <w:numPr>
+                <w:ilvl w:val="0"/>
+                <w:numId w:val="1"/>
+              </w:numPr>
+              <w:rPr>
+                <w:rFonts w:ascii="Aptos" w:eastAsia="Aptos" w:hAnsi="Aptos"/>
+              </w:rPr>
+            </w:pPr>
+            <w:proofErr w:type="gramStart"/>
+            <w:r>
+              <w:rPr>
+                <w:rFonts w:eastAsia="Aptos"/>
+              </w:rPr>
+              <w:t>quelles</w:t>
+            </w:r>
+            <w:proofErr w:type="gramEnd"/>
+            <w:r>
+              <w:rPr>
+                <w:rFonts w:eastAsia="Aptos"/>
+              </w:rPr>
+              <w:t xml:space="preserve"> structures de données ont été utilisées ?</w:t>
+            </w:r>
+          </w:p>
+          <w:p>
+            <w:pPr>
+              <w:pStyle w:val="Compact"/>
+              <w:numPr>
+                <w:ilvl w:val="0"/>
+                <w:numId w:val="1"/>
+              </w:numPr>
+              <w:rPr>
+                <w:rFonts w:ascii="Aptos" w:eastAsia="Aptos" w:hAnsi="Aptos"/>
+              </w:rPr>
+            </w:pPr>
+            <w:proofErr w:type="gramStart"/>
+            <w:r>
+              <w:rPr>
+                <w:rFonts w:eastAsia="Aptos"/>
+              </w:rPr>
+              <w:t>comment</w:t>
+            </w:r>
+            <w:proofErr w:type="gramEnd"/>
+            <w:r>
+              <w:rPr>
+                <w:rFonts w:eastAsia="Aptos"/>
+              </w:rPr>
+              <w:t xml:space="preserve"> </w:t>
+            </w:r>
+            <w:proofErr w:type="spellStart"/>
+            <w:proofErr w:type="gramStart"/>
+            <w:r>
+              <w:rPr>
+                <w:rFonts w:eastAsia="Aptos"/>
+              </w:rPr>
+              <w:t>ont elles</w:t>
+            </w:r>
+            <w:proofErr w:type="spellEnd"/>
+            <w:proofErr w:type="gramEnd"/>
+            <w:r>
+              <w:rPr>
+                <w:rFonts w:eastAsia="Aptos"/>
+              </w:rPr>
+              <w:t xml:space="preserve"> été transformées au cours de l’algorithme ?</w:t>
+            </w:r>
+          </w:p>
+          <w:p>
+            <w:pPr>
+              <w:pStyle w:val="Compact"/>
+              <w:numPr>
+                <w:ilvl w:val="0"/>
+                <w:numId w:val="1"/>
+              </w:numPr>
+              <w:rPr>
+                <w:rFonts w:ascii="Aptos" w:eastAsia="Aptos" w:hAnsi="Aptos"/>
+              </w:rPr>
+            </w:pPr>
+            <w:proofErr w:type="gramStart"/>
+            <w:r>
+              <w:rPr>
+                <w:rFonts w:eastAsia="Aptos"/>
+              </w:rPr>
+              <w:t>sur</w:t>
+            </w:r>
+            <w:proofErr w:type="gramEnd"/>
+            <w:r>
+              <w:rPr>
+                <w:rFonts w:eastAsia="Aptos"/>
+              </w:rPr>
+              <w:t xml:space="preserve"> quels exemples ces structures </w:t>
+            </w:r>
+            <w:proofErr w:type="spellStart"/>
+            <w:r>
+              <w:rPr>
+                <w:rFonts w:eastAsia="Aptos"/>
+              </w:rPr>
+              <w:t>ont elles</w:t>
+            </w:r>
+            <w:proofErr w:type="spellEnd"/>
+            <w:r>
+              <w:rPr>
+                <w:rFonts w:eastAsia="Aptos"/>
+              </w:rPr>
+              <w:t xml:space="preserve"> été développées ?</w:t>
+            </w:r>
+          </w:p>
+          <w:p>
+            <w:pPr>
+              <w:pStyle w:val="Compact"/>
+              <w:numPr>
+                <w:ilvl w:val="0"/>
+                <w:numId w:val="1"/>
+              </w:numPr>
+              <w:rPr>
+                <w:rFonts w:ascii="Aptos" w:eastAsia="Aptos" w:hAnsi="Aptos"/>
+              </w:rPr>
+            </w:pPr>
+            <w:proofErr w:type="gramStart"/>
+            <w:r>
+              <w:rPr>
+                <w:rFonts w:eastAsia="Aptos"/>
+              </w:rPr>
+              <w:t>si</w:t>
+            </w:r>
+            <w:proofErr w:type="gramEnd"/>
+            <w:r>
+              <w:rPr>
+                <w:rFonts w:eastAsia="Aptos"/>
+              </w:rPr>
+              <w:t xml:space="preserve"> vous avez défini des tests unitaires, que </w:t>
+            </w:r>
+            <w:proofErr w:type="spellStart"/>
+            <w:r>
+              <w:rPr>
+                <w:rFonts w:eastAsia="Aptos"/>
+              </w:rPr>
+              <w:t>font ils</w:t>
+            </w:r>
+            <w:proofErr w:type="spellEnd"/>
+            <w:r>
+              <w:rPr>
+                <w:rFonts w:eastAsia="Aptos"/>
+              </w:rPr>
+              <w:t xml:space="preserve"> ?</w:t>
+            </w:r>
+          </w:p>
+          <w:p>
+            <w:pPr>
+              <w:pStyle w:val="FirstParagraph"/>
+              <w:spacing w:after="16"/>
+              <w:rPr>
+                <w:rFonts w:ascii="Aptos" w:eastAsia="Aptos" w:hAnsi="Aptos"/>
+              </w:rPr>
+            </w:pPr>
+            <w:proofErr w:type="gramStart"/>
+            <w:r>
+              <w:rPr>
+                <w:rFonts w:eastAsia="Aptos"/>
+              </w:rPr>
+              <w:t>NB:</w:t>
+            </w:r>
+            <w:proofErr w:type="gramEnd"/>
+            <w:r>
+              <w:rPr>
+                <w:rFonts w:eastAsia="Aptos"/>
+              </w:rPr>
+              <w:t xml:space="preserve"> pour chacune de ces questions, vous indiquerez les fichiers et numéros de ligne correspondants dans votre code. Vous pouvez par ailleurs utiliser des diagrammes (par exemple diagramme UML de classe) pour illustrer vos propos.</w:t>
+            </w:r>
+          </w:p>
+          <w:p>
+            <w:pPr>
+              <w:rPr>
+                <w:rFonts w:ascii="Aptos" w:eastAsia="Aptos" w:hAnsi="Aptos"/>
+              </w:rPr>
+            </w:pPr>
+          </w:p>
+        </w:tc>
+      </w:tr>
+    </w:tbl>
+    <w:p>
+      <w:bookmarkStart w:id="5" w:name="X093c5fbae3432850a4de0fc541f423f922c86b5"/>
+      <w:bookmarkEnd w:id="5"/>
     </w:p>
     <w:p>
       <w:r>
@@ -900,7 +2387,6 @@
     </w:p>
     <w:p>
       <w:r>
-        <w:lastRenderedPageBreak/>
         <w:t>Elle initialise :</w:t>
       </w:r>
     </w:p>
@@ -908,8 +2394,10 @@
       <w:pPr>
         <w:numPr>
           <w:ilvl w:val="0"/>
-          <w:numId w:val="10"/>
+          <w:numId w:val="19"/>
         </w:numPr>
+        <w:suppressAutoHyphens w:val="0"/>
+        <w:spacing w:after="160" w:line="259" w:lineRule="auto"/>
       </w:pPr>
       <w:proofErr w:type="gramStart"/>
       <w:r>
@@ -935,8 +2423,10 @@
       <w:pPr>
         <w:numPr>
           <w:ilvl w:val="0"/>
-          <w:numId w:val="10"/>
+          <w:numId w:val="19"/>
         </w:numPr>
+        <w:suppressAutoHyphens w:val="0"/>
+        <w:spacing w:after="160" w:line="259" w:lineRule="auto"/>
       </w:pPr>
       <w:proofErr w:type="gramStart"/>
       <w:r>
@@ -951,8 +2441,10 @@
       <w:pPr>
         <w:numPr>
           <w:ilvl w:val="0"/>
-          <w:numId w:val="10"/>
+          <w:numId w:val="19"/>
         </w:numPr>
+        <w:suppressAutoHyphens w:val="0"/>
+        <w:spacing w:after="160" w:line="259" w:lineRule="auto"/>
       </w:pPr>
       <w:proofErr w:type="gramStart"/>
       <w:r>
@@ -1007,8 +2499,10 @@
       <w:pPr>
         <w:numPr>
           <w:ilvl w:val="0"/>
-          <w:numId w:val="11"/>
+          <w:numId w:val="20"/>
         </w:numPr>
+        <w:suppressAutoHyphens w:val="0"/>
+        <w:spacing w:after="160" w:line="259" w:lineRule="auto"/>
       </w:pPr>
       <w:proofErr w:type="gramStart"/>
       <w:r>
@@ -1023,8 +2517,10 @@
       <w:pPr>
         <w:numPr>
           <w:ilvl w:val="0"/>
-          <w:numId w:val="11"/>
+          <w:numId w:val="20"/>
         </w:numPr>
+        <w:suppressAutoHyphens w:val="0"/>
+        <w:spacing w:after="160" w:line="259" w:lineRule="auto"/>
       </w:pPr>
       <w:proofErr w:type="gramStart"/>
       <w:r>
@@ -1065,8 +2561,10 @@
       <w:pPr>
         <w:numPr>
           <w:ilvl w:val="0"/>
-          <w:numId w:val="12"/>
+          <w:numId w:val="21"/>
         </w:numPr>
+        <w:suppressAutoHyphens w:val="0"/>
+        <w:spacing w:after="160" w:line="259" w:lineRule="auto"/>
       </w:pPr>
       <w:proofErr w:type="gramStart"/>
       <w:r>
@@ -1081,8 +2579,10 @@
       <w:pPr>
         <w:numPr>
           <w:ilvl w:val="0"/>
-          <w:numId w:val="12"/>
+          <w:numId w:val="21"/>
         </w:numPr>
+        <w:suppressAutoHyphens w:val="0"/>
+        <w:spacing w:after="160" w:line="259" w:lineRule="auto"/>
       </w:pPr>
       <w:proofErr w:type="gramStart"/>
       <w:r>
@@ -1093,7 +2593,6 @@
         <w:t xml:space="preserve"> parents sont mis à jour pour reconstruire le chemin</w:t>
       </w:r>
     </w:p>
-    <w:p/>
     <w:p>
       <w:pPr>
         <w:rPr>
@@ -1106,113 +2605,494 @@
           <w:b/>
           <w:bCs/>
         </w:rPr>
-        <w:t>4. Calcul du plus court chemin via l’algorithme de Dijkstra</w:t>
-      </w:r>
-    </w:p>
-    <w:p>
-      <w:r>
-        <w:t>L’algorithme de Dijkstra est implémenté dans la classe Dijkstra.</w:t>
-      </w:r>
-    </w:p>
-    <w:p>
-      <w:r>
-        <w:t>Elle s’appuie sur un Graphe (</w:t>
-      </w:r>
-      <w:proofErr w:type="spellStart"/>
-      <w:r>
-        <w:t>GrapheList</w:t>
-      </w:r>
-      <w:proofErr w:type="spellEnd"/>
-      <w:r>
-        <w:t xml:space="preserve">), expliqué précédemment, implémente une « </w:t>
-      </w:r>
-      <w:proofErr w:type="spellStart"/>
-      <w:r>
-        <w:t>ArrayList</w:t>
-      </w:r>
-      <w:proofErr w:type="spellEnd"/>
-      <w:r>
-        <w:t xml:space="preserve"> » de chaine de caractère (q) qui stocke les sommets restant à traiter et s’appuie sur la classe Valeur, expliqué précédemment. </w:t>
-      </w:r>
-    </w:p>
-    <w:p>
-      <w:r>
-        <w:t>La classe Valeurs est initialisé avec toutes les distances au maximum de la valeur qu’un double peut prendre (</w:t>
-      </w:r>
-      <w:proofErr w:type="spellStart"/>
-      <w:r>
-        <w:t>Double.MAX_VALUE</w:t>
-      </w:r>
-      <w:proofErr w:type="spellEnd"/>
-      <w:r>
-        <w:t xml:space="preserve">) et les parents à </w:t>
-      </w:r>
-      <w:proofErr w:type="spellStart"/>
-      <w:r>
-        <w:t>null</w:t>
-      </w:r>
-      <w:proofErr w:type="spellEnd"/>
-      <w:r>
-        <w:t xml:space="preserve"> (sauf le nœud de départ qui est à 0.0). La liste q se vide à chaque itération et les dictionnaires (</w:t>
-      </w:r>
-      <w:proofErr w:type="spellStart"/>
-      <w:r>
-        <w:t>treeMap</w:t>
-      </w:r>
-      <w:proofErr w:type="spellEnd"/>
-      <w:r>
-        <w:t xml:space="preserve">) se mettent à jour. Lorsque le </w:t>
-      </w:r>
-      <w:proofErr w:type="spellStart"/>
-      <w:r>
-        <w:t>che-min</w:t>
-      </w:r>
-      <w:proofErr w:type="spellEnd"/>
-      <w:r>
-        <w:t xml:space="preserve"> le plus court vers un nœud voisin qui est encore dans q est trouvé, sa distance est </w:t>
-      </w:r>
-      <w:proofErr w:type="gramStart"/>
-      <w:r>
-        <w:t>mis</w:t>
-      </w:r>
-      <w:proofErr w:type="gramEnd"/>
-      <w:r>
-        <w:t xml:space="preserve"> à jour par la valeur minimal pour l’atteindre depuis le nœud de départ et sont attribut parent est remplacé par le nœud qui était dans l’itération.</w:t>
+        <w:t>Tests</w:t>
+      </w:r>
+      <w:r>
+        <w:rPr>
+          <w:b/>
+          <w:bCs/>
+        </w:rPr>
+        <w:t xml:space="preserve"> </w:t>
+      </w:r>
+      <w:r>
+        <w:rPr>
+          <w:b/>
+          <w:bCs/>
+        </w:rPr>
+        <w:t>:</w:t>
       </w:r>
     </w:p>
     <w:p>
       <w:pPr>
         <w:numPr>
           <w:ilvl w:val="0"/>
-          <w:numId w:val="14"/>
+          <w:numId w:val="22"/>
         </w:numPr>
       </w:pPr>
-      <w:proofErr w:type="spellStart"/>
-      <w:r>
-        <w:t>ArrayList</w:t>
-      </w:r>
-      <w:proofErr w:type="spellEnd"/>
-      <w:r>
-        <w:t>&lt;String&gt; pour la file de traitement</w:t>
+      <w:proofErr w:type="gramStart"/>
+      <w:r>
+        <w:t>cohérence</w:t>
+      </w:r>
+      <w:proofErr w:type="gramEnd"/>
+      <w:r>
+        <w:t xml:space="preserve"> des chemins</w:t>
       </w:r>
     </w:p>
     <w:p>
       <w:pPr>
         <w:numPr>
           <w:ilvl w:val="0"/>
-          <w:numId w:val="14"/>
+          <w:numId w:val="22"/>
         </w:numPr>
       </w:pPr>
-      <w:r>
-        <w:t>Valeurs pour les distances et parents</w:t>
+      <w:proofErr w:type="gramStart"/>
+      <w:r>
+        <w:lastRenderedPageBreak/>
+        <w:t>cas</w:t>
+      </w:r>
+      <w:proofErr w:type="gramEnd"/>
+      <w:r>
+        <w:t xml:space="preserve"> simples (chemin vers soi-même, etc.)</w:t>
+      </w:r>
+    </w:p>
+    <w:p/>
+    <w:p>
+      <w:r>
+        <w:br w:type="page"/>
+      </w:r>
+    </w:p>
+    <w:p>
+      <w:pPr>
+        <w:pStyle w:val="Titre1"/>
+        <w:spacing w:before="0"/>
+      </w:pPr>
+      <w:bookmarkStart w:id="6" w:name="__RefHeading___Toc464_3422142942"/>
+      <w:bookmarkEnd w:id="6"/>
+      <w:r>
+        <w:lastRenderedPageBreak/>
+        <w:t>4. Calcul du plus court chemin via l’algorithme de Dijkstra</w:t>
+      </w:r>
+    </w:p>
+    <w:tbl>
+      <w:tblPr>
+        <w:tblStyle w:val="Table"/>
+        <w:tblW w:w="5000" w:type="pct"/>
+        <w:tblInd w:w="0" w:type="dxa"/>
+        <w:tblLayout w:type="fixed"/>
+        <w:tblCellMar>
+          <w:top w:w="92" w:type="dxa"/>
+          <w:left w:w="144" w:type="dxa"/>
+          <w:bottom w:w="92" w:type="dxa"/>
+          <w:right w:w="144" w:type="dxa"/>
+        </w:tblCellMar>
+        <w:tblLook w:val="0000" w:firstRow="0" w:lastRow="0" w:firstColumn="0" w:lastColumn="0" w:noHBand="0" w:noVBand="0"/>
+      </w:tblPr>
+      <w:tblGrid>
+        <w:gridCol w:w="9325"/>
+      </w:tblGrid>
+      <w:tr>
+        <w:trPr>
+          <w:cantSplit/>
+        </w:trPr>
+        <w:tc>
+          <w:tcPr>
+            <w:tcW w:w="9360" w:type="dxa"/>
+            <w:tcBorders>
+              <w:top w:val="single" w:sz="4" w:space="0" w:color="0758E5"/>
+              <w:left w:val="single" w:sz="24" w:space="0" w:color="0758E5"/>
+              <w:right w:val="single" w:sz="4" w:space="0" w:color="0758E5"/>
+            </w:tcBorders>
+            <w:shd w:val="clear" w:color="auto" w:fill="DAE6FB"/>
+          </w:tcPr>
+          <w:p>
+            <w:pPr>
+              <w:pStyle w:val="FirstParagraph"/>
+              <w:spacing w:before="0" w:after="0"/>
+              <w:textAlignment w:val="center"/>
+              <w:rPr>
+                <w:rFonts w:ascii="Aptos" w:eastAsia="Aptos" w:hAnsi="Aptos"/>
+              </w:rPr>
+            </w:pPr>
+            <w:r>
+              <w:rPr>
+                <w:rFonts w:eastAsia="Aptos"/>
+                <w:noProof/>
+              </w:rPr>
+              <w:drawing>
+                <wp:inline distT="0" distB="0" distL="0" distR="0" wp14:anchorId="65F0CBE0" wp14:editId="61CA359A">
+                  <wp:extent cx="152400" cy="152400"/>
+                  <wp:effectExtent l="0" t="0" r="0" b="0"/>
+                  <wp:docPr id="5" name="Image5"/>
+                  <wp:cNvGraphicFramePr>
+                    <a:graphicFrameLocks xmlns:a="http://schemas.openxmlformats.org/drawingml/2006/main" noChangeAspect="1"/>
+                  </wp:cNvGraphicFramePr>
+                  <a:graphic xmlns:a="http://schemas.openxmlformats.org/drawingml/2006/main">
+                    <a:graphicData uri="http://schemas.openxmlformats.org/drawingml/2006/picture">
+                      <pic:pic xmlns:pic="http://schemas.openxmlformats.org/drawingml/2006/picture">
+                        <pic:nvPicPr>
+                          <pic:cNvPr id="5" name="Image5"/>
+                          <pic:cNvPicPr>
+                            <a:picLocks noChangeAspect="1" noChangeArrowheads="1"/>
+                          </pic:cNvPicPr>
+                        </pic:nvPicPr>
+                        <pic:blipFill>
+                          <a:blip r:embed="rId8"/>
+                          <a:stretch>
+                            <a:fillRect/>
+                          </a:stretch>
+                        </pic:blipFill>
+                        <pic:spPr bwMode="auto">
+                          <a:xfrm>
+                            <a:off x="0" y="0"/>
+                            <a:ext cx="152400" cy="152400"/>
+                          </a:xfrm>
+                          <a:prstGeom prst="rect">
+                            <a:avLst/>
+                          </a:prstGeom>
+                          <a:noFill/>
+                        </pic:spPr>
+                      </pic:pic>
+                    </a:graphicData>
+                  </a:graphic>
+                </wp:inline>
+              </w:drawing>
+            </w:r>
+            <w:r>
+              <w:rPr>
+                <w:rFonts w:eastAsia="Aptos"/>
+              </w:rPr>
+              <w:t xml:space="preserve">  Note</w:t>
+            </w:r>
+          </w:p>
+        </w:tc>
+      </w:tr>
+      <w:tr>
+        <w:trPr>
+          <w:cantSplit/>
+        </w:trPr>
+        <w:tc>
+          <w:tcPr>
+            <w:tcW w:w="9360" w:type="dxa"/>
+            <w:tcBorders>
+              <w:left w:val="single" w:sz="24" w:space="0" w:color="0758E5"/>
+              <w:bottom w:val="single" w:sz="4" w:space="0" w:color="0758E5"/>
+              <w:right w:val="single" w:sz="4" w:space="0" w:color="0758E5"/>
+            </w:tcBorders>
+            <w:tcMar>
+              <w:top w:w="108" w:type="dxa"/>
+              <w:bottom w:w="108" w:type="dxa"/>
+            </w:tcMar>
+          </w:tcPr>
+          <w:p>
+            <w:pPr>
+              <w:pStyle w:val="Corpsdetexte"/>
+              <w:spacing w:before="16"/>
+              <w:rPr>
+                <w:rFonts w:ascii="Aptos" w:eastAsia="Aptos" w:hAnsi="Aptos"/>
+              </w:rPr>
+            </w:pPr>
+            <w:r>
+              <w:rPr>
+                <w:rFonts w:eastAsia="Aptos"/>
+              </w:rPr>
+              <w:t>Expliquez en quelques lignes comment a été implanté l’algorithme de Dijkstra :</w:t>
+            </w:r>
+          </w:p>
+          <w:p>
+            <w:pPr>
+              <w:pStyle w:val="Compact"/>
+              <w:numPr>
+                <w:ilvl w:val="0"/>
+                <w:numId w:val="1"/>
+              </w:numPr>
+              <w:rPr>
+                <w:rFonts w:ascii="Aptos" w:eastAsia="Aptos" w:hAnsi="Aptos"/>
+              </w:rPr>
+            </w:pPr>
+            <w:proofErr w:type="gramStart"/>
+            <w:r>
+              <w:rPr>
+                <w:rFonts w:eastAsia="Aptos"/>
+              </w:rPr>
+              <w:t>quelles</w:t>
+            </w:r>
+            <w:proofErr w:type="gramEnd"/>
+            <w:r>
+              <w:rPr>
+                <w:rFonts w:eastAsia="Aptos"/>
+              </w:rPr>
+              <w:t xml:space="preserve"> structures de données ont été utilisées ?</w:t>
+            </w:r>
+          </w:p>
+          <w:p>
+            <w:pPr>
+              <w:pStyle w:val="Compact"/>
+              <w:numPr>
+                <w:ilvl w:val="0"/>
+                <w:numId w:val="1"/>
+              </w:numPr>
+              <w:rPr>
+                <w:rFonts w:ascii="Aptos" w:eastAsia="Aptos" w:hAnsi="Aptos"/>
+              </w:rPr>
+            </w:pPr>
+            <w:proofErr w:type="gramStart"/>
+            <w:r>
+              <w:rPr>
+                <w:rFonts w:eastAsia="Aptos"/>
+              </w:rPr>
+              <w:t>comment</w:t>
+            </w:r>
+            <w:proofErr w:type="gramEnd"/>
+            <w:r>
+              <w:rPr>
+                <w:rFonts w:eastAsia="Aptos"/>
+              </w:rPr>
+              <w:t xml:space="preserve"> </w:t>
+            </w:r>
+            <w:proofErr w:type="spellStart"/>
+            <w:proofErr w:type="gramStart"/>
+            <w:r>
+              <w:rPr>
+                <w:rFonts w:eastAsia="Aptos"/>
+              </w:rPr>
+              <w:t>ont elles</w:t>
+            </w:r>
+            <w:proofErr w:type="spellEnd"/>
+            <w:proofErr w:type="gramEnd"/>
+            <w:r>
+              <w:rPr>
+                <w:rFonts w:eastAsia="Aptos"/>
+              </w:rPr>
+              <w:t xml:space="preserve"> été transformées au cours de l’algorithme ?</w:t>
+            </w:r>
+          </w:p>
+          <w:p>
+            <w:pPr>
+              <w:pStyle w:val="Compact"/>
+              <w:numPr>
+                <w:ilvl w:val="0"/>
+                <w:numId w:val="1"/>
+              </w:numPr>
+              <w:rPr>
+                <w:rFonts w:ascii="Aptos" w:eastAsia="Aptos" w:hAnsi="Aptos"/>
+              </w:rPr>
+            </w:pPr>
+            <w:proofErr w:type="gramStart"/>
+            <w:r>
+              <w:rPr>
+                <w:rFonts w:eastAsia="Aptos"/>
+              </w:rPr>
+              <w:t>sur</w:t>
+            </w:r>
+            <w:proofErr w:type="gramEnd"/>
+            <w:r>
+              <w:rPr>
+                <w:rFonts w:eastAsia="Aptos"/>
+              </w:rPr>
+              <w:t xml:space="preserve"> quels exemples ces structures </w:t>
+            </w:r>
+            <w:proofErr w:type="spellStart"/>
+            <w:r>
+              <w:rPr>
+                <w:rFonts w:eastAsia="Aptos"/>
+              </w:rPr>
+              <w:t>ont elles</w:t>
+            </w:r>
+            <w:proofErr w:type="spellEnd"/>
+            <w:r>
+              <w:rPr>
+                <w:rFonts w:eastAsia="Aptos"/>
+              </w:rPr>
+              <w:t xml:space="preserve"> été développées ?</w:t>
+            </w:r>
+          </w:p>
+          <w:p>
+            <w:pPr>
+              <w:pStyle w:val="Compact"/>
+              <w:numPr>
+                <w:ilvl w:val="0"/>
+                <w:numId w:val="1"/>
+              </w:numPr>
+              <w:rPr>
+                <w:rFonts w:ascii="Aptos" w:eastAsia="Aptos" w:hAnsi="Aptos"/>
+              </w:rPr>
+            </w:pPr>
+            <w:proofErr w:type="gramStart"/>
+            <w:r>
+              <w:rPr>
+                <w:rFonts w:eastAsia="Aptos"/>
+              </w:rPr>
+              <w:t>si</w:t>
+            </w:r>
+            <w:proofErr w:type="gramEnd"/>
+            <w:r>
+              <w:rPr>
+                <w:rFonts w:eastAsia="Aptos"/>
+              </w:rPr>
+              <w:t xml:space="preserve"> vous avez défini des tests unitaires, que </w:t>
+            </w:r>
+            <w:proofErr w:type="spellStart"/>
+            <w:r>
+              <w:rPr>
+                <w:rFonts w:eastAsia="Aptos"/>
+              </w:rPr>
+              <w:t>font ils</w:t>
+            </w:r>
+            <w:proofErr w:type="spellEnd"/>
+            <w:r>
+              <w:rPr>
+                <w:rFonts w:eastAsia="Aptos"/>
+              </w:rPr>
+              <w:t xml:space="preserve"> ?</w:t>
+            </w:r>
+          </w:p>
+          <w:p>
+            <w:pPr>
+              <w:pStyle w:val="FirstParagraph"/>
+              <w:spacing w:after="16"/>
+              <w:rPr>
+                <w:rFonts w:ascii="Aptos" w:eastAsia="Aptos" w:hAnsi="Aptos"/>
+              </w:rPr>
+            </w:pPr>
+            <w:proofErr w:type="gramStart"/>
+            <w:r>
+              <w:rPr>
+                <w:rFonts w:eastAsia="Aptos"/>
+              </w:rPr>
+              <w:t>NB:</w:t>
+            </w:r>
+            <w:proofErr w:type="gramEnd"/>
+            <w:r>
+              <w:rPr>
+                <w:rFonts w:eastAsia="Aptos"/>
+              </w:rPr>
+              <w:t xml:space="preserve"> pour chacune de ces questions, vous indiquerez les fichiers et numéros de ligne correspondants dans votre code. Vous pouvez par ailleurs utiliser des diagrammes (par exemple diagramme UML de classe) pour illustrer vos propos.</w:t>
+            </w:r>
+          </w:p>
+          <w:p>
+            <w:pPr>
+              <w:rPr>
+                <w:rFonts w:ascii="Aptos" w:eastAsia="Aptos" w:hAnsi="Aptos"/>
+              </w:rPr>
+            </w:pPr>
+          </w:p>
+        </w:tc>
+      </w:tr>
+    </w:tbl>
+    <w:p>
+      <w:bookmarkStart w:id="7" w:name="Xfef97ad0401518e82a22c5316a5469ad7b8aafe"/>
+      <w:bookmarkEnd w:id="7"/>
+    </w:p>
+    <w:p>
+      <w:r>
+        <w:t>L’algorithme de Dijkstra est implémenté dans la classe Dijkstra.</w:t>
+      </w:r>
+    </w:p>
+    <w:p>
+      <w:r>
+        <w:t>Elle s’appuie sur un Graphe (</w:t>
+      </w:r>
+      <w:proofErr w:type="spellStart"/>
+      <w:r>
+        <w:t>GrapheList</w:t>
+      </w:r>
+      <w:proofErr w:type="spellEnd"/>
+      <w:r>
+        <w:t xml:space="preserve">), expliqué précédemment, implémente une « </w:t>
+      </w:r>
+      <w:proofErr w:type="spellStart"/>
+      <w:r>
+        <w:t>ArrayList</w:t>
+      </w:r>
+      <w:proofErr w:type="spellEnd"/>
+      <w:r>
+        <w:t xml:space="preserve"> » de chaine de caractère (q) qui stocke les sommets restant à traiter et s’appuie sur la classe Valeur, expliqué précédemment. </w:t>
+      </w:r>
+    </w:p>
+    <w:p>
+      <w:r>
+        <w:t>La classe Valeurs est initialisé avec toutes les distances au maximum de la valeur qu’un double peut prendre (</w:t>
+      </w:r>
+      <w:proofErr w:type="spellStart"/>
+      <w:r>
+        <w:t>Double.MAX_VALUE</w:t>
+      </w:r>
+      <w:proofErr w:type="spellEnd"/>
+      <w:r>
+        <w:t xml:space="preserve">) et les parents à </w:t>
+      </w:r>
+      <w:proofErr w:type="spellStart"/>
+      <w:r>
+        <w:t>null</w:t>
+      </w:r>
+      <w:proofErr w:type="spellEnd"/>
+      <w:r>
+        <w:t xml:space="preserve"> (sauf le nœud de départ qui est à 0.0). La liste q se vide à chaque itération et les dictionnaires (</w:t>
+      </w:r>
+      <w:proofErr w:type="spellStart"/>
+      <w:r>
+        <w:t>treeMap</w:t>
+      </w:r>
+      <w:proofErr w:type="spellEnd"/>
+      <w:r>
+        <w:t xml:space="preserve">) se mettent à jour. Lorsque le </w:t>
+      </w:r>
+      <w:proofErr w:type="spellStart"/>
+      <w:r>
+        <w:t>che-min</w:t>
+      </w:r>
+      <w:proofErr w:type="spellEnd"/>
+      <w:r>
+        <w:t xml:space="preserve"> le plus court vers un nœud voisin qui est encore dans q est trouvé, sa distance est </w:t>
+      </w:r>
+      <w:proofErr w:type="gramStart"/>
+      <w:r>
+        <w:t>mis</w:t>
+      </w:r>
+      <w:proofErr w:type="gramEnd"/>
+      <w:r>
+        <w:t xml:space="preserve"> à jour par la valeur minimal pour l’atteindre depuis le nœud de départ et sont attribut parent est remplacé par le nœud qui était dans l’itération.</w:t>
       </w:r>
     </w:p>
     <w:p>
       <w:pPr>
         <w:numPr>
           <w:ilvl w:val="0"/>
-          <w:numId w:val="14"/>
+          <w:numId w:val="23"/>
         </w:numPr>
+        <w:suppressAutoHyphens w:val="0"/>
+        <w:spacing w:after="160" w:line="259" w:lineRule="auto"/>
+      </w:pPr>
+      <w:proofErr w:type="spellStart"/>
+      <w:r>
+        <w:t>ArrayList</w:t>
+      </w:r>
+      <w:proofErr w:type="spellEnd"/>
+      <w:r>
+        <w:t>&lt;String&gt; pour la file de traitement</w:t>
+      </w:r>
+    </w:p>
+    <w:p>
+      <w:pPr>
+        <w:numPr>
+          <w:ilvl w:val="0"/>
+          <w:numId w:val="23"/>
+        </w:numPr>
+        <w:suppressAutoHyphens w:val="0"/>
+        <w:spacing w:after="160" w:line="259" w:lineRule="auto"/>
+      </w:pPr>
+      <w:r>
+        <w:t>Valeurs pour les distances et parents</w:t>
+      </w:r>
+    </w:p>
+    <w:p>
+      <w:pPr>
+        <w:numPr>
+          <w:ilvl w:val="0"/>
+          <w:numId w:val="23"/>
+        </w:numPr>
+        <w:suppressAutoHyphens w:val="0"/>
+        <w:spacing w:after="160" w:line="259" w:lineRule="auto"/>
       </w:pPr>
       <w:proofErr w:type="spellStart"/>
       <w:r>
@@ -1242,8 +3122,10 @@
       <w:pPr>
         <w:numPr>
           <w:ilvl w:val="0"/>
-          <w:numId w:val="15"/>
+          <w:numId w:val="24"/>
         </w:numPr>
+        <w:suppressAutoHyphens w:val="0"/>
+        <w:spacing w:after="160" w:line="259" w:lineRule="auto"/>
       </w:pPr>
       <w:proofErr w:type="gramStart"/>
       <w:r>
@@ -1263,8 +3145,10 @@
       <w:pPr>
         <w:numPr>
           <w:ilvl w:val="0"/>
-          <w:numId w:val="15"/>
+          <w:numId w:val="24"/>
         </w:numPr>
+        <w:suppressAutoHyphens w:val="0"/>
+        <w:spacing w:after="160" w:line="259" w:lineRule="auto"/>
       </w:pPr>
       <w:proofErr w:type="gramStart"/>
       <w:r>
@@ -1279,8 +3163,10 @@
       <w:pPr>
         <w:numPr>
           <w:ilvl w:val="0"/>
-          <w:numId w:val="15"/>
+          <w:numId w:val="24"/>
         </w:numPr>
+        <w:suppressAutoHyphens w:val="0"/>
+        <w:spacing w:after="160" w:line="259" w:lineRule="auto"/>
       </w:pPr>
       <w:proofErr w:type="gramStart"/>
       <w:r>
@@ -1315,8 +3201,10 @@
       <w:pPr>
         <w:numPr>
           <w:ilvl w:val="0"/>
-          <w:numId w:val="16"/>
+          <w:numId w:val="25"/>
         </w:numPr>
+        <w:suppressAutoHyphens w:val="0"/>
+        <w:spacing w:after="160" w:line="259" w:lineRule="auto"/>
       </w:pPr>
       <w:proofErr w:type="gramStart"/>
       <w:r>
@@ -1331,11 +3219,14 @@
       <w:pPr>
         <w:numPr>
           <w:ilvl w:val="0"/>
-          <w:numId w:val="16"/>
+          <w:numId w:val="25"/>
         </w:numPr>
+        <w:suppressAutoHyphens w:val="0"/>
+        <w:spacing w:after="160" w:line="259" w:lineRule="auto"/>
       </w:pPr>
       <w:proofErr w:type="gramStart"/>
       <w:r>
+        <w:lastRenderedPageBreak/>
         <w:t>on</w:t>
       </w:r>
       <w:proofErr w:type="gramEnd"/>
@@ -1347,8 +3238,10 @@
       <w:pPr>
         <w:numPr>
           <w:ilvl w:val="0"/>
-          <w:numId w:val="16"/>
+          <w:numId w:val="25"/>
         </w:numPr>
+        <w:suppressAutoHyphens w:val="0"/>
+        <w:spacing w:after="160" w:line="259" w:lineRule="auto"/>
       </w:pPr>
       <w:proofErr w:type="gramStart"/>
       <w:r>
@@ -1371,7 +3264,6 @@
           <w:b/>
           <w:bCs/>
         </w:rPr>
-        <w:lastRenderedPageBreak/>
         <w:t>Tests unitaires :</w:t>
       </w:r>
     </w:p>
@@ -1392,8 +3284,10 @@
       <w:pPr>
         <w:numPr>
           <w:ilvl w:val="0"/>
-          <w:numId w:val="17"/>
+          <w:numId w:val="26"/>
         </w:numPr>
+        <w:suppressAutoHyphens w:val="0"/>
+        <w:spacing w:after="160" w:line="259" w:lineRule="auto"/>
       </w:pPr>
       <w:proofErr w:type="gramStart"/>
       <w:r>
@@ -1408,8 +3302,10 @@
       <w:pPr>
         <w:numPr>
           <w:ilvl w:val="0"/>
-          <w:numId w:val="17"/>
+          <w:numId w:val="26"/>
         </w:numPr>
+        <w:suppressAutoHyphens w:val="0"/>
+        <w:spacing w:after="160" w:line="259" w:lineRule="auto"/>
       </w:pPr>
       <w:proofErr w:type="gramStart"/>
       <w:r>
@@ -1424,8 +3320,10 @@
       <w:pPr>
         <w:numPr>
           <w:ilvl w:val="0"/>
-          <w:numId w:val="17"/>
+          <w:numId w:val="26"/>
         </w:numPr>
+        <w:suppressAutoHyphens w:val="0"/>
+        <w:spacing w:after="160" w:line="259" w:lineRule="auto"/>
       </w:pPr>
       <w:proofErr w:type="gramStart"/>
       <w:r>
@@ -1436,21 +3334,557 @@
         <w:t xml:space="preserve"> cas de sommets inatteignables (distance infinie)</w:t>
       </w:r>
     </w:p>
-    <w:p/>
-    <w:p>
-      <w:pPr>
-        <w:rPr>
-          <w:b/>
-          <w:bCs/>
-        </w:rPr>
-      </w:pPr>
-      <w:r>
-        <w:rPr>
-          <w:b/>
-          <w:bCs/>
-        </w:rPr>
+    <w:p>
+      <w:r>
+        <w:br w:type="page"/>
+      </w:r>
+    </w:p>
+    <w:p>
+      <w:pPr>
+        <w:pStyle w:val="Titre1"/>
+        <w:spacing w:before="0"/>
+      </w:pPr>
+      <w:bookmarkStart w:id="8" w:name="__RefHeading___Toc466_3422142942"/>
+      <w:bookmarkEnd w:id="8"/>
+      <w:r>
+        <w:lastRenderedPageBreak/>
         <w:t>5. Application aux données du réseau STAN</w:t>
       </w:r>
+    </w:p>
+    <w:tbl>
+      <w:tblPr>
+        <w:tblStyle w:val="Table"/>
+        <w:tblW w:w="5000" w:type="pct"/>
+        <w:tblInd w:w="0" w:type="dxa"/>
+        <w:tblLayout w:type="fixed"/>
+        <w:tblCellMar>
+          <w:top w:w="92" w:type="dxa"/>
+          <w:left w:w="144" w:type="dxa"/>
+          <w:bottom w:w="92" w:type="dxa"/>
+          <w:right w:w="144" w:type="dxa"/>
+        </w:tblCellMar>
+        <w:tblLook w:val="0000" w:firstRow="0" w:lastRow="0" w:firstColumn="0" w:lastColumn="0" w:noHBand="0" w:noVBand="0"/>
+      </w:tblPr>
+      <w:tblGrid>
+        <w:gridCol w:w="9325"/>
+      </w:tblGrid>
+      <w:tr>
+        <w:trPr>
+          <w:cantSplit/>
+        </w:trPr>
+        <w:tc>
+          <w:tcPr>
+            <w:tcW w:w="9360" w:type="dxa"/>
+            <w:tcBorders>
+              <w:top w:val="single" w:sz="4" w:space="0" w:color="0758E5"/>
+              <w:left w:val="single" w:sz="24" w:space="0" w:color="0758E5"/>
+              <w:right w:val="single" w:sz="4" w:space="0" w:color="0758E5"/>
+            </w:tcBorders>
+            <w:shd w:val="clear" w:color="auto" w:fill="DAE6FB"/>
+          </w:tcPr>
+          <w:p>
+            <w:pPr>
+              <w:pStyle w:val="FirstParagraph"/>
+              <w:spacing w:before="0" w:after="0"/>
+              <w:textAlignment w:val="center"/>
+              <w:rPr>
+                <w:rFonts w:ascii="Aptos" w:eastAsia="Aptos" w:hAnsi="Aptos"/>
+              </w:rPr>
+            </w:pPr>
+            <w:r>
+              <w:rPr>
+                <w:rFonts w:eastAsia="Aptos"/>
+                <w:noProof/>
+              </w:rPr>
+              <w:drawing>
+                <wp:inline distT="0" distB="0" distL="0" distR="0" wp14:anchorId="25773DFF" wp14:editId="6A922C70">
+                  <wp:extent cx="152400" cy="152400"/>
+                  <wp:effectExtent l="0" t="0" r="0" b="0"/>
+                  <wp:docPr id="6" name="Image6"/>
+                  <wp:cNvGraphicFramePr>
+                    <a:graphicFrameLocks xmlns:a="http://schemas.openxmlformats.org/drawingml/2006/main" noChangeAspect="1"/>
+                  </wp:cNvGraphicFramePr>
+                  <a:graphic xmlns:a="http://schemas.openxmlformats.org/drawingml/2006/main">
+                    <a:graphicData uri="http://schemas.openxmlformats.org/drawingml/2006/picture">
+                      <pic:pic xmlns:pic="http://schemas.openxmlformats.org/drawingml/2006/picture">
+                        <pic:nvPicPr>
+                          <pic:cNvPr id="6" name="Image6"/>
+                          <pic:cNvPicPr>
+                            <a:picLocks noChangeAspect="1" noChangeArrowheads="1"/>
+                          </pic:cNvPicPr>
+                        </pic:nvPicPr>
+                        <pic:blipFill>
+                          <a:blip r:embed="rId8"/>
+                          <a:stretch>
+                            <a:fillRect/>
+                          </a:stretch>
+                        </pic:blipFill>
+                        <pic:spPr bwMode="auto">
+                          <a:xfrm>
+                            <a:off x="0" y="0"/>
+                            <a:ext cx="152400" cy="152400"/>
+                          </a:xfrm>
+                          <a:prstGeom prst="rect">
+                            <a:avLst/>
+                          </a:prstGeom>
+                          <a:noFill/>
+                        </pic:spPr>
+                      </pic:pic>
+                    </a:graphicData>
+                  </a:graphic>
+                </wp:inline>
+              </w:drawing>
+            </w:r>
+            <w:r>
+              <w:rPr>
+                <w:rFonts w:eastAsia="Aptos"/>
+              </w:rPr>
+              <w:t xml:space="preserve">  Note</w:t>
+            </w:r>
+          </w:p>
+        </w:tc>
+      </w:tr>
+      <w:tr>
+        <w:trPr>
+          <w:cantSplit/>
+        </w:trPr>
+        <w:tc>
+          <w:tcPr>
+            <w:tcW w:w="9360" w:type="dxa"/>
+            <w:tcBorders>
+              <w:left w:val="single" w:sz="24" w:space="0" w:color="0758E5"/>
+              <w:bottom w:val="single" w:sz="4" w:space="0" w:color="0758E5"/>
+              <w:right w:val="single" w:sz="4" w:space="0" w:color="0758E5"/>
+            </w:tcBorders>
+            <w:tcMar>
+              <w:top w:w="108" w:type="dxa"/>
+              <w:bottom w:w="108" w:type="dxa"/>
+            </w:tcMar>
+          </w:tcPr>
+          <w:p>
+            <w:pPr>
+              <w:pStyle w:val="Corpsdetexte"/>
+              <w:spacing w:before="16"/>
+              <w:rPr>
+                <w:rFonts w:ascii="Aptos" w:eastAsia="Aptos" w:hAnsi="Aptos"/>
+              </w:rPr>
+            </w:pPr>
+            <w:r>
+              <w:rPr>
+                <w:rFonts w:eastAsia="Aptos"/>
+              </w:rPr>
+              <w:t>Expliquez en quelques lignes comment ont été traitées les données du réseau STAN :</w:t>
+            </w:r>
+          </w:p>
+          <w:p>
+            <w:pPr>
+              <w:pStyle w:val="Compact"/>
+              <w:numPr>
+                <w:ilvl w:val="0"/>
+                <w:numId w:val="1"/>
+              </w:numPr>
+              <w:rPr>
+                <w:rFonts w:ascii="Aptos" w:eastAsia="Aptos" w:hAnsi="Aptos"/>
+              </w:rPr>
+            </w:pPr>
+            <w:proofErr w:type="gramStart"/>
+            <w:r>
+              <w:rPr>
+                <w:rFonts w:eastAsia="Aptos"/>
+              </w:rPr>
+              <w:t>comment</w:t>
+            </w:r>
+            <w:proofErr w:type="gramEnd"/>
+            <w:r>
+              <w:rPr>
+                <w:rFonts w:eastAsia="Aptos"/>
+              </w:rPr>
+              <w:t xml:space="preserve"> les données ont-elles été chargées ?</w:t>
+            </w:r>
+          </w:p>
+          <w:p>
+            <w:pPr>
+              <w:pStyle w:val="Compact"/>
+              <w:numPr>
+                <w:ilvl w:val="0"/>
+                <w:numId w:val="1"/>
+              </w:numPr>
+              <w:rPr>
+                <w:rFonts w:ascii="Aptos" w:eastAsia="Aptos" w:hAnsi="Aptos"/>
+              </w:rPr>
+            </w:pPr>
+            <w:proofErr w:type="gramStart"/>
+            <w:r>
+              <w:rPr>
+                <w:rFonts w:eastAsia="Aptos"/>
+              </w:rPr>
+              <w:t>quelles</w:t>
+            </w:r>
+            <w:proofErr w:type="gramEnd"/>
+            <w:r>
+              <w:rPr>
+                <w:rFonts w:eastAsia="Aptos"/>
+              </w:rPr>
+              <w:t xml:space="preserve"> sont les caractéristiques (nombre de nœuds et d’arcs) du graphe obtenu ?</w:t>
+            </w:r>
+          </w:p>
+          <w:p>
+            <w:pPr>
+              <w:pStyle w:val="Compact"/>
+              <w:numPr>
+                <w:ilvl w:val="0"/>
+                <w:numId w:val="1"/>
+              </w:numPr>
+              <w:rPr>
+                <w:rFonts w:ascii="Aptos" w:eastAsia="Aptos" w:hAnsi="Aptos"/>
+              </w:rPr>
+            </w:pPr>
+            <w:proofErr w:type="gramStart"/>
+            <w:r>
+              <w:rPr>
+                <w:rFonts w:eastAsia="Aptos"/>
+              </w:rPr>
+              <w:t>comment</w:t>
+            </w:r>
+            <w:proofErr w:type="gramEnd"/>
+            <w:r>
+              <w:rPr>
+                <w:rFonts w:eastAsia="Aptos"/>
+              </w:rPr>
+              <w:t xml:space="preserve"> les algorithmes implantés </w:t>
+            </w:r>
+            <w:proofErr w:type="spellStart"/>
+            <w:r>
+              <w:rPr>
+                <w:rFonts w:eastAsia="Aptos"/>
+              </w:rPr>
+              <w:t>ont ils</w:t>
+            </w:r>
+            <w:proofErr w:type="spellEnd"/>
+            <w:r>
+              <w:rPr>
+                <w:rFonts w:eastAsia="Aptos"/>
+              </w:rPr>
+              <w:t xml:space="preserve"> été invoqués dans votre programme ?</w:t>
+            </w:r>
+          </w:p>
+          <w:p>
+            <w:pPr>
+              <w:pStyle w:val="Compact"/>
+              <w:numPr>
+                <w:ilvl w:val="0"/>
+                <w:numId w:val="1"/>
+              </w:numPr>
+              <w:rPr>
+                <w:rFonts w:ascii="Aptos" w:eastAsia="Aptos" w:hAnsi="Aptos"/>
+              </w:rPr>
+            </w:pPr>
+            <w:proofErr w:type="gramStart"/>
+            <w:r>
+              <w:rPr>
+                <w:rFonts w:eastAsia="Aptos"/>
+              </w:rPr>
+              <w:t>quels</w:t>
+            </w:r>
+            <w:proofErr w:type="gramEnd"/>
+            <w:r>
+              <w:rPr>
+                <w:rFonts w:eastAsia="Aptos"/>
+              </w:rPr>
+              <w:t xml:space="preserve"> chemins (couples départ/arrivée) </w:t>
+            </w:r>
+            <w:proofErr w:type="spellStart"/>
+            <w:r>
+              <w:rPr>
+                <w:rFonts w:eastAsia="Aptos"/>
+              </w:rPr>
+              <w:t>avez vous</w:t>
+            </w:r>
+            <w:proofErr w:type="spellEnd"/>
+            <w:r>
+              <w:rPr>
+                <w:rFonts w:eastAsia="Aptos"/>
+              </w:rPr>
+              <w:t xml:space="preserve"> choisi pour vos tests ? Pourquoi ?</w:t>
+            </w:r>
+          </w:p>
+          <w:p>
+            <w:pPr>
+              <w:pStyle w:val="Compact"/>
+              <w:numPr>
+                <w:ilvl w:val="0"/>
+                <w:numId w:val="1"/>
+              </w:numPr>
+              <w:rPr>
+                <w:rFonts w:ascii="Aptos" w:eastAsia="Aptos" w:hAnsi="Aptos"/>
+              </w:rPr>
+            </w:pPr>
+            <w:proofErr w:type="gramStart"/>
+            <w:r>
+              <w:rPr>
+                <w:rFonts w:eastAsia="Aptos"/>
+              </w:rPr>
+              <w:t>quels</w:t>
+            </w:r>
+            <w:proofErr w:type="gramEnd"/>
+            <w:r>
+              <w:rPr>
+                <w:rFonts w:eastAsia="Aptos"/>
+              </w:rPr>
+              <w:t xml:space="preserve"> temps de calcul </w:t>
+            </w:r>
+            <w:proofErr w:type="spellStart"/>
+            <w:r>
+              <w:rPr>
+                <w:rFonts w:eastAsia="Aptos"/>
+              </w:rPr>
+              <w:t>avez vous</w:t>
+            </w:r>
+            <w:proofErr w:type="spellEnd"/>
+            <w:r>
+              <w:rPr>
+                <w:rFonts w:eastAsia="Aptos"/>
+              </w:rPr>
+              <w:t xml:space="preserve"> obtenus ? Remplir le tableau ci-dessous.</w:t>
+            </w:r>
+          </w:p>
+          <w:p>
+            <w:pPr>
+              <w:pStyle w:val="Compact"/>
+              <w:numPr>
+                <w:ilvl w:val="0"/>
+                <w:numId w:val="1"/>
+              </w:numPr>
+              <w:rPr>
+                <w:rFonts w:ascii="Aptos" w:eastAsia="Aptos" w:hAnsi="Aptos"/>
+              </w:rPr>
+            </w:pPr>
+            <w:proofErr w:type="gramStart"/>
+            <w:r>
+              <w:rPr>
+                <w:rFonts w:eastAsia="Aptos"/>
+              </w:rPr>
+              <w:t>quel</w:t>
+            </w:r>
+            <w:proofErr w:type="gramEnd"/>
+            <w:r>
+              <w:rPr>
+                <w:rFonts w:eastAsia="Aptos"/>
+              </w:rPr>
+              <w:t xml:space="preserve"> environnement logiciel et matériel </w:t>
+            </w:r>
+            <w:proofErr w:type="spellStart"/>
+            <w:r>
+              <w:rPr>
+                <w:rFonts w:eastAsia="Aptos"/>
+              </w:rPr>
+              <w:t>avez vous</w:t>
+            </w:r>
+            <w:proofErr w:type="spellEnd"/>
+            <w:r>
+              <w:rPr>
+                <w:rFonts w:eastAsia="Aptos"/>
+              </w:rPr>
+              <w:t xml:space="preserve"> </w:t>
+            </w:r>
+            <w:proofErr w:type="spellStart"/>
+            <w:r>
+              <w:rPr>
+                <w:rFonts w:eastAsia="Aptos"/>
+              </w:rPr>
+              <w:t>utilsé</w:t>
+            </w:r>
+            <w:proofErr w:type="spellEnd"/>
+            <w:r>
+              <w:rPr>
+                <w:rFonts w:eastAsia="Aptos"/>
+              </w:rPr>
+              <w:t xml:space="preserve"> ? (</w:t>
+            </w:r>
+            <w:proofErr w:type="gramStart"/>
+            <w:r>
+              <w:rPr>
+                <w:rFonts w:eastAsia="Aptos"/>
+              </w:rPr>
+              <w:t>processeur</w:t>
+            </w:r>
+            <w:proofErr w:type="gramEnd"/>
+            <w:r>
+              <w:rPr>
+                <w:rFonts w:eastAsia="Aptos"/>
+              </w:rPr>
+              <w:t>, mémoire vive, version du système d’exploitation, du langage Java)</w:t>
+            </w:r>
+          </w:p>
+          <w:p>
+            <w:pPr>
+              <w:pStyle w:val="Compact"/>
+              <w:numPr>
+                <w:ilvl w:val="0"/>
+                <w:numId w:val="1"/>
+              </w:numPr>
+              <w:rPr>
+                <w:rFonts w:ascii="Aptos" w:eastAsia="Aptos" w:hAnsi="Aptos"/>
+              </w:rPr>
+            </w:pPr>
+            <w:proofErr w:type="gramStart"/>
+            <w:r>
+              <w:rPr>
+                <w:rFonts w:eastAsia="Aptos"/>
+              </w:rPr>
+              <w:t>si</w:t>
+            </w:r>
+            <w:proofErr w:type="gramEnd"/>
+            <w:r>
+              <w:rPr>
+                <w:rFonts w:eastAsia="Aptos"/>
+              </w:rPr>
+              <w:t xml:space="preserve"> vous avez défini des tests unitaires, que </w:t>
+            </w:r>
+            <w:proofErr w:type="spellStart"/>
+            <w:r>
+              <w:rPr>
+                <w:rFonts w:eastAsia="Aptos"/>
+              </w:rPr>
+              <w:t>font ils</w:t>
+            </w:r>
+            <w:proofErr w:type="spellEnd"/>
+            <w:r>
+              <w:rPr>
+                <w:rFonts w:eastAsia="Aptos"/>
+              </w:rPr>
+              <w:t xml:space="preserve"> ?</w:t>
+            </w:r>
+          </w:p>
+          <w:p>
+            <w:pPr>
+              <w:pStyle w:val="Compact"/>
+              <w:numPr>
+                <w:ilvl w:val="0"/>
+                <w:numId w:val="1"/>
+              </w:numPr>
+              <w:rPr>
+                <w:rFonts w:ascii="Aptos" w:eastAsia="Aptos" w:hAnsi="Aptos"/>
+              </w:rPr>
+            </w:pPr>
+            <w:proofErr w:type="gramStart"/>
+            <w:r>
+              <w:rPr>
+                <w:rFonts w:eastAsia="Aptos"/>
+              </w:rPr>
+              <w:t>quels</w:t>
+            </w:r>
+            <w:proofErr w:type="gramEnd"/>
+            <w:r>
+              <w:rPr>
+                <w:rFonts w:eastAsia="Aptos"/>
+              </w:rPr>
+              <w:t xml:space="preserve"> trajets </w:t>
+            </w:r>
+            <w:proofErr w:type="spellStart"/>
+            <w:proofErr w:type="gramStart"/>
+            <w:r>
+              <w:rPr>
+                <w:rFonts w:eastAsia="Aptos"/>
+              </w:rPr>
+              <w:t>avez vous</w:t>
+            </w:r>
+            <w:proofErr w:type="spellEnd"/>
+            <w:proofErr w:type="gramEnd"/>
+            <w:r>
+              <w:rPr>
+                <w:rFonts w:eastAsia="Aptos"/>
+              </w:rPr>
+              <w:t xml:space="preserve"> comparés avec le moteur de recherche du réseau STAN ?</w:t>
+            </w:r>
+          </w:p>
+          <w:p>
+            <w:pPr>
+              <w:pStyle w:val="Compact"/>
+              <w:numPr>
+                <w:ilvl w:val="0"/>
+                <w:numId w:val="1"/>
+              </w:numPr>
+              <w:rPr>
+                <w:rFonts w:ascii="Aptos" w:eastAsia="Aptos" w:hAnsi="Aptos"/>
+              </w:rPr>
+            </w:pPr>
+            <w:proofErr w:type="spellStart"/>
+            <w:proofErr w:type="gramStart"/>
+            <w:r>
+              <w:rPr>
+                <w:rFonts w:eastAsia="Aptos"/>
+              </w:rPr>
+              <w:t>avez</w:t>
+            </w:r>
+            <w:proofErr w:type="gramEnd"/>
+            <w:r>
+              <w:rPr>
+                <w:rFonts w:eastAsia="Aptos"/>
+              </w:rPr>
+              <w:t xml:space="preserve"> vous</w:t>
+            </w:r>
+            <w:proofErr w:type="spellEnd"/>
+            <w:r>
+              <w:rPr>
+                <w:rFonts w:eastAsia="Aptos"/>
+              </w:rPr>
+              <w:t xml:space="preserve"> obtenu </w:t>
+            </w:r>
+            <w:proofErr w:type="gramStart"/>
+            <w:r>
+              <w:rPr>
+                <w:rFonts w:eastAsia="Aptos"/>
+              </w:rPr>
+              <w:t>les même résultats</w:t>
+            </w:r>
+            <w:proofErr w:type="gramEnd"/>
+            <w:r>
+              <w:rPr>
+                <w:rFonts w:eastAsia="Aptos"/>
+              </w:rPr>
+              <w:t xml:space="preserve"> ? (Indiquez la liste des arrêts donnée par votre application et par le moteur de recherche du réseau STAN, vous pouvez ajouter des captures d’écran)</w:t>
+            </w:r>
+          </w:p>
+          <w:p>
+            <w:pPr>
+              <w:pStyle w:val="FirstParagraph"/>
+              <w:spacing w:after="16"/>
+              <w:rPr>
+                <w:rFonts w:ascii="Aptos" w:eastAsia="Aptos" w:hAnsi="Aptos"/>
+              </w:rPr>
+            </w:pPr>
+            <w:proofErr w:type="gramStart"/>
+            <w:r>
+              <w:rPr>
+                <w:rFonts w:eastAsia="Aptos"/>
+              </w:rPr>
+              <w:t>NB:</w:t>
+            </w:r>
+            <w:proofErr w:type="gramEnd"/>
+            <w:r>
+              <w:rPr>
+                <w:rFonts w:eastAsia="Aptos"/>
+              </w:rPr>
+              <w:t xml:space="preserve"> pour chacune de ces questions, vous indiquerez à quelle ligne de votre code votre correspond. Vous pouvez par ailleurs utiliser des diagrammes (par exemple diagramme UML de classe) pour illustrer vos propos.</w:t>
+            </w:r>
+          </w:p>
+          <w:p>
+            <w:pPr>
+              <w:rPr>
+                <w:rFonts w:ascii="Aptos" w:eastAsia="Aptos" w:hAnsi="Aptos"/>
+              </w:rPr>
+            </w:pPr>
+          </w:p>
+        </w:tc>
+      </w:tr>
+    </w:tbl>
+    <w:p>
+      <w:pPr>
+        <w:pStyle w:val="Titre2"/>
+      </w:pPr>
+      <w:bookmarkStart w:id="9" w:name="__RefHeading___Toc468_3422142942"/>
+      <w:bookmarkEnd w:id="9"/>
     </w:p>
     <w:p>
       <w:r>
@@ -1469,8 +3903,10 @@
       <w:pPr>
         <w:numPr>
           <w:ilvl w:val="0"/>
-          <w:numId w:val="18"/>
+          <w:numId w:val="27"/>
         </w:numPr>
+        <w:suppressAutoHyphens w:val="0"/>
+        <w:spacing w:after="160" w:line="259" w:lineRule="auto"/>
       </w:pPr>
       <w:r>
         <w:t>stan.nodes.txt</w:t>
@@ -1480,8 +3916,10 @@
       <w:pPr>
         <w:numPr>
           <w:ilvl w:val="0"/>
-          <w:numId w:val="18"/>
+          <w:numId w:val="27"/>
         </w:numPr>
+        <w:suppressAutoHyphens w:val="0"/>
+        <w:spacing w:after="160" w:line="259" w:lineRule="auto"/>
       </w:pPr>
       <w:r>
         <w:t>stan.edges.txt</w:t>
@@ -1586,11 +4024,14 @@
       <w:pPr>
         <w:numPr>
           <w:ilvl w:val="0"/>
-          <w:numId w:val="20"/>
+          <w:numId w:val="28"/>
         </w:numPr>
+        <w:suppressAutoHyphens w:val="0"/>
+        <w:spacing w:after="160" w:line="259" w:lineRule="auto"/>
       </w:pPr>
       <w:proofErr w:type="gramStart"/>
       <w:r>
+        <w:lastRenderedPageBreak/>
         <w:t>trajets</w:t>
       </w:r>
       <w:proofErr w:type="gramEnd"/>
@@ -1602,8 +4043,10 @@
       <w:pPr>
         <w:numPr>
           <w:ilvl w:val="0"/>
-          <w:numId w:val="20"/>
+          <w:numId w:val="28"/>
         </w:numPr>
+        <w:suppressAutoHyphens w:val="0"/>
+        <w:spacing w:after="160" w:line="259" w:lineRule="auto"/>
       </w:pPr>
       <w:proofErr w:type="gramStart"/>
       <w:r>
@@ -1618,8 +4061,10 @@
       <w:pPr>
         <w:numPr>
           <w:ilvl w:val="0"/>
-          <w:numId w:val="20"/>
+          <w:numId w:val="28"/>
         </w:numPr>
+        <w:suppressAutoHyphens w:val="0"/>
+        <w:spacing w:after="160" w:line="259" w:lineRule="auto"/>
       </w:pPr>
       <w:proofErr w:type="gramStart"/>
       <w:r>
@@ -1667,8 +4112,10 @@
       <w:pPr>
         <w:numPr>
           <w:ilvl w:val="0"/>
-          <w:numId w:val="21"/>
+          <w:numId w:val="29"/>
         </w:numPr>
+        <w:suppressAutoHyphens w:val="0"/>
+        <w:spacing w:after="160" w:line="259" w:lineRule="auto"/>
       </w:pPr>
       <w:r>
         <w:t>Java (version utilisée dans le projet)</w:t>
@@ -1678,8 +4125,10 @@
       <w:pPr>
         <w:numPr>
           <w:ilvl w:val="0"/>
-          <w:numId w:val="21"/>
+          <w:numId w:val="29"/>
         </w:numPr>
+        <w:suppressAutoHyphens w:val="0"/>
+        <w:spacing w:after="160" w:line="259" w:lineRule="auto"/>
       </w:pPr>
       <w:proofErr w:type="spellStart"/>
       <w:r>
@@ -1698,23 +4147,793 @@
       </w:r>
       <w:proofErr w:type="spellEnd"/>
     </w:p>
+    <w:p>
+      <w:pPr>
+        <w:pStyle w:val="Corpsdetexte"/>
+      </w:pPr>
+    </w:p>
+    <w:p>
+      <w:pPr>
+        <w:pStyle w:val="Titre2"/>
+      </w:pPr>
+    </w:p>
+    <w:p>
+      <w:pPr>
+        <w:pStyle w:val="Titre2"/>
+      </w:pPr>
+      <w:r>
+        <w:t xml:space="preserve">5.1 Comparaison des temps de calcul </w:t>
+      </w:r>
+      <w:proofErr w:type="gramStart"/>
+      <w:r>
+        <w:t>des algorithme</w:t>
+      </w:r>
+      <w:proofErr w:type="gramEnd"/>
+      <w:r>
+        <w:t xml:space="preserve"> de Bellman-Ford et Dijkstra</w:t>
+      </w:r>
+    </w:p>
+    <w:tbl>
+      <w:tblPr>
+        <w:tblStyle w:val="Table"/>
+        <w:tblW w:w="5000" w:type="pct"/>
+        <w:tblInd w:w="0" w:type="dxa"/>
+        <w:tblLayout w:type="fixed"/>
+        <w:tblLook w:val="0020" w:firstRow="1" w:lastRow="0" w:firstColumn="0" w:lastColumn="0" w:noHBand="0" w:noVBand="0"/>
+      </w:tblPr>
+      <w:tblGrid>
+        <w:gridCol w:w="1403"/>
+        <w:gridCol w:w="1404"/>
+        <w:gridCol w:w="1872"/>
+        <w:gridCol w:w="2340"/>
+        <w:gridCol w:w="2341"/>
+      </w:tblGrid>
+      <w:tr>
+        <w:trPr>
+          <w:cnfStyle w:val="100000000000" w:firstRow="1" w:lastRow="0" w:firstColumn="0" w:lastColumn="0" w:oddVBand="0" w:evenVBand="0" w:oddHBand="0" w:evenHBand="0" w:firstRowFirstColumn="0" w:firstRowLastColumn="0" w:lastRowFirstColumn="0" w:lastRowLastColumn="0"/>
+          <w:tblHeader/>
+        </w:trPr>
+        <w:tc>
+          <w:tcPr>
+            <w:tcW w:w="1403" w:type="dxa"/>
+            <w:tcBorders>
+              <w:bottom w:val="single" w:sz="6" w:space="0" w:color="000000"/>
+            </w:tcBorders>
+          </w:tcPr>
+          <w:p>
+            <w:pPr>
+              <w:pStyle w:val="Compact"/>
+              <w:rPr>
+                <w:rFonts w:ascii="Aptos" w:eastAsia="Aptos" w:hAnsi="Aptos"/>
+              </w:rPr>
+            </w:pPr>
+            <w:proofErr w:type="gramStart"/>
+            <w:r>
+              <w:rPr>
+                <w:rFonts w:eastAsia="Aptos"/>
+              </w:rPr>
+              <w:t>départ</w:t>
+            </w:r>
+            <w:proofErr w:type="gramEnd"/>
+          </w:p>
+        </w:tc>
+        <w:tc>
+          <w:tcPr>
+            <w:tcW w:w="1404" w:type="dxa"/>
+            <w:tcBorders>
+              <w:bottom w:val="single" w:sz="6" w:space="0" w:color="000000"/>
+            </w:tcBorders>
+          </w:tcPr>
+          <w:p>
+            <w:pPr>
+              <w:pStyle w:val="Compact"/>
+              <w:rPr>
+                <w:rFonts w:ascii="Aptos" w:eastAsia="Aptos" w:hAnsi="Aptos"/>
+              </w:rPr>
+            </w:pPr>
+            <w:proofErr w:type="gramStart"/>
+            <w:r>
+              <w:rPr>
+                <w:rFonts w:eastAsia="Aptos"/>
+              </w:rPr>
+              <w:t>arrivée</w:t>
+            </w:r>
+            <w:proofErr w:type="gramEnd"/>
+          </w:p>
+        </w:tc>
+        <w:tc>
+          <w:tcPr>
+            <w:tcW w:w="1872" w:type="dxa"/>
+            <w:tcBorders>
+              <w:bottom w:val="single" w:sz="6" w:space="0" w:color="000000"/>
+            </w:tcBorders>
+          </w:tcPr>
+          <w:p>
+            <w:pPr>
+              <w:pStyle w:val="Compact"/>
+              <w:rPr>
+                <w:rFonts w:ascii="Aptos" w:eastAsia="Aptos" w:hAnsi="Aptos"/>
+              </w:rPr>
+            </w:pPr>
+            <w:proofErr w:type="gramStart"/>
+            <w:r>
+              <w:rPr>
+                <w:rFonts w:eastAsia="Aptos"/>
+              </w:rPr>
+              <w:t>chemin</w:t>
+            </w:r>
+            <w:proofErr w:type="gramEnd"/>
+          </w:p>
+        </w:tc>
+        <w:tc>
+          <w:tcPr>
+            <w:tcW w:w="2340" w:type="dxa"/>
+            <w:tcBorders>
+              <w:bottom w:val="single" w:sz="6" w:space="0" w:color="000000"/>
+            </w:tcBorders>
+          </w:tcPr>
+          <w:p>
+            <w:pPr>
+              <w:pStyle w:val="Compact"/>
+              <w:rPr>
+                <w:rFonts w:ascii="Aptos" w:eastAsia="Aptos" w:hAnsi="Aptos"/>
+              </w:rPr>
+            </w:pPr>
+            <w:proofErr w:type="gramStart"/>
+            <w:r>
+              <w:rPr>
+                <w:rFonts w:eastAsia="Aptos"/>
+              </w:rPr>
+              <w:t>temps</w:t>
+            </w:r>
+            <w:proofErr w:type="gramEnd"/>
+            <w:r>
+              <w:rPr>
+                <w:rFonts w:eastAsia="Aptos"/>
+              </w:rPr>
+              <w:t xml:space="preserve"> calcul Bellman-Ford</w:t>
+            </w:r>
+          </w:p>
+        </w:tc>
+        <w:tc>
+          <w:tcPr>
+            <w:tcW w:w="2341" w:type="dxa"/>
+            <w:tcBorders>
+              <w:bottom w:val="single" w:sz="6" w:space="0" w:color="000000"/>
+            </w:tcBorders>
+          </w:tcPr>
+          <w:p>
+            <w:pPr>
+              <w:pStyle w:val="Compact"/>
+              <w:rPr>
+                <w:rFonts w:ascii="Aptos" w:eastAsia="Aptos" w:hAnsi="Aptos"/>
+              </w:rPr>
+            </w:pPr>
+            <w:proofErr w:type="gramStart"/>
+            <w:r>
+              <w:rPr>
+                <w:rFonts w:eastAsia="Aptos"/>
+              </w:rPr>
+              <w:t>temps</w:t>
+            </w:r>
+            <w:proofErr w:type="gramEnd"/>
+            <w:r>
+              <w:rPr>
+                <w:rFonts w:eastAsia="Aptos"/>
+              </w:rPr>
+              <w:t xml:space="preserve"> calcul Dijkstra</w:t>
+            </w:r>
+          </w:p>
+        </w:tc>
+      </w:tr>
+      <w:tr>
+        <w:tc>
+          <w:tcPr>
+            <w:tcW w:w="1403" w:type="dxa"/>
+          </w:tcPr>
+          <w:p>
+            <w:pPr>
+              <w:pStyle w:val="Compact"/>
+              <w:rPr>
+                <w:rFonts w:ascii="Aptos" w:eastAsia="Aptos" w:hAnsi="Aptos"/>
+              </w:rPr>
+            </w:pPr>
+          </w:p>
+        </w:tc>
+        <w:tc>
+          <w:tcPr>
+            <w:tcW w:w="1404" w:type="dxa"/>
+          </w:tcPr>
+          <w:p>
+            <w:pPr>
+              <w:pStyle w:val="Compact"/>
+              <w:rPr>
+                <w:rFonts w:ascii="Aptos" w:eastAsia="Aptos" w:hAnsi="Aptos"/>
+              </w:rPr>
+            </w:pPr>
+          </w:p>
+        </w:tc>
+        <w:tc>
+          <w:tcPr>
+            <w:tcW w:w="1872" w:type="dxa"/>
+          </w:tcPr>
+          <w:p>
+            <w:pPr>
+              <w:pStyle w:val="Compact"/>
+              <w:rPr>
+                <w:rFonts w:ascii="Aptos" w:eastAsia="Aptos" w:hAnsi="Aptos"/>
+              </w:rPr>
+            </w:pPr>
+          </w:p>
+        </w:tc>
+        <w:tc>
+          <w:tcPr>
+            <w:tcW w:w="2340" w:type="dxa"/>
+          </w:tcPr>
+          <w:p>
+            <w:pPr>
+              <w:pStyle w:val="Compact"/>
+              <w:rPr>
+                <w:rFonts w:ascii="Aptos" w:eastAsia="Aptos" w:hAnsi="Aptos"/>
+              </w:rPr>
+            </w:pPr>
+          </w:p>
+        </w:tc>
+        <w:tc>
+          <w:tcPr>
+            <w:tcW w:w="2341" w:type="dxa"/>
+          </w:tcPr>
+          <w:p>
+            <w:pPr>
+              <w:pStyle w:val="Compact"/>
+              <w:rPr>
+                <w:rFonts w:ascii="Aptos" w:eastAsia="Aptos" w:hAnsi="Aptos"/>
+              </w:rPr>
+            </w:pPr>
+          </w:p>
+        </w:tc>
+      </w:tr>
+    </w:tbl>
+    <w:p>
+      <w:pPr>
+        <w:pStyle w:val="Titre2"/>
+      </w:pPr>
+      <w:bookmarkStart w:id="10" w:name="__RefHeading___Toc470_3422142942"/>
+      <w:bookmarkEnd w:id="10"/>
+      <w:r>
+        <w:t xml:space="preserve">5.2 Comparaison des chemins obtenus par notre application et le moteur de recherche du réseau STAN </w:t>
+      </w:r>
+      <w:r>
+        <w:rPr>
+          <w:rStyle w:val="Appelnotedebasdep"/>
+        </w:rPr>
+        <w:footnoteReference w:id="1"/>
+      </w:r>
+    </w:p>
+    <w:tbl>
+      <w:tblPr>
+        <w:tblStyle w:val="Table"/>
+        <w:tblW w:w="5000" w:type="pct"/>
+        <w:tblInd w:w="0" w:type="dxa"/>
+        <w:tblLayout w:type="fixed"/>
+        <w:tblLook w:val="0020" w:firstRow="1" w:lastRow="0" w:firstColumn="0" w:lastColumn="0" w:noHBand="0" w:noVBand="0"/>
+      </w:tblPr>
+      <w:tblGrid>
+        <w:gridCol w:w="1403"/>
+        <w:gridCol w:w="1404"/>
+        <w:gridCol w:w="3276"/>
+        <w:gridCol w:w="3277"/>
+      </w:tblGrid>
+      <w:tr>
+        <w:trPr>
+          <w:cnfStyle w:val="100000000000" w:firstRow="1" w:lastRow="0" w:firstColumn="0" w:lastColumn="0" w:oddVBand="0" w:evenVBand="0" w:oddHBand="0" w:evenHBand="0" w:firstRowFirstColumn="0" w:firstRowLastColumn="0" w:lastRowFirstColumn="0" w:lastRowLastColumn="0"/>
+          <w:tblHeader/>
+        </w:trPr>
+        <w:tc>
+          <w:tcPr>
+            <w:tcW w:w="1403" w:type="dxa"/>
+            <w:tcBorders>
+              <w:bottom w:val="single" w:sz="6" w:space="0" w:color="000000"/>
+            </w:tcBorders>
+          </w:tcPr>
+          <w:p>
+            <w:pPr>
+              <w:pStyle w:val="Compact"/>
+              <w:rPr>
+                <w:rFonts w:ascii="Aptos" w:eastAsia="Aptos" w:hAnsi="Aptos"/>
+              </w:rPr>
+            </w:pPr>
+            <w:proofErr w:type="gramStart"/>
+            <w:r>
+              <w:rPr>
+                <w:rFonts w:eastAsia="Aptos"/>
+              </w:rPr>
+              <w:t>départ</w:t>
+            </w:r>
+            <w:proofErr w:type="gramEnd"/>
+          </w:p>
+        </w:tc>
+        <w:tc>
+          <w:tcPr>
+            <w:tcW w:w="1404" w:type="dxa"/>
+            <w:tcBorders>
+              <w:bottom w:val="single" w:sz="6" w:space="0" w:color="000000"/>
+            </w:tcBorders>
+          </w:tcPr>
+          <w:p>
+            <w:pPr>
+              <w:pStyle w:val="Compact"/>
+              <w:rPr>
+                <w:rFonts w:ascii="Aptos" w:eastAsia="Aptos" w:hAnsi="Aptos"/>
+              </w:rPr>
+            </w:pPr>
+            <w:proofErr w:type="gramStart"/>
+            <w:r>
+              <w:rPr>
+                <w:rFonts w:eastAsia="Aptos"/>
+              </w:rPr>
+              <w:t>arrivée</w:t>
+            </w:r>
+            <w:proofErr w:type="gramEnd"/>
+          </w:p>
+        </w:tc>
+        <w:tc>
+          <w:tcPr>
+            <w:tcW w:w="3276" w:type="dxa"/>
+            <w:tcBorders>
+              <w:bottom w:val="single" w:sz="6" w:space="0" w:color="000000"/>
+            </w:tcBorders>
+          </w:tcPr>
+          <w:p>
+            <w:pPr>
+              <w:pStyle w:val="Compact"/>
+              <w:rPr>
+                <w:rFonts w:ascii="Aptos" w:eastAsia="Aptos" w:hAnsi="Aptos"/>
+              </w:rPr>
+            </w:pPr>
+            <w:proofErr w:type="gramStart"/>
+            <w:r>
+              <w:rPr>
+                <w:rFonts w:eastAsia="Aptos"/>
+              </w:rPr>
+              <w:t>chemin</w:t>
+            </w:r>
+            <w:proofErr w:type="gramEnd"/>
+            <w:r>
+              <w:rPr>
+                <w:rFonts w:eastAsia="Aptos"/>
+              </w:rPr>
+              <w:t xml:space="preserve"> de l’application Java</w:t>
+            </w:r>
+          </w:p>
+        </w:tc>
+        <w:tc>
+          <w:tcPr>
+            <w:tcW w:w="3277" w:type="dxa"/>
+            <w:tcBorders>
+              <w:bottom w:val="single" w:sz="6" w:space="0" w:color="000000"/>
+            </w:tcBorders>
+          </w:tcPr>
+          <w:p>
+            <w:pPr>
+              <w:pStyle w:val="Compact"/>
+              <w:rPr>
+                <w:rFonts w:ascii="Aptos" w:eastAsia="Aptos" w:hAnsi="Aptos"/>
+              </w:rPr>
+            </w:pPr>
+            <w:proofErr w:type="gramStart"/>
+            <w:r>
+              <w:rPr>
+                <w:rFonts w:eastAsia="Aptos"/>
+              </w:rPr>
+              <w:t>chemin</w:t>
+            </w:r>
+            <w:proofErr w:type="gramEnd"/>
+            <w:r>
+              <w:rPr>
+                <w:rFonts w:eastAsia="Aptos"/>
+              </w:rPr>
+              <w:t xml:space="preserve"> retourné par le moteur du réseau STAN</w:t>
+            </w:r>
+          </w:p>
+        </w:tc>
+      </w:tr>
+      <w:tr>
+        <w:tc>
+          <w:tcPr>
+            <w:tcW w:w="1403" w:type="dxa"/>
+          </w:tcPr>
+          <w:p>
+            <w:pPr>
+              <w:pStyle w:val="Compact"/>
+              <w:rPr>
+                <w:rFonts w:ascii="Aptos" w:eastAsia="Aptos" w:hAnsi="Aptos"/>
+              </w:rPr>
+            </w:pPr>
+          </w:p>
+        </w:tc>
+        <w:tc>
+          <w:tcPr>
+            <w:tcW w:w="1404" w:type="dxa"/>
+          </w:tcPr>
+          <w:p>
+            <w:pPr>
+              <w:pStyle w:val="Compact"/>
+              <w:rPr>
+                <w:rFonts w:ascii="Aptos" w:eastAsia="Aptos" w:hAnsi="Aptos"/>
+              </w:rPr>
+            </w:pPr>
+          </w:p>
+        </w:tc>
+        <w:tc>
+          <w:tcPr>
+            <w:tcW w:w="3276" w:type="dxa"/>
+          </w:tcPr>
+          <w:p>
+            <w:pPr>
+              <w:pStyle w:val="Compact"/>
+              <w:rPr>
+                <w:rFonts w:ascii="Aptos" w:eastAsia="Aptos" w:hAnsi="Aptos"/>
+              </w:rPr>
+            </w:pPr>
+          </w:p>
+        </w:tc>
+        <w:tc>
+          <w:tcPr>
+            <w:tcW w:w="3277" w:type="dxa"/>
+          </w:tcPr>
+          <w:p>
+            <w:pPr>
+              <w:pStyle w:val="Compact"/>
+              <w:rPr>
+                <w:rFonts w:ascii="Aptos" w:eastAsia="Aptos" w:hAnsi="Aptos"/>
+              </w:rPr>
+            </w:pPr>
+          </w:p>
+        </w:tc>
+      </w:tr>
+    </w:tbl>
+    <w:p>
+      <w:bookmarkStart w:id="11" w:name="application-aux-données-du-réseau-stan"/>
+      <w:bookmarkEnd w:id="11"/>
+      <w:r>
+        <w:br w:type="page"/>
+      </w:r>
+    </w:p>
+    <w:p>
+      <w:pPr>
+        <w:pStyle w:val="Titre1"/>
+        <w:spacing w:before="0"/>
+      </w:pPr>
+      <w:bookmarkStart w:id="12" w:name="__RefHeading___Toc472_3422142942"/>
+      <w:bookmarkEnd w:id="12"/>
+      <w:r>
+        <w:lastRenderedPageBreak/>
+        <w:t>6. Conclusion</w:t>
+      </w:r>
+    </w:p>
+    <w:tbl>
+      <w:tblPr>
+        <w:tblStyle w:val="Table"/>
+        <w:tblW w:w="5000" w:type="pct"/>
+        <w:tblInd w:w="0" w:type="dxa"/>
+        <w:tblLayout w:type="fixed"/>
+        <w:tblCellMar>
+          <w:top w:w="92" w:type="dxa"/>
+          <w:left w:w="144" w:type="dxa"/>
+          <w:bottom w:w="92" w:type="dxa"/>
+          <w:right w:w="144" w:type="dxa"/>
+        </w:tblCellMar>
+        <w:tblLook w:val="0000" w:firstRow="0" w:lastRow="0" w:firstColumn="0" w:lastColumn="0" w:noHBand="0" w:noVBand="0"/>
+      </w:tblPr>
+      <w:tblGrid>
+        <w:gridCol w:w="9325"/>
+      </w:tblGrid>
+      <w:tr>
+        <w:trPr>
+          <w:cantSplit/>
+        </w:trPr>
+        <w:tc>
+          <w:tcPr>
+            <w:tcW w:w="9360" w:type="dxa"/>
+            <w:tcBorders>
+              <w:top w:val="single" w:sz="4" w:space="0" w:color="0758E5"/>
+              <w:left w:val="single" w:sz="24" w:space="0" w:color="0758E5"/>
+              <w:right w:val="single" w:sz="4" w:space="0" w:color="0758E5"/>
+            </w:tcBorders>
+            <w:shd w:val="clear" w:color="auto" w:fill="DAE6FB"/>
+          </w:tcPr>
+          <w:p>
+            <w:pPr>
+              <w:pStyle w:val="FirstParagraph"/>
+              <w:spacing w:before="0" w:after="0"/>
+              <w:textAlignment w:val="center"/>
+              <w:rPr>
+                <w:rFonts w:ascii="Aptos" w:eastAsia="Aptos" w:hAnsi="Aptos"/>
+              </w:rPr>
+            </w:pPr>
+            <w:r>
+              <w:rPr>
+                <w:rFonts w:eastAsia="Aptos"/>
+                <w:noProof/>
+              </w:rPr>
+              <w:drawing>
+                <wp:inline distT="0" distB="0" distL="0" distR="0" wp14:anchorId="04BFA580" wp14:editId="473CC6B0">
+                  <wp:extent cx="152400" cy="152400"/>
+                  <wp:effectExtent l="0" t="0" r="0" b="0"/>
+                  <wp:docPr id="7" name="Image7"/>
+                  <wp:cNvGraphicFramePr>
+                    <a:graphicFrameLocks xmlns:a="http://schemas.openxmlformats.org/drawingml/2006/main" noChangeAspect="1"/>
+                  </wp:cNvGraphicFramePr>
+                  <a:graphic xmlns:a="http://schemas.openxmlformats.org/drawingml/2006/main">
+                    <a:graphicData uri="http://schemas.openxmlformats.org/drawingml/2006/picture">
+                      <pic:pic xmlns:pic="http://schemas.openxmlformats.org/drawingml/2006/picture">
+                        <pic:nvPicPr>
+                          <pic:cNvPr id="7" name="Image7"/>
+                          <pic:cNvPicPr>
+                            <a:picLocks noChangeAspect="1" noChangeArrowheads="1"/>
+                          </pic:cNvPicPr>
+                        </pic:nvPicPr>
+                        <pic:blipFill>
+                          <a:blip r:embed="rId8"/>
+                          <a:stretch>
+                            <a:fillRect/>
+                          </a:stretch>
+                        </pic:blipFill>
+                        <pic:spPr bwMode="auto">
+                          <a:xfrm>
+                            <a:off x="0" y="0"/>
+                            <a:ext cx="152400" cy="152400"/>
+                          </a:xfrm>
+                          <a:prstGeom prst="rect">
+                            <a:avLst/>
+                          </a:prstGeom>
+                          <a:noFill/>
+                        </pic:spPr>
+                      </pic:pic>
+                    </a:graphicData>
+                  </a:graphic>
+                </wp:inline>
+              </w:drawing>
+            </w:r>
+            <w:r>
+              <w:rPr>
+                <w:rFonts w:eastAsia="Aptos"/>
+              </w:rPr>
+              <w:t xml:space="preserve">  Note</w:t>
+            </w:r>
+          </w:p>
+        </w:tc>
+      </w:tr>
+      <w:tr>
+        <w:trPr>
+          <w:cantSplit/>
+        </w:trPr>
+        <w:tc>
+          <w:tcPr>
+            <w:tcW w:w="9360" w:type="dxa"/>
+            <w:tcBorders>
+              <w:left w:val="single" w:sz="24" w:space="0" w:color="0758E5"/>
+              <w:bottom w:val="single" w:sz="4" w:space="0" w:color="0758E5"/>
+              <w:right w:val="single" w:sz="4" w:space="0" w:color="0758E5"/>
+            </w:tcBorders>
+            <w:tcMar>
+              <w:top w:w="108" w:type="dxa"/>
+              <w:bottom w:w="108" w:type="dxa"/>
+            </w:tcMar>
+          </w:tcPr>
+          <w:p>
+            <w:pPr>
+              <w:pStyle w:val="Corpsdetexte"/>
+              <w:spacing w:before="16"/>
+              <w:rPr>
+                <w:rFonts w:ascii="Aptos" w:eastAsia="Aptos" w:hAnsi="Aptos"/>
+              </w:rPr>
+            </w:pPr>
+            <w:r>
+              <w:rPr>
+                <w:rFonts w:eastAsia="Aptos"/>
+              </w:rPr>
+              <w:t>Décrivez en quelques lignes le bilan de votre projet :</w:t>
+            </w:r>
+          </w:p>
+          <w:p>
+            <w:pPr>
+              <w:pStyle w:val="Compact"/>
+              <w:numPr>
+                <w:ilvl w:val="0"/>
+                <w:numId w:val="1"/>
+              </w:numPr>
+              <w:rPr>
+                <w:rFonts w:ascii="Aptos" w:eastAsia="Aptos" w:hAnsi="Aptos"/>
+              </w:rPr>
+            </w:pPr>
+            <w:proofErr w:type="gramStart"/>
+            <w:r>
+              <w:rPr>
+                <w:rFonts w:eastAsia="Aptos"/>
+              </w:rPr>
+              <w:t>rappelez</w:t>
+            </w:r>
+            <w:proofErr w:type="gramEnd"/>
+            <w:r>
+              <w:rPr>
+                <w:rFonts w:eastAsia="Aptos"/>
+              </w:rPr>
+              <w:t xml:space="preserve"> ce que vous avez fait,</w:t>
+            </w:r>
+          </w:p>
+          <w:p>
+            <w:pPr>
+              <w:pStyle w:val="Compact"/>
+              <w:numPr>
+                <w:ilvl w:val="0"/>
+                <w:numId w:val="1"/>
+              </w:numPr>
+              <w:rPr>
+                <w:rFonts w:ascii="Aptos" w:eastAsia="Aptos" w:hAnsi="Aptos"/>
+              </w:rPr>
+            </w:pPr>
+            <w:proofErr w:type="gramStart"/>
+            <w:r>
+              <w:rPr>
+                <w:rFonts w:eastAsia="Aptos"/>
+              </w:rPr>
+              <w:t>donnez</w:t>
+            </w:r>
+            <w:proofErr w:type="gramEnd"/>
+            <w:r>
+              <w:rPr>
+                <w:rFonts w:eastAsia="Aptos"/>
+              </w:rPr>
+              <w:t xml:space="preserve"> quelques caractéristiques de votre code (par exemple nombre de classes, nombre de méthodes, nombre de lignes de code, nombre de tests unitaires),</w:t>
+            </w:r>
+          </w:p>
+          <w:p>
+            <w:pPr>
+              <w:pStyle w:val="Compact"/>
+              <w:numPr>
+                <w:ilvl w:val="0"/>
+                <w:numId w:val="1"/>
+              </w:numPr>
+              <w:rPr>
+                <w:rFonts w:ascii="Aptos" w:eastAsia="Aptos" w:hAnsi="Aptos"/>
+              </w:rPr>
+            </w:pPr>
+            <w:proofErr w:type="gramStart"/>
+            <w:r>
+              <w:rPr>
+                <w:rFonts w:eastAsia="Aptos"/>
+              </w:rPr>
+              <w:t>décrivez</w:t>
+            </w:r>
+            <w:proofErr w:type="gramEnd"/>
+            <w:r>
+              <w:rPr>
+                <w:rFonts w:eastAsia="Aptos"/>
+              </w:rPr>
+              <w:t xml:space="preserve"> les résultats de votre étude comparative (quel algorithme marche le “mieux” ? Pour quelle différence de performances en moyenne ? Pour quel type de graphe le cas échéant ?),</w:t>
+            </w:r>
+          </w:p>
+          <w:p>
+            <w:pPr>
+              <w:pStyle w:val="Compact"/>
+              <w:numPr>
+                <w:ilvl w:val="0"/>
+                <w:numId w:val="1"/>
+              </w:numPr>
+              <w:rPr>
+                <w:rFonts w:ascii="Aptos" w:eastAsia="Aptos" w:hAnsi="Aptos"/>
+              </w:rPr>
+            </w:pPr>
+            <w:proofErr w:type="gramStart"/>
+            <w:r>
+              <w:rPr>
+                <w:rFonts w:eastAsia="Aptos"/>
+              </w:rPr>
+              <w:t>précisez</w:t>
+            </w:r>
+            <w:proofErr w:type="gramEnd"/>
+            <w:r>
+              <w:rPr>
+                <w:rFonts w:eastAsia="Aptos"/>
+              </w:rPr>
+              <w:t xml:space="preserve"> les qualités et limites de votre travail (par exemple, ce qui pourrait être amélioré),</w:t>
+            </w:r>
+          </w:p>
+          <w:p>
+            <w:pPr>
+              <w:pStyle w:val="Compact"/>
+              <w:numPr>
+                <w:ilvl w:val="0"/>
+                <w:numId w:val="1"/>
+              </w:numPr>
+              <w:rPr>
+                <w:rFonts w:ascii="Aptos" w:eastAsia="Aptos" w:hAnsi="Aptos"/>
+              </w:rPr>
+            </w:pPr>
+            <w:proofErr w:type="gramStart"/>
+            <w:r>
+              <w:rPr>
+                <w:rFonts w:eastAsia="Aptos"/>
+              </w:rPr>
+              <w:t>indiquez</w:t>
+            </w:r>
+            <w:proofErr w:type="gramEnd"/>
+            <w:r>
+              <w:rPr>
+                <w:rFonts w:eastAsia="Aptos"/>
+              </w:rPr>
+              <w:t xml:space="preserve"> ce qui vous a paru difficile,</w:t>
+            </w:r>
+          </w:p>
+          <w:p>
+            <w:pPr>
+              <w:pStyle w:val="Compact"/>
+              <w:numPr>
+                <w:ilvl w:val="0"/>
+                <w:numId w:val="1"/>
+              </w:numPr>
+              <w:rPr>
+                <w:rFonts w:ascii="Aptos" w:eastAsia="Aptos" w:hAnsi="Aptos"/>
+              </w:rPr>
+            </w:pPr>
+            <w:proofErr w:type="gramStart"/>
+            <w:r>
+              <w:rPr>
+                <w:rFonts w:eastAsia="Aptos"/>
+              </w:rPr>
+              <w:t>proposez</w:t>
+            </w:r>
+            <w:proofErr w:type="gramEnd"/>
+            <w:r>
+              <w:rPr>
+                <w:rFonts w:eastAsia="Aptos"/>
+              </w:rPr>
+              <w:t xml:space="preserve"> une notation pour votre travail en respectant le </w:t>
+            </w:r>
+            <w:proofErr w:type="spellStart"/>
+            <w:r>
+              <w:rPr>
+                <w:rFonts w:eastAsia="Aptos"/>
+              </w:rPr>
+              <w:t>barême</w:t>
+            </w:r>
+            <w:proofErr w:type="spellEnd"/>
+            <w:r>
+              <w:rPr>
+                <w:rFonts w:eastAsia="Aptos"/>
+              </w:rPr>
+              <w:t xml:space="preserve"> fourni dans l’énoncé et en indiquant pour chaque critère, une phrase précisant pour quelle raison vous avez choisi ce score (cette notation est bien entendue informative, et ne sera pas liée à l’évaluation de votre </w:t>
+            </w:r>
+            <w:proofErr w:type="spellStart"/>
+            <w:r>
+              <w:rPr>
+                <w:rFonts w:eastAsia="Aptos"/>
+              </w:rPr>
+              <w:t>enseignant·e</w:t>
+            </w:r>
+            <w:proofErr w:type="spellEnd"/>
+            <w:r>
+              <w:rPr>
+                <w:rFonts w:eastAsia="Aptos"/>
+              </w:rPr>
+              <w:t>).</w:t>
+            </w:r>
+          </w:p>
+          <w:p>
+            <w:pPr>
+              <w:rPr>
+                <w:rFonts w:ascii="Aptos" w:eastAsia="Aptos" w:hAnsi="Aptos"/>
+              </w:rPr>
+            </w:pPr>
+            <w:bookmarkStart w:id="13" w:name="conclusion"/>
+            <w:bookmarkEnd w:id="13"/>
+          </w:p>
+        </w:tc>
+      </w:tr>
+    </w:tbl>
     <w:p/>
-    <w:p/>
-    <w:p>
-      <w:pPr>
-        <w:rPr>
-          <w:b/>
-          <w:bCs/>
-        </w:rPr>
-      </w:pPr>
-      <w:r>
-        <w:rPr>
-          <w:b/>
-          <w:bCs/>
-        </w:rPr>
-        <w:t>6. Conclusion</w:t>
-      </w:r>
-    </w:p>
     <w:p>
       <w:r>
         <w:t>Dans ce projet, nous avons implémenté deux algorithmes de recherche de plus courts chemins</w:t>
@@ -1745,7 +4964,6 @@
     </w:p>
     <w:p>
       <w:r>
-        <w:lastRenderedPageBreak/>
         <w:t xml:space="preserve">Le projet </w:t>
       </w:r>
       <w:r>
@@ -1759,8 +4977,10 @@
       <w:pPr>
         <w:numPr>
           <w:ilvl w:val="0"/>
-          <w:numId w:val="22"/>
+          <w:numId w:val="30"/>
         </w:numPr>
+        <w:suppressAutoHyphens w:val="0"/>
+        <w:spacing w:after="160" w:line="259" w:lineRule="auto"/>
       </w:pPr>
       <w:proofErr w:type="gramStart"/>
       <w:r>
@@ -1775,8 +4995,10 @@
       <w:pPr>
         <w:numPr>
           <w:ilvl w:val="0"/>
-          <w:numId w:val="22"/>
+          <w:numId w:val="30"/>
         </w:numPr>
+        <w:suppressAutoHyphens w:val="0"/>
+        <w:spacing w:after="160" w:line="259" w:lineRule="auto"/>
       </w:pPr>
       <w:proofErr w:type="gramStart"/>
       <w:r>
@@ -1791,8 +5013,10 @@
       <w:pPr>
         <w:numPr>
           <w:ilvl w:val="0"/>
-          <w:numId w:val="22"/>
+          <w:numId w:val="30"/>
         </w:numPr>
+        <w:suppressAutoHyphens w:val="0"/>
+        <w:spacing w:after="160" w:line="259" w:lineRule="auto"/>
       </w:pPr>
       <w:proofErr w:type="gramStart"/>
       <w:r>
@@ -1807,8 +5031,10 @@
       <w:pPr>
         <w:numPr>
           <w:ilvl w:val="0"/>
-          <w:numId w:val="22"/>
+          <w:numId w:val="30"/>
         </w:numPr>
+        <w:suppressAutoHyphens w:val="0"/>
+        <w:spacing w:after="160" w:line="259" w:lineRule="auto"/>
       </w:pPr>
       <w:proofErr w:type="gramStart"/>
       <w:r>
@@ -1847,8 +5073,10 @@
       <w:pPr>
         <w:numPr>
           <w:ilvl w:val="0"/>
-          <w:numId w:val="24"/>
+          <w:numId w:val="31"/>
         </w:numPr>
+        <w:suppressAutoHyphens w:val="0"/>
+        <w:spacing w:after="160" w:line="259" w:lineRule="auto"/>
       </w:pPr>
       <w:proofErr w:type="gramStart"/>
       <w:r>
@@ -1863,11 +5091,14 @@
       <w:pPr>
         <w:numPr>
           <w:ilvl w:val="0"/>
-          <w:numId w:val="24"/>
+          <w:numId w:val="31"/>
         </w:numPr>
+        <w:suppressAutoHyphens w:val="0"/>
+        <w:spacing w:after="160" w:line="259" w:lineRule="auto"/>
       </w:pPr>
       <w:proofErr w:type="gramStart"/>
       <w:r>
+        <w:lastRenderedPageBreak/>
         <w:t>méthode</w:t>
       </w:r>
       <w:proofErr w:type="gramEnd"/>
@@ -1892,8 +5123,10 @@
       <w:pPr>
         <w:numPr>
           <w:ilvl w:val="0"/>
-          <w:numId w:val="24"/>
+          <w:numId w:val="31"/>
         </w:numPr>
+        <w:suppressAutoHyphens w:val="0"/>
+        <w:spacing w:after="160" w:line="259" w:lineRule="auto"/>
       </w:pPr>
       <w:proofErr w:type="gramStart"/>
       <w:r>
@@ -1904,16 +5137,87 @@
         <w:t xml:space="preserve"> des deux algorithmes</w:t>
       </w:r>
     </w:p>
-    <w:p/>
     <w:p/>
     <w:sectPr>
-      <w:pgSz w:w="11906" w:h="16838"/>
-      <w:pgMar w:top="1417" w:right="1417" w:bottom="1417" w:left="1417" w:header="708" w:footer="708" w:gutter="0"/>
-      <w:cols w:space="708"/>
-      <w:docGrid w:linePitch="360"/>
+      <w:footnotePr>
+        <w:numRestart w:val="eachSect"/>
+      </w:footnotePr>
+      <w:pgSz w:w="12240" w:h="15840"/>
+      <w:pgMar w:top="1440" w:right="1440" w:bottom="1440" w:left="1440" w:header="0" w:footer="0" w:gutter="0"/>
+      <w:cols w:space="720"/>
+      <w:formProt w:val="0"/>
+      <w:docGrid w:linePitch="100"/>
     </w:sectPr>
   </w:body>
 </w:document>
+</file>
+
+<file path=word/endnotes.xml><?xml version="1.0" encoding="utf-8"?>
+<w:endnotes xmlns:wpc="http://schemas.microsoft.com/office/word/2010/wordprocessingCanvas" xmlns:cx="http://schemas.microsoft.com/office/drawing/2014/chartex" xmlns:cx1="http://schemas.microsoft.com/office/drawing/2015/9/8/chartex" xmlns:cx2="http://schemas.microsoft.com/office/drawing/2015/10/21/chartex" xmlns:cx3="http://schemas.microsoft.com/office/drawing/2016/5/9/chartex" xmlns:cx4="http://schemas.microsoft.com/office/drawing/2016/5/10/chartex" xmlns:cx5="http://schemas.microsoft.com/office/drawing/2016/5/11/chartex" xmlns:cx6="http://schemas.microsoft.com/office/drawing/2016/5/12/chartex" xmlns:cx7="http://schemas.microsoft.com/office/drawing/2016/5/13/chartex" xmlns:cx8="http://schemas.microsoft.com/office/drawing/2016/5/14/chartex" xmlns:mc="http://schemas.openxmlformats.org/markup-compatibility/2006" xmlns:aink="http://schemas.microsoft.com/office/drawing/2016/ink" xmlns:am3d="http://schemas.microsoft.com/office/drawing/2017/model3d" xmlns:o="urn:schemas-microsoft-com:office:office" xmlns:oel="http://schemas.microsoft.com/office/2019/extlst" xmlns:r="http://schemas.openxmlformats.org/officeDocument/2006/relationships" xmlns:m="http://schemas.openxmlformats.org/officeDocument/2006/math" xmlns:v="urn:schemas-microsoft-com:vml" xmlns:wp14="http://schemas.microsoft.com/office/word/2010/wordprocessingDrawing" xmlns:wp="http://schemas.openxmlformats.org/drawingml/2006/wordprocessingDrawing" xmlns:w10="urn:schemas-microsoft-com:office:word" xmlns:w="http://schemas.openxmlformats.org/wordprocessingml/2006/main" xmlns:w14="http://schemas.microsoft.com/office/word/2010/wordml" xmlns:w15="http://schemas.microsoft.com/office/word/2012/wordml" xmlns:w16cex="http://schemas.microsoft.com/office/word/2018/wordml/cex" xmlns:w16cid="http://schemas.microsoft.com/office/word/2016/wordml/cid" xmlns:w16="http://schemas.microsoft.com/office/word/2018/wordml" xmlns:w16du="http://schemas.microsoft.com/office/word/2023/wordml/word16du" xmlns:w16sdtdh="http://schemas.microsoft.com/office/word/2020/wordml/sdtdatahash" xmlns:w16sdtfl="http://schemas.microsoft.com/office/word/2024/wordml/sdtformatlock" xmlns:w16se="http://schemas.microsoft.com/office/word/2015/wordml/symex" xmlns:wpg="http://schemas.microsoft.com/office/word/2010/wordprocessingGroup" xmlns:wpi="http://schemas.microsoft.com/office/word/2010/wordprocessingInk" xmlns:wne="http://schemas.microsoft.com/office/word/2006/wordml" xmlns:wps="http://schemas.microsoft.com/office/word/2010/wordprocessingShape" mc:Ignorable="w14 w15 w16se w16cid w16 w16cex w16sdtdh w16sdtfl w16du wp14">
+  <w:endnote w:type="separator" w:id="-1">
+    <w:p>
+      <w:pPr>
+        <w:spacing w:after="0"/>
+      </w:pPr>
+      <w:r>
+        <w:separator/>
+      </w:r>
+    </w:p>
+  </w:endnote>
+  <w:endnote w:type="continuationSeparator" w:id="0">
+    <w:p>
+      <w:pPr>
+        <w:spacing w:after="0"/>
+      </w:pPr>
+      <w:r>
+        <w:continuationSeparator/>
+      </w:r>
+    </w:p>
+  </w:endnote>
+</w:endnotes>
+</file>
+
+<file path=word/footnotes.xml><?xml version="1.0" encoding="utf-8"?>
+<w:footnotes xmlns:wpc="http://schemas.microsoft.com/office/word/2010/wordprocessingCanvas" xmlns:cx="http://schemas.microsoft.com/office/drawing/2014/chartex" xmlns:cx1="http://schemas.microsoft.com/office/drawing/2015/9/8/chartex" xmlns:cx2="http://schemas.microsoft.com/office/drawing/2015/10/21/chartex" xmlns:cx3="http://schemas.microsoft.com/office/drawing/2016/5/9/chartex" xmlns:cx4="http://schemas.microsoft.com/office/drawing/2016/5/10/chartex" xmlns:cx5="http://schemas.microsoft.com/office/drawing/2016/5/11/chartex" xmlns:cx6="http://schemas.microsoft.com/office/drawing/2016/5/12/chartex" xmlns:cx7="http://schemas.microsoft.com/office/drawing/2016/5/13/chartex" xmlns:cx8="http://schemas.microsoft.com/office/drawing/2016/5/14/chartex" xmlns:mc="http://schemas.openxmlformats.org/markup-compatibility/2006" xmlns:aink="http://schemas.microsoft.com/office/drawing/2016/ink" xmlns:am3d="http://schemas.microsoft.com/office/drawing/2017/model3d" xmlns:o="urn:schemas-microsoft-com:office:office" xmlns:oel="http://schemas.microsoft.com/office/2019/extlst" xmlns:r="http://schemas.openxmlformats.org/officeDocument/2006/relationships" xmlns:m="http://schemas.openxmlformats.org/officeDocument/2006/math" xmlns:v="urn:schemas-microsoft-com:vml" xmlns:wp14="http://schemas.microsoft.com/office/word/2010/wordprocessingDrawing" xmlns:wp="http://schemas.openxmlformats.org/drawingml/2006/wordprocessingDrawing" xmlns:w10="urn:schemas-microsoft-com:office:word" xmlns:w="http://schemas.openxmlformats.org/wordprocessingml/2006/main" xmlns:w14="http://schemas.microsoft.com/office/word/2010/wordml" xmlns:w15="http://schemas.microsoft.com/office/word/2012/wordml" xmlns:w16cex="http://schemas.microsoft.com/office/word/2018/wordml/cex" xmlns:w16cid="http://schemas.microsoft.com/office/word/2016/wordml/cid" xmlns:w16="http://schemas.microsoft.com/office/word/2018/wordml" xmlns:w16du="http://schemas.microsoft.com/office/word/2023/wordml/word16du" xmlns:w16sdtdh="http://schemas.microsoft.com/office/word/2020/wordml/sdtdatahash" xmlns:w16sdtfl="http://schemas.microsoft.com/office/word/2024/wordml/sdtformatlock" xmlns:w16se="http://schemas.microsoft.com/office/word/2015/wordml/symex" xmlns:wpg="http://schemas.microsoft.com/office/word/2010/wordprocessingGroup" xmlns:wpi="http://schemas.microsoft.com/office/word/2010/wordprocessingInk" xmlns:wne="http://schemas.microsoft.com/office/word/2006/wordml" xmlns:wps="http://schemas.microsoft.com/office/word/2010/wordprocessingShape" mc:Ignorable="w14 w15 w16se w16cid w16 w16cex w16sdtdh w16sdtfl w16du wp14">
+  <w:footnote w:type="separator" w:id="-1">
+    <w:p>
+      <w:r>
+        <w:separator/>
+      </w:r>
+    </w:p>
+  </w:footnote>
+  <w:footnote w:type="continuationSeparator" w:id="0">
+    <w:p>
+      <w:r>
+        <w:continuationSeparator/>
+      </w:r>
+    </w:p>
+  </w:footnote>
+  <w:footnote w:id="1">
+    <w:p>
+      <w:pPr>
+        <w:pStyle w:val="Notedebasdepage"/>
+      </w:pPr>
+      <w:r>
+        <w:rPr>
+          <w:rStyle w:val="FootnoteCharacters"/>
+        </w:rPr>
+        <w:footnoteRef/>
+      </w:r>
+      <w:r>
+        <w:t xml:space="preserve"> </w:t>
+      </w:r>
+      <w:hyperlink r:id="rId1">
+        <w:r>
+          <w:rPr>
+            <w:rStyle w:val="Lienhypertexte"/>
+          </w:rPr>
+          <w:t>https://www.reseau-stan.com/se-deplacer/itineraire/calcul-ditineraire</w:t>
+        </w:r>
+      </w:hyperlink>
+    </w:p>
+  </w:footnote>
+</w:footnotes>
 </file>
 
 <file path=word/numbering.xml><?xml version="1.0" encoding="utf-8"?>
@@ -2217,6 +5521,661 @@
     </w:lvl>
   </w:abstractNum>
   <w:abstractNum w:abstractNumId="2" w15:restartNumberingAfterBreak="0">
+    <w:nsid w:val="05025DF8"/>
+    <w:multiLevelType w:val="multilevel"/>
+    <w:tmpl w:val="5540F1DC"/>
+    <w:lvl w:ilvl="0">
+      <w:numFmt w:val="bullet"/>
+      <w:lvlText w:val=""/>
+      <w:lvlJc w:val="left"/>
+      <w:pPr>
+        <w:tabs>
+          <w:tab w:val="num" w:pos="0"/>
+        </w:tabs>
+        <w:ind w:left="720" w:hanging="360"/>
+      </w:pPr>
+      <w:rPr>
+        <w:rFonts w:ascii="Symbol" w:hAnsi="Symbol" w:cs="Symbol" w:hint="default"/>
+      </w:rPr>
+    </w:lvl>
+    <w:lvl w:ilvl="1">
+      <w:numFmt w:val="bullet"/>
+      <w:lvlText w:val="o"/>
+      <w:lvlJc w:val="left"/>
+      <w:pPr>
+        <w:tabs>
+          <w:tab w:val="num" w:pos="0"/>
+        </w:tabs>
+        <w:ind w:left="1440" w:hanging="360"/>
+      </w:pPr>
+      <w:rPr>
+        <w:rFonts w:ascii="Courier New" w:hAnsi="Courier New" w:cs="Courier New" w:hint="default"/>
+      </w:rPr>
+    </w:lvl>
+    <w:lvl w:ilvl="2">
+      <w:numFmt w:val="bullet"/>
+      <w:lvlText w:val=""/>
+      <w:lvlJc w:val="left"/>
+      <w:pPr>
+        <w:tabs>
+          <w:tab w:val="num" w:pos="0"/>
+        </w:tabs>
+        <w:ind w:left="2160" w:hanging="360"/>
+      </w:pPr>
+      <w:rPr>
+        <w:rFonts w:ascii="Wingdings" w:hAnsi="Wingdings" w:cs="Wingdings" w:hint="default"/>
+      </w:rPr>
+    </w:lvl>
+    <w:lvl w:ilvl="3">
+      <w:numFmt w:val="bullet"/>
+      <w:lvlText w:val=""/>
+      <w:lvlJc w:val="left"/>
+      <w:pPr>
+        <w:tabs>
+          <w:tab w:val="num" w:pos="0"/>
+        </w:tabs>
+        <w:ind w:left="2880" w:hanging="360"/>
+      </w:pPr>
+      <w:rPr>
+        <w:rFonts w:ascii="Symbol" w:hAnsi="Symbol" w:cs="Symbol" w:hint="default"/>
+      </w:rPr>
+    </w:lvl>
+    <w:lvl w:ilvl="4">
+      <w:numFmt w:val="bullet"/>
+      <w:lvlText w:val="o"/>
+      <w:lvlJc w:val="left"/>
+      <w:pPr>
+        <w:tabs>
+          <w:tab w:val="num" w:pos="0"/>
+        </w:tabs>
+        <w:ind w:left="3600" w:hanging="360"/>
+      </w:pPr>
+      <w:rPr>
+        <w:rFonts w:ascii="Courier New" w:hAnsi="Courier New" w:cs="Courier New" w:hint="default"/>
+      </w:rPr>
+    </w:lvl>
+    <w:lvl w:ilvl="5">
+      <w:numFmt w:val="bullet"/>
+      <w:lvlText w:val=""/>
+      <w:lvlJc w:val="left"/>
+      <w:pPr>
+        <w:tabs>
+          <w:tab w:val="num" w:pos="0"/>
+        </w:tabs>
+        <w:ind w:left="4320" w:hanging="360"/>
+      </w:pPr>
+      <w:rPr>
+        <w:rFonts w:ascii="Wingdings" w:hAnsi="Wingdings" w:cs="Wingdings" w:hint="default"/>
+      </w:rPr>
+    </w:lvl>
+    <w:lvl w:ilvl="6">
+      <w:numFmt w:val="bullet"/>
+      <w:lvlText w:val=""/>
+      <w:lvlJc w:val="left"/>
+      <w:pPr>
+        <w:tabs>
+          <w:tab w:val="num" w:pos="0"/>
+        </w:tabs>
+        <w:ind w:left="5040" w:hanging="360"/>
+      </w:pPr>
+      <w:rPr>
+        <w:rFonts w:ascii="Symbol" w:hAnsi="Symbol" w:cs="Symbol" w:hint="default"/>
+      </w:rPr>
+    </w:lvl>
+    <w:lvl w:ilvl="7">
+      <w:numFmt w:val="bullet"/>
+      <w:lvlText w:val="o"/>
+      <w:lvlJc w:val="left"/>
+      <w:pPr>
+        <w:tabs>
+          <w:tab w:val="num" w:pos="0"/>
+        </w:tabs>
+        <w:ind w:left="5760" w:hanging="360"/>
+      </w:pPr>
+      <w:rPr>
+        <w:rFonts w:ascii="Courier New" w:hAnsi="Courier New" w:cs="Courier New" w:hint="default"/>
+      </w:rPr>
+    </w:lvl>
+    <w:lvl w:ilvl="8">
+      <w:numFmt w:val="bullet"/>
+      <w:lvlText w:val=""/>
+      <w:lvlJc w:val="left"/>
+      <w:pPr>
+        <w:tabs>
+          <w:tab w:val="num" w:pos="0"/>
+        </w:tabs>
+        <w:ind w:left="6480" w:hanging="360"/>
+      </w:pPr>
+      <w:rPr>
+        <w:rFonts w:ascii="Wingdings" w:hAnsi="Wingdings" w:cs="Wingdings" w:hint="default"/>
+      </w:rPr>
+    </w:lvl>
+  </w:abstractNum>
+  <w:abstractNum w:abstractNumId="3" w15:restartNumberingAfterBreak="0">
+    <w:nsid w:val="067025B5"/>
+    <w:multiLevelType w:val="multilevel"/>
+    <w:tmpl w:val="9DC05154"/>
+    <w:lvl w:ilvl="0">
+      <w:numFmt w:val="bullet"/>
+      <w:lvlText w:val=""/>
+      <w:lvlJc w:val="left"/>
+      <w:pPr>
+        <w:tabs>
+          <w:tab w:val="num" w:pos="0"/>
+        </w:tabs>
+        <w:ind w:left="720" w:hanging="360"/>
+      </w:pPr>
+      <w:rPr>
+        <w:rFonts w:ascii="Symbol" w:hAnsi="Symbol" w:cs="Symbol" w:hint="default"/>
+      </w:rPr>
+    </w:lvl>
+    <w:lvl w:ilvl="1">
+      <w:numFmt w:val="bullet"/>
+      <w:lvlText w:val="o"/>
+      <w:lvlJc w:val="left"/>
+      <w:pPr>
+        <w:tabs>
+          <w:tab w:val="num" w:pos="0"/>
+        </w:tabs>
+        <w:ind w:left="1440" w:hanging="360"/>
+      </w:pPr>
+      <w:rPr>
+        <w:rFonts w:ascii="Courier New" w:hAnsi="Courier New" w:cs="Courier New" w:hint="default"/>
+      </w:rPr>
+    </w:lvl>
+    <w:lvl w:ilvl="2">
+      <w:numFmt w:val="bullet"/>
+      <w:lvlText w:val=""/>
+      <w:lvlJc w:val="left"/>
+      <w:pPr>
+        <w:tabs>
+          <w:tab w:val="num" w:pos="0"/>
+        </w:tabs>
+        <w:ind w:left="2160" w:hanging="360"/>
+      </w:pPr>
+      <w:rPr>
+        <w:rFonts w:ascii="Wingdings" w:hAnsi="Wingdings" w:cs="Wingdings" w:hint="default"/>
+      </w:rPr>
+    </w:lvl>
+    <w:lvl w:ilvl="3">
+      <w:numFmt w:val="bullet"/>
+      <w:lvlText w:val=""/>
+      <w:lvlJc w:val="left"/>
+      <w:pPr>
+        <w:tabs>
+          <w:tab w:val="num" w:pos="0"/>
+        </w:tabs>
+        <w:ind w:left="2880" w:hanging="360"/>
+      </w:pPr>
+      <w:rPr>
+        <w:rFonts w:ascii="Symbol" w:hAnsi="Symbol" w:cs="Symbol" w:hint="default"/>
+      </w:rPr>
+    </w:lvl>
+    <w:lvl w:ilvl="4">
+      <w:numFmt w:val="bullet"/>
+      <w:lvlText w:val="o"/>
+      <w:lvlJc w:val="left"/>
+      <w:pPr>
+        <w:tabs>
+          <w:tab w:val="num" w:pos="0"/>
+        </w:tabs>
+        <w:ind w:left="3600" w:hanging="360"/>
+      </w:pPr>
+      <w:rPr>
+        <w:rFonts w:ascii="Courier New" w:hAnsi="Courier New" w:cs="Courier New" w:hint="default"/>
+      </w:rPr>
+    </w:lvl>
+    <w:lvl w:ilvl="5">
+      <w:numFmt w:val="bullet"/>
+      <w:lvlText w:val=""/>
+      <w:lvlJc w:val="left"/>
+      <w:pPr>
+        <w:tabs>
+          <w:tab w:val="num" w:pos="0"/>
+        </w:tabs>
+        <w:ind w:left="4320" w:hanging="360"/>
+      </w:pPr>
+      <w:rPr>
+        <w:rFonts w:ascii="Wingdings" w:hAnsi="Wingdings" w:cs="Wingdings" w:hint="default"/>
+      </w:rPr>
+    </w:lvl>
+    <w:lvl w:ilvl="6">
+      <w:numFmt w:val="bullet"/>
+      <w:lvlText w:val=""/>
+      <w:lvlJc w:val="left"/>
+      <w:pPr>
+        <w:tabs>
+          <w:tab w:val="num" w:pos="0"/>
+        </w:tabs>
+        <w:ind w:left="5040" w:hanging="360"/>
+      </w:pPr>
+      <w:rPr>
+        <w:rFonts w:ascii="Symbol" w:hAnsi="Symbol" w:cs="Symbol" w:hint="default"/>
+      </w:rPr>
+    </w:lvl>
+    <w:lvl w:ilvl="7">
+      <w:numFmt w:val="bullet"/>
+      <w:lvlText w:val="o"/>
+      <w:lvlJc w:val="left"/>
+      <w:pPr>
+        <w:tabs>
+          <w:tab w:val="num" w:pos="0"/>
+        </w:tabs>
+        <w:ind w:left="5760" w:hanging="360"/>
+      </w:pPr>
+      <w:rPr>
+        <w:rFonts w:ascii="Courier New" w:hAnsi="Courier New" w:cs="Courier New" w:hint="default"/>
+      </w:rPr>
+    </w:lvl>
+    <w:lvl w:ilvl="8">
+      <w:numFmt w:val="bullet"/>
+      <w:lvlText w:val=""/>
+      <w:lvlJc w:val="left"/>
+      <w:pPr>
+        <w:tabs>
+          <w:tab w:val="num" w:pos="0"/>
+        </w:tabs>
+        <w:ind w:left="6480" w:hanging="360"/>
+      </w:pPr>
+      <w:rPr>
+        <w:rFonts w:ascii="Wingdings" w:hAnsi="Wingdings" w:cs="Wingdings" w:hint="default"/>
+      </w:rPr>
+    </w:lvl>
+  </w:abstractNum>
+  <w:abstractNum w:abstractNumId="4" w15:restartNumberingAfterBreak="0">
+    <w:nsid w:val="09EF3F73"/>
+    <w:multiLevelType w:val="multilevel"/>
+    <w:tmpl w:val="BF64DFE2"/>
+    <w:lvl w:ilvl="0">
+      <w:numFmt w:val="bullet"/>
+      <w:lvlText w:val=""/>
+      <w:lvlJc w:val="left"/>
+      <w:pPr>
+        <w:tabs>
+          <w:tab w:val="num" w:pos="0"/>
+        </w:tabs>
+        <w:ind w:left="720" w:hanging="360"/>
+      </w:pPr>
+      <w:rPr>
+        <w:rFonts w:ascii="Symbol" w:hAnsi="Symbol" w:cs="Symbol" w:hint="default"/>
+      </w:rPr>
+    </w:lvl>
+    <w:lvl w:ilvl="1">
+      <w:numFmt w:val="bullet"/>
+      <w:lvlText w:val="o"/>
+      <w:lvlJc w:val="left"/>
+      <w:pPr>
+        <w:tabs>
+          <w:tab w:val="num" w:pos="0"/>
+        </w:tabs>
+        <w:ind w:left="1440" w:hanging="360"/>
+      </w:pPr>
+      <w:rPr>
+        <w:rFonts w:ascii="Courier New" w:hAnsi="Courier New" w:cs="Courier New" w:hint="default"/>
+      </w:rPr>
+    </w:lvl>
+    <w:lvl w:ilvl="2">
+      <w:numFmt w:val="bullet"/>
+      <w:lvlText w:val=""/>
+      <w:lvlJc w:val="left"/>
+      <w:pPr>
+        <w:tabs>
+          <w:tab w:val="num" w:pos="0"/>
+        </w:tabs>
+        <w:ind w:left="2160" w:hanging="360"/>
+      </w:pPr>
+      <w:rPr>
+        <w:rFonts w:ascii="Wingdings" w:hAnsi="Wingdings" w:cs="Wingdings" w:hint="default"/>
+      </w:rPr>
+    </w:lvl>
+    <w:lvl w:ilvl="3">
+      <w:numFmt w:val="bullet"/>
+      <w:lvlText w:val=""/>
+      <w:lvlJc w:val="left"/>
+      <w:pPr>
+        <w:tabs>
+          <w:tab w:val="num" w:pos="0"/>
+        </w:tabs>
+        <w:ind w:left="2880" w:hanging="360"/>
+      </w:pPr>
+      <w:rPr>
+        <w:rFonts w:ascii="Symbol" w:hAnsi="Symbol" w:cs="Symbol" w:hint="default"/>
+      </w:rPr>
+    </w:lvl>
+    <w:lvl w:ilvl="4">
+      <w:numFmt w:val="bullet"/>
+      <w:lvlText w:val="o"/>
+      <w:lvlJc w:val="left"/>
+      <w:pPr>
+        <w:tabs>
+          <w:tab w:val="num" w:pos="0"/>
+        </w:tabs>
+        <w:ind w:left="3600" w:hanging="360"/>
+      </w:pPr>
+      <w:rPr>
+        <w:rFonts w:ascii="Courier New" w:hAnsi="Courier New" w:cs="Courier New" w:hint="default"/>
+      </w:rPr>
+    </w:lvl>
+    <w:lvl w:ilvl="5">
+      <w:numFmt w:val="bullet"/>
+      <w:lvlText w:val=""/>
+      <w:lvlJc w:val="left"/>
+      <w:pPr>
+        <w:tabs>
+          <w:tab w:val="num" w:pos="0"/>
+        </w:tabs>
+        <w:ind w:left="4320" w:hanging="360"/>
+      </w:pPr>
+      <w:rPr>
+        <w:rFonts w:ascii="Wingdings" w:hAnsi="Wingdings" w:cs="Wingdings" w:hint="default"/>
+      </w:rPr>
+    </w:lvl>
+    <w:lvl w:ilvl="6">
+      <w:numFmt w:val="bullet"/>
+      <w:lvlText w:val=""/>
+      <w:lvlJc w:val="left"/>
+      <w:pPr>
+        <w:tabs>
+          <w:tab w:val="num" w:pos="0"/>
+        </w:tabs>
+        <w:ind w:left="5040" w:hanging="360"/>
+      </w:pPr>
+      <w:rPr>
+        <w:rFonts w:ascii="Symbol" w:hAnsi="Symbol" w:cs="Symbol" w:hint="default"/>
+      </w:rPr>
+    </w:lvl>
+    <w:lvl w:ilvl="7">
+      <w:numFmt w:val="bullet"/>
+      <w:lvlText w:val="o"/>
+      <w:lvlJc w:val="left"/>
+      <w:pPr>
+        <w:tabs>
+          <w:tab w:val="num" w:pos="0"/>
+        </w:tabs>
+        <w:ind w:left="5760" w:hanging="360"/>
+      </w:pPr>
+      <w:rPr>
+        <w:rFonts w:ascii="Courier New" w:hAnsi="Courier New" w:cs="Courier New" w:hint="default"/>
+      </w:rPr>
+    </w:lvl>
+    <w:lvl w:ilvl="8">
+      <w:numFmt w:val="bullet"/>
+      <w:lvlText w:val=""/>
+      <w:lvlJc w:val="left"/>
+      <w:pPr>
+        <w:tabs>
+          <w:tab w:val="num" w:pos="0"/>
+        </w:tabs>
+        <w:ind w:left="6480" w:hanging="360"/>
+      </w:pPr>
+      <w:rPr>
+        <w:rFonts w:ascii="Wingdings" w:hAnsi="Wingdings" w:cs="Wingdings" w:hint="default"/>
+      </w:rPr>
+    </w:lvl>
+  </w:abstractNum>
+  <w:abstractNum w:abstractNumId="5" w15:restartNumberingAfterBreak="0">
+    <w:nsid w:val="17A95468"/>
+    <w:multiLevelType w:val="multilevel"/>
+    <w:tmpl w:val="9DCE5B14"/>
+    <w:lvl w:ilvl="0">
+      <w:numFmt w:val="bullet"/>
+      <w:lvlText w:val=""/>
+      <w:lvlJc w:val="left"/>
+      <w:pPr>
+        <w:tabs>
+          <w:tab w:val="num" w:pos="0"/>
+        </w:tabs>
+        <w:ind w:left="720" w:hanging="360"/>
+      </w:pPr>
+      <w:rPr>
+        <w:rFonts w:ascii="Symbol" w:hAnsi="Symbol" w:cs="Symbol" w:hint="default"/>
+      </w:rPr>
+    </w:lvl>
+    <w:lvl w:ilvl="1">
+      <w:numFmt w:val="bullet"/>
+      <w:lvlText w:val="o"/>
+      <w:lvlJc w:val="left"/>
+      <w:pPr>
+        <w:tabs>
+          <w:tab w:val="num" w:pos="0"/>
+        </w:tabs>
+        <w:ind w:left="1440" w:hanging="360"/>
+      </w:pPr>
+      <w:rPr>
+        <w:rFonts w:ascii="Courier New" w:hAnsi="Courier New" w:cs="Courier New" w:hint="default"/>
+      </w:rPr>
+    </w:lvl>
+    <w:lvl w:ilvl="2">
+      <w:numFmt w:val="bullet"/>
+      <w:lvlText w:val=""/>
+      <w:lvlJc w:val="left"/>
+      <w:pPr>
+        <w:tabs>
+          <w:tab w:val="num" w:pos="0"/>
+        </w:tabs>
+        <w:ind w:left="2160" w:hanging="360"/>
+      </w:pPr>
+      <w:rPr>
+        <w:rFonts w:ascii="Wingdings" w:hAnsi="Wingdings" w:cs="Wingdings" w:hint="default"/>
+      </w:rPr>
+    </w:lvl>
+    <w:lvl w:ilvl="3">
+      <w:numFmt w:val="bullet"/>
+      <w:lvlText w:val=""/>
+      <w:lvlJc w:val="left"/>
+      <w:pPr>
+        <w:tabs>
+          <w:tab w:val="num" w:pos="0"/>
+        </w:tabs>
+        <w:ind w:left="2880" w:hanging="360"/>
+      </w:pPr>
+      <w:rPr>
+        <w:rFonts w:ascii="Symbol" w:hAnsi="Symbol" w:cs="Symbol" w:hint="default"/>
+      </w:rPr>
+    </w:lvl>
+    <w:lvl w:ilvl="4">
+      <w:numFmt w:val="bullet"/>
+      <w:lvlText w:val="o"/>
+      <w:lvlJc w:val="left"/>
+      <w:pPr>
+        <w:tabs>
+          <w:tab w:val="num" w:pos="0"/>
+        </w:tabs>
+        <w:ind w:left="3600" w:hanging="360"/>
+      </w:pPr>
+      <w:rPr>
+        <w:rFonts w:ascii="Courier New" w:hAnsi="Courier New" w:cs="Courier New" w:hint="default"/>
+      </w:rPr>
+    </w:lvl>
+    <w:lvl w:ilvl="5">
+      <w:numFmt w:val="bullet"/>
+      <w:lvlText w:val=""/>
+      <w:lvlJc w:val="left"/>
+      <w:pPr>
+        <w:tabs>
+          <w:tab w:val="num" w:pos="0"/>
+        </w:tabs>
+        <w:ind w:left="4320" w:hanging="360"/>
+      </w:pPr>
+      <w:rPr>
+        <w:rFonts w:ascii="Wingdings" w:hAnsi="Wingdings" w:cs="Wingdings" w:hint="default"/>
+      </w:rPr>
+    </w:lvl>
+    <w:lvl w:ilvl="6">
+      <w:numFmt w:val="bullet"/>
+      <w:lvlText w:val=""/>
+      <w:lvlJc w:val="left"/>
+      <w:pPr>
+        <w:tabs>
+          <w:tab w:val="num" w:pos="0"/>
+        </w:tabs>
+        <w:ind w:left="5040" w:hanging="360"/>
+      </w:pPr>
+      <w:rPr>
+        <w:rFonts w:ascii="Symbol" w:hAnsi="Symbol" w:cs="Symbol" w:hint="default"/>
+      </w:rPr>
+    </w:lvl>
+    <w:lvl w:ilvl="7">
+      <w:numFmt w:val="bullet"/>
+      <w:lvlText w:val="o"/>
+      <w:lvlJc w:val="left"/>
+      <w:pPr>
+        <w:tabs>
+          <w:tab w:val="num" w:pos="0"/>
+        </w:tabs>
+        <w:ind w:left="5760" w:hanging="360"/>
+      </w:pPr>
+      <w:rPr>
+        <w:rFonts w:ascii="Courier New" w:hAnsi="Courier New" w:cs="Courier New" w:hint="default"/>
+      </w:rPr>
+    </w:lvl>
+    <w:lvl w:ilvl="8">
+      <w:numFmt w:val="bullet"/>
+      <w:lvlText w:val=""/>
+      <w:lvlJc w:val="left"/>
+      <w:pPr>
+        <w:tabs>
+          <w:tab w:val="num" w:pos="0"/>
+        </w:tabs>
+        <w:ind w:left="6480" w:hanging="360"/>
+      </w:pPr>
+      <w:rPr>
+        <w:rFonts w:ascii="Wingdings" w:hAnsi="Wingdings" w:cs="Wingdings" w:hint="default"/>
+      </w:rPr>
+    </w:lvl>
+  </w:abstractNum>
+  <w:abstractNum w:abstractNumId="6" w15:restartNumberingAfterBreak="0">
+    <w:nsid w:val="182F037B"/>
+    <w:multiLevelType w:val="multilevel"/>
+    <w:tmpl w:val="642C531A"/>
+    <w:lvl w:ilvl="0">
+      <w:numFmt w:val="bullet"/>
+      <w:lvlText w:val=""/>
+      <w:lvlJc w:val="left"/>
+      <w:pPr>
+        <w:tabs>
+          <w:tab w:val="num" w:pos="0"/>
+        </w:tabs>
+        <w:ind w:left="720" w:hanging="360"/>
+      </w:pPr>
+      <w:rPr>
+        <w:rFonts w:ascii="Symbol" w:hAnsi="Symbol" w:cs="Symbol" w:hint="default"/>
+      </w:rPr>
+    </w:lvl>
+    <w:lvl w:ilvl="1">
+      <w:numFmt w:val="bullet"/>
+      <w:lvlText w:val="o"/>
+      <w:lvlJc w:val="left"/>
+      <w:pPr>
+        <w:tabs>
+          <w:tab w:val="num" w:pos="0"/>
+        </w:tabs>
+        <w:ind w:left="1440" w:hanging="360"/>
+      </w:pPr>
+      <w:rPr>
+        <w:rFonts w:ascii="Courier New" w:hAnsi="Courier New" w:cs="Courier New" w:hint="default"/>
+      </w:rPr>
+    </w:lvl>
+    <w:lvl w:ilvl="2">
+      <w:numFmt w:val="bullet"/>
+      <w:lvlText w:val=""/>
+      <w:lvlJc w:val="left"/>
+      <w:pPr>
+        <w:tabs>
+          <w:tab w:val="num" w:pos="0"/>
+        </w:tabs>
+        <w:ind w:left="2160" w:hanging="360"/>
+      </w:pPr>
+      <w:rPr>
+        <w:rFonts w:ascii="Wingdings" w:hAnsi="Wingdings" w:cs="Wingdings" w:hint="default"/>
+      </w:rPr>
+    </w:lvl>
+    <w:lvl w:ilvl="3">
+      <w:numFmt w:val="bullet"/>
+      <w:lvlText w:val=""/>
+      <w:lvlJc w:val="left"/>
+      <w:pPr>
+        <w:tabs>
+          <w:tab w:val="num" w:pos="0"/>
+        </w:tabs>
+        <w:ind w:left="2880" w:hanging="360"/>
+      </w:pPr>
+      <w:rPr>
+        <w:rFonts w:ascii="Symbol" w:hAnsi="Symbol" w:cs="Symbol" w:hint="default"/>
+      </w:rPr>
+    </w:lvl>
+    <w:lvl w:ilvl="4">
+      <w:numFmt w:val="bullet"/>
+      <w:lvlText w:val="o"/>
+      <w:lvlJc w:val="left"/>
+      <w:pPr>
+        <w:tabs>
+          <w:tab w:val="num" w:pos="0"/>
+        </w:tabs>
+        <w:ind w:left="3600" w:hanging="360"/>
+      </w:pPr>
+      <w:rPr>
+        <w:rFonts w:ascii="Courier New" w:hAnsi="Courier New" w:cs="Courier New" w:hint="default"/>
+      </w:rPr>
+    </w:lvl>
+    <w:lvl w:ilvl="5">
+      <w:numFmt w:val="bullet"/>
+      <w:lvlText w:val=""/>
+      <w:lvlJc w:val="left"/>
+      <w:pPr>
+        <w:tabs>
+          <w:tab w:val="num" w:pos="0"/>
+        </w:tabs>
+        <w:ind w:left="4320" w:hanging="360"/>
+      </w:pPr>
+      <w:rPr>
+        <w:rFonts w:ascii="Wingdings" w:hAnsi="Wingdings" w:cs="Wingdings" w:hint="default"/>
+      </w:rPr>
+    </w:lvl>
+    <w:lvl w:ilvl="6">
+      <w:numFmt w:val="bullet"/>
+      <w:lvlText w:val=""/>
+      <w:lvlJc w:val="left"/>
+      <w:pPr>
+        <w:tabs>
+          <w:tab w:val="num" w:pos="0"/>
+        </w:tabs>
+        <w:ind w:left="5040" w:hanging="360"/>
+      </w:pPr>
+      <w:rPr>
+        <w:rFonts w:ascii="Symbol" w:hAnsi="Symbol" w:cs="Symbol" w:hint="default"/>
+      </w:rPr>
+    </w:lvl>
+    <w:lvl w:ilvl="7">
+      <w:numFmt w:val="bullet"/>
+      <w:lvlText w:val="o"/>
+      <w:lvlJc w:val="left"/>
+      <w:pPr>
+        <w:tabs>
+          <w:tab w:val="num" w:pos="0"/>
+        </w:tabs>
+        <w:ind w:left="5760" w:hanging="360"/>
+      </w:pPr>
+      <w:rPr>
+        <w:rFonts w:ascii="Courier New" w:hAnsi="Courier New" w:cs="Courier New" w:hint="default"/>
+      </w:rPr>
+    </w:lvl>
+    <w:lvl w:ilvl="8">
+      <w:numFmt w:val="bullet"/>
+      <w:lvlText w:val=""/>
+      <w:lvlJc w:val="left"/>
+      <w:pPr>
+        <w:tabs>
+          <w:tab w:val="num" w:pos="0"/>
+        </w:tabs>
+        <w:ind w:left="6480" w:hanging="360"/>
+      </w:pPr>
+      <w:rPr>
+        <w:rFonts w:ascii="Wingdings" w:hAnsi="Wingdings" w:cs="Wingdings" w:hint="default"/>
+      </w:rPr>
+    </w:lvl>
+  </w:abstractNum>
+  <w:abstractNum w:abstractNumId="7" w15:restartNumberingAfterBreak="0">
     <w:nsid w:val="1AC6414F"/>
     <w:multiLevelType w:val="multilevel"/>
     <w:tmpl w:val="5D9A542A"/>
@@ -2365,156 +6324,138 @@
       </w:rPr>
     </w:lvl>
   </w:abstractNum>
-  <w:abstractNum w:abstractNumId="3" w15:restartNumberingAfterBreak="0">
-    <w:nsid w:val="231E73F1"/>
+  <w:abstractNum w:abstractNumId="8" w15:restartNumberingAfterBreak="0">
+    <w:nsid w:val="1FC7461D"/>
     <w:multiLevelType w:val="multilevel"/>
-    <w:tmpl w:val="8DFEDA40"/>
+    <w:tmpl w:val="27C0570E"/>
     <w:lvl w:ilvl="0">
-      <w:start w:val="1"/>
       <w:numFmt w:val="bullet"/>
       <w:lvlText w:val=""/>
       <w:lvlJc w:val="left"/>
       <w:pPr>
         <w:tabs>
-          <w:tab w:val="num" w:pos="720"/>
+          <w:tab w:val="num" w:pos="0"/>
         </w:tabs>
         <w:ind w:left="720" w:hanging="360"/>
       </w:pPr>
       <w:rPr>
-        <w:rFonts w:ascii="Symbol" w:hAnsi="Symbol" w:hint="default"/>
-        <w:sz w:val="20"/>
-      </w:rPr>
-    </w:lvl>
-    <w:lvl w:ilvl="1" w:tentative="1">
-      <w:start w:val="1"/>
+        <w:rFonts w:ascii="Symbol" w:hAnsi="Symbol" w:cs="Symbol" w:hint="default"/>
+      </w:rPr>
+    </w:lvl>
+    <w:lvl w:ilvl="1">
       <w:numFmt w:val="bullet"/>
       <w:lvlText w:val="o"/>
       <w:lvlJc w:val="left"/>
       <w:pPr>
         <w:tabs>
-          <w:tab w:val="num" w:pos="1440"/>
+          <w:tab w:val="num" w:pos="0"/>
         </w:tabs>
         <w:ind w:left="1440" w:hanging="360"/>
       </w:pPr>
       <w:rPr>
-        <w:rFonts w:ascii="Courier New" w:hAnsi="Courier New" w:hint="default"/>
-        <w:sz w:val="20"/>
-      </w:rPr>
-    </w:lvl>
-    <w:lvl w:ilvl="2" w:tentative="1">
-      <w:start w:val="1"/>
-      <w:numFmt w:val="bullet"/>
-      <w:lvlText w:val=""/>
-      <w:lvlJc w:val="left"/>
-      <w:pPr>
-        <w:tabs>
-          <w:tab w:val="num" w:pos="2160"/>
+        <w:rFonts w:ascii="Courier New" w:hAnsi="Courier New" w:cs="Courier New" w:hint="default"/>
+      </w:rPr>
+    </w:lvl>
+    <w:lvl w:ilvl="2">
+      <w:numFmt w:val="bullet"/>
+      <w:lvlText w:val=""/>
+      <w:lvlJc w:val="left"/>
+      <w:pPr>
+        <w:tabs>
+          <w:tab w:val="num" w:pos="0"/>
         </w:tabs>
         <w:ind w:left="2160" w:hanging="360"/>
       </w:pPr>
       <w:rPr>
-        <w:rFonts w:ascii="Wingdings" w:hAnsi="Wingdings" w:hint="default"/>
-        <w:sz w:val="20"/>
-      </w:rPr>
-    </w:lvl>
-    <w:lvl w:ilvl="3" w:tentative="1">
-      <w:start w:val="1"/>
-      <w:numFmt w:val="bullet"/>
-      <w:lvlText w:val=""/>
-      <w:lvlJc w:val="left"/>
-      <w:pPr>
-        <w:tabs>
-          <w:tab w:val="num" w:pos="2880"/>
+        <w:rFonts w:ascii="Wingdings" w:hAnsi="Wingdings" w:cs="Wingdings" w:hint="default"/>
+      </w:rPr>
+    </w:lvl>
+    <w:lvl w:ilvl="3">
+      <w:numFmt w:val="bullet"/>
+      <w:lvlText w:val=""/>
+      <w:lvlJc w:val="left"/>
+      <w:pPr>
+        <w:tabs>
+          <w:tab w:val="num" w:pos="0"/>
         </w:tabs>
         <w:ind w:left="2880" w:hanging="360"/>
       </w:pPr>
       <w:rPr>
-        <w:rFonts w:ascii="Wingdings" w:hAnsi="Wingdings" w:hint="default"/>
-        <w:sz w:val="20"/>
-      </w:rPr>
-    </w:lvl>
-    <w:lvl w:ilvl="4" w:tentative="1">
-      <w:start w:val="1"/>
-      <w:numFmt w:val="bullet"/>
-      <w:lvlText w:val=""/>
-      <w:lvlJc w:val="left"/>
-      <w:pPr>
-        <w:tabs>
-          <w:tab w:val="num" w:pos="3600"/>
+        <w:rFonts w:ascii="Symbol" w:hAnsi="Symbol" w:cs="Symbol" w:hint="default"/>
+      </w:rPr>
+    </w:lvl>
+    <w:lvl w:ilvl="4">
+      <w:numFmt w:val="bullet"/>
+      <w:lvlText w:val="o"/>
+      <w:lvlJc w:val="left"/>
+      <w:pPr>
+        <w:tabs>
+          <w:tab w:val="num" w:pos="0"/>
         </w:tabs>
         <w:ind w:left="3600" w:hanging="360"/>
       </w:pPr>
       <w:rPr>
-        <w:rFonts w:ascii="Wingdings" w:hAnsi="Wingdings" w:hint="default"/>
-        <w:sz w:val="20"/>
-      </w:rPr>
-    </w:lvl>
-    <w:lvl w:ilvl="5" w:tentative="1">
-      <w:start w:val="1"/>
-      <w:numFmt w:val="bullet"/>
-      <w:lvlText w:val=""/>
-      <w:lvlJc w:val="left"/>
-      <w:pPr>
-        <w:tabs>
-          <w:tab w:val="num" w:pos="4320"/>
+        <w:rFonts w:ascii="Courier New" w:hAnsi="Courier New" w:cs="Courier New" w:hint="default"/>
+      </w:rPr>
+    </w:lvl>
+    <w:lvl w:ilvl="5">
+      <w:numFmt w:val="bullet"/>
+      <w:lvlText w:val=""/>
+      <w:lvlJc w:val="left"/>
+      <w:pPr>
+        <w:tabs>
+          <w:tab w:val="num" w:pos="0"/>
         </w:tabs>
         <w:ind w:left="4320" w:hanging="360"/>
       </w:pPr>
       <w:rPr>
-        <w:rFonts w:ascii="Wingdings" w:hAnsi="Wingdings" w:hint="default"/>
-        <w:sz w:val="20"/>
-      </w:rPr>
-    </w:lvl>
-    <w:lvl w:ilvl="6" w:tentative="1">
-      <w:start w:val="1"/>
-      <w:numFmt w:val="bullet"/>
-      <w:lvlText w:val=""/>
-      <w:lvlJc w:val="left"/>
-      <w:pPr>
-        <w:tabs>
-          <w:tab w:val="num" w:pos="5040"/>
+        <w:rFonts w:ascii="Wingdings" w:hAnsi="Wingdings" w:cs="Wingdings" w:hint="default"/>
+      </w:rPr>
+    </w:lvl>
+    <w:lvl w:ilvl="6">
+      <w:numFmt w:val="bullet"/>
+      <w:lvlText w:val=""/>
+      <w:lvlJc w:val="left"/>
+      <w:pPr>
+        <w:tabs>
+          <w:tab w:val="num" w:pos="0"/>
         </w:tabs>
         <w:ind w:left="5040" w:hanging="360"/>
       </w:pPr>
       <w:rPr>
-        <w:rFonts w:ascii="Wingdings" w:hAnsi="Wingdings" w:hint="default"/>
-        <w:sz w:val="20"/>
-      </w:rPr>
-    </w:lvl>
-    <w:lvl w:ilvl="7" w:tentative="1">
-      <w:start w:val="1"/>
-      <w:numFmt w:val="bullet"/>
-      <w:lvlText w:val=""/>
-      <w:lvlJc w:val="left"/>
-      <w:pPr>
-        <w:tabs>
-          <w:tab w:val="num" w:pos="5760"/>
+        <w:rFonts w:ascii="Symbol" w:hAnsi="Symbol" w:cs="Symbol" w:hint="default"/>
+      </w:rPr>
+    </w:lvl>
+    <w:lvl w:ilvl="7">
+      <w:numFmt w:val="bullet"/>
+      <w:lvlText w:val="o"/>
+      <w:lvlJc w:val="left"/>
+      <w:pPr>
+        <w:tabs>
+          <w:tab w:val="num" w:pos="0"/>
         </w:tabs>
         <w:ind w:left="5760" w:hanging="360"/>
       </w:pPr>
       <w:rPr>
-        <w:rFonts w:ascii="Wingdings" w:hAnsi="Wingdings" w:hint="default"/>
-        <w:sz w:val="20"/>
-      </w:rPr>
-    </w:lvl>
-    <w:lvl w:ilvl="8" w:tentative="1">
-      <w:start w:val="1"/>
-      <w:numFmt w:val="bullet"/>
-      <w:lvlText w:val=""/>
-      <w:lvlJc w:val="left"/>
-      <w:pPr>
-        <w:tabs>
-          <w:tab w:val="num" w:pos="6480"/>
+        <w:rFonts w:ascii="Courier New" w:hAnsi="Courier New" w:cs="Courier New" w:hint="default"/>
+      </w:rPr>
+    </w:lvl>
+    <w:lvl w:ilvl="8">
+      <w:numFmt w:val="bullet"/>
+      <w:lvlText w:val=""/>
+      <w:lvlJc w:val="left"/>
+      <w:pPr>
+        <w:tabs>
+          <w:tab w:val="num" w:pos="0"/>
         </w:tabs>
         <w:ind w:left="6480" w:hanging="360"/>
       </w:pPr>
       <w:rPr>
-        <w:rFonts w:ascii="Wingdings" w:hAnsi="Wingdings" w:hint="default"/>
-        <w:sz w:val="20"/>
+        <w:rFonts w:ascii="Wingdings" w:hAnsi="Wingdings" w:cs="Wingdings" w:hint="default"/>
       </w:rPr>
     </w:lvl>
   </w:abstractNum>
-  <w:abstractNum w:abstractNumId="4" w15:restartNumberingAfterBreak="0">
+  <w:abstractNum w:abstractNumId="9" w15:restartNumberingAfterBreak="0">
     <w:nsid w:val="27017E22"/>
     <w:multiLevelType w:val="multilevel"/>
     <w:tmpl w:val="4698C0B6"/>
@@ -2663,7 +6604,7 @@
       </w:rPr>
     </w:lvl>
   </w:abstractNum>
-  <w:abstractNum w:abstractNumId="5" w15:restartNumberingAfterBreak="0">
+  <w:abstractNum w:abstractNumId="10" w15:restartNumberingAfterBreak="0">
     <w:nsid w:val="27360251"/>
     <w:multiLevelType w:val="multilevel"/>
     <w:tmpl w:val="002E3FCE"/>
@@ -2812,7 +6753,7 @@
       </w:rPr>
     </w:lvl>
   </w:abstractNum>
-  <w:abstractNum w:abstractNumId="6" w15:restartNumberingAfterBreak="0">
+  <w:abstractNum w:abstractNumId="11" w15:restartNumberingAfterBreak="0">
     <w:nsid w:val="2A2E4F65"/>
     <w:multiLevelType w:val="multilevel"/>
     <w:tmpl w:val="48F2F376"/>
@@ -2961,7 +6902,7 @@
       </w:rPr>
     </w:lvl>
   </w:abstractNum>
-  <w:abstractNum w:abstractNumId="7" w15:restartNumberingAfterBreak="0">
+  <w:abstractNum w:abstractNumId="12" w15:restartNumberingAfterBreak="0">
     <w:nsid w:val="2E3E3AB4"/>
     <w:multiLevelType w:val="multilevel"/>
     <w:tmpl w:val="71B225B2"/>
@@ -3110,7 +7051,7 @@
       </w:rPr>
     </w:lvl>
   </w:abstractNum>
-  <w:abstractNum w:abstractNumId="8" w15:restartNumberingAfterBreak="0">
+  <w:abstractNum w:abstractNumId="13" w15:restartNumberingAfterBreak="0">
     <w:nsid w:val="2F6168C2"/>
     <w:multiLevelType w:val="multilevel"/>
     <w:tmpl w:val="5C5CCFF6"/>
@@ -3259,7 +7200,7 @@
       </w:rPr>
     </w:lvl>
   </w:abstractNum>
-  <w:abstractNum w:abstractNumId="9" w15:restartNumberingAfterBreak="0">
+  <w:abstractNum w:abstractNumId="14" w15:restartNumberingAfterBreak="0">
     <w:nsid w:val="3C42722B"/>
     <w:multiLevelType w:val="multilevel"/>
     <w:tmpl w:val="58EE361E"/>
@@ -3408,7 +7349,7 @@
       </w:rPr>
     </w:lvl>
   </w:abstractNum>
-  <w:abstractNum w:abstractNumId="10" w15:restartNumberingAfterBreak="0">
+  <w:abstractNum w:abstractNumId="15" w15:restartNumberingAfterBreak="0">
     <w:nsid w:val="41616A8B"/>
     <w:multiLevelType w:val="multilevel"/>
     <w:tmpl w:val="68A03B28"/>
@@ -3557,7 +7498,7 @@
       </w:rPr>
     </w:lvl>
   </w:abstractNum>
-  <w:abstractNum w:abstractNumId="11" w15:restartNumberingAfterBreak="0">
+  <w:abstractNum w:abstractNumId="16" w15:restartNumberingAfterBreak="0">
     <w:nsid w:val="45B74AC6"/>
     <w:multiLevelType w:val="multilevel"/>
     <w:tmpl w:val="C7F0F1A8"/>
@@ -3706,156 +7647,129 @@
       </w:rPr>
     </w:lvl>
   </w:abstractNum>
-  <w:abstractNum w:abstractNumId="12" w15:restartNumberingAfterBreak="0">
-    <w:nsid w:val="4603333D"/>
+  <w:abstractNum w:abstractNumId="17" w15:restartNumberingAfterBreak="0">
+    <w:nsid w:val="46A61584"/>
     <w:multiLevelType w:val="multilevel"/>
-    <w:tmpl w:val="F508E46A"/>
+    <w:tmpl w:val="24900BF0"/>
     <w:lvl w:ilvl="0">
       <w:start w:val="1"/>
-      <w:numFmt w:val="bullet"/>
-      <w:lvlText w:val=""/>
-      <w:lvlJc w:val="left"/>
-      <w:pPr>
-        <w:tabs>
-          <w:tab w:val="num" w:pos="720"/>
-        </w:tabs>
-        <w:ind w:left="720" w:hanging="360"/>
-      </w:pPr>
-      <w:rPr>
-        <w:rFonts w:ascii="Symbol" w:hAnsi="Symbol" w:hint="default"/>
-        <w:sz w:val="20"/>
-      </w:rPr>
-    </w:lvl>
-    <w:lvl w:ilvl="1" w:tentative="1">
-      <w:start w:val="1"/>
-      <w:numFmt w:val="bullet"/>
-      <w:lvlText w:val="o"/>
-      <w:lvlJc w:val="left"/>
-      <w:pPr>
-        <w:tabs>
-          <w:tab w:val="num" w:pos="1440"/>
-        </w:tabs>
-        <w:ind w:left="1440" w:hanging="360"/>
-      </w:pPr>
-      <w:rPr>
-        <w:rFonts w:ascii="Courier New" w:hAnsi="Courier New" w:hint="default"/>
-        <w:sz w:val="20"/>
-      </w:rPr>
-    </w:lvl>
-    <w:lvl w:ilvl="2" w:tentative="1">
-      <w:start w:val="1"/>
-      <w:numFmt w:val="bullet"/>
-      <w:lvlText w:val=""/>
-      <w:lvlJc w:val="left"/>
-      <w:pPr>
-        <w:tabs>
-          <w:tab w:val="num" w:pos="2160"/>
-        </w:tabs>
-        <w:ind w:left="2160" w:hanging="360"/>
-      </w:pPr>
-      <w:rPr>
-        <w:rFonts w:ascii="Wingdings" w:hAnsi="Wingdings" w:hint="default"/>
-        <w:sz w:val="20"/>
-      </w:rPr>
-    </w:lvl>
-    <w:lvl w:ilvl="3" w:tentative="1">
-      <w:start w:val="1"/>
-      <w:numFmt w:val="bullet"/>
-      <w:lvlText w:val=""/>
-      <w:lvlJc w:val="left"/>
-      <w:pPr>
-        <w:tabs>
-          <w:tab w:val="num" w:pos="2880"/>
-        </w:tabs>
-        <w:ind w:left="2880" w:hanging="360"/>
-      </w:pPr>
-      <w:rPr>
-        <w:rFonts w:ascii="Wingdings" w:hAnsi="Wingdings" w:hint="default"/>
-        <w:sz w:val="20"/>
-      </w:rPr>
-    </w:lvl>
-    <w:lvl w:ilvl="4" w:tentative="1">
-      <w:start w:val="1"/>
-      <w:numFmt w:val="bullet"/>
-      <w:lvlText w:val=""/>
-      <w:lvlJc w:val="left"/>
-      <w:pPr>
-        <w:tabs>
-          <w:tab w:val="num" w:pos="3600"/>
-        </w:tabs>
-        <w:ind w:left="3600" w:hanging="360"/>
-      </w:pPr>
-      <w:rPr>
-        <w:rFonts w:ascii="Wingdings" w:hAnsi="Wingdings" w:hint="default"/>
-        <w:sz w:val="20"/>
-      </w:rPr>
-    </w:lvl>
-    <w:lvl w:ilvl="5" w:tentative="1">
-      <w:start w:val="1"/>
-      <w:numFmt w:val="bullet"/>
-      <w:lvlText w:val=""/>
-      <w:lvlJc w:val="left"/>
-      <w:pPr>
-        <w:tabs>
-          <w:tab w:val="num" w:pos="4320"/>
-        </w:tabs>
-        <w:ind w:left="4320" w:hanging="360"/>
-      </w:pPr>
-      <w:rPr>
-        <w:rFonts w:ascii="Wingdings" w:hAnsi="Wingdings" w:hint="default"/>
-        <w:sz w:val="20"/>
-      </w:rPr>
-    </w:lvl>
-    <w:lvl w:ilvl="6" w:tentative="1">
-      <w:start w:val="1"/>
-      <w:numFmt w:val="bullet"/>
-      <w:lvlText w:val=""/>
-      <w:lvlJc w:val="left"/>
-      <w:pPr>
-        <w:tabs>
-          <w:tab w:val="num" w:pos="5040"/>
-        </w:tabs>
-        <w:ind w:left="5040" w:hanging="360"/>
-      </w:pPr>
-      <w:rPr>
-        <w:rFonts w:ascii="Wingdings" w:hAnsi="Wingdings" w:hint="default"/>
-        <w:sz w:val="20"/>
-      </w:rPr>
-    </w:lvl>
-    <w:lvl w:ilvl="7" w:tentative="1">
-      <w:start w:val="1"/>
-      <w:numFmt w:val="bullet"/>
-      <w:lvlText w:val=""/>
-      <w:lvlJc w:val="left"/>
-      <w:pPr>
-        <w:tabs>
-          <w:tab w:val="num" w:pos="5760"/>
-        </w:tabs>
-        <w:ind w:left="5760" w:hanging="360"/>
-      </w:pPr>
-      <w:rPr>
-        <w:rFonts w:ascii="Wingdings" w:hAnsi="Wingdings" w:hint="default"/>
-        <w:sz w:val="20"/>
-      </w:rPr>
-    </w:lvl>
-    <w:lvl w:ilvl="8" w:tentative="1">
-      <w:start w:val="1"/>
-      <w:numFmt w:val="bullet"/>
-      <w:lvlText w:val=""/>
-      <w:lvlJc w:val="left"/>
-      <w:pPr>
-        <w:tabs>
-          <w:tab w:val="num" w:pos="6480"/>
-        </w:tabs>
-        <w:ind w:left="6480" w:hanging="360"/>
-      </w:pPr>
-      <w:rPr>
-        <w:rFonts w:ascii="Wingdings" w:hAnsi="Wingdings" w:hint="default"/>
-        <w:sz w:val="20"/>
-      </w:rPr>
+      <w:numFmt w:val="none"/>
+      <w:suff w:val="nothing"/>
+      <w:lvlText w:val=""/>
+      <w:lvlJc w:val="left"/>
+      <w:pPr>
+        <w:tabs>
+          <w:tab w:val="num" w:pos="0"/>
+        </w:tabs>
+        <w:ind w:left="0" w:firstLine="0"/>
+      </w:pPr>
+    </w:lvl>
+    <w:lvl w:ilvl="1">
+      <w:start w:val="1"/>
+      <w:numFmt w:val="none"/>
+      <w:suff w:val="nothing"/>
+      <w:lvlText w:val=""/>
+      <w:lvlJc w:val="left"/>
+      <w:pPr>
+        <w:tabs>
+          <w:tab w:val="num" w:pos="0"/>
+        </w:tabs>
+        <w:ind w:left="0" w:firstLine="0"/>
+      </w:pPr>
+    </w:lvl>
+    <w:lvl w:ilvl="2">
+      <w:start w:val="1"/>
+      <w:numFmt w:val="none"/>
+      <w:suff w:val="nothing"/>
+      <w:lvlText w:val=""/>
+      <w:lvlJc w:val="left"/>
+      <w:pPr>
+        <w:tabs>
+          <w:tab w:val="num" w:pos="0"/>
+        </w:tabs>
+        <w:ind w:left="0" w:firstLine="0"/>
+      </w:pPr>
+    </w:lvl>
+    <w:lvl w:ilvl="3">
+      <w:start w:val="1"/>
+      <w:numFmt w:val="none"/>
+      <w:suff w:val="nothing"/>
+      <w:lvlText w:val=""/>
+      <w:lvlJc w:val="left"/>
+      <w:pPr>
+        <w:tabs>
+          <w:tab w:val="num" w:pos="0"/>
+        </w:tabs>
+        <w:ind w:left="0" w:firstLine="0"/>
+      </w:pPr>
+    </w:lvl>
+    <w:lvl w:ilvl="4">
+      <w:start w:val="1"/>
+      <w:numFmt w:val="none"/>
+      <w:suff w:val="nothing"/>
+      <w:lvlText w:val=""/>
+      <w:lvlJc w:val="left"/>
+      <w:pPr>
+        <w:tabs>
+          <w:tab w:val="num" w:pos="0"/>
+        </w:tabs>
+        <w:ind w:left="0" w:firstLine="0"/>
+      </w:pPr>
+    </w:lvl>
+    <w:lvl w:ilvl="5">
+      <w:start w:val="1"/>
+      <w:numFmt w:val="none"/>
+      <w:suff w:val="nothing"/>
+      <w:lvlText w:val=""/>
+      <w:lvlJc w:val="left"/>
+      <w:pPr>
+        <w:tabs>
+          <w:tab w:val="num" w:pos="0"/>
+        </w:tabs>
+        <w:ind w:left="0" w:firstLine="0"/>
+      </w:pPr>
+    </w:lvl>
+    <w:lvl w:ilvl="6">
+      <w:start w:val="1"/>
+      <w:numFmt w:val="none"/>
+      <w:suff w:val="nothing"/>
+      <w:lvlText w:val=""/>
+      <w:lvlJc w:val="left"/>
+      <w:pPr>
+        <w:tabs>
+          <w:tab w:val="num" w:pos="0"/>
+        </w:tabs>
+        <w:ind w:left="0" w:firstLine="0"/>
+      </w:pPr>
+    </w:lvl>
+    <w:lvl w:ilvl="7">
+      <w:start w:val="1"/>
+      <w:numFmt w:val="none"/>
+      <w:suff w:val="nothing"/>
+      <w:lvlText w:val=""/>
+      <w:lvlJc w:val="left"/>
+      <w:pPr>
+        <w:tabs>
+          <w:tab w:val="num" w:pos="0"/>
+        </w:tabs>
+        <w:ind w:left="0" w:firstLine="0"/>
+      </w:pPr>
+    </w:lvl>
+    <w:lvl w:ilvl="8">
+      <w:start w:val="1"/>
+      <w:numFmt w:val="none"/>
+      <w:suff w:val="nothing"/>
+      <w:lvlText w:val=""/>
+      <w:lvlJc w:val="left"/>
+      <w:pPr>
+        <w:tabs>
+          <w:tab w:val="num" w:pos="0"/>
+        </w:tabs>
+        <w:ind w:left="0" w:firstLine="0"/>
+      </w:pPr>
     </w:lvl>
   </w:abstractNum>
-  <w:abstractNum w:abstractNumId="13" w15:restartNumberingAfterBreak="0">
+  <w:abstractNum w:abstractNumId="18" w15:restartNumberingAfterBreak="0">
     <w:nsid w:val="47927AEF"/>
     <w:multiLevelType w:val="multilevel"/>
     <w:tmpl w:val="D6BC6F82"/>
@@ -4004,156 +7918,7 @@
       </w:rPr>
     </w:lvl>
   </w:abstractNum>
-  <w:abstractNum w:abstractNumId="14" w15:restartNumberingAfterBreak="0">
-    <w:nsid w:val="4C965FF5"/>
-    <w:multiLevelType w:val="multilevel"/>
-    <w:tmpl w:val="145C5296"/>
-    <w:lvl w:ilvl="0">
-      <w:start w:val="1"/>
-      <w:numFmt w:val="bullet"/>
-      <w:lvlText w:val=""/>
-      <w:lvlJc w:val="left"/>
-      <w:pPr>
-        <w:tabs>
-          <w:tab w:val="num" w:pos="720"/>
-        </w:tabs>
-        <w:ind w:left="720" w:hanging="360"/>
-      </w:pPr>
-      <w:rPr>
-        <w:rFonts w:ascii="Symbol" w:hAnsi="Symbol" w:hint="default"/>
-        <w:sz w:val="20"/>
-      </w:rPr>
-    </w:lvl>
-    <w:lvl w:ilvl="1" w:tentative="1">
-      <w:start w:val="1"/>
-      <w:numFmt w:val="bullet"/>
-      <w:lvlText w:val="o"/>
-      <w:lvlJc w:val="left"/>
-      <w:pPr>
-        <w:tabs>
-          <w:tab w:val="num" w:pos="1440"/>
-        </w:tabs>
-        <w:ind w:left="1440" w:hanging="360"/>
-      </w:pPr>
-      <w:rPr>
-        <w:rFonts w:ascii="Courier New" w:hAnsi="Courier New" w:hint="default"/>
-        <w:sz w:val="20"/>
-      </w:rPr>
-    </w:lvl>
-    <w:lvl w:ilvl="2" w:tentative="1">
-      <w:start w:val="1"/>
-      <w:numFmt w:val="bullet"/>
-      <w:lvlText w:val=""/>
-      <w:lvlJc w:val="left"/>
-      <w:pPr>
-        <w:tabs>
-          <w:tab w:val="num" w:pos="2160"/>
-        </w:tabs>
-        <w:ind w:left="2160" w:hanging="360"/>
-      </w:pPr>
-      <w:rPr>
-        <w:rFonts w:ascii="Wingdings" w:hAnsi="Wingdings" w:hint="default"/>
-        <w:sz w:val="20"/>
-      </w:rPr>
-    </w:lvl>
-    <w:lvl w:ilvl="3" w:tentative="1">
-      <w:start w:val="1"/>
-      <w:numFmt w:val="bullet"/>
-      <w:lvlText w:val=""/>
-      <w:lvlJc w:val="left"/>
-      <w:pPr>
-        <w:tabs>
-          <w:tab w:val="num" w:pos="2880"/>
-        </w:tabs>
-        <w:ind w:left="2880" w:hanging="360"/>
-      </w:pPr>
-      <w:rPr>
-        <w:rFonts w:ascii="Wingdings" w:hAnsi="Wingdings" w:hint="default"/>
-        <w:sz w:val="20"/>
-      </w:rPr>
-    </w:lvl>
-    <w:lvl w:ilvl="4" w:tentative="1">
-      <w:start w:val="1"/>
-      <w:numFmt w:val="bullet"/>
-      <w:lvlText w:val=""/>
-      <w:lvlJc w:val="left"/>
-      <w:pPr>
-        <w:tabs>
-          <w:tab w:val="num" w:pos="3600"/>
-        </w:tabs>
-        <w:ind w:left="3600" w:hanging="360"/>
-      </w:pPr>
-      <w:rPr>
-        <w:rFonts w:ascii="Wingdings" w:hAnsi="Wingdings" w:hint="default"/>
-        <w:sz w:val="20"/>
-      </w:rPr>
-    </w:lvl>
-    <w:lvl w:ilvl="5" w:tentative="1">
-      <w:start w:val="1"/>
-      <w:numFmt w:val="bullet"/>
-      <w:lvlText w:val=""/>
-      <w:lvlJc w:val="left"/>
-      <w:pPr>
-        <w:tabs>
-          <w:tab w:val="num" w:pos="4320"/>
-        </w:tabs>
-        <w:ind w:left="4320" w:hanging="360"/>
-      </w:pPr>
-      <w:rPr>
-        <w:rFonts w:ascii="Wingdings" w:hAnsi="Wingdings" w:hint="default"/>
-        <w:sz w:val="20"/>
-      </w:rPr>
-    </w:lvl>
-    <w:lvl w:ilvl="6" w:tentative="1">
-      <w:start w:val="1"/>
-      <w:numFmt w:val="bullet"/>
-      <w:lvlText w:val=""/>
-      <w:lvlJc w:val="left"/>
-      <w:pPr>
-        <w:tabs>
-          <w:tab w:val="num" w:pos="5040"/>
-        </w:tabs>
-        <w:ind w:left="5040" w:hanging="360"/>
-      </w:pPr>
-      <w:rPr>
-        <w:rFonts w:ascii="Wingdings" w:hAnsi="Wingdings" w:hint="default"/>
-        <w:sz w:val="20"/>
-      </w:rPr>
-    </w:lvl>
-    <w:lvl w:ilvl="7" w:tentative="1">
-      <w:start w:val="1"/>
-      <w:numFmt w:val="bullet"/>
-      <w:lvlText w:val=""/>
-      <w:lvlJc w:val="left"/>
-      <w:pPr>
-        <w:tabs>
-          <w:tab w:val="num" w:pos="5760"/>
-        </w:tabs>
-        <w:ind w:left="5760" w:hanging="360"/>
-      </w:pPr>
-      <w:rPr>
-        <w:rFonts w:ascii="Wingdings" w:hAnsi="Wingdings" w:hint="default"/>
-        <w:sz w:val="20"/>
-      </w:rPr>
-    </w:lvl>
-    <w:lvl w:ilvl="8" w:tentative="1">
-      <w:start w:val="1"/>
-      <w:numFmt w:val="bullet"/>
-      <w:lvlText w:val=""/>
-      <w:lvlJc w:val="left"/>
-      <w:pPr>
-        <w:tabs>
-          <w:tab w:val="num" w:pos="6480"/>
-        </w:tabs>
-        <w:ind w:left="6480" w:hanging="360"/>
-      </w:pPr>
-      <w:rPr>
-        <w:rFonts w:ascii="Wingdings" w:hAnsi="Wingdings" w:hint="default"/>
-        <w:sz w:val="20"/>
-      </w:rPr>
-    </w:lvl>
-  </w:abstractNum>
-  <w:abstractNum w:abstractNumId="15" w15:restartNumberingAfterBreak="0">
+  <w:abstractNum w:abstractNumId="19" w15:restartNumberingAfterBreak="0">
     <w:nsid w:val="4D254B57"/>
     <w:multiLevelType w:val="multilevel"/>
     <w:tmpl w:val="2CDA193A"/>
@@ -4302,10 +8067,10 @@
       </w:rPr>
     </w:lvl>
   </w:abstractNum>
-  <w:abstractNum w:abstractNumId="16" w15:restartNumberingAfterBreak="0">
-    <w:nsid w:val="4D8F3C7A"/>
+  <w:abstractNum w:abstractNumId="20" w15:restartNumberingAfterBreak="0">
+    <w:nsid w:val="4ECE7F32"/>
     <w:multiLevelType w:val="multilevel"/>
-    <w:tmpl w:val="CF465458"/>
+    <w:tmpl w:val="0A6411D0"/>
     <w:lvl w:ilvl="0">
       <w:start w:val="1"/>
       <w:numFmt w:val="bullet"/>
@@ -4451,7 +8216,7 @@
       </w:rPr>
     </w:lvl>
   </w:abstractNum>
-  <w:abstractNum w:abstractNumId="17" w15:restartNumberingAfterBreak="0">
+  <w:abstractNum w:abstractNumId="21" w15:restartNumberingAfterBreak="0">
     <w:nsid w:val="4F470F1E"/>
     <w:multiLevelType w:val="multilevel"/>
     <w:tmpl w:val="331AF402"/>
@@ -4600,7 +8365,7 @@
       </w:rPr>
     </w:lvl>
   </w:abstractNum>
-  <w:abstractNum w:abstractNumId="18" w15:restartNumberingAfterBreak="0">
+  <w:abstractNum w:abstractNumId="22" w15:restartNumberingAfterBreak="0">
     <w:nsid w:val="569964C9"/>
     <w:multiLevelType w:val="multilevel"/>
     <w:tmpl w:val="A1187EC4"/>
@@ -4749,7 +8514,7 @@
       </w:rPr>
     </w:lvl>
   </w:abstractNum>
-  <w:abstractNum w:abstractNumId="19" w15:restartNumberingAfterBreak="0">
+  <w:abstractNum w:abstractNumId="23" w15:restartNumberingAfterBreak="0">
     <w:nsid w:val="5BC26D83"/>
     <w:multiLevelType w:val="multilevel"/>
     <w:tmpl w:val="EE28011A"/>
@@ -4898,7 +8663,138 @@
       </w:rPr>
     </w:lvl>
   </w:abstractNum>
-  <w:abstractNum w:abstractNumId="20" w15:restartNumberingAfterBreak="0">
+  <w:abstractNum w:abstractNumId="24" w15:restartNumberingAfterBreak="0">
+    <w:nsid w:val="608B079E"/>
+    <w:multiLevelType w:val="multilevel"/>
+    <w:tmpl w:val="DF8ED906"/>
+    <w:lvl w:ilvl="0">
+      <w:numFmt w:val="bullet"/>
+      <w:lvlText w:val=""/>
+      <w:lvlJc w:val="left"/>
+      <w:pPr>
+        <w:tabs>
+          <w:tab w:val="num" w:pos="0"/>
+        </w:tabs>
+        <w:ind w:left="720" w:hanging="360"/>
+      </w:pPr>
+      <w:rPr>
+        <w:rFonts w:ascii="Symbol" w:hAnsi="Symbol" w:cs="Symbol" w:hint="default"/>
+      </w:rPr>
+    </w:lvl>
+    <w:lvl w:ilvl="1">
+      <w:numFmt w:val="bullet"/>
+      <w:lvlText w:val="o"/>
+      <w:lvlJc w:val="left"/>
+      <w:pPr>
+        <w:tabs>
+          <w:tab w:val="num" w:pos="0"/>
+        </w:tabs>
+        <w:ind w:left="1440" w:hanging="360"/>
+      </w:pPr>
+      <w:rPr>
+        <w:rFonts w:ascii="Courier New" w:hAnsi="Courier New" w:cs="Courier New" w:hint="default"/>
+      </w:rPr>
+    </w:lvl>
+    <w:lvl w:ilvl="2">
+      <w:numFmt w:val="bullet"/>
+      <w:lvlText w:val=""/>
+      <w:lvlJc w:val="left"/>
+      <w:pPr>
+        <w:tabs>
+          <w:tab w:val="num" w:pos="0"/>
+        </w:tabs>
+        <w:ind w:left="2160" w:hanging="360"/>
+      </w:pPr>
+      <w:rPr>
+        <w:rFonts w:ascii="Wingdings" w:hAnsi="Wingdings" w:cs="Wingdings" w:hint="default"/>
+      </w:rPr>
+    </w:lvl>
+    <w:lvl w:ilvl="3">
+      <w:numFmt w:val="bullet"/>
+      <w:lvlText w:val=""/>
+      <w:lvlJc w:val="left"/>
+      <w:pPr>
+        <w:tabs>
+          <w:tab w:val="num" w:pos="0"/>
+        </w:tabs>
+        <w:ind w:left="2880" w:hanging="360"/>
+      </w:pPr>
+      <w:rPr>
+        <w:rFonts w:ascii="Symbol" w:hAnsi="Symbol" w:cs="Symbol" w:hint="default"/>
+      </w:rPr>
+    </w:lvl>
+    <w:lvl w:ilvl="4">
+      <w:numFmt w:val="bullet"/>
+      <w:lvlText w:val="o"/>
+      <w:lvlJc w:val="left"/>
+      <w:pPr>
+        <w:tabs>
+          <w:tab w:val="num" w:pos="0"/>
+        </w:tabs>
+        <w:ind w:left="3600" w:hanging="360"/>
+      </w:pPr>
+      <w:rPr>
+        <w:rFonts w:ascii="Courier New" w:hAnsi="Courier New" w:cs="Courier New" w:hint="default"/>
+      </w:rPr>
+    </w:lvl>
+    <w:lvl w:ilvl="5">
+      <w:numFmt w:val="bullet"/>
+      <w:lvlText w:val=""/>
+      <w:lvlJc w:val="left"/>
+      <w:pPr>
+        <w:tabs>
+          <w:tab w:val="num" w:pos="0"/>
+        </w:tabs>
+        <w:ind w:left="4320" w:hanging="360"/>
+      </w:pPr>
+      <w:rPr>
+        <w:rFonts w:ascii="Wingdings" w:hAnsi="Wingdings" w:cs="Wingdings" w:hint="default"/>
+      </w:rPr>
+    </w:lvl>
+    <w:lvl w:ilvl="6">
+      <w:numFmt w:val="bullet"/>
+      <w:lvlText w:val=""/>
+      <w:lvlJc w:val="left"/>
+      <w:pPr>
+        <w:tabs>
+          <w:tab w:val="num" w:pos="0"/>
+        </w:tabs>
+        <w:ind w:left="5040" w:hanging="360"/>
+      </w:pPr>
+      <w:rPr>
+        <w:rFonts w:ascii="Symbol" w:hAnsi="Symbol" w:cs="Symbol" w:hint="default"/>
+      </w:rPr>
+    </w:lvl>
+    <w:lvl w:ilvl="7">
+      <w:numFmt w:val="bullet"/>
+      <w:lvlText w:val="o"/>
+      <w:lvlJc w:val="left"/>
+      <w:pPr>
+        <w:tabs>
+          <w:tab w:val="num" w:pos="0"/>
+        </w:tabs>
+        <w:ind w:left="5760" w:hanging="360"/>
+      </w:pPr>
+      <w:rPr>
+        <w:rFonts w:ascii="Courier New" w:hAnsi="Courier New" w:cs="Courier New" w:hint="default"/>
+      </w:rPr>
+    </w:lvl>
+    <w:lvl w:ilvl="8">
+      <w:numFmt w:val="bullet"/>
+      <w:lvlText w:val=""/>
+      <w:lvlJc w:val="left"/>
+      <w:pPr>
+        <w:tabs>
+          <w:tab w:val="num" w:pos="0"/>
+        </w:tabs>
+        <w:ind w:left="6480" w:hanging="360"/>
+      </w:pPr>
+      <w:rPr>
+        <w:rFonts w:ascii="Wingdings" w:hAnsi="Wingdings" w:cs="Wingdings" w:hint="default"/>
+      </w:rPr>
+    </w:lvl>
+  </w:abstractNum>
+  <w:abstractNum w:abstractNumId="25" w15:restartNumberingAfterBreak="0">
     <w:nsid w:val="60A43259"/>
     <w:multiLevelType w:val="multilevel"/>
     <w:tmpl w:val="7DEE70BE"/>
@@ -5047,7 +8943,138 @@
       </w:rPr>
     </w:lvl>
   </w:abstractNum>
-  <w:abstractNum w:abstractNumId="21" w15:restartNumberingAfterBreak="0">
+  <w:abstractNum w:abstractNumId="26" w15:restartNumberingAfterBreak="0">
+    <w:nsid w:val="60BA7C4B"/>
+    <w:multiLevelType w:val="multilevel"/>
+    <w:tmpl w:val="400EA9B8"/>
+    <w:lvl w:ilvl="0">
+      <w:numFmt w:val="bullet"/>
+      <w:lvlText w:val=""/>
+      <w:lvlJc w:val="left"/>
+      <w:pPr>
+        <w:tabs>
+          <w:tab w:val="num" w:pos="0"/>
+        </w:tabs>
+        <w:ind w:left="720" w:hanging="360"/>
+      </w:pPr>
+      <w:rPr>
+        <w:rFonts w:ascii="Symbol" w:hAnsi="Symbol" w:cs="Symbol" w:hint="default"/>
+      </w:rPr>
+    </w:lvl>
+    <w:lvl w:ilvl="1">
+      <w:numFmt w:val="bullet"/>
+      <w:lvlText w:val="o"/>
+      <w:lvlJc w:val="left"/>
+      <w:pPr>
+        <w:tabs>
+          <w:tab w:val="num" w:pos="0"/>
+        </w:tabs>
+        <w:ind w:left="1440" w:hanging="360"/>
+      </w:pPr>
+      <w:rPr>
+        <w:rFonts w:ascii="Courier New" w:hAnsi="Courier New" w:cs="Courier New" w:hint="default"/>
+      </w:rPr>
+    </w:lvl>
+    <w:lvl w:ilvl="2">
+      <w:numFmt w:val="bullet"/>
+      <w:lvlText w:val=""/>
+      <w:lvlJc w:val="left"/>
+      <w:pPr>
+        <w:tabs>
+          <w:tab w:val="num" w:pos="0"/>
+        </w:tabs>
+        <w:ind w:left="2160" w:hanging="360"/>
+      </w:pPr>
+      <w:rPr>
+        <w:rFonts w:ascii="Wingdings" w:hAnsi="Wingdings" w:cs="Wingdings" w:hint="default"/>
+      </w:rPr>
+    </w:lvl>
+    <w:lvl w:ilvl="3">
+      <w:numFmt w:val="bullet"/>
+      <w:lvlText w:val=""/>
+      <w:lvlJc w:val="left"/>
+      <w:pPr>
+        <w:tabs>
+          <w:tab w:val="num" w:pos="0"/>
+        </w:tabs>
+        <w:ind w:left="2880" w:hanging="360"/>
+      </w:pPr>
+      <w:rPr>
+        <w:rFonts w:ascii="Symbol" w:hAnsi="Symbol" w:cs="Symbol" w:hint="default"/>
+      </w:rPr>
+    </w:lvl>
+    <w:lvl w:ilvl="4">
+      <w:numFmt w:val="bullet"/>
+      <w:lvlText w:val="o"/>
+      <w:lvlJc w:val="left"/>
+      <w:pPr>
+        <w:tabs>
+          <w:tab w:val="num" w:pos="0"/>
+        </w:tabs>
+        <w:ind w:left="3600" w:hanging="360"/>
+      </w:pPr>
+      <w:rPr>
+        <w:rFonts w:ascii="Courier New" w:hAnsi="Courier New" w:cs="Courier New" w:hint="default"/>
+      </w:rPr>
+    </w:lvl>
+    <w:lvl w:ilvl="5">
+      <w:numFmt w:val="bullet"/>
+      <w:lvlText w:val=""/>
+      <w:lvlJc w:val="left"/>
+      <w:pPr>
+        <w:tabs>
+          <w:tab w:val="num" w:pos="0"/>
+        </w:tabs>
+        <w:ind w:left="4320" w:hanging="360"/>
+      </w:pPr>
+      <w:rPr>
+        <w:rFonts w:ascii="Wingdings" w:hAnsi="Wingdings" w:cs="Wingdings" w:hint="default"/>
+      </w:rPr>
+    </w:lvl>
+    <w:lvl w:ilvl="6">
+      <w:numFmt w:val="bullet"/>
+      <w:lvlText w:val=""/>
+      <w:lvlJc w:val="left"/>
+      <w:pPr>
+        <w:tabs>
+          <w:tab w:val="num" w:pos="0"/>
+        </w:tabs>
+        <w:ind w:left="5040" w:hanging="360"/>
+      </w:pPr>
+      <w:rPr>
+        <w:rFonts w:ascii="Symbol" w:hAnsi="Symbol" w:cs="Symbol" w:hint="default"/>
+      </w:rPr>
+    </w:lvl>
+    <w:lvl w:ilvl="7">
+      <w:numFmt w:val="bullet"/>
+      <w:lvlText w:val="o"/>
+      <w:lvlJc w:val="left"/>
+      <w:pPr>
+        <w:tabs>
+          <w:tab w:val="num" w:pos="0"/>
+        </w:tabs>
+        <w:ind w:left="5760" w:hanging="360"/>
+      </w:pPr>
+      <w:rPr>
+        <w:rFonts w:ascii="Courier New" w:hAnsi="Courier New" w:cs="Courier New" w:hint="default"/>
+      </w:rPr>
+    </w:lvl>
+    <w:lvl w:ilvl="8">
+      <w:numFmt w:val="bullet"/>
+      <w:lvlText w:val=""/>
+      <w:lvlJc w:val="left"/>
+      <w:pPr>
+        <w:tabs>
+          <w:tab w:val="num" w:pos="0"/>
+        </w:tabs>
+        <w:ind w:left="6480" w:hanging="360"/>
+      </w:pPr>
+      <w:rPr>
+        <w:rFonts w:ascii="Wingdings" w:hAnsi="Wingdings" w:cs="Wingdings" w:hint="default"/>
+      </w:rPr>
+    </w:lvl>
+  </w:abstractNum>
+  <w:abstractNum w:abstractNumId="27" w15:restartNumberingAfterBreak="0">
     <w:nsid w:val="656C229D"/>
     <w:multiLevelType w:val="multilevel"/>
     <w:tmpl w:val="49F0E960"/>
@@ -5196,7 +9223,7 @@
       </w:rPr>
     </w:lvl>
   </w:abstractNum>
-  <w:abstractNum w:abstractNumId="22" w15:restartNumberingAfterBreak="0">
+  <w:abstractNum w:abstractNumId="28" w15:restartNumberingAfterBreak="0">
     <w:nsid w:val="68D75CB6"/>
     <w:multiLevelType w:val="multilevel"/>
     <w:tmpl w:val="D89C9982"/>
@@ -5345,156 +9372,7 @@
       </w:rPr>
     </w:lvl>
   </w:abstractNum>
-  <w:abstractNum w:abstractNumId="23" w15:restartNumberingAfterBreak="0">
-    <w:nsid w:val="6CA4259C"/>
-    <w:multiLevelType w:val="multilevel"/>
-    <w:tmpl w:val="0BD6678C"/>
-    <w:lvl w:ilvl="0">
-      <w:start w:val="1"/>
-      <w:numFmt w:val="bullet"/>
-      <w:lvlText w:val=""/>
-      <w:lvlJc w:val="left"/>
-      <w:pPr>
-        <w:tabs>
-          <w:tab w:val="num" w:pos="720"/>
-        </w:tabs>
-        <w:ind w:left="720" w:hanging="360"/>
-      </w:pPr>
-      <w:rPr>
-        <w:rFonts w:ascii="Symbol" w:hAnsi="Symbol" w:hint="default"/>
-        <w:sz w:val="20"/>
-      </w:rPr>
-    </w:lvl>
-    <w:lvl w:ilvl="1" w:tentative="1">
-      <w:start w:val="1"/>
-      <w:numFmt w:val="bullet"/>
-      <w:lvlText w:val="o"/>
-      <w:lvlJc w:val="left"/>
-      <w:pPr>
-        <w:tabs>
-          <w:tab w:val="num" w:pos="1440"/>
-        </w:tabs>
-        <w:ind w:left="1440" w:hanging="360"/>
-      </w:pPr>
-      <w:rPr>
-        <w:rFonts w:ascii="Courier New" w:hAnsi="Courier New" w:hint="default"/>
-        <w:sz w:val="20"/>
-      </w:rPr>
-    </w:lvl>
-    <w:lvl w:ilvl="2" w:tentative="1">
-      <w:start w:val="1"/>
-      <w:numFmt w:val="bullet"/>
-      <w:lvlText w:val=""/>
-      <w:lvlJc w:val="left"/>
-      <w:pPr>
-        <w:tabs>
-          <w:tab w:val="num" w:pos="2160"/>
-        </w:tabs>
-        <w:ind w:left="2160" w:hanging="360"/>
-      </w:pPr>
-      <w:rPr>
-        <w:rFonts w:ascii="Wingdings" w:hAnsi="Wingdings" w:hint="default"/>
-        <w:sz w:val="20"/>
-      </w:rPr>
-    </w:lvl>
-    <w:lvl w:ilvl="3" w:tentative="1">
-      <w:start w:val="1"/>
-      <w:numFmt w:val="bullet"/>
-      <w:lvlText w:val=""/>
-      <w:lvlJc w:val="left"/>
-      <w:pPr>
-        <w:tabs>
-          <w:tab w:val="num" w:pos="2880"/>
-        </w:tabs>
-        <w:ind w:left="2880" w:hanging="360"/>
-      </w:pPr>
-      <w:rPr>
-        <w:rFonts w:ascii="Wingdings" w:hAnsi="Wingdings" w:hint="default"/>
-        <w:sz w:val="20"/>
-      </w:rPr>
-    </w:lvl>
-    <w:lvl w:ilvl="4" w:tentative="1">
-      <w:start w:val="1"/>
-      <w:numFmt w:val="bullet"/>
-      <w:lvlText w:val=""/>
-      <w:lvlJc w:val="left"/>
-      <w:pPr>
-        <w:tabs>
-          <w:tab w:val="num" w:pos="3600"/>
-        </w:tabs>
-        <w:ind w:left="3600" w:hanging="360"/>
-      </w:pPr>
-      <w:rPr>
-        <w:rFonts w:ascii="Wingdings" w:hAnsi="Wingdings" w:hint="default"/>
-        <w:sz w:val="20"/>
-      </w:rPr>
-    </w:lvl>
-    <w:lvl w:ilvl="5" w:tentative="1">
-      <w:start w:val="1"/>
-      <w:numFmt w:val="bullet"/>
-      <w:lvlText w:val=""/>
-      <w:lvlJc w:val="left"/>
-      <w:pPr>
-        <w:tabs>
-          <w:tab w:val="num" w:pos="4320"/>
-        </w:tabs>
-        <w:ind w:left="4320" w:hanging="360"/>
-      </w:pPr>
-      <w:rPr>
-        <w:rFonts w:ascii="Wingdings" w:hAnsi="Wingdings" w:hint="default"/>
-        <w:sz w:val="20"/>
-      </w:rPr>
-    </w:lvl>
-    <w:lvl w:ilvl="6" w:tentative="1">
-      <w:start w:val="1"/>
-      <w:numFmt w:val="bullet"/>
-      <w:lvlText w:val=""/>
-      <w:lvlJc w:val="left"/>
-      <w:pPr>
-        <w:tabs>
-          <w:tab w:val="num" w:pos="5040"/>
-        </w:tabs>
-        <w:ind w:left="5040" w:hanging="360"/>
-      </w:pPr>
-      <w:rPr>
-        <w:rFonts w:ascii="Wingdings" w:hAnsi="Wingdings" w:hint="default"/>
-        <w:sz w:val="20"/>
-      </w:rPr>
-    </w:lvl>
-    <w:lvl w:ilvl="7" w:tentative="1">
-      <w:start w:val="1"/>
-      <w:numFmt w:val="bullet"/>
-      <w:lvlText w:val=""/>
-      <w:lvlJc w:val="left"/>
-      <w:pPr>
-        <w:tabs>
-          <w:tab w:val="num" w:pos="5760"/>
-        </w:tabs>
-        <w:ind w:left="5760" w:hanging="360"/>
-      </w:pPr>
-      <w:rPr>
-        <w:rFonts w:ascii="Wingdings" w:hAnsi="Wingdings" w:hint="default"/>
-        <w:sz w:val="20"/>
-      </w:rPr>
-    </w:lvl>
-    <w:lvl w:ilvl="8" w:tentative="1">
-      <w:start w:val="1"/>
-      <w:numFmt w:val="bullet"/>
-      <w:lvlText w:val=""/>
-      <w:lvlJc w:val="left"/>
-      <w:pPr>
-        <w:tabs>
-          <w:tab w:val="num" w:pos="6480"/>
-        </w:tabs>
-        <w:ind w:left="6480" w:hanging="360"/>
-      </w:pPr>
-      <w:rPr>
-        <w:rFonts w:ascii="Wingdings" w:hAnsi="Wingdings" w:hint="default"/>
-        <w:sz w:val="20"/>
-      </w:rPr>
-    </w:lvl>
-  </w:abstractNum>
-  <w:abstractNum w:abstractNumId="24" w15:restartNumberingAfterBreak="0">
+  <w:abstractNum w:abstractNumId="29" w15:restartNumberingAfterBreak="0">
     <w:nsid w:val="75731B71"/>
     <w:multiLevelType w:val="multilevel"/>
     <w:tmpl w:val="EA24F1B4"/>
@@ -5643,80 +9521,229 @@
       </w:rPr>
     </w:lvl>
   </w:abstractNum>
-  <w:num w:numId="1" w16cid:durableId="131944630">
+  <w:abstractNum w:abstractNumId="30" w15:restartNumberingAfterBreak="0">
+    <w:nsid w:val="7D236DDF"/>
+    <w:multiLevelType w:val="multilevel"/>
+    <w:tmpl w:val="A8EACA0A"/>
+    <w:lvl w:ilvl="0">
+      <w:numFmt w:val="bullet"/>
+      <w:lvlText w:val=""/>
+      <w:lvlJc w:val="left"/>
+      <w:pPr>
+        <w:tabs>
+          <w:tab w:val="num" w:pos="0"/>
+        </w:tabs>
+        <w:ind w:left="720" w:hanging="360"/>
+      </w:pPr>
+      <w:rPr>
+        <w:rFonts w:ascii="Symbol" w:hAnsi="Symbol" w:cs="Symbol" w:hint="default"/>
+      </w:rPr>
+    </w:lvl>
+    <w:lvl w:ilvl="1">
+      <w:numFmt w:val="bullet"/>
+      <w:lvlText w:val="o"/>
+      <w:lvlJc w:val="left"/>
+      <w:pPr>
+        <w:tabs>
+          <w:tab w:val="num" w:pos="0"/>
+        </w:tabs>
+        <w:ind w:left="1440" w:hanging="360"/>
+      </w:pPr>
+      <w:rPr>
+        <w:rFonts w:ascii="Courier New" w:hAnsi="Courier New" w:cs="Courier New" w:hint="default"/>
+      </w:rPr>
+    </w:lvl>
+    <w:lvl w:ilvl="2">
+      <w:numFmt w:val="bullet"/>
+      <w:lvlText w:val=""/>
+      <w:lvlJc w:val="left"/>
+      <w:pPr>
+        <w:tabs>
+          <w:tab w:val="num" w:pos="0"/>
+        </w:tabs>
+        <w:ind w:left="2160" w:hanging="360"/>
+      </w:pPr>
+      <w:rPr>
+        <w:rFonts w:ascii="Wingdings" w:hAnsi="Wingdings" w:cs="Wingdings" w:hint="default"/>
+      </w:rPr>
+    </w:lvl>
+    <w:lvl w:ilvl="3">
+      <w:numFmt w:val="bullet"/>
+      <w:lvlText w:val=""/>
+      <w:lvlJc w:val="left"/>
+      <w:pPr>
+        <w:tabs>
+          <w:tab w:val="num" w:pos="0"/>
+        </w:tabs>
+        <w:ind w:left="2880" w:hanging="360"/>
+      </w:pPr>
+      <w:rPr>
+        <w:rFonts w:ascii="Symbol" w:hAnsi="Symbol" w:cs="Symbol" w:hint="default"/>
+      </w:rPr>
+    </w:lvl>
+    <w:lvl w:ilvl="4">
+      <w:numFmt w:val="bullet"/>
+      <w:lvlText w:val="o"/>
+      <w:lvlJc w:val="left"/>
+      <w:pPr>
+        <w:tabs>
+          <w:tab w:val="num" w:pos="0"/>
+        </w:tabs>
+        <w:ind w:left="3600" w:hanging="360"/>
+      </w:pPr>
+      <w:rPr>
+        <w:rFonts w:ascii="Courier New" w:hAnsi="Courier New" w:cs="Courier New" w:hint="default"/>
+      </w:rPr>
+    </w:lvl>
+    <w:lvl w:ilvl="5">
+      <w:numFmt w:val="bullet"/>
+      <w:lvlText w:val=""/>
+      <w:lvlJc w:val="left"/>
+      <w:pPr>
+        <w:tabs>
+          <w:tab w:val="num" w:pos="0"/>
+        </w:tabs>
+        <w:ind w:left="4320" w:hanging="360"/>
+      </w:pPr>
+      <w:rPr>
+        <w:rFonts w:ascii="Wingdings" w:hAnsi="Wingdings" w:cs="Wingdings" w:hint="default"/>
+      </w:rPr>
+    </w:lvl>
+    <w:lvl w:ilvl="6">
+      <w:numFmt w:val="bullet"/>
+      <w:lvlText w:val=""/>
+      <w:lvlJc w:val="left"/>
+      <w:pPr>
+        <w:tabs>
+          <w:tab w:val="num" w:pos="0"/>
+        </w:tabs>
+        <w:ind w:left="5040" w:hanging="360"/>
+      </w:pPr>
+      <w:rPr>
+        <w:rFonts w:ascii="Symbol" w:hAnsi="Symbol" w:cs="Symbol" w:hint="default"/>
+      </w:rPr>
+    </w:lvl>
+    <w:lvl w:ilvl="7">
+      <w:numFmt w:val="bullet"/>
+      <w:lvlText w:val="o"/>
+      <w:lvlJc w:val="left"/>
+      <w:pPr>
+        <w:tabs>
+          <w:tab w:val="num" w:pos="0"/>
+        </w:tabs>
+        <w:ind w:left="5760" w:hanging="360"/>
+      </w:pPr>
+      <w:rPr>
+        <w:rFonts w:ascii="Courier New" w:hAnsi="Courier New" w:cs="Courier New" w:hint="default"/>
+      </w:rPr>
+    </w:lvl>
+    <w:lvl w:ilvl="8">
+      <w:numFmt w:val="bullet"/>
+      <w:lvlText w:val=""/>
+      <w:lvlJc w:val="left"/>
+      <w:pPr>
+        <w:tabs>
+          <w:tab w:val="num" w:pos="0"/>
+        </w:tabs>
+        <w:ind w:left="6480" w:hanging="360"/>
+      </w:pPr>
+      <w:rPr>
+        <w:rFonts w:ascii="Wingdings" w:hAnsi="Wingdings" w:cs="Wingdings" w:hint="default"/>
+      </w:rPr>
+    </w:lvl>
+  </w:abstractNum>
+  <w:num w:numId="1" w16cid:durableId="1629436184">
+    <w:abstractNumId w:val="3"/>
+  </w:num>
+  <w:num w:numId="2" w16cid:durableId="685063321">
+    <w:abstractNumId w:val="26"/>
+  </w:num>
+  <w:num w:numId="3" w16cid:durableId="280572068">
+    <w:abstractNumId w:val="6"/>
+  </w:num>
+  <w:num w:numId="4" w16cid:durableId="83262520">
+    <w:abstractNumId w:val="30"/>
+  </w:num>
+  <w:num w:numId="5" w16cid:durableId="1087077150">
+    <w:abstractNumId w:val="8"/>
+  </w:num>
+  <w:num w:numId="6" w16cid:durableId="593176033">
+    <w:abstractNumId w:val="5"/>
+  </w:num>
+  <w:num w:numId="7" w16cid:durableId="1276063855">
+    <w:abstractNumId w:val="4"/>
+  </w:num>
+  <w:num w:numId="8" w16cid:durableId="1870412372">
+    <w:abstractNumId w:val="2"/>
+  </w:num>
+  <w:num w:numId="9" w16cid:durableId="955982376">
     <w:abstractNumId w:val="24"/>
   </w:num>
-  <w:num w:numId="2" w16cid:durableId="912937012">
-    <w:abstractNumId w:val="3"/>
+  <w:num w:numId="10" w16cid:durableId="1187599563">
+    <w:abstractNumId w:val="17"/>
   </w:num>
-  <w:num w:numId="3" w16cid:durableId="1310790761">
-    <w:abstractNumId w:val="8"/>
+  <w:num w:numId="11" w16cid:durableId="131944630">
+    <w:abstractNumId w:val="29"/>
   </w:num>
-  <w:num w:numId="4" w16cid:durableId="1309092527">
+  <w:num w:numId="12" w16cid:durableId="1310790761">
+    <w:abstractNumId w:val="13"/>
+  </w:num>
+  <w:num w:numId="13" w16cid:durableId="1309092527">
+    <w:abstractNumId w:val="14"/>
+  </w:num>
+  <w:num w:numId="14" w16cid:durableId="1481843808">
     <w:abstractNumId w:val="9"/>
   </w:num>
-  <w:num w:numId="5" w16cid:durableId="1481843808">
-    <w:abstractNumId w:val="4"/>
-  </w:num>
-  <w:num w:numId="6" w16cid:durableId="1707410920">
-    <w:abstractNumId w:val="10"/>
-  </w:num>
-  <w:num w:numId="7" w16cid:durableId="533270460">
+  <w:num w:numId="15" w16cid:durableId="1707410920">
     <w:abstractNumId w:val="15"/>
   </w:num>
-  <w:num w:numId="8" w16cid:durableId="1476025485">
+  <w:num w:numId="16" w16cid:durableId="533270460">
+    <w:abstractNumId w:val="19"/>
+  </w:num>
+  <w:num w:numId="17" w16cid:durableId="1476025485">
+    <w:abstractNumId w:val="22"/>
+  </w:num>
+  <w:num w:numId="18" w16cid:durableId="1528367762">
+    <w:abstractNumId w:val="28"/>
+  </w:num>
+  <w:num w:numId="19" w16cid:durableId="610362422">
     <w:abstractNumId w:val="18"/>
   </w:num>
-  <w:num w:numId="9" w16cid:durableId="1528367762">
-    <w:abstractNumId w:val="22"/>
+  <w:num w:numId="20" w16cid:durableId="592394804">
+    <w:abstractNumId w:val="16"/>
   </w:num>
-  <w:num w:numId="10" w16cid:durableId="610362422">
-    <w:abstractNumId w:val="13"/>
-  </w:num>
-  <w:num w:numId="11" w16cid:durableId="592394804">
+  <w:num w:numId="21" w16cid:durableId="1366128642">
     <w:abstractNumId w:val="11"/>
   </w:num>
-  <w:num w:numId="12" w16cid:durableId="1366128642">
-    <w:abstractNumId w:val="6"/>
+  <w:num w:numId="22" w16cid:durableId="1252811490">
+    <w:abstractNumId w:val="20"/>
   </w:num>
-  <w:num w:numId="13" w16cid:durableId="421025853">
+  <w:num w:numId="23" w16cid:durableId="1508866296">
+    <w:abstractNumId w:val="23"/>
+  </w:num>
+  <w:num w:numId="24" w16cid:durableId="354773125">
+    <w:abstractNumId w:val="7"/>
+  </w:num>
+  <w:num w:numId="25" w16cid:durableId="310838524">
+    <w:abstractNumId w:val="0"/>
+  </w:num>
+  <w:num w:numId="26" w16cid:durableId="1612085609">
+    <w:abstractNumId w:val="25"/>
+  </w:num>
+  <w:num w:numId="27" w16cid:durableId="1464889003">
+    <w:abstractNumId w:val="1"/>
+  </w:num>
+  <w:num w:numId="28" w16cid:durableId="1352418133">
     <w:abstractNumId w:val="12"/>
   </w:num>
-  <w:num w:numId="14" w16cid:durableId="1508866296">
-    <w:abstractNumId w:val="19"/>
-  </w:num>
-  <w:num w:numId="15" w16cid:durableId="354773125">
-    <w:abstractNumId w:val="2"/>
-  </w:num>
-  <w:num w:numId="16" w16cid:durableId="310838524">
-    <w:abstractNumId w:val="0"/>
-  </w:num>
-  <w:num w:numId="17" w16cid:durableId="1612085609">
-    <w:abstractNumId w:val="20"/>
-  </w:num>
-  <w:num w:numId="18" w16cid:durableId="1464889003">
-    <w:abstractNumId w:val="1"/>
-  </w:num>
-  <w:num w:numId="19" w16cid:durableId="1602571493">
-    <w:abstractNumId w:val="23"/>
-  </w:num>
-  <w:num w:numId="20" w16cid:durableId="1352418133">
-    <w:abstractNumId w:val="7"/>
-  </w:num>
-  <w:num w:numId="21" w16cid:durableId="1271283578">
-    <w:abstractNumId w:val="17"/>
-  </w:num>
-  <w:num w:numId="22" w16cid:durableId="1392923771">
+  <w:num w:numId="29" w16cid:durableId="1271283578">
     <w:abstractNumId w:val="21"/>
   </w:num>
-  <w:num w:numId="23" w16cid:durableId="1422676287">
-    <w:abstractNumId w:val="14"/>
+  <w:num w:numId="30" w16cid:durableId="1392923771">
+    <w:abstractNumId w:val="27"/>
   </w:num>
-  <w:num w:numId="24" w16cid:durableId="537817233">
-    <w:abstractNumId w:val="5"/>
-  </w:num>
-  <w:num w:numId="25" w16cid:durableId="479538715">
-    <w:abstractNumId w:val="16"/>
+  <w:num w:numId="31" w16cid:durableId="537817233">
+    <w:abstractNumId w:val="10"/>
   </w:num>
 </w:numbering>
 </file>
@@ -5727,131 +9754,19 @@
     <w:rPrDefault>
       <w:rPr>
         <w:rFonts w:asciiTheme="minorHAnsi" w:eastAsiaTheme="minorHAnsi" w:hAnsiTheme="minorHAnsi" w:cstheme="minorBidi"/>
-        <w:kern w:val="2"/>
-        <w:sz w:val="22"/>
-        <w:szCs w:val="22"/>
+        <w:sz w:val="24"/>
+        <w:szCs w:val="24"/>
         <w:lang w:val="fr-FR" w:eastAsia="en-US" w:bidi="ar-SA"/>
-        <w14:ligatures w14:val="standardContextual"/>
       </w:rPr>
     </w:rPrDefault>
     <w:pPrDefault>
       <w:pPr>
-        <w:spacing w:after="160" w:line="259" w:lineRule="auto"/>
+        <w:suppressAutoHyphens/>
       </w:pPr>
     </w:pPrDefault>
   </w:docDefaults>
-  <w:latentStyles w:defLockedState="0" w:defUIPriority="99" w:defSemiHidden="0" w:defUnhideWhenUsed="0" w:defQFormat="0" w:count="376">
-    <w:lsdException w:name="Normal" w:uiPriority="0" w:qFormat="1"/>
-    <w:lsdException w:name="heading 1" w:uiPriority="9" w:qFormat="1"/>
-    <w:lsdException w:name="heading 2" w:semiHidden="1" w:uiPriority="9" w:unhideWhenUsed="1" w:qFormat="1"/>
-    <w:lsdException w:name="heading 3" w:semiHidden="1" w:uiPriority="9" w:unhideWhenUsed="1" w:qFormat="1"/>
-    <w:lsdException w:name="heading 4" w:semiHidden="1" w:uiPriority="9" w:unhideWhenUsed="1" w:qFormat="1"/>
-    <w:lsdException w:name="heading 5" w:semiHidden="1" w:uiPriority="9" w:unhideWhenUsed="1" w:qFormat="1"/>
-    <w:lsdException w:name="heading 6" w:semiHidden="1" w:uiPriority="9" w:unhideWhenUsed="1" w:qFormat="1"/>
-    <w:lsdException w:name="heading 7" w:semiHidden="1" w:uiPriority="9" w:unhideWhenUsed="1" w:qFormat="1"/>
-    <w:lsdException w:name="heading 8" w:semiHidden="1" w:uiPriority="9" w:unhideWhenUsed="1" w:qFormat="1"/>
-    <w:lsdException w:name="heading 9" w:semiHidden="1" w:uiPriority="9" w:unhideWhenUsed="1" w:qFormat="1"/>
-    <w:lsdException w:name="index 1" w:semiHidden="1" w:unhideWhenUsed="1"/>
-    <w:lsdException w:name="index 2" w:semiHidden="1" w:unhideWhenUsed="1"/>
-    <w:lsdException w:name="index 3" w:semiHidden="1" w:unhideWhenUsed="1"/>
-    <w:lsdException w:name="index 4" w:semiHidden="1" w:unhideWhenUsed="1"/>
-    <w:lsdException w:name="index 5" w:semiHidden="1" w:unhideWhenUsed="1"/>
-    <w:lsdException w:name="index 6" w:semiHidden="1" w:unhideWhenUsed="1"/>
-    <w:lsdException w:name="index 7" w:semiHidden="1" w:unhideWhenUsed="1"/>
-    <w:lsdException w:name="index 8" w:semiHidden="1" w:unhideWhenUsed="1"/>
-    <w:lsdException w:name="index 9" w:semiHidden="1" w:unhideWhenUsed="1"/>
-    <w:lsdException w:name="toc 1" w:semiHidden="1" w:uiPriority="39" w:unhideWhenUsed="1"/>
-    <w:lsdException w:name="toc 2" w:semiHidden="1" w:uiPriority="39" w:unhideWhenUsed="1"/>
-    <w:lsdException w:name="toc 3" w:semiHidden="1" w:uiPriority="39" w:unhideWhenUsed="1"/>
-    <w:lsdException w:name="toc 4" w:semiHidden="1" w:uiPriority="39" w:unhideWhenUsed="1"/>
-    <w:lsdException w:name="toc 5" w:semiHidden="1" w:uiPriority="39" w:unhideWhenUsed="1"/>
-    <w:lsdException w:name="toc 6" w:semiHidden="1" w:uiPriority="39" w:unhideWhenUsed="1"/>
-    <w:lsdException w:name="toc 7" w:semiHidden="1" w:uiPriority="39" w:unhideWhenUsed="1"/>
-    <w:lsdException w:name="toc 8" w:semiHidden="1" w:uiPriority="39" w:unhideWhenUsed="1"/>
-    <w:lsdException w:name="toc 9" w:semiHidden="1" w:uiPriority="39" w:unhideWhenUsed="1"/>
-    <w:lsdException w:name="Normal Indent" w:semiHidden="1" w:unhideWhenUsed="1"/>
-    <w:lsdException w:name="footnote text" w:semiHidden="1" w:unhideWhenUsed="1"/>
-    <w:lsdException w:name="annotation text" w:semiHidden="1" w:unhideWhenUsed="1"/>
-    <w:lsdException w:name="header" w:semiHidden="1" w:unhideWhenUsed="1"/>
-    <w:lsdException w:name="footer" w:semiHidden="1" w:unhideWhenUsed="1"/>
-    <w:lsdException w:name="index heading" w:semiHidden="1" w:unhideWhenUsed="1"/>
-    <w:lsdException w:name="caption" w:semiHidden="1" w:uiPriority="35" w:unhideWhenUsed="1" w:qFormat="1"/>
-    <w:lsdException w:name="table of figures" w:semiHidden="1" w:unhideWhenUsed="1"/>
-    <w:lsdException w:name="envelope address" w:semiHidden="1" w:unhideWhenUsed="1"/>
-    <w:lsdException w:name="envelope return" w:semiHidden="1" w:unhideWhenUsed="1"/>
-    <w:lsdException w:name="footnote reference" w:semiHidden="1" w:unhideWhenUsed="1"/>
-    <w:lsdException w:name="annotation reference" w:semiHidden="1" w:unhideWhenUsed="1"/>
-    <w:lsdException w:name="line number" w:semiHidden="1" w:unhideWhenUsed="1"/>
-    <w:lsdException w:name="page number" w:semiHidden="1" w:unhideWhenUsed="1"/>
-    <w:lsdException w:name="endnote reference" w:semiHidden="1" w:unhideWhenUsed="1"/>
-    <w:lsdException w:name="endnote text" w:semiHidden="1" w:unhideWhenUsed="1"/>
-    <w:lsdException w:name="table of authorities" w:semiHidden="1" w:unhideWhenUsed="1"/>
-    <w:lsdException w:name="macro" w:semiHidden="1" w:unhideWhenUsed="1"/>
-    <w:lsdException w:name="toa heading" w:semiHidden="1" w:unhideWhenUsed="1"/>
-    <w:lsdException w:name="List" w:semiHidden="1" w:unhideWhenUsed="1"/>
-    <w:lsdException w:name="List Bullet" w:semiHidden="1" w:unhideWhenUsed="1"/>
-    <w:lsdException w:name="List Number" w:semiHidden="1" w:unhideWhenUsed="1"/>
-    <w:lsdException w:name="List 2" w:semiHidden="1" w:unhideWhenUsed="1"/>
-    <w:lsdException w:name="List 3" w:semiHidden="1" w:unhideWhenUsed="1"/>
-    <w:lsdException w:name="List 4" w:semiHidden="1" w:unhideWhenUsed="1"/>
-    <w:lsdException w:name="List 5" w:semiHidden="1" w:unhideWhenUsed="1"/>
-    <w:lsdException w:name="List Bullet 2" w:semiHidden="1" w:unhideWhenUsed="1"/>
-    <w:lsdException w:name="List Bullet 3" w:semiHidden="1" w:unhideWhenUsed="1"/>
-    <w:lsdException w:name="List Bullet 4" w:semiHidden="1" w:unhideWhenUsed="1"/>
-    <w:lsdException w:name="List Bullet 5" w:semiHidden="1" w:unhideWhenUsed="1"/>
-    <w:lsdException w:name="List Number 2" w:semiHidden="1" w:unhideWhenUsed="1"/>
-    <w:lsdException w:name="List Number 3" w:semiHidden="1" w:unhideWhenUsed="1"/>
-    <w:lsdException w:name="List Number 4" w:semiHidden="1" w:unhideWhenUsed="1"/>
-    <w:lsdException w:name="List Number 5" w:semiHidden="1" w:unhideWhenUsed="1"/>
-    <w:lsdException w:name="Title" w:uiPriority="10" w:qFormat="1"/>
-    <w:lsdException w:name="Closing" w:semiHidden="1" w:unhideWhenUsed="1"/>
-    <w:lsdException w:name="Signature" w:semiHidden="1" w:unhideWhenUsed="1"/>
-    <w:lsdException w:name="Default Paragraph Font" w:semiHidden="1" w:uiPriority="1" w:unhideWhenUsed="1"/>
-    <w:lsdException w:name="Body Text" w:semiHidden="1" w:unhideWhenUsed="1"/>
-    <w:lsdException w:name="Body Text Indent" w:semiHidden="1" w:unhideWhenUsed="1"/>
-    <w:lsdException w:name="List Continue" w:semiHidden="1" w:unhideWhenUsed="1"/>
-    <w:lsdException w:name="List Continue 2" w:semiHidden="1" w:unhideWhenUsed="1"/>
-    <w:lsdException w:name="List Continue 3" w:semiHidden="1" w:unhideWhenUsed="1"/>
-    <w:lsdException w:name="List Continue 4" w:semiHidden="1" w:unhideWhenUsed="1"/>
-    <w:lsdException w:name="List Continue 5" w:semiHidden="1" w:unhideWhenUsed="1"/>
-    <w:lsdException w:name="Message Header" w:semiHidden="1" w:unhideWhenUsed="1"/>
-    <w:lsdException w:name="Subtitle" w:uiPriority="11" w:qFormat="1"/>
-    <w:lsdException w:name="Salutation" w:semiHidden="1" w:unhideWhenUsed="1"/>
-    <w:lsdException w:name="Date" w:semiHidden="1" w:unhideWhenUsed="1"/>
-    <w:lsdException w:name="Body Text First Indent" w:semiHidden="1" w:unhideWhenUsed="1"/>
-    <w:lsdException w:name="Body Text First Indent 2" w:semiHidden="1" w:unhideWhenUsed="1"/>
-    <w:lsdException w:name="Note Heading" w:semiHidden="1" w:unhideWhenUsed="1"/>
-    <w:lsdException w:name="Body Text 2" w:semiHidden="1" w:unhideWhenUsed="1"/>
-    <w:lsdException w:name="Body Text 3" w:semiHidden="1" w:unhideWhenUsed="1"/>
-    <w:lsdException w:name="Body Text Indent 2" w:semiHidden="1" w:unhideWhenUsed="1"/>
-    <w:lsdException w:name="Body Text Indent 3" w:semiHidden="1" w:unhideWhenUsed="1"/>
-    <w:lsdException w:name="Block Text" w:semiHidden="1" w:unhideWhenUsed="1"/>
-    <w:lsdException w:name="Hyperlink" w:semiHidden="1" w:unhideWhenUsed="1"/>
-    <w:lsdException w:name="FollowedHyperlink" w:semiHidden="1" w:unhideWhenUsed="1"/>
-    <w:lsdException w:name="Strong" w:uiPriority="22" w:qFormat="1"/>
-    <w:lsdException w:name="Emphasis" w:uiPriority="20" w:qFormat="1"/>
-    <w:lsdException w:name="Document Map" w:semiHidden="1" w:unhideWhenUsed="1"/>
-    <w:lsdException w:name="Plain Text" w:semiHidden="1" w:unhideWhenUsed="1"/>
-    <w:lsdException w:name="E-mail Signature" w:semiHidden="1" w:unhideWhenUsed="1"/>
-    <w:lsdException w:name="HTML Top of Form" w:semiHidden="1" w:unhideWhenUsed="1"/>
-    <w:lsdException w:name="HTML Bottom of Form" w:semiHidden="1" w:unhideWhenUsed="1"/>
-    <w:lsdException w:name="Normal (Web)" w:semiHidden="1" w:unhideWhenUsed="1"/>
-    <w:lsdException w:name="HTML Acronym" w:semiHidden="1" w:unhideWhenUsed="1"/>
-    <w:lsdException w:name="HTML Address" w:semiHidden="1" w:unhideWhenUsed="1"/>
-    <w:lsdException w:name="HTML Cite" w:semiHidden="1" w:unhideWhenUsed="1"/>
-    <w:lsdException w:name="HTML Code" w:semiHidden="1" w:unhideWhenUsed="1"/>
-    <w:lsdException w:name="HTML Definition" w:semiHidden="1" w:unhideWhenUsed="1"/>
-    <w:lsdException w:name="HTML Keyboard" w:semiHidden="1" w:unhideWhenUsed="1"/>
-    <w:lsdException w:name="HTML Preformatted" w:semiHidden="1" w:unhideWhenUsed="1"/>
-    <w:lsdException w:name="HTML Sample" w:semiHidden="1" w:unhideWhenUsed="1"/>
-    <w:lsdException w:name="HTML Typewriter" w:semiHidden="1" w:unhideWhenUsed="1"/>
-    <w:lsdException w:name="HTML Variable" w:semiHidden="1" w:unhideWhenUsed="1"/>
+  <w:latentStyles w:defLockedState="0" w:defUIPriority="0" w:defSemiHidden="0" w:defUnhideWhenUsed="0" w:defQFormat="0" w:count="376">
     <w:lsdException w:name="Normal Table" w:semiHidden="1" w:unhideWhenUsed="1"/>
-    <w:lsdException w:name="annotation subject" w:semiHidden="1" w:unhideWhenUsed="1"/>
-    <w:lsdException w:name="No List" w:semiHidden="1" w:unhideWhenUsed="1"/>
-    <w:lsdException w:name="Outline List 1" w:semiHidden="1" w:unhideWhenUsed="1"/>
-    <w:lsdException w:name="Outline List 2" w:semiHidden="1" w:unhideWhenUsed="1"/>
-    <w:lsdException w:name="Outline List 3" w:semiHidden="1" w:unhideWhenUsed="1"/>
     <w:lsdException w:name="Table Simple 1" w:semiHidden="1" w:unhideWhenUsed="1"/>
     <w:lsdException w:name="Table Simple 2" w:semiHidden="1" w:unhideWhenUsed="1"/>
     <w:lsdException w:name="Table Simple 3" w:semiHidden="1" w:unhideWhenUsed="1"/>
@@ -5894,129 +9809,105 @@
     <w:lsdException w:name="Table Web 1" w:semiHidden="1" w:unhideWhenUsed="1"/>
     <w:lsdException w:name="Table Web 2" w:semiHidden="1" w:unhideWhenUsed="1"/>
     <w:lsdException w:name="Table Web 3" w:semiHidden="1" w:unhideWhenUsed="1"/>
-    <w:lsdException w:name="Balloon Text" w:semiHidden="1" w:unhideWhenUsed="1"/>
-    <w:lsdException w:name="Table Grid" w:uiPriority="39"/>
     <w:lsdException w:name="Table Theme" w:semiHidden="1" w:unhideWhenUsed="1"/>
-    <w:lsdException w:name="Placeholder Text" w:semiHidden="1"/>
-    <w:lsdException w:name="No Spacing" w:uiPriority="1" w:qFormat="1"/>
-    <w:lsdException w:name="Light Shading" w:uiPriority="60"/>
-    <w:lsdException w:name="Light List" w:uiPriority="61"/>
-    <w:lsdException w:name="Light Grid" w:uiPriority="62"/>
-    <w:lsdException w:name="Medium Shading 1" w:uiPriority="63"/>
-    <w:lsdException w:name="Medium Shading 2" w:uiPriority="64"/>
-    <w:lsdException w:name="Medium List 1" w:uiPriority="65"/>
-    <w:lsdException w:name="Medium List 2" w:uiPriority="66"/>
-    <w:lsdException w:name="Medium Grid 1" w:uiPriority="67"/>
-    <w:lsdException w:name="Medium Grid 2" w:uiPriority="68"/>
-    <w:lsdException w:name="Medium Grid 3" w:uiPriority="69"/>
-    <w:lsdException w:name="Dark List" w:uiPriority="70"/>
-    <w:lsdException w:name="Colorful Shading" w:uiPriority="71"/>
-    <w:lsdException w:name="Colorful List" w:uiPriority="72"/>
-    <w:lsdException w:name="Colorful Grid" w:uiPriority="73"/>
-    <w:lsdException w:name="Light Shading Accent 1" w:uiPriority="60"/>
-    <w:lsdException w:name="Light List Accent 1" w:uiPriority="61"/>
-    <w:lsdException w:name="Light Grid Accent 1" w:uiPriority="62"/>
-    <w:lsdException w:name="Medium Shading 1 Accent 1" w:uiPriority="63"/>
-    <w:lsdException w:name="Medium Shading 2 Accent 1" w:uiPriority="64"/>
-    <w:lsdException w:name="Medium List 1 Accent 1" w:uiPriority="65"/>
-    <w:lsdException w:name="Revision" w:semiHidden="1"/>
-    <w:lsdException w:name="List Paragraph" w:uiPriority="34" w:qFormat="1"/>
-    <w:lsdException w:name="Quote" w:uiPriority="29" w:qFormat="1"/>
-    <w:lsdException w:name="Intense Quote" w:uiPriority="30" w:qFormat="1"/>
-    <w:lsdException w:name="Medium List 2 Accent 1" w:uiPriority="66"/>
-    <w:lsdException w:name="Medium Grid 1 Accent 1" w:uiPriority="67"/>
-    <w:lsdException w:name="Medium Grid 2 Accent 1" w:uiPriority="68"/>
-    <w:lsdException w:name="Medium Grid 3 Accent 1" w:uiPriority="69"/>
-    <w:lsdException w:name="Dark List Accent 1" w:uiPriority="70"/>
-    <w:lsdException w:name="Colorful Shading Accent 1" w:uiPriority="71"/>
-    <w:lsdException w:name="Colorful List Accent 1" w:uiPriority="72"/>
-    <w:lsdException w:name="Colorful Grid Accent 1" w:uiPriority="73"/>
-    <w:lsdException w:name="Light Shading Accent 2" w:uiPriority="60"/>
-    <w:lsdException w:name="Light List Accent 2" w:uiPriority="61"/>
-    <w:lsdException w:name="Light Grid Accent 2" w:uiPriority="62"/>
-    <w:lsdException w:name="Medium Shading 1 Accent 2" w:uiPriority="63"/>
-    <w:lsdException w:name="Medium Shading 2 Accent 2" w:uiPriority="64"/>
-    <w:lsdException w:name="Medium List 1 Accent 2" w:uiPriority="65"/>
-    <w:lsdException w:name="Medium List 2 Accent 2" w:uiPriority="66"/>
-    <w:lsdException w:name="Medium Grid 1 Accent 2" w:uiPriority="67"/>
-    <w:lsdException w:name="Medium Grid 2 Accent 2" w:uiPriority="68"/>
-    <w:lsdException w:name="Medium Grid 3 Accent 2" w:uiPriority="69"/>
-    <w:lsdException w:name="Dark List Accent 2" w:uiPriority="70"/>
-    <w:lsdException w:name="Colorful Shading Accent 2" w:uiPriority="71"/>
-    <w:lsdException w:name="Colorful List Accent 2" w:uiPriority="72"/>
-    <w:lsdException w:name="Colorful Grid Accent 2" w:uiPriority="73"/>
-    <w:lsdException w:name="Light Shading Accent 3" w:uiPriority="60"/>
-    <w:lsdException w:name="Light List Accent 3" w:uiPriority="61"/>
-    <w:lsdException w:name="Light Grid Accent 3" w:uiPriority="62"/>
-    <w:lsdException w:name="Medium Shading 1 Accent 3" w:uiPriority="63"/>
-    <w:lsdException w:name="Medium Shading 2 Accent 3" w:uiPriority="64"/>
-    <w:lsdException w:name="Medium List 1 Accent 3" w:uiPriority="65"/>
-    <w:lsdException w:name="Medium List 2 Accent 3" w:uiPriority="66"/>
-    <w:lsdException w:name="Medium Grid 1 Accent 3" w:uiPriority="67"/>
-    <w:lsdException w:name="Medium Grid 2 Accent 3" w:uiPriority="68"/>
-    <w:lsdException w:name="Medium Grid 3 Accent 3" w:uiPriority="69"/>
-    <w:lsdException w:name="Dark List Accent 3" w:uiPriority="70"/>
-    <w:lsdException w:name="Colorful Shading Accent 3" w:uiPriority="71"/>
-    <w:lsdException w:name="Colorful List Accent 3" w:uiPriority="72"/>
-    <w:lsdException w:name="Colorful Grid Accent 3" w:uiPriority="73"/>
-    <w:lsdException w:name="Light Shading Accent 4" w:uiPriority="60"/>
-    <w:lsdException w:name="Light List Accent 4" w:uiPriority="61"/>
-    <w:lsdException w:name="Light Grid Accent 4" w:uiPriority="62"/>
-    <w:lsdException w:name="Medium Shading 1 Accent 4" w:uiPriority="63"/>
-    <w:lsdException w:name="Medium Shading 2 Accent 4" w:uiPriority="64"/>
-    <w:lsdException w:name="Medium List 1 Accent 4" w:uiPriority="65"/>
-    <w:lsdException w:name="Medium List 2 Accent 4" w:uiPriority="66"/>
-    <w:lsdException w:name="Medium Grid 1 Accent 4" w:uiPriority="67"/>
-    <w:lsdException w:name="Medium Grid 2 Accent 4" w:uiPriority="68"/>
-    <w:lsdException w:name="Medium Grid 3 Accent 4" w:uiPriority="69"/>
-    <w:lsdException w:name="Dark List Accent 4" w:uiPriority="70"/>
-    <w:lsdException w:name="Colorful Shading Accent 4" w:uiPriority="71"/>
-    <w:lsdException w:name="Colorful List Accent 4" w:uiPriority="72"/>
-    <w:lsdException w:name="Colorful Grid Accent 4" w:uiPriority="73"/>
-    <w:lsdException w:name="Light Shading Accent 5" w:uiPriority="60"/>
-    <w:lsdException w:name="Light List Accent 5" w:uiPriority="61"/>
-    <w:lsdException w:name="Light Grid Accent 5" w:uiPriority="62"/>
-    <w:lsdException w:name="Medium Shading 1 Accent 5" w:uiPriority="63"/>
-    <w:lsdException w:name="Medium Shading 2 Accent 5" w:uiPriority="64"/>
-    <w:lsdException w:name="Medium List 1 Accent 5" w:uiPriority="65"/>
-    <w:lsdException w:name="Medium List 2 Accent 5" w:uiPriority="66"/>
-    <w:lsdException w:name="Medium Grid 1 Accent 5" w:uiPriority="67"/>
-    <w:lsdException w:name="Medium Grid 2 Accent 5" w:uiPriority="68"/>
-    <w:lsdException w:name="Medium Grid 3 Accent 5" w:uiPriority="69"/>
-    <w:lsdException w:name="Dark List Accent 5" w:uiPriority="70"/>
-    <w:lsdException w:name="Colorful Shading Accent 5" w:uiPriority="71"/>
-    <w:lsdException w:name="Colorful List Accent 5" w:uiPriority="72"/>
-    <w:lsdException w:name="Colorful Grid Accent 5" w:uiPriority="73"/>
-    <w:lsdException w:name="Light Shading Accent 6" w:uiPriority="60"/>
-    <w:lsdException w:name="Light List Accent 6" w:uiPriority="61"/>
-    <w:lsdException w:name="Light Grid Accent 6" w:uiPriority="62"/>
-    <w:lsdException w:name="Medium Shading 1 Accent 6" w:uiPriority="63"/>
-    <w:lsdException w:name="Medium Shading 2 Accent 6" w:uiPriority="64"/>
-    <w:lsdException w:name="Medium List 1 Accent 6" w:uiPriority="65"/>
-    <w:lsdException w:name="Medium List 2 Accent 6" w:uiPriority="66"/>
-    <w:lsdException w:name="Medium Grid 1 Accent 6" w:uiPriority="67"/>
-    <w:lsdException w:name="Medium Grid 2 Accent 6" w:uiPriority="68"/>
-    <w:lsdException w:name="Medium Grid 3 Accent 6" w:uiPriority="69"/>
-    <w:lsdException w:name="Dark List Accent 6" w:uiPriority="70"/>
-    <w:lsdException w:name="Colorful Shading Accent 6" w:uiPriority="71"/>
-    <w:lsdException w:name="Colorful List Accent 6" w:uiPriority="72"/>
-    <w:lsdException w:name="Colorful Grid Accent 6" w:uiPriority="73"/>
-    <w:lsdException w:name="Subtle Emphasis" w:uiPriority="19" w:qFormat="1"/>
-    <w:lsdException w:name="Intense Emphasis" w:uiPriority="21" w:qFormat="1"/>
-    <w:lsdException w:name="Subtle Reference" w:uiPriority="31" w:qFormat="1"/>
-    <w:lsdException w:name="Intense Reference" w:uiPriority="32" w:qFormat="1"/>
-    <w:lsdException w:name="Book Title" w:uiPriority="33" w:qFormat="1"/>
-    <w:lsdException w:name="Bibliography" w:semiHidden="1" w:uiPriority="37" w:unhideWhenUsed="1"/>
-    <w:lsdException w:name="TOC Heading" w:semiHidden="1" w:uiPriority="39" w:unhideWhenUsed="1" w:qFormat="1"/>
-    <w:lsdException w:name="Plain Table 1" w:uiPriority="41"/>
-    <w:lsdException w:name="Plain Table 2" w:uiPriority="42"/>
-    <w:lsdException w:name="Plain Table 3" w:uiPriority="43"/>
-    <w:lsdException w:name="Plain Table 4" w:uiPriority="44"/>
-    <w:lsdException w:name="Plain Table 5" w:uiPriority="45"/>
-    <w:lsdException w:name="Grid Table Light" w:uiPriority="40"/>
-    <w:lsdException w:name="Grid Table 1 Light" w:uiPriority="46"/>
-    <w:lsdException w:name="Grid Table 2" w:uiPriority="47"/>
-    <w:lsdException w:name="Grid Table 3" w:uiPriority="48"/>
+    <w:lsdException w:name="Light Shading"/>
+    <w:lsdException w:name="Light List"/>
+    <w:lsdException w:name="Light Grid"/>
+    <w:lsdException w:name="Medium Shading 1"/>
+    <w:lsdException w:name="Medium Shading 2"/>
+    <w:lsdException w:name="Medium List 1"/>
+    <w:lsdException w:name="Medium List 2"/>
+    <w:lsdException w:name="Medium Grid 1"/>
+    <w:lsdException w:name="Medium Grid 2"/>
+    <w:lsdException w:name="Medium Grid 3"/>
+    <w:lsdException w:name="Dark List"/>
+    <w:lsdException w:name="Colorful Shading"/>
+    <w:lsdException w:name="Colorful List"/>
+    <w:lsdException w:name="Colorful Grid"/>
+    <w:lsdException w:name="Light Shading Accent 1"/>
+    <w:lsdException w:name="Light List Accent 1"/>
+    <w:lsdException w:name="Light Grid Accent 1"/>
+    <w:lsdException w:name="Medium Shading 1 Accent 1"/>
+    <w:lsdException w:name="Medium Shading 2 Accent 1"/>
+    <w:lsdException w:name="Medium List 1 Accent 1"/>
+    <w:lsdException w:name="Medium List 2 Accent 1"/>
+    <w:lsdException w:name="Medium Grid 1 Accent 1"/>
+    <w:lsdException w:name="Medium Grid 2 Accent 1"/>
+    <w:lsdException w:name="Medium Grid 3 Accent 1"/>
+    <w:lsdException w:name="Dark List Accent 1"/>
+    <w:lsdException w:name="Colorful Shading Accent 1"/>
+    <w:lsdException w:name="Colorful List Accent 1"/>
+    <w:lsdException w:name="Colorful Grid Accent 1"/>
+    <w:lsdException w:name="Light Shading Accent 2"/>
+    <w:lsdException w:name="Light List Accent 2"/>
+    <w:lsdException w:name="Light Grid Accent 2"/>
+    <w:lsdException w:name="Medium Shading 1 Accent 2"/>
+    <w:lsdException w:name="Medium Shading 2 Accent 2"/>
+    <w:lsdException w:name="Medium List 1 Accent 2"/>
+    <w:lsdException w:name="Medium List 2 Accent 2"/>
+    <w:lsdException w:name="Medium Grid 1 Accent 2"/>
+    <w:lsdException w:name="Medium Grid 2 Accent 2"/>
+    <w:lsdException w:name="Medium Grid 3 Accent 2"/>
+    <w:lsdException w:name="Dark List Accent 2"/>
+    <w:lsdException w:name="Colorful Shading Accent 2"/>
+    <w:lsdException w:name="Colorful List Accent 2"/>
+    <w:lsdException w:name="Colorful Grid Accent 2"/>
+    <w:lsdException w:name="Light Shading Accent 3"/>
+    <w:lsdException w:name="Light List Accent 3"/>
+    <w:lsdException w:name="Light Grid Accent 3"/>
+    <w:lsdException w:name="Medium Shading 1 Accent 3"/>
+    <w:lsdException w:name="Medium Shading 2 Accent 3"/>
+    <w:lsdException w:name="Medium List 1 Accent 3"/>
+    <w:lsdException w:name="Medium List 2 Accent 3"/>
+    <w:lsdException w:name="Medium Grid 1 Accent 3"/>
+    <w:lsdException w:name="Medium Grid 2 Accent 3"/>
+    <w:lsdException w:name="Medium Grid 3 Accent 3"/>
+    <w:lsdException w:name="Dark List Accent 3"/>
+    <w:lsdException w:name="Colorful Shading Accent 3"/>
+    <w:lsdException w:name="Colorful List Accent 3"/>
+    <w:lsdException w:name="Colorful Grid Accent 3"/>
+    <w:lsdException w:name="Light Shading Accent 4"/>
+    <w:lsdException w:name="Light List Accent 4"/>
+    <w:lsdException w:name="Light Grid Accent 4"/>
+    <w:lsdException w:name="Medium Shading 1 Accent 4"/>
+    <w:lsdException w:name="Medium Shading 2 Accent 4"/>
+    <w:lsdException w:name="Medium List 1 Accent 4"/>
+    <w:lsdException w:name="Medium List 2 Accent 4"/>
+    <w:lsdException w:name="Medium Grid 1 Accent 4"/>
+    <w:lsdException w:name="Medium Grid 2 Accent 4"/>
+    <w:lsdException w:name="Medium Grid 3 Accent 4"/>
+    <w:lsdException w:name="Dark List Accent 4"/>
+    <w:lsdException w:name="Colorful Shading Accent 4"/>
+    <w:lsdException w:name="Colorful List Accent 4"/>
+    <w:lsdException w:name="Colorful Grid Accent 4"/>
+    <w:lsdException w:name="Light Shading Accent 5"/>
+    <w:lsdException w:name="Light List Accent 5"/>
+    <w:lsdException w:name="Light Grid Accent 5"/>
+    <w:lsdException w:name="Medium Shading 1 Accent 5"/>
+    <w:lsdException w:name="Medium Shading 2 Accent 5"/>
+    <w:lsdException w:name="Medium List 1 Accent 5"/>
+    <w:lsdException w:name="Medium List 2 Accent 5"/>
+    <w:lsdException w:name="Medium Grid 1 Accent 5"/>
+    <w:lsdException w:name="Medium Grid 2 Accent 5"/>
+    <w:lsdException w:name="Medium Grid 3 Accent 5"/>
+    <w:lsdException w:name="Dark List Accent 5"/>
+    <w:lsdException w:name="Colorful Shading Accent 5"/>
+    <w:lsdException w:name="Colorful List Accent 5"/>
+    <w:lsdException w:name="Colorful Grid Accent 5"/>
+    <w:lsdException w:name="Light Shading Accent 6"/>
+    <w:lsdException w:name="Light List Accent 6"/>
+    <w:lsdException w:name="Light Grid Accent 6"/>
+    <w:lsdException w:name="Medium Shading 1 Accent 6"/>
+    <w:lsdException w:name="Medium Shading 2 Accent 6"/>
+    <w:lsdException w:name="Medium List 1 Accent 6"/>
+    <w:lsdException w:name="Medium List 2 Accent 6"/>
+    <w:lsdException w:name="Medium Grid 1 Accent 6"/>
+    <w:lsdException w:name="Medium Grid 2 Accent 6"/>
+    <w:lsdException w:name="Medium Grid 3 Accent 6"/>
+    <w:lsdException w:name="Dark List Accent 6"/>
+    <w:lsdException w:name="Colorful Shading Accent 6"/>
+    <w:lsdException w:name="Colorful List Accent 6"/>
+    <w:lsdException w:name="Colorful Grid Accent 6"/>
     <w:lsdException w:name="Grid Table 4" w:uiPriority="49"/>
     <w:lsdException w:name="Grid Table 5 Dark" w:uiPriority="50"/>
     <w:lsdException w:name="Grid Table 6 Colorful" w:uiPriority="51"/>
@@ -6112,24 +10003,27 @@
     <w:lsdException w:name="List Table 5 Dark Accent 6" w:uiPriority="50"/>
     <w:lsdException w:name="List Table 6 Colorful Accent 6" w:uiPriority="51"/>
     <w:lsdException w:name="List Table 7 Colorful Accent 6" w:uiPriority="52"/>
-    <w:lsdException w:name="Mention" w:semiHidden="1" w:unhideWhenUsed="1"/>
-    <w:lsdException w:name="Smart Hyperlink" w:semiHidden="1" w:unhideWhenUsed="1"/>
-    <w:lsdException w:name="Hashtag" w:semiHidden="1" w:unhideWhenUsed="1"/>
-    <w:lsdException w:name="Unresolved Mention" w:semiHidden="1" w:unhideWhenUsed="1"/>
-    <w:lsdException w:name="Smart Link" w:semiHidden="1" w:unhideWhenUsed="1"/>
+    <w:lsdException w:name="Mention" w:semiHidden="1" w:uiPriority="99" w:unhideWhenUsed="1"/>
+    <w:lsdException w:name="Smart Hyperlink" w:semiHidden="1" w:uiPriority="99" w:unhideWhenUsed="1"/>
+    <w:lsdException w:name="Hashtag" w:semiHidden="1" w:uiPriority="99" w:unhideWhenUsed="1"/>
+    <w:lsdException w:name="Unresolved Mention" w:semiHidden="1" w:uiPriority="99" w:unhideWhenUsed="1"/>
+    <w:lsdException w:name="Smart Link" w:semiHidden="1" w:uiPriority="99" w:unhideWhenUsed="1"/>
   </w:latentStyles>
   <w:style w:type="paragraph" w:default="1" w:styleId="Normal">
     <w:name w:val="Normal"/>
     <w:qFormat/>
+    <w:pPr>
+      <w:spacing w:after="200"/>
+    </w:pPr>
   </w:style>
   <w:style w:type="paragraph" w:styleId="Titre1">
     <w:name w:val="heading 1"/>
     <w:basedOn w:val="Normal"/>
-    <w:next w:val="Normal"/>
+    <w:next w:val="Corpsdetexte"/>
     <w:link w:val="Titre1Car"/>
     <w:uiPriority w:val="9"/>
     <w:qFormat/>
-    <w:rsid w:val="00502CBA"/>
+    <w:rsid w:val="00A10FD9"/>
     <w:pPr>
       <w:keepNext/>
       <w:keepLines/>
@@ -6146,13 +10040,13 @@
   <w:style w:type="paragraph" w:styleId="Titre2">
     <w:name w:val="heading 2"/>
     <w:basedOn w:val="Normal"/>
-    <w:next w:val="Normal"/>
+    <w:next w:val="Corpsdetexte"/>
     <w:link w:val="Titre2Car"/>
     <w:uiPriority w:val="9"/>
     <w:semiHidden/>
     <w:unhideWhenUsed/>
     <w:qFormat/>
-    <w:rsid w:val="00502CBA"/>
+    <w:rsid w:val="00A10FD9"/>
     <w:pPr>
       <w:keepNext/>
       <w:keepLines/>
@@ -6169,13 +10063,13 @@
   <w:style w:type="paragraph" w:styleId="Titre3">
     <w:name w:val="heading 3"/>
     <w:basedOn w:val="Normal"/>
-    <w:next w:val="Normal"/>
+    <w:next w:val="Corpsdetexte"/>
     <w:link w:val="Titre3Car"/>
     <w:uiPriority w:val="9"/>
     <w:semiHidden/>
     <w:unhideWhenUsed/>
     <w:qFormat/>
-    <w:rsid w:val="00502CBA"/>
+    <w:rsid w:val="00A10FD9"/>
     <w:pPr>
       <w:keepNext/>
       <w:keepLines/>
@@ -6192,13 +10086,13 @@
   <w:style w:type="paragraph" w:styleId="Titre4">
     <w:name w:val="heading 4"/>
     <w:basedOn w:val="Normal"/>
-    <w:next w:val="Normal"/>
+    <w:next w:val="Corpsdetexte"/>
     <w:link w:val="Titre4Car"/>
     <w:uiPriority w:val="9"/>
     <w:semiHidden/>
     <w:unhideWhenUsed/>
     <w:qFormat/>
-    <w:rsid w:val="00502CBA"/>
+    <w:rsid w:val="00A10FD9"/>
     <w:pPr>
       <w:keepNext/>
       <w:keepLines/>
@@ -6215,13 +10109,13 @@
   <w:style w:type="paragraph" w:styleId="Titre5">
     <w:name w:val="heading 5"/>
     <w:basedOn w:val="Normal"/>
-    <w:next w:val="Normal"/>
+    <w:next w:val="Corpsdetexte"/>
     <w:link w:val="Titre5Car"/>
     <w:uiPriority w:val="9"/>
     <w:semiHidden/>
     <w:unhideWhenUsed/>
     <w:qFormat/>
-    <w:rsid w:val="00502CBA"/>
+    <w:rsid w:val="00A10FD9"/>
     <w:pPr>
       <w:keepNext/>
       <w:keepLines/>
@@ -6236,13 +10130,13 @@
   <w:style w:type="paragraph" w:styleId="Titre6">
     <w:name w:val="heading 6"/>
     <w:basedOn w:val="Normal"/>
-    <w:next w:val="Normal"/>
+    <w:next w:val="Corpsdetexte"/>
     <w:link w:val="Titre6Car"/>
     <w:uiPriority w:val="9"/>
     <w:semiHidden/>
     <w:unhideWhenUsed/>
     <w:qFormat/>
-    <w:rsid w:val="00502CBA"/>
+    <w:rsid w:val="00A10FD9"/>
     <w:pPr>
       <w:keepNext/>
       <w:keepLines/>
@@ -6259,13 +10153,13 @@
   <w:style w:type="paragraph" w:styleId="Titre7">
     <w:name w:val="heading 7"/>
     <w:basedOn w:val="Normal"/>
-    <w:next w:val="Normal"/>
+    <w:next w:val="Corpsdetexte"/>
     <w:link w:val="Titre7Car"/>
     <w:uiPriority w:val="9"/>
     <w:semiHidden/>
     <w:unhideWhenUsed/>
     <w:qFormat/>
-    <w:rsid w:val="00502CBA"/>
+    <w:rsid w:val="00A10FD9"/>
     <w:pPr>
       <w:keepNext/>
       <w:keepLines/>
@@ -6280,13 +10174,13 @@
   <w:style w:type="paragraph" w:styleId="Titre8">
     <w:name w:val="heading 8"/>
     <w:basedOn w:val="Normal"/>
-    <w:next w:val="Normal"/>
+    <w:next w:val="Corpsdetexte"/>
     <w:link w:val="Titre8Car"/>
     <w:uiPriority w:val="9"/>
     <w:semiHidden/>
     <w:unhideWhenUsed/>
     <w:qFormat/>
-    <w:rsid w:val="00502CBA"/>
+    <w:rsid w:val="00A10FD9"/>
     <w:pPr>
       <w:keepNext/>
       <w:keepLines/>
@@ -6303,13 +10197,13 @@
   <w:style w:type="paragraph" w:styleId="Titre9">
     <w:name w:val="heading 9"/>
     <w:basedOn w:val="Normal"/>
-    <w:next w:val="Normal"/>
+    <w:next w:val="Corpsdetexte"/>
     <w:link w:val="Titre9Car"/>
     <w:uiPriority w:val="9"/>
     <w:semiHidden/>
     <w:unhideWhenUsed/>
     <w:qFormat/>
-    <w:rsid w:val="00502CBA"/>
+    <w:rsid w:val="00A10FD9"/>
     <w:pPr>
       <w:keepNext/>
       <w:keepLines/>
@@ -6347,12 +10241,41 @@
     <w:semiHidden/>
     <w:unhideWhenUsed/>
   </w:style>
+  <w:style w:type="character" w:customStyle="1" w:styleId="TitreCar">
+    <w:name w:val="Titre Car"/>
+    <w:basedOn w:val="Policepardfaut"/>
+    <w:link w:val="Titre"/>
+    <w:uiPriority w:val="10"/>
+    <w:qFormat/>
+    <w:rsid w:val="00A10FD9"/>
+    <w:rPr>
+      <w:rFonts w:asciiTheme="majorHAnsi" w:eastAsiaTheme="majorEastAsia" w:hAnsiTheme="majorHAnsi" w:cstheme="majorBidi"/>
+      <w:sz w:val="56"/>
+      <w:szCs w:val="56"/>
+    </w:rPr>
+  </w:style>
+  <w:style w:type="character" w:customStyle="1" w:styleId="Sous-titreCar">
+    <w:name w:val="Sous-titre Car"/>
+    <w:basedOn w:val="Policepardfaut"/>
+    <w:link w:val="Sous-titre"/>
+    <w:uiPriority w:val="11"/>
+    <w:qFormat/>
+    <w:rsid w:val="00A10FD9"/>
+    <w:rPr>
+      <w:rFonts w:eastAsiaTheme="majorEastAsia" w:cstheme="majorBidi"/>
+      <w:color w:val="595959" w:themeColor="text1" w:themeTint="A6"/>
+      <w:spacing w:val="15"/>
+      <w:sz w:val="28"/>
+      <w:szCs w:val="28"/>
+    </w:rPr>
+  </w:style>
   <w:style w:type="character" w:customStyle="1" w:styleId="Titre1Car">
     <w:name w:val="Titre 1 Car"/>
     <w:basedOn w:val="Policepardfaut"/>
     <w:link w:val="Titre1"/>
     <w:uiPriority w:val="9"/>
-    <w:rsid w:val="00502CBA"/>
+    <w:qFormat/>
+    <w:rsid w:val="00A10FD9"/>
     <w:rPr>
       <w:rFonts w:asciiTheme="majorHAnsi" w:eastAsiaTheme="majorEastAsia" w:hAnsiTheme="majorHAnsi" w:cstheme="majorBidi"/>
       <w:color w:val="0F4761" w:themeColor="accent1" w:themeShade="BF"/>
@@ -6366,7 +10289,8 @@
     <w:link w:val="Titre2"/>
     <w:uiPriority w:val="9"/>
     <w:semiHidden/>
-    <w:rsid w:val="00502CBA"/>
+    <w:qFormat/>
+    <w:rsid w:val="00A10FD9"/>
     <w:rPr>
       <w:rFonts w:asciiTheme="majorHAnsi" w:eastAsiaTheme="majorEastAsia" w:hAnsiTheme="majorHAnsi" w:cstheme="majorBidi"/>
       <w:color w:val="0F4761" w:themeColor="accent1" w:themeShade="BF"/>
@@ -6380,7 +10304,8 @@
     <w:link w:val="Titre3"/>
     <w:uiPriority w:val="9"/>
     <w:semiHidden/>
-    <w:rsid w:val="00502CBA"/>
+    <w:qFormat/>
+    <w:rsid w:val="00A10FD9"/>
     <w:rPr>
       <w:rFonts w:eastAsiaTheme="majorEastAsia" w:cstheme="majorBidi"/>
       <w:color w:val="0F4761" w:themeColor="accent1" w:themeShade="BF"/>
@@ -6394,7 +10319,8 @@
     <w:link w:val="Titre4"/>
     <w:uiPriority w:val="9"/>
     <w:semiHidden/>
-    <w:rsid w:val="00502CBA"/>
+    <w:qFormat/>
+    <w:rsid w:val="00A10FD9"/>
     <w:rPr>
       <w:rFonts w:eastAsiaTheme="majorEastAsia" w:cstheme="majorBidi"/>
       <w:i/>
@@ -6408,7 +10334,8 @@
     <w:link w:val="Titre5"/>
     <w:uiPriority w:val="9"/>
     <w:semiHidden/>
-    <w:rsid w:val="00502CBA"/>
+    <w:qFormat/>
+    <w:rsid w:val="00A10FD9"/>
     <w:rPr>
       <w:rFonts w:eastAsiaTheme="majorEastAsia" w:cstheme="majorBidi"/>
       <w:color w:val="0F4761" w:themeColor="accent1" w:themeShade="BF"/>
@@ -6420,7 +10347,8 @@
     <w:link w:val="Titre6"/>
     <w:uiPriority w:val="9"/>
     <w:semiHidden/>
-    <w:rsid w:val="00502CBA"/>
+    <w:qFormat/>
+    <w:rsid w:val="00A10FD9"/>
     <w:rPr>
       <w:rFonts w:eastAsiaTheme="majorEastAsia" w:cstheme="majorBidi"/>
       <w:i/>
@@ -6434,7 +10362,8 @@
     <w:link w:val="Titre7"/>
     <w:uiPriority w:val="9"/>
     <w:semiHidden/>
-    <w:rsid w:val="00502CBA"/>
+    <w:qFormat/>
+    <w:rsid w:val="00A10FD9"/>
     <w:rPr>
       <w:rFonts w:eastAsiaTheme="majorEastAsia" w:cstheme="majorBidi"/>
       <w:color w:val="595959" w:themeColor="text1" w:themeTint="A6"/>
@@ -6446,7 +10375,8 @@
     <w:link w:val="Titre8"/>
     <w:uiPriority w:val="9"/>
     <w:semiHidden/>
-    <w:rsid w:val="00502CBA"/>
+    <w:qFormat/>
+    <w:rsid w:val="00A10FD9"/>
     <w:rPr>
       <w:rFonts w:eastAsiaTheme="majorEastAsia" w:cstheme="majorBidi"/>
       <w:i/>
@@ -6460,195 +10390,744 @@
     <w:link w:val="Titre9"/>
     <w:uiPriority w:val="9"/>
     <w:semiHidden/>
-    <w:rsid w:val="00502CBA"/>
+    <w:qFormat/>
+    <w:rsid w:val="00A10FD9"/>
     <w:rPr>
       <w:rFonts w:eastAsiaTheme="majorEastAsia" w:cstheme="majorBidi"/>
       <w:color w:val="272727" w:themeColor="text1" w:themeTint="D8"/>
     </w:rPr>
   </w:style>
+  <w:style w:type="character" w:customStyle="1" w:styleId="LgendeCar">
+    <w:name w:val="Légende Car"/>
+    <w:basedOn w:val="Policepardfaut"/>
+    <w:link w:val="Lgende"/>
+    <w:qFormat/>
+  </w:style>
+  <w:style w:type="character" w:customStyle="1" w:styleId="VerbatimChar">
+    <w:name w:val="Verbatim Char"/>
+    <w:basedOn w:val="LgendeCar"/>
+    <w:link w:val="SourceCode"/>
+    <w:qFormat/>
+    <w:rPr>
+      <w:rFonts w:ascii="Consolas" w:hAnsi="Consolas"/>
+      <w:sz w:val="22"/>
+    </w:rPr>
+  </w:style>
+  <w:style w:type="character" w:customStyle="1" w:styleId="SectionNumber">
+    <w:name w:val="Section Number"/>
+    <w:basedOn w:val="LgendeCar"/>
+    <w:qFormat/>
+  </w:style>
+  <w:style w:type="character" w:customStyle="1" w:styleId="FootnoteCharacters">
+    <w:name w:val="Footnote Characters"/>
+    <w:basedOn w:val="LgendeCar"/>
+    <w:qFormat/>
+    <w:rPr>
+      <w:vertAlign w:val="superscript"/>
+    </w:rPr>
+  </w:style>
+  <w:style w:type="character" w:styleId="Appelnotedebasdep">
+    <w:name w:val="footnote reference"/>
+    <w:rPr>
+      <w:vertAlign w:val="superscript"/>
+    </w:rPr>
+  </w:style>
+  <w:style w:type="character" w:styleId="Lienhypertexte">
+    <w:name w:val="Hyperlink"/>
+    <w:basedOn w:val="LgendeCar"/>
+    <w:rPr>
+      <w:color w:val="156082" w:themeColor="accent1"/>
+    </w:rPr>
+  </w:style>
+  <w:style w:type="character" w:customStyle="1" w:styleId="KeywordTok">
+    <w:name w:val="KeywordTok"/>
+    <w:basedOn w:val="VerbatimChar"/>
+    <w:qFormat/>
+    <w:rPr>
+      <w:rFonts w:ascii="Consolas" w:hAnsi="Consolas"/>
+      <w:b/>
+      <w:color w:val="003B4F"/>
+      <w:sz w:val="22"/>
+      <w:shd w:val="clear" w:color="auto" w:fill="F1F3F5"/>
+    </w:rPr>
+  </w:style>
+  <w:style w:type="character" w:customStyle="1" w:styleId="DataTypeTok">
+    <w:name w:val="DataTypeTok"/>
+    <w:basedOn w:val="VerbatimChar"/>
+    <w:qFormat/>
+    <w:rPr>
+      <w:rFonts w:ascii="Consolas" w:hAnsi="Consolas"/>
+      <w:color w:val="AD0000"/>
+      <w:sz w:val="22"/>
+      <w:shd w:val="clear" w:color="auto" w:fill="F1F3F5"/>
+    </w:rPr>
+  </w:style>
+  <w:style w:type="character" w:customStyle="1" w:styleId="DecValTok">
+    <w:name w:val="DecValTok"/>
+    <w:basedOn w:val="VerbatimChar"/>
+    <w:qFormat/>
+    <w:rPr>
+      <w:rFonts w:ascii="Consolas" w:hAnsi="Consolas"/>
+      <w:color w:val="AD0000"/>
+      <w:sz w:val="22"/>
+      <w:shd w:val="clear" w:color="auto" w:fill="F1F3F5"/>
+    </w:rPr>
+  </w:style>
+  <w:style w:type="character" w:customStyle="1" w:styleId="BaseNTok">
+    <w:name w:val="BaseNTok"/>
+    <w:basedOn w:val="VerbatimChar"/>
+    <w:qFormat/>
+    <w:rPr>
+      <w:rFonts w:ascii="Consolas" w:hAnsi="Consolas"/>
+      <w:color w:val="AD0000"/>
+      <w:sz w:val="22"/>
+      <w:shd w:val="clear" w:color="auto" w:fill="F1F3F5"/>
+    </w:rPr>
+  </w:style>
+  <w:style w:type="character" w:customStyle="1" w:styleId="FloatTok">
+    <w:name w:val="FloatTok"/>
+    <w:basedOn w:val="VerbatimChar"/>
+    <w:qFormat/>
+    <w:rPr>
+      <w:rFonts w:ascii="Consolas" w:hAnsi="Consolas"/>
+      <w:color w:val="AD0000"/>
+      <w:sz w:val="22"/>
+      <w:shd w:val="clear" w:color="auto" w:fill="F1F3F5"/>
+    </w:rPr>
+  </w:style>
+  <w:style w:type="character" w:customStyle="1" w:styleId="ConstantTok">
+    <w:name w:val="ConstantTok"/>
+    <w:basedOn w:val="VerbatimChar"/>
+    <w:qFormat/>
+    <w:rPr>
+      <w:rFonts w:ascii="Consolas" w:hAnsi="Consolas"/>
+      <w:color w:val="8F5902"/>
+      <w:sz w:val="22"/>
+      <w:shd w:val="clear" w:color="auto" w:fill="F1F3F5"/>
+    </w:rPr>
+  </w:style>
+  <w:style w:type="character" w:customStyle="1" w:styleId="CharTok">
+    <w:name w:val="CharTok"/>
+    <w:basedOn w:val="VerbatimChar"/>
+    <w:qFormat/>
+    <w:rPr>
+      <w:rFonts w:ascii="Consolas" w:hAnsi="Consolas"/>
+      <w:color w:val="20794D"/>
+      <w:sz w:val="22"/>
+      <w:shd w:val="clear" w:color="auto" w:fill="F1F3F5"/>
+    </w:rPr>
+  </w:style>
+  <w:style w:type="character" w:customStyle="1" w:styleId="SpecialCharTok">
+    <w:name w:val="SpecialCharTok"/>
+    <w:basedOn w:val="VerbatimChar"/>
+    <w:qFormat/>
+    <w:rPr>
+      <w:rFonts w:ascii="Consolas" w:hAnsi="Consolas"/>
+      <w:color w:val="5E5E5E"/>
+      <w:sz w:val="22"/>
+      <w:shd w:val="clear" w:color="auto" w:fill="F1F3F5"/>
+    </w:rPr>
+  </w:style>
+  <w:style w:type="character" w:customStyle="1" w:styleId="StringTok">
+    <w:name w:val="StringTok"/>
+    <w:basedOn w:val="VerbatimChar"/>
+    <w:qFormat/>
+    <w:rPr>
+      <w:rFonts w:ascii="Consolas" w:hAnsi="Consolas"/>
+      <w:color w:val="20794D"/>
+      <w:sz w:val="22"/>
+      <w:shd w:val="clear" w:color="auto" w:fill="F1F3F5"/>
+    </w:rPr>
+  </w:style>
+  <w:style w:type="character" w:customStyle="1" w:styleId="VerbatimStringTok">
+    <w:name w:val="VerbatimStringTok"/>
+    <w:basedOn w:val="VerbatimChar"/>
+    <w:qFormat/>
+    <w:rPr>
+      <w:rFonts w:ascii="Consolas" w:hAnsi="Consolas"/>
+      <w:color w:val="20794D"/>
+      <w:sz w:val="22"/>
+      <w:shd w:val="clear" w:color="auto" w:fill="F1F3F5"/>
+    </w:rPr>
+  </w:style>
+  <w:style w:type="character" w:customStyle="1" w:styleId="SpecialStringTok">
+    <w:name w:val="SpecialStringTok"/>
+    <w:basedOn w:val="VerbatimChar"/>
+    <w:qFormat/>
+    <w:rPr>
+      <w:rFonts w:ascii="Consolas" w:hAnsi="Consolas"/>
+      <w:color w:val="20794D"/>
+      <w:sz w:val="22"/>
+      <w:shd w:val="clear" w:color="auto" w:fill="F1F3F5"/>
+    </w:rPr>
+  </w:style>
+  <w:style w:type="character" w:customStyle="1" w:styleId="ImportTok">
+    <w:name w:val="ImportTok"/>
+    <w:basedOn w:val="VerbatimChar"/>
+    <w:qFormat/>
+    <w:rPr>
+      <w:rFonts w:ascii="Consolas" w:hAnsi="Consolas"/>
+      <w:color w:val="00769E"/>
+      <w:sz w:val="22"/>
+      <w:shd w:val="clear" w:color="auto" w:fill="F1F3F5"/>
+    </w:rPr>
+  </w:style>
+  <w:style w:type="character" w:customStyle="1" w:styleId="CommentTok">
+    <w:name w:val="CommentTok"/>
+    <w:basedOn w:val="VerbatimChar"/>
+    <w:qFormat/>
+    <w:rPr>
+      <w:rFonts w:ascii="Consolas" w:hAnsi="Consolas"/>
+      <w:color w:val="5E5E5E"/>
+      <w:sz w:val="22"/>
+      <w:shd w:val="clear" w:color="auto" w:fill="F1F3F5"/>
+    </w:rPr>
+  </w:style>
+  <w:style w:type="character" w:customStyle="1" w:styleId="DocumentationTok">
+    <w:name w:val="DocumentationTok"/>
+    <w:basedOn w:val="VerbatimChar"/>
+    <w:qFormat/>
+    <w:rPr>
+      <w:rFonts w:ascii="Consolas" w:hAnsi="Consolas"/>
+      <w:i/>
+      <w:color w:val="5E5E5E"/>
+      <w:sz w:val="22"/>
+      <w:shd w:val="clear" w:color="auto" w:fill="F1F3F5"/>
+    </w:rPr>
+  </w:style>
+  <w:style w:type="character" w:customStyle="1" w:styleId="AnnotationTok">
+    <w:name w:val="AnnotationTok"/>
+    <w:basedOn w:val="VerbatimChar"/>
+    <w:qFormat/>
+    <w:rPr>
+      <w:rFonts w:ascii="Consolas" w:hAnsi="Consolas"/>
+      <w:color w:val="5E5E5E"/>
+      <w:sz w:val="22"/>
+      <w:shd w:val="clear" w:color="auto" w:fill="F1F3F5"/>
+    </w:rPr>
+  </w:style>
+  <w:style w:type="character" w:customStyle="1" w:styleId="CommentVarTok">
+    <w:name w:val="CommentVarTok"/>
+    <w:basedOn w:val="VerbatimChar"/>
+    <w:qFormat/>
+    <w:rPr>
+      <w:rFonts w:ascii="Consolas" w:hAnsi="Consolas"/>
+      <w:i/>
+      <w:color w:val="5E5E5E"/>
+      <w:sz w:val="22"/>
+      <w:shd w:val="clear" w:color="auto" w:fill="F1F3F5"/>
+    </w:rPr>
+  </w:style>
+  <w:style w:type="character" w:customStyle="1" w:styleId="OtherTok">
+    <w:name w:val="OtherTok"/>
+    <w:basedOn w:val="VerbatimChar"/>
+    <w:qFormat/>
+    <w:rPr>
+      <w:rFonts w:ascii="Consolas" w:hAnsi="Consolas"/>
+      <w:color w:val="003B4F"/>
+      <w:sz w:val="22"/>
+      <w:shd w:val="clear" w:color="auto" w:fill="F1F3F5"/>
+    </w:rPr>
+  </w:style>
+  <w:style w:type="character" w:customStyle="1" w:styleId="FunctionTok">
+    <w:name w:val="FunctionTok"/>
+    <w:basedOn w:val="VerbatimChar"/>
+    <w:qFormat/>
+    <w:rPr>
+      <w:rFonts w:ascii="Consolas" w:hAnsi="Consolas"/>
+      <w:color w:val="4758AB"/>
+      <w:sz w:val="22"/>
+      <w:shd w:val="clear" w:color="auto" w:fill="F1F3F5"/>
+    </w:rPr>
+  </w:style>
+  <w:style w:type="character" w:customStyle="1" w:styleId="VariableTok">
+    <w:name w:val="VariableTok"/>
+    <w:basedOn w:val="VerbatimChar"/>
+    <w:qFormat/>
+    <w:rPr>
+      <w:rFonts w:ascii="Consolas" w:hAnsi="Consolas"/>
+      <w:color w:val="111111"/>
+      <w:sz w:val="22"/>
+      <w:shd w:val="clear" w:color="auto" w:fill="F1F3F5"/>
+    </w:rPr>
+  </w:style>
+  <w:style w:type="character" w:customStyle="1" w:styleId="ControlFlowTok">
+    <w:name w:val="ControlFlowTok"/>
+    <w:basedOn w:val="VerbatimChar"/>
+    <w:qFormat/>
+    <w:rPr>
+      <w:rFonts w:ascii="Consolas" w:hAnsi="Consolas"/>
+      <w:b/>
+      <w:color w:val="003B4F"/>
+      <w:sz w:val="22"/>
+      <w:shd w:val="clear" w:color="auto" w:fill="F1F3F5"/>
+    </w:rPr>
+  </w:style>
+  <w:style w:type="character" w:customStyle="1" w:styleId="OperatorTok">
+    <w:name w:val="OperatorTok"/>
+    <w:basedOn w:val="VerbatimChar"/>
+    <w:qFormat/>
+    <w:rPr>
+      <w:rFonts w:ascii="Consolas" w:hAnsi="Consolas"/>
+      <w:color w:val="5E5E5E"/>
+      <w:sz w:val="22"/>
+      <w:shd w:val="clear" w:color="auto" w:fill="F1F3F5"/>
+    </w:rPr>
+  </w:style>
+  <w:style w:type="character" w:customStyle="1" w:styleId="BuiltInTok">
+    <w:name w:val="BuiltInTok"/>
+    <w:basedOn w:val="VerbatimChar"/>
+    <w:qFormat/>
+    <w:rPr>
+      <w:rFonts w:ascii="Consolas" w:hAnsi="Consolas"/>
+      <w:color w:val="003B4F"/>
+      <w:sz w:val="22"/>
+      <w:shd w:val="clear" w:color="auto" w:fill="F1F3F5"/>
+    </w:rPr>
+  </w:style>
+  <w:style w:type="character" w:customStyle="1" w:styleId="ExtensionTok">
+    <w:name w:val="ExtensionTok"/>
+    <w:basedOn w:val="VerbatimChar"/>
+    <w:qFormat/>
+    <w:rPr>
+      <w:rFonts w:ascii="Consolas" w:hAnsi="Consolas"/>
+      <w:color w:val="003B4F"/>
+      <w:sz w:val="22"/>
+      <w:shd w:val="clear" w:color="auto" w:fill="F1F3F5"/>
+    </w:rPr>
+  </w:style>
+  <w:style w:type="character" w:customStyle="1" w:styleId="PreprocessorTok">
+    <w:name w:val="PreprocessorTok"/>
+    <w:basedOn w:val="VerbatimChar"/>
+    <w:qFormat/>
+    <w:rPr>
+      <w:rFonts w:ascii="Consolas" w:hAnsi="Consolas"/>
+      <w:color w:val="AD0000"/>
+      <w:sz w:val="22"/>
+      <w:shd w:val="clear" w:color="auto" w:fill="F1F3F5"/>
+    </w:rPr>
+  </w:style>
+  <w:style w:type="character" w:customStyle="1" w:styleId="AttributeTok">
+    <w:name w:val="AttributeTok"/>
+    <w:basedOn w:val="VerbatimChar"/>
+    <w:qFormat/>
+    <w:rPr>
+      <w:rFonts w:ascii="Consolas" w:hAnsi="Consolas"/>
+      <w:color w:val="657422"/>
+      <w:sz w:val="22"/>
+      <w:shd w:val="clear" w:color="auto" w:fill="F1F3F5"/>
+    </w:rPr>
+  </w:style>
+  <w:style w:type="character" w:customStyle="1" w:styleId="RegionMarkerTok">
+    <w:name w:val="RegionMarkerTok"/>
+    <w:basedOn w:val="VerbatimChar"/>
+    <w:qFormat/>
+    <w:rPr>
+      <w:rFonts w:ascii="Consolas" w:hAnsi="Consolas"/>
+      <w:color w:val="003B4F"/>
+      <w:sz w:val="22"/>
+      <w:shd w:val="clear" w:color="auto" w:fill="F1F3F5"/>
+    </w:rPr>
+  </w:style>
+  <w:style w:type="character" w:customStyle="1" w:styleId="InformationTok">
+    <w:name w:val="InformationTok"/>
+    <w:basedOn w:val="VerbatimChar"/>
+    <w:qFormat/>
+    <w:rPr>
+      <w:rFonts w:ascii="Consolas" w:hAnsi="Consolas"/>
+      <w:color w:val="5E5E5E"/>
+      <w:sz w:val="22"/>
+      <w:shd w:val="clear" w:color="auto" w:fill="F1F3F5"/>
+    </w:rPr>
+  </w:style>
+  <w:style w:type="character" w:customStyle="1" w:styleId="WarningTok">
+    <w:name w:val="WarningTok"/>
+    <w:basedOn w:val="VerbatimChar"/>
+    <w:qFormat/>
+    <w:rPr>
+      <w:rFonts w:ascii="Consolas" w:hAnsi="Consolas"/>
+      <w:i/>
+      <w:color w:val="5E5E5E"/>
+      <w:sz w:val="22"/>
+      <w:shd w:val="clear" w:color="auto" w:fill="F1F3F5"/>
+    </w:rPr>
+  </w:style>
+  <w:style w:type="character" w:customStyle="1" w:styleId="AlertTok">
+    <w:name w:val="AlertTok"/>
+    <w:basedOn w:val="VerbatimChar"/>
+    <w:qFormat/>
+    <w:rPr>
+      <w:rFonts w:ascii="Consolas" w:hAnsi="Consolas"/>
+      <w:color w:val="AD0000"/>
+      <w:sz w:val="22"/>
+      <w:shd w:val="clear" w:color="auto" w:fill="F1F3F5"/>
+    </w:rPr>
+  </w:style>
+  <w:style w:type="character" w:customStyle="1" w:styleId="ErrorTok">
+    <w:name w:val="ErrorTok"/>
+    <w:basedOn w:val="VerbatimChar"/>
+    <w:qFormat/>
+    <w:rPr>
+      <w:rFonts w:ascii="Consolas" w:hAnsi="Consolas"/>
+      <w:color w:val="AD0000"/>
+      <w:sz w:val="22"/>
+      <w:shd w:val="clear" w:color="auto" w:fill="F1F3F5"/>
+    </w:rPr>
+  </w:style>
+  <w:style w:type="character" w:customStyle="1" w:styleId="NormalTok">
+    <w:name w:val="NormalTok"/>
+    <w:basedOn w:val="VerbatimChar"/>
+    <w:qFormat/>
+    <w:rPr>
+      <w:rFonts w:ascii="Consolas" w:hAnsi="Consolas"/>
+      <w:color w:val="003B4F"/>
+      <w:sz w:val="22"/>
+      <w:shd w:val="clear" w:color="auto" w:fill="F1F3F5"/>
+    </w:rPr>
+  </w:style>
+  <w:style w:type="character" w:customStyle="1" w:styleId="IndexLink">
+    <w:name w:val="Index Link"/>
+    <w:qFormat/>
+  </w:style>
+  <w:style w:type="character" w:styleId="Appeldenotedefin">
+    <w:name w:val="endnote reference"/>
+    <w:rPr>
+      <w:vertAlign w:val="superscript"/>
+    </w:rPr>
+  </w:style>
+  <w:style w:type="character" w:customStyle="1" w:styleId="EndnoteCharacters">
+    <w:name w:val="Endnote Characters"/>
+    <w:qFormat/>
+  </w:style>
+  <w:style w:type="paragraph" w:customStyle="1" w:styleId="Heading">
+    <w:name w:val="Heading"/>
+    <w:basedOn w:val="Normal"/>
+    <w:next w:val="Corpsdetexte"/>
+    <w:qFormat/>
+    <w:pPr>
+      <w:keepNext/>
+      <w:spacing w:before="240" w:after="120"/>
+    </w:pPr>
+    <w:rPr>
+      <w:rFonts w:ascii="Liberation Sans" w:eastAsia="Noto Sans CJK SC" w:hAnsi="Liberation Sans" w:cs="Noto Sans Devanagari"/>
+      <w:sz w:val="28"/>
+      <w:szCs w:val="28"/>
+    </w:rPr>
+  </w:style>
+  <w:style w:type="paragraph" w:styleId="Corpsdetexte">
+    <w:name w:val="Body Text"/>
+    <w:basedOn w:val="Normal"/>
+    <w:qFormat/>
+    <w:pPr>
+      <w:spacing w:before="180" w:after="180"/>
+    </w:pPr>
+  </w:style>
+  <w:style w:type="paragraph" w:styleId="Liste">
+    <w:name w:val="List"/>
+    <w:basedOn w:val="Corpsdetexte"/>
+    <w:rPr>
+      <w:rFonts w:cs="Noto Sans Devanagari"/>
+    </w:rPr>
+  </w:style>
+  <w:style w:type="paragraph" w:styleId="Lgende">
+    <w:name w:val="caption"/>
+    <w:basedOn w:val="Normal"/>
+    <w:link w:val="LgendeCar"/>
+    <w:qFormat/>
+    <w:pPr>
+      <w:spacing w:after="120"/>
+    </w:pPr>
+    <w:rPr>
+      <w:i/>
+    </w:rPr>
+  </w:style>
+  <w:style w:type="paragraph" w:customStyle="1" w:styleId="Index">
+    <w:name w:val="Index"/>
+    <w:basedOn w:val="Normal"/>
+    <w:qFormat/>
+    <w:pPr>
+      <w:suppressLineNumbers/>
+    </w:pPr>
+    <w:rPr>
+      <w:rFonts w:cs="Noto Sans Devanagari"/>
+    </w:rPr>
+  </w:style>
+  <w:style w:type="paragraph" w:customStyle="1" w:styleId="FirstParagraph">
+    <w:name w:val="First Paragraph"/>
+    <w:basedOn w:val="Corpsdetexte"/>
+    <w:next w:val="Corpsdetexte"/>
+    <w:qFormat/>
+  </w:style>
+  <w:style w:type="paragraph" w:customStyle="1" w:styleId="Compact">
+    <w:name w:val="Compact"/>
+    <w:basedOn w:val="Corpsdetexte"/>
+    <w:qFormat/>
+    <w:pPr>
+      <w:spacing w:before="36" w:after="36"/>
+    </w:pPr>
+  </w:style>
   <w:style w:type="paragraph" w:styleId="Titre">
     <w:name w:val="Title"/>
     <w:basedOn w:val="Normal"/>
-    <w:next w:val="Normal"/>
+    <w:next w:val="Corpsdetexte"/>
     <w:link w:val="TitreCar"/>
     <w:uiPriority w:val="10"/>
     <w:qFormat/>
-    <w:rsid w:val="00502CBA"/>
+    <w:rsid w:val="00A10FD9"/>
     <w:pPr>
-      <w:spacing w:after="80" w:line="240" w:lineRule="auto"/>
+      <w:spacing w:after="80"/>
       <w:contextualSpacing/>
+      <w:jc w:val="center"/>
     </w:pPr>
     <w:rPr>
       <w:rFonts w:asciiTheme="majorHAnsi" w:eastAsiaTheme="majorEastAsia" w:hAnsiTheme="majorHAnsi" w:cstheme="majorBidi"/>
-      <w:spacing w:val="-10"/>
-      <w:kern w:val="28"/>
-      <w:sz w:val="56"/>
-      <w:szCs w:val="56"/>
-    </w:rPr>
-  </w:style>
-  <w:style w:type="character" w:customStyle="1" w:styleId="TitreCar">
-    <w:name w:val="Titre Car"/>
-    <w:basedOn w:val="Policepardfaut"/>
-    <w:link w:val="Titre"/>
-    <w:uiPriority w:val="10"/>
-    <w:rsid w:val="00502CBA"/>
-    <w:rPr>
-      <w:rFonts w:asciiTheme="majorHAnsi" w:eastAsiaTheme="majorEastAsia" w:hAnsiTheme="majorHAnsi" w:cstheme="majorBidi"/>
-      <w:spacing w:val="-10"/>
-      <w:kern w:val="28"/>
       <w:sz w:val="56"/>
       <w:szCs w:val="56"/>
     </w:rPr>
   </w:style>
   <w:style w:type="paragraph" w:styleId="Sous-titre">
     <w:name w:val="Subtitle"/>
-    <w:basedOn w:val="Normal"/>
-    <w:next w:val="Normal"/>
+    <w:basedOn w:val="Titre"/>
+    <w:next w:val="Corpsdetexte"/>
     <w:link w:val="Sous-titreCar"/>
     <w:uiPriority w:val="11"/>
     <w:qFormat/>
-    <w:rsid w:val="00502CBA"/>
-    <w:pPr>
-      <w:numPr>
-        <w:ilvl w:val="1"/>
-      </w:numPr>
-    </w:pPr>
+    <w:rsid w:val="00A10FD9"/>
     <w:rPr>
-      <w:rFonts w:eastAsiaTheme="majorEastAsia" w:cstheme="majorBidi"/>
-      <w:color w:val="595959" w:themeColor="text1" w:themeTint="A6"/>
       <w:spacing w:val="15"/>
       <w:sz w:val="28"/>
       <w:szCs w:val="28"/>
     </w:rPr>
   </w:style>
-  <w:style w:type="character" w:customStyle="1" w:styleId="Sous-titreCar">
-    <w:name w:val="Sous-titre Car"/>
-    <w:basedOn w:val="Policepardfaut"/>
-    <w:link w:val="Sous-titre"/>
-    <w:uiPriority w:val="11"/>
-    <w:rsid w:val="00502CBA"/>
+  <w:style w:type="paragraph" w:customStyle="1" w:styleId="Author">
+    <w:name w:val="Author"/>
+    <w:basedOn w:val="Titre"/>
+    <w:next w:val="Corpsdetexte"/>
+    <w:qFormat/>
+    <w:pPr>
+      <w:keepNext/>
+      <w:keepLines/>
+    </w:pPr>
     <w:rPr>
-      <w:rFonts w:eastAsiaTheme="majorEastAsia" w:cstheme="majorBidi"/>
-      <w:color w:val="595959" w:themeColor="text1" w:themeTint="A6"/>
-      <w:spacing w:val="15"/>
-      <w:sz w:val="28"/>
-      <w:szCs w:val="28"/>
+      <w:sz w:val="24"/>
+      <w:szCs w:val="24"/>
     </w:rPr>
   </w:style>
-  <w:style w:type="paragraph" w:styleId="Citation">
-    <w:name w:val="Quote"/>
+  <w:style w:type="paragraph" w:styleId="Date">
+    <w:name w:val="Date"/>
+    <w:basedOn w:val="Titre"/>
+    <w:next w:val="Corpsdetexte"/>
+    <w:qFormat/>
+    <w:pPr>
+      <w:keepNext/>
+      <w:keepLines/>
+    </w:pPr>
+    <w:rPr>
+      <w:sz w:val="24"/>
+      <w:szCs w:val="24"/>
+    </w:rPr>
+  </w:style>
+  <w:style w:type="paragraph" w:customStyle="1" w:styleId="AbstractTitle">
+    <w:name w:val="Abstract Title"/>
     <w:basedOn w:val="Normal"/>
-    <w:next w:val="Normal"/>
-    <w:link w:val="CitationCar"/>
-    <w:uiPriority w:val="29"/>
+    <w:next w:val="Abstract"/>
     <w:qFormat/>
-    <w:rsid w:val="00502CBA"/>
     <w:pPr>
-      <w:spacing w:before="160"/>
+      <w:keepNext/>
+      <w:keepLines/>
+      <w:spacing w:before="300" w:after="0"/>
       <w:jc w:val="center"/>
     </w:pPr>
     <w:rPr>
-      <w:i/>
-      <w:iCs/>
-      <w:color w:val="404040" w:themeColor="text1" w:themeTint="BF"/>
+      <w:b/>
+      <w:sz w:val="20"/>
+      <w:szCs w:val="20"/>
     </w:rPr>
   </w:style>
-  <w:style w:type="character" w:customStyle="1" w:styleId="CitationCar">
-    <w:name w:val="Citation Car"/>
-    <w:basedOn w:val="Policepardfaut"/>
-    <w:link w:val="Citation"/>
-    <w:uiPriority w:val="29"/>
-    <w:rsid w:val="00502CBA"/>
+  <w:style w:type="paragraph" w:customStyle="1" w:styleId="Abstract">
+    <w:name w:val="Abstract"/>
+    <w:basedOn w:val="Normal"/>
+    <w:next w:val="Corpsdetexte"/>
+    <w:qFormat/>
+    <w:pPr>
+      <w:keepNext/>
+      <w:keepLines/>
+      <w:spacing w:before="100" w:after="300"/>
+    </w:pPr>
     <w:rPr>
-      <w:i/>
-      <w:iCs/>
-      <w:color w:val="404040" w:themeColor="text1" w:themeTint="BF"/>
+      <w:sz w:val="20"/>
+      <w:szCs w:val="20"/>
     </w:rPr>
   </w:style>
-  <w:style w:type="paragraph" w:styleId="Paragraphedeliste">
-    <w:name w:val="List Paragraph"/>
+  <w:style w:type="paragraph" w:styleId="Bibliographie">
+    <w:name w:val="Bibliography"/>
     <w:basedOn w:val="Normal"/>
-    <w:uiPriority w:val="34"/>
     <w:qFormat/>
-    <w:rsid w:val="00502CBA"/>
+  </w:style>
+  <w:style w:type="paragraph" w:styleId="Normalcentr">
+    <w:name w:val="Block Text"/>
+    <w:basedOn w:val="Corpsdetexte"/>
+    <w:next w:val="Corpsdetexte"/>
+    <w:uiPriority w:val="9"/>
+    <w:unhideWhenUsed/>
+    <w:qFormat/>
     <w:pPr>
-      <w:ind w:left="720"/>
-      <w:contextualSpacing/>
+      <w:spacing w:before="100" w:after="100"/>
+      <w:ind w:left="480" w:right="480"/>
     </w:pPr>
   </w:style>
-  <w:style w:type="character" w:styleId="Accentuationintense">
-    <w:name w:val="Intense Emphasis"/>
-    <w:basedOn w:val="Policepardfaut"/>
-    <w:uiPriority w:val="21"/>
+  <w:style w:type="paragraph" w:styleId="Notedebasdepage">
+    <w:name w:val="footnote text"/>
+    <w:basedOn w:val="Normal"/>
+    <w:uiPriority w:val="9"/>
+    <w:unhideWhenUsed/>
     <w:qFormat/>
-    <w:rsid w:val="00502CBA"/>
+  </w:style>
+  <w:style w:type="paragraph" w:customStyle="1" w:styleId="FootnoteBlockText">
+    <w:name w:val="Footnote Block Text"/>
+    <w:basedOn w:val="Notedebasdepage"/>
+    <w:next w:val="Notedebasdepage"/>
+    <w:uiPriority w:val="9"/>
+    <w:unhideWhenUsed/>
+    <w:qFormat/>
+    <w:pPr>
+      <w:spacing w:before="100" w:after="100"/>
+      <w:ind w:left="480" w:right="480"/>
+    </w:pPr>
+  </w:style>
+  <w:style w:type="paragraph" w:customStyle="1" w:styleId="DefinitionTerm">
+    <w:name w:val="Definition Term"/>
+    <w:basedOn w:val="Normal"/>
+    <w:next w:val="Definition"/>
+    <w:qFormat/>
+    <w:pPr>
+      <w:keepNext/>
+      <w:keepLines/>
+      <w:spacing w:after="0"/>
+    </w:pPr>
     <w:rPr>
-      <w:i/>
-      <w:iCs/>
-      <w:color w:val="0F4761" w:themeColor="accent1" w:themeShade="BF"/>
+      <w:b/>
     </w:rPr>
   </w:style>
-  <w:style w:type="paragraph" w:styleId="Citationintense">
-    <w:name w:val="Intense Quote"/>
+  <w:style w:type="paragraph" w:customStyle="1" w:styleId="Definition">
+    <w:name w:val="Definition"/>
     <w:basedOn w:val="Normal"/>
-    <w:next w:val="Normal"/>
-    <w:link w:val="CitationintenseCar"/>
-    <w:uiPriority w:val="30"/>
     <w:qFormat/>
-    <w:rsid w:val="00502CBA"/>
+  </w:style>
+  <w:style w:type="paragraph" w:customStyle="1" w:styleId="TableCaption">
+    <w:name w:val="Table Caption"/>
+    <w:basedOn w:val="Lgende"/>
+    <w:qFormat/>
     <w:pPr>
-      <w:pBdr>
-        <w:top w:val="single" w:sz="4" w:space="10" w:color="0F4761" w:themeColor="accent1" w:themeShade="BF"/>
-        <w:bottom w:val="single" w:sz="4" w:space="10" w:color="0F4761" w:themeColor="accent1" w:themeShade="BF"/>
-      </w:pBdr>
-      <w:spacing w:before="360" w:after="360"/>
-      <w:ind w:left="864" w:right="864"/>
-      <w:jc w:val="center"/>
+      <w:keepNext/>
     </w:pPr>
+  </w:style>
+  <w:style w:type="paragraph" w:customStyle="1" w:styleId="ImageCaption">
+    <w:name w:val="Image Caption"/>
+    <w:basedOn w:val="Lgende"/>
+    <w:qFormat/>
+  </w:style>
+  <w:style w:type="paragraph" w:customStyle="1" w:styleId="Figure">
+    <w:name w:val="Figure"/>
+    <w:basedOn w:val="Normal"/>
+    <w:qFormat/>
+  </w:style>
+  <w:style w:type="paragraph" w:customStyle="1" w:styleId="CaptionedFigure">
+    <w:name w:val="Captioned Figure"/>
+    <w:basedOn w:val="Figure"/>
+    <w:qFormat/>
+    <w:pPr>
+      <w:keepNext/>
+    </w:pPr>
+  </w:style>
+  <w:style w:type="paragraph" w:styleId="Titreindex">
+    <w:name w:val="index heading"/>
+    <w:basedOn w:val="Heading"/>
+  </w:style>
+  <w:style w:type="paragraph" w:styleId="En-ttedetabledesmatires">
+    <w:name w:val="TOC Heading"/>
+    <w:basedOn w:val="Titre1"/>
+    <w:next w:val="Corpsdetexte"/>
+    <w:uiPriority w:val="39"/>
+    <w:unhideWhenUsed/>
+    <w:qFormat/>
+    <w:pPr>
+      <w:spacing w:before="240" w:line="259" w:lineRule="auto"/>
+      <w:outlineLvl w:val="9"/>
+    </w:pPr>
+  </w:style>
+  <w:style w:type="paragraph" w:customStyle="1" w:styleId="SourceCode">
+    <w:name w:val="Source Code"/>
+    <w:basedOn w:val="Normal"/>
+    <w:link w:val="VerbatimChar"/>
+    <w:qFormat/>
+    <w:pPr>
+      <w:shd w:val="clear" w:color="auto" w:fill="F1F3F5"/>
+    </w:pPr>
+  </w:style>
+  <w:style w:type="paragraph" w:styleId="TM1">
+    <w:name w:val="toc 1"/>
+    <w:basedOn w:val="Index"/>
+    <w:pPr>
+      <w:tabs>
+        <w:tab w:val="right" w:leader="dot" w:pos="9360"/>
+      </w:tabs>
+    </w:pPr>
+  </w:style>
+  <w:style w:type="paragraph" w:styleId="TM2">
+    <w:name w:val="toc 2"/>
+    <w:basedOn w:val="Index"/>
+    <w:pPr>
+      <w:tabs>
+        <w:tab w:val="right" w:leader="dot" w:pos="9077"/>
+      </w:tabs>
+      <w:ind w:left="283"/>
+    </w:pPr>
+  </w:style>
+  <w:style w:type="table" w:customStyle="1" w:styleId="Table">
+    <w:name w:val="Table"/>
+    <w:semiHidden/>
+    <w:unhideWhenUsed/>
+    <w:qFormat/>
+    <w:tblPr>
+      <w:tblCellMar>
+        <w:top w:w="0" w:type="dxa"/>
+        <w:left w:w="108" w:type="dxa"/>
+        <w:bottom w:w="0" w:type="dxa"/>
+        <w:right w:w="108" w:type="dxa"/>
+      </w:tblCellMar>
+    </w:tblPr>
+    <w:tblStylePr w:type="firstRow">
+      <w:tblPr/>
+      <w:tcPr>
+        <w:tcBorders>
+          <w:bottom w:val="single" w:sz="0" w:space="0" w:color="auto"/>
+        </w:tcBorders>
+        <w:vAlign w:val="bottom"/>
+      </w:tcPr>
+    </w:tblStylePr>
+  </w:style>
+  <w:style w:type="character" w:styleId="Lienhypertextesuivivisit">
+    <w:name w:val="FollowedHyperlink"/>
+    <w:basedOn w:val="Policepardfaut"/>
+    <w:rsid w:val="00F67995"/>
     <w:rPr>
-      <w:i/>
-      <w:iCs/>
-      <w:color w:val="0F4761" w:themeColor="accent1" w:themeShade="BF"/>
-    </w:rPr>
-  </w:style>
-  <w:style w:type="character" w:customStyle="1" w:styleId="CitationintenseCar">
-    <w:name w:val="Citation intense Car"/>
-    <w:basedOn w:val="Policepardfaut"/>
-    <w:link w:val="Citationintense"/>
-    <w:uiPriority w:val="30"/>
-    <w:rsid w:val="00502CBA"/>
-    <w:rPr>
-      <w:i/>
-      <w:iCs/>
-      <w:color w:val="0F4761" w:themeColor="accent1" w:themeShade="BF"/>
-    </w:rPr>
-  </w:style>
-  <w:style w:type="character" w:styleId="Rfrenceintense">
-    <w:name w:val="Intense Reference"/>
-    <w:basedOn w:val="Policepardfaut"/>
-    <w:uiPriority w:val="32"/>
-    <w:qFormat/>
-    <w:rsid w:val="00502CBA"/>
-    <w:rPr>
-      <w:b/>
-      <w:bCs/>
-      <w:smallCaps/>
-      <w:color w:val="0F4761" w:themeColor="accent1" w:themeShade="BF"/>
-      <w:spacing w:val="5"/>
+      <w:color w:val="96607D" w:themeColor="followedHyperlink"/>
+      <w:u w:val="single"/>
     </w:rPr>
   </w:style>
 </w:styles>
 </file>
 
 <file path=word/theme/theme1.xml><?xml version="1.0" encoding="utf-8"?>
-<a:theme xmlns:a="http://schemas.openxmlformats.org/drawingml/2006/main" name="Thème Office">
+<a:theme xmlns:a="http://schemas.openxmlformats.org/drawingml/2006/main" name="Office Theme">
   <a:themeElements>
     <a:clrScheme name="Office">
       <a:dk1>
-        <a:sysClr val="windowText" lastClr="000000"/>
+        <a:srgbClr val="000000"/>
       </a:dk1>
       <a:lt1>
-        <a:sysClr val="window" lastClr="FFFFFF"/>
+        <a:srgbClr val="FFFFFF"/>
       </a:lt1>
       <a:dk2>
         <a:srgbClr val="0E2841"/>
@@ -6686,150 +11165,52 @@
         <a:latin typeface="Aptos Display" panose="02110004020202020204"/>
         <a:ea typeface=""/>
         <a:cs typeface=""/>
-        <a:font script="Jpan" typeface="游ゴシック Light"/>
-        <a:font script="Hang" typeface="맑은 고딕"/>
-        <a:font script="Hans" typeface="等线 Light"/>
-        <a:font script="Hant" typeface="新細明體"/>
-        <a:font script="Arab" typeface="Times New Roman"/>
-        <a:font script="Hebr" typeface="Times New Roman"/>
-        <a:font script="Thai" typeface="Angsana New"/>
-        <a:font script="Ethi" typeface="Nyala"/>
-        <a:font script="Beng" typeface="Vrinda"/>
-        <a:font script="Gujr" typeface="Shruti"/>
-        <a:font script="Khmr" typeface="MoolBoran"/>
-        <a:font script="Knda" typeface="Tunga"/>
-        <a:font script="Guru" typeface="Raavi"/>
-        <a:font script="Cans" typeface="Euphemia"/>
-        <a:font script="Cher" typeface="Plantagenet Cherokee"/>
-        <a:font script="Yiii" typeface="Microsoft Yi Baiti"/>
-        <a:font script="Tibt" typeface="Microsoft Himalaya"/>
-        <a:font script="Thaa" typeface="MV Boli"/>
-        <a:font script="Deva" typeface="Mangal"/>
-        <a:font script="Telu" typeface="Gautami"/>
-        <a:font script="Taml" typeface="Latha"/>
-        <a:font script="Syrc" typeface="Estrangelo Edessa"/>
-        <a:font script="Orya" typeface="Kalinga"/>
-        <a:font script="Mlym" typeface="Kartika"/>
-        <a:font script="Laoo" typeface="DokChampa"/>
-        <a:font script="Sinh" typeface="Iskoola Pota"/>
-        <a:font script="Mong" typeface="Mongolian Baiti"/>
-        <a:font script="Viet" typeface="Times New Roman"/>
-        <a:font script="Uigh" typeface="Microsoft Uighur"/>
-        <a:font script="Geor" typeface="Sylfaen"/>
-        <a:font script="Armn" typeface="Arial"/>
-        <a:font script="Bugi" typeface="Leelawadee UI"/>
-        <a:font script="Bopo" typeface="Microsoft JhengHei"/>
-        <a:font script="Java" typeface="Javanese Text"/>
-        <a:font script="Lisu" typeface="Segoe UI"/>
-        <a:font script="Mymr" typeface="Myanmar Text"/>
-        <a:font script="Nkoo" typeface="Ebrima"/>
-        <a:font script="Olck" typeface="Nirmala UI"/>
-        <a:font script="Osma" typeface="Ebrima"/>
-        <a:font script="Phag" typeface="Phagspa"/>
-        <a:font script="Syrn" typeface="Estrangelo Edessa"/>
-        <a:font script="Syrj" typeface="Estrangelo Edessa"/>
-        <a:font script="Syre" typeface="Estrangelo Edessa"/>
-        <a:font script="Sora" typeface="Nirmala UI"/>
-        <a:font script="Tale" typeface="Microsoft Tai Le"/>
-        <a:font script="Talu" typeface="Microsoft New Tai Lue"/>
-        <a:font script="Tfng" typeface="Ebrima"/>
       </a:majorFont>
       <a:minorFont>
         <a:latin typeface="Aptos" panose="02110004020202020204"/>
         <a:ea typeface=""/>
         <a:cs typeface=""/>
-        <a:font script="Jpan" typeface="游ゴシック"/>
-        <a:font script="Hang" typeface="맑은 고딕"/>
-        <a:font script="Hans" typeface="等线"/>
-        <a:font script="Hant" typeface="新細明體"/>
-        <a:font script="Arab" typeface="Arial"/>
-        <a:font script="Hebr" typeface="Arial"/>
-        <a:font script="Thai" typeface="Cordia New"/>
-        <a:font script="Ethi" typeface="Nyala"/>
-        <a:font script="Beng" typeface="Vrinda"/>
-        <a:font script="Gujr" typeface="Shruti"/>
-        <a:font script="Khmr" typeface="DaunPenh"/>
-        <a:font script="Knda" typeface="Tunga"/>
-        <a:font script="Guru" typeface="Raavi"/>
-        <a:font script="Cans" typeface="Euphemia"/>
-        <a:font script="Cher" typeface="Plantagenet Cherokee"/>
-        <a:font script="Yiii" typeface="Microsoft Yi Baiti"/>
-        <a:font script="Tibt" typeface="Microsoft Himalaya"/>
-        <a:font script="Thaa" typeface="MV Boli"/>
-        <a:font script="Deva" typeface="Mangal"/>
-        <a:font script="Telu" typeface="Gautami"/>
-        <a:font script="Taml" typeface="Latha"/>
-        <a:font script="Syrc" typeface="Estrangelo Edessa"/>
-        <a:font script="Orya" typeface="Kalinga"/>
-        <a:font script="Mlym" typeface="Kartika"/>
-        <a:font script="Laoo" typeface="DokChampa"/>
-        <a:font script="Sinh" typeface="Iskoola Pota"/>
-        <a:font script="Mong" typeface="Mongolian Baiti"/>
-        <a:font script="Viet" typeface="Arial"/>
-        <a:font script="Uigh" typeface="Microsoft Uighur"/>
-        <a:font script="Geor" typeface="Sylfaen"/>
-        <a:font script="Armn" typeface="Arial"/>
-        <a:font script="Bugi" typeface="Leelawadee UI"/>
-        <a:font script="Bopo" typeface="Microsoft JhengHei"/>
-        <a:font script="Java" typeface="Javanese Text"/>
-        <a:font script="Lisu" typeface="Segoe UI"/>
-        <a:font script="Mymr" typeface="Myanmar Text"/>
-        <a:font script="Nkoo" typeface="Ebrima"/>
-        <a:font script="Olck" typeface="Nirmala UI"/>
-        <a:font script="Osma" typeface="Ebrima"/>
-        <a:font script="Phag" typeface="Phagspa"/>
-        <a:font script="Syrn" typeface="Estrangelo Edessa"/>
-        <a:font script="Syrj" typeface="Estrangelo Edessa"/>
-        <a:font script="Syre" typeface="Estrangelo Edessa"/>
-        <a:font script="Sora" typeface="Nirmala UI"/>
-        <a:font script="Tale" typeface="Microsoft Tai Le"/>
-        <a:font script="Talu" typeface="Microsoft New Tai Lue"/>
-        <a:font script="Tfng" typeface="Ebrima"/>
       </a:minorFont>
     </a:fontScheme>
-    <a:fmtScheme name="Office">
+    <a:fmtScheme>
       <a:fillStyleLst>
         <a:solidFill>
           <a:schemeClr val="phClr"/>
         </a:solidFill>
-        <a:gradFill rotWithShape="1">
+        <a:gradFill>
           <a:gsLst>
             <a:gs pos="0">
               <a:schemeClr val="phClr">
                 <a:lumMod val="110000"/>
-                <a:satMod val="105000"/>
                 <a:tint val="67000"/>
               </a:schemeClr>
             </a:gs>
             <a:gs pos="50000">
               <a:schemeClr val="phClr">
                 <a:lumMod val="105000"/>
-                <a:satMod val="103000"/>
                 <a:tint val="73000"/>
               </a:schemeClr>
             </a:gs>
             <a:gs pos="100000">
               <a:schemeClr val="phClr">
                 <a:lumMod val="105000"/>
-                <a:satMod val="109000"/>
                 <a:tint val="81000"/>
               </a:schemeClr>
             </a:gs>
           </a:gsLst>
           <a:lin ang="5400000" scaled="0"/>
+          <a:tileRect/>
         </a:gradFill>
-        <a:gradFill rotWithShape="1">
+        <a:gradFill>
           <a:gsLst>
             <a:gs pos="0">
               <a:schemeClr val="phClr">
-                <a:satMod val="103000"/>
                 <a:lumMod val="102000"/>
                 <a:tint val="94000"/>
               </a:schemeClr>
             </a:gs>
             <a:gs pos="50000">
               <a:schemeClr val="phClr">
-                <a:satMod val="110000"/>
                 <a:lumMod val="100000"/>
                 <a:shade val="100000"/>
               </a:schemeClr>
@@ -6837,33 +11218,24 @@
             <a:gs pos="100000">
               <a:schemeClr val="phClr">
                 <a:lumMod val="99000"/>
-                <a:satMod val="120000"/>
                 <a:shade val="78000"/>
               </a:schemeClr>
             </a:gs>
           </a:gsLst>
           <a:lin ang="5400000" scaled="0"/>
+          <a:tileRect/>
         </a:gradFill>
       </a:fillStyleLst>
       <a:lnStyleLst>
         <a:ln w="6350" cap="flat" cmpd="sng" algn="ctr">
-          <a:solidFill>
-            <a:schemeClr val="phClr"/>
-          </a:solidFill>
           <a:prstDash val="solid"/>
           <a:miter lim="800000"/>
         </a:ln>
         <a:ln w="12700" cap="flat" cmpd="sng" algn="ctr">
-          <a:solidFill>
-            <a:schemeClr val="phClr"/>
-          </a:solidFill>
           <a:prstDash val="solid"/>
           <a:miter lim="800000"/>
         </a:ln>
         <a:ln w="19050" cap="flat" cmpd="sng" algn="ctr">
-          <a:solidFill>
-            <a:schemeClr val="phClr"/>
-          </a:solidFill>
           <a:prstDash val="solid"/>
           <a:miter lim="800000"/>
         </a:ln>
@@ -6876,13 +11248,7 @@
           <a:effectLst/>
         </a:effectStyle>
         <a:effectStyle>
-          <a:effectLst>
-            <a:outerShdw blurRad="57150" dist="19050" dir="5400000" algn="ctr" rotWithShape="0">
-              <a:srgbClr val="000000">
-                <a:alpha val="63000"/>
-              </a:srgbClr>
-            </a:outerShdw>
-          </a:effectLst>
+          <a:effectLst/>
         </a:effectStyle>
       </a:effectStyleLst>
       <a:bgFillStyleLst>
@@ -6892,15 +11258,13 @@
         <a:solidFill>
           <a:schemeClr val="phClr">
             <a:tint val="95000"/>
-            <a:satMod val="170000"/>
           </a:schemeClr>
         </a:solidFill>
-        <a:gradFill rotWithShape="1">
+        <a:gradFill>
           <a:gsLst>
             <a:gs pos="0">
               <a:schemeClr val="phClr">
                 <a:tint val="93000"/>
-                <a:satMod val="150000"/>
                 <a:shade val="98000"/>
                 <a:lumMod val="102000"/>
               </a:schemeClr>
@@ -6908,7 +11272,6 @@
             <a:gs pos="50000">
               <a:schemeClr val="phClr">
                 <a:tint val="98000"/>
-                <a:satMod val="130000"/>
                 <a:shade val="90000"/>
                 <a:lumMod val="103000"/>
               </a:schemeClr>
@@ -6916,21 +11279,16 @@
             <a:gs pos="100000">
               <a:schemeClr val="phClr">
                 <a:shade val="63000"/>
-                <a:satMod val="120000"/>
               </a:schemeClr>
             </a:gs>
           </a:gsLst>
           <a:lin ang="5400000" scaled="0"/>
+          <a:tileRect/>
         </a:gradFill>
       </a:bgFillStyleLst>
     </a:fmtScheme>
   </a:themeElements>
   <a:objectDefaults/>
   <a:extraClrSchemeLst/>
-  <a:extLst>
-    <a:ext uri="{05A4C25C-085E-4340-85A3-A5531E510DB2}">
-      <thm15:themeFamily xmlns:thm15="http://schemas.microsoft.com/office/thememl/2012/main" name="Office Theme" id="{62F939B6-93AF-4DB8-9C6B-D6C7DFDC589F}" vid="{4A3C46E8-61CC-4603-A589-7422A47A8E4A}"/>
-    </a:ext>
-  </a:extLst>
 </a:theme>
 </file>